--- a/docs/HPV_tables_figures_v2.docx
+++ b/docs/HPV_tables_figures_v2.docx
@@ -2204,7 +2204,7 @@
         <w:t>Table 1B</w:t>
       </w:r>
       <w:r>
-        <w:t>. Baseline characteristics after 1:up-to-4 fine matching — Cohort B (post-surgical efficacy analysis). N = 1,108 (241 vaccinated / 867 unvaccinated; mean realised ratio 3.60). Absolute standardised mean differences (|SMD|) &lt; 0.10 indicate adequate balance.</w:t>
+        <w:t>. Baseline characteristics after 1:up-to-4 fine matching — Cohort B (post-surgical efficacy analysis). N = 1,108 (241 vaccinated / 867 unvaccinated; mean realised ratio 3.60). Absolute standardised mean differences (|SMD|) &lt; 0.10 indicate adequate balance. The final row (Pre-vaccine hr-HPV+) defines the clearance co-primary analytic subset (n = 292: 110 vaccinated / 182 unvaccinated); the large |SMD| on this row reflects differential pre-vaccine molecular-pathology test frequency rather than a balance failure of the fine matching on the other covariates.</w:t>
       </w:r>
     </w:p>
     <w:p/>
@@ -4584,116 +4584,70 @@
           </w:p>
         </w:tc>
       </w:tr>
-    </w:tbl>
-    <w:p>
-      <w:r>
-        <w:br w:type="page"/>
-      </w:r>
-    </w:p>
-    <w:p>
-      <w:r>
-        <w:rPr>
-          <w:b/>
-        </w:rPr>
-        <w:t>Table 1C</w:t>
-      </w:r>
-      <w:r>
-        <w:t>. Baseline characteristics — Cohort B clearance subset (women with documented pre-vaccine hr-HPV positivity; analytic population for the hr-HPV clearance co-primary outcome). N = 292 (110 vaccinated / 182 unvaccinated). Matched-set integrity preserved by dropping fine_match_ids whose vaccinated case lacked a pre-vaccine molecular pathology record.</w:t>
-      </w:r>
-    </w:p>
-    <w:p/>
-    <w:tbl>
-      <w:tblPr>
-        <w:tblStyle w:val="LightGrid-Accent1"/>
-        <w:tblW w:type="auto" w:w="0"/>
-        <w:tblLayout w:type="fixed"/>
-        <w:tblLook w:firstColumn="1" w:firstRow="1" w:lastColumn="0" w:lastRow="0" w:noHBand="0" w:noVBand="1" w:val="04A0"/>
-      </w:tblPr>
-      <w:tblGrid>
-        <w:gridCol w:w="1994"/>
-        <w:gridCol w:w="1994"/>
-        <w:gridCol w:w="1994"/>
-        <w:gridCol w:w="1994"/>
-        <w:gridCol w:w="1994"/>
-      </w:tblGrid>
       <w:tr>
         <w:tc>
           <w:tcPr>
             <w:tcW w:type="dxa" w:w="3456"/>
-            <w:vAlign w:val="center"/>
-          </w:tcPr>
-          <w:p>
-            <w:r/>
-            <w:r>
-              <w:rPr>
-                <w:b/>
-                <w:sz w:val="18"/>
-              </w:rPr>
-              <w:t>Variable</w:t>
+          </w:tcPr>
+          <w:p>
+            <w:r/>
+            <w:r>
+              <w:rPr>
+                <w:sz w:val="18"/>
+              </w:rPr>
+              <w:t>HPV history</w:t>
             </w:r>
           </w:p>
         </w:tc>
         <w:tc>
           <w:tcPr>
             <w:tcW w:type="dxa" w:w="1584"/>
-            <w:vAlign w:val="center"/>
-          </w:tcPr>
-          <w:p>
-            <w:r/>
-            <w:r>
-              <w:rPr>
-                <w:b/>
-                <w:sz w:val="18"/>
-              </w:rPr>
-              <w:t>Vaccinated</w:t>
+          </w:tcPr>
+          <w:p>
+            <w:r/>
+            <w:r>
+              <w:rPr>
+                <w:sz w:val="18"/>
+              </w:rPr>
             </w:r>
           </w:p>
         </w:tc>
         <w:tc>
           <w:tcPr>
             <w:tcW w:type="dxa" w:w="1728"/>
-            <w:vAlign w:val="center"/>
-          </w:tcPr>
-          <w:p>
-            <w:r/>
-            <w:r>
-              <w:rPr>
-                <w:b/>
-                <w:sz w:val="18"/>
-              </w:rPr>
-              <w:t>Non-vaccinated</w:t>
+          </w:tcPr>
+          <w:p>
+            <w:r/>
+            <w:r>
+              <w:rPr>
+                <w:sz w:val="18"/>
+              </w:rPr>
             </w:r>
           </w:p>
         </w:tc>
         <w:tc>
           <w:tcPr>
             <w:tcW w:type="dxa" w:w="864"/>
-            <w:vAlign w:val="center"/>
-          </w:tcPr>
-          <w:p>
-            <w:r/>
-            <w:r>
-              <w:rPr>
-                <w:b/>
-                <w:sz w:val="18"/>
-              </w:rPr>
-              <w:t>p value</w:t>
+          </w:tcPr>
+          <w:p>
+            <w:r/>
+            <w:r>
+              <w:rPr>
+                <w:sz w:val="18"/>
+              </w:rPr>
             </w:r>
           </w:p>
         </w:tc>
         <w:tc>
           <w:tcPr>
             <w:tcW w:type="dxa" w:w="864"/>
-            <w:vAlign w:val="center"/>
-          </w:tcPr>
-          <w:p>
-            <w:r/>
-            <w:r>
-              <w:rPr>
-                <w:b/>
-                <w:sz w:val="18"/>
-              </w:rPr>
-              <w:t>|SMD|</w:t>
+          </w:tcPr>
+          <w:p>
+            <w:r/>
+            <w:r>
+              <w:rPr>
+                <w:sz w:val="18"/>
+              </w:rPr>
             </w:r>
           </w:p>
         </w:tc>
@@ -4709,7 +4663,7 @@
               <w:rPr>
                 <w:sz w:val="18"/>
               </w:rPr>
-              <w:t>N (analytic subset, pre-vaccine hr-HPV+)</w:t>
+              <w:t xml:space="preserve">  Pre-vaccine hr-HPV+ (clearance analytic subset)</w:t>
             </w:r>
           </w:p>
         </w:tc>
@@ -4723,7 +4677,7 @@
               <w:rPr>
                 <w:sz w:val="18"/>
               </w:rPr>
-              <w:t>110</w:t>
+              <w:t>110 (45.6%)</w:t>
             </w:r>
           </w:p>
         </w:tc>
@@ -4737,7 +4691,7 @@
               <w:rPr>
                 <w:sz w:val="18"/>
               </w:rPr>
-              <w:t>182</w:t>
+              <w:t>182 (21.0%)</w:t>
             </w:r>
           </w:p>
         </w:tc>
@@ -4751,6 +4705,7 @@
               <w:rPr>
                 <w:sz w:val="18"/>
               </w:rPr>
+              <w:t>&lt;0.001</w:t>
             </w:r>
           </w:p>
         </w:tc>
@@ -4764,1142 +4719,7 @@
               <w:rPr>
                 <w:sz w:val="18"/>
               </w:rPr>
-            </w:r>
-          </w:p>
-        </w:tc>
-      </w:tr>
-      <w:tr>
-        <w:tc>
-          <w:tcPr>
-            <w:tcW w:type="dxa" w:w="3456"/>
-          </w:tcPr>
-          <w:p>
-            <w:r/>
-            <w:r>
-              <w:rPr>
-                <w:sz w:val="18"/>
-              </w:rPr>
-              <w:t>Demographics</w:t>
-            </w:r>
-          </w:p>
-        </w:tc>
-        <w:tc>
-          <w:tcPr>
-            <w:tcW w:type="dxa" w:w="1584"/>
-          </w:tcPr>
-          <w:p>
-            <w:r/>
-            <w:r>
-              <w:rPr>
-                <w:sz w:val="18"/>
-              </w:rPr>
-            </w:r>
-          </w:p>
-        </w:tc>
-        <w:tc>
-          <w:tcPr>
-            <w:tcW w:type="dxa" w:w="1728"/>
-          </w:tcPr>
-          <w:p>
-            <w:r/>
-            <w:r>
-              <w:rPr>
-                <w:sz w:val="18"/>
-              </w:rPr>
-            </w:r>
-          </w:p>
-        </w:tc>
-        <w:tc>
-          <w:tcPr>
-            <w:tcW w:type="dxa" w:w="864"/>
-          </w:tcPr>
-          <w:p>
-            <w:r/>
-            <w:r>
-              <w:rPr>
-                <w:sz w:val="18"/>
-              </w:rPr>
-            </w:r>
-          </w:p>
-        </w:tc>
-        <w:tc>
-          <w:tcPr>
-            <w:tcW w:type="dxa" w:w="864"/>
-          </w:tcPr>
-          <w:p>
-            <w:r/>
-            <w:r>
-              <w:rPr>
-                <w:sz w:val="18"/>
-              </w:rPr>
-            </w:r>
-          </w:p>
-        </w:tc>
-      </w:tr>
-      <w:tr>
-        <w:tc>
-          <w:tcPr>
-            <w:tcW w:type="dxa" w:w="3456"/>
-          </w:tcPr>
-          <w:p>
-            <w:r/>
-            <w:r>
-              <w:rPr>
-                <w:sz w:val="18"/>
-              </w:rPr>
-              <w:t xml:space="preserve">  Age at index, years</w:t>
-            </w:r>
-          </w:p>
-        </w:tc>
-        <w:tc>
-          <w:tcPr>
-            <w:tcW w:type="dxa" w:w="1584"/>
-          </w:tcPr>
-          <w:p>
-            <w:r/>
-            <w:r>
-              <w:rPr>
-                <w:sz w:val="18"/>
-              </w:rPr>
-              <w:t>35.49 ± 8.11</w:t>
-            </w:r>
-          </w:p>
-        </w:tc>
-        <w:tc>
-          <w:tcPr>
-            <w:tcW w:type="dxa" w:w="1728"/>
-          </w:tcPr>
-          <w:p>
-            <w:r/>
-            <w:r>
-              <w:rPr>
-                <w:sz w:val="18"/>
-              </w:rPr>
-              <w:t>35.78 ± 7.40</w:t>
-            </w:r>
-          </w:p>
-        </w:tc>
-        <w:tc>
-          <w:tcPr>
-            <w:tcW w:type="dxa" w:w="864"/>
-          </w:tcPr>
-          <w:p>
-            <w:r/>
-            <w:r>
-              <w:rPr>
-                <w:sz w:val="18"/>
-              </w:rPr>
-              <w:t>0.760</w:t>
-            </w:r>
-          </w:p>
-        </w:tc>
-        <w:tc>
-          <w:tcPr>
-            <w:tcW w:type="dxa" w:w="864"/>
-          </w:tcPr>
-          <w:p>
-            <w:r/>
-            <w:r>
-              <w:rPr>
-                <w:sz w:val="18"/>
-              </w:rPr>
-              <w:t>0.037</w:t>
-            </w:r>
-          </w:p>
-        </w:tc>
-      </w:tr>
-      <w:tr>
-        <w:tc>
-          <w:tcPr>
-            <w:tcW w:type="dxa" w:w="3456"/>
-          </w:tcPr>
-          <w:p>
-            <w:r/>
-            <w:r>
-              <w:rPr>
-                <w:sz w:val="18"/>
-              </w:rPr>
-              <w:t xml:space="preserve">  Birth year</w:t>
-            </w:r>
-          </w:p>
-        </w:tc>
-        <w:tc>
-          <w:tcPr>
-            <w:tcW w:type="dxa" w:w="1584"/>
-          </w:tcPr>
-          <w:p>
-            <w:r/>
-            <w:r>
-              <w:rPr>
-                <w:sz w:val="18"/>
-              </w:rPr>
-              <w:t>1981.25 ± 9.12</w:t>
-            </w:r>
-          </w:p>
-        </w:tc>
-        <w:tc>
-          <w:tcPr>
-            <w:tcW w:type="dxa" w:w="1728"/>
-          </w:tcPr>
-          <w:p>
-            <w:r/>
-            <w:r>
-              <w:rPr>
-                <w:sz w:val="18"/>
-              </w:rPr>
-              <w:t>1981.42 ± 8.14</w:t>
-            </w:r>
-          </w:p>
-        </w:tc>
-        <w:tc>
-          <w:tcPr>
-            <w:tcW w:type="dxa" w:w="864"/>
-          </w:tcPr>
-          <w:p>
-            <w:r/>
-            <w:r>
-              <w:rPr>
-                <w:sz w:val="18"/>
-              </w:rPr>
-              <w:t>0.867</w:t>
-            </w:r>
-          </w:p>
-        </w:tc>
-        <w:tc>
-          <w:tcPr>
-            <w:tcW w:type="dxa" w:w="864"/>
-          </w:tcPr>
-          <w:p>
-            <w:r/>
-            <w:r>
-              <w:rPr>
-                <w:sz w:val="18"/>
-              </w:rPr>
-              <w:t>0.021</w:t>
-            </w:r>
-          </w:p>
-        </w:tc>
-      </w:tr>
-      <w:tr>
-        <w:tc>
-          <w:tcPr>
-            <w:tcW w:type="dxa" w:w="3456"/>
-          </w:tcPr>
-          <w:p>
-            <w:r/>
-            <w:r>
-              <w:rPr>
-                <w:sz w:val="18"/>
-              </w:rPr>
-              <w:t xml:space="preserve">  Index year</w:t>
-            </w:r>
-          </w:p>
-        </w:tc>
-        <w:tc>
-          <w:tcPr>
-            <w:tcW w:type="dxa" w:w="1584"/>
-          </w:tcPr>
-          <w:p>
-            <w:r/>
-            <w:r>
-              <w:rPr>
-                <w:sz w:val="18"/>
-              </w:rPr>
-              <w:t>2016.70 ± 3.58</w:t>
-            </w:r>
-          </w:p>
-        </w:tc>
-        <w:tc>
-          <w:tcPr>
-            <w:tcW w:type="dxa" w:w="1728"/>
-          </w:tcPr>
-          <w:p>
-            <w:r/>
-            <w:r>
-              <w:rPr>
-                <w:sz w:val="18"/>
-              </w:rPr>
-              <w:t>2017.20 ± 3.33</w:t>
-            </w:r>
-          </w:p>
-        </w:tc>
-        <w:tc>
-          <w:tcPr>
-            <w:tcW w:type="dxa" w:w="864"/>
-          </w:tcPr>
-          <w:p>
-            <w:r/>
-            <w:r>
-              <w:rPr>
-                <w:sz w:val="18"/>
-              </w:rPr>
-              <w:t>0.238</w:t>
-            </w:r>
-          </w:p>
-        </w:tc>
-        <w:tc>
-          <w:tcPr>
-            <w:tcW w:type="dxa" w:w="864"/>
-          </w:tcPr>
-          <w:p>
-            <w:r/>
-            <w:r>
-              <w:rPr>
-                <w:sz w:val="18"/>
-              </w:rPr>
-              <w:t>0.144</w:t>
-            </w:r>
-          </w:p>
-        </w:tc>
-      </w:tr>
-      <w:tr>
-        <w:tc>
-          <w:tcPr>
-            <w:tcW w:type="dxa" w:w="3456"/>
-          </w:tcPr>
-          <w:p>
-            <w:r/>
-            <w:r>
-              <w:rPr>
-                <w:sz w:val="18"/>
-              </w:rPr>
-              <w:t>Anthropometry</w:t>
-            </w:r>
-          </w:p>
-        </w:tc>
-        <w:tc>
-          <w:tcPr>
-            <w:tcW w:type="dxa" w:w="1584"/>
-          </w:tcPr>
-          <w:p>
-            <w:r/>
-            <w:r>
-              <w:rPr>
-                <w:sz w:val="18"/>
-              </w:rPr>
-            </w:r>
-          </w:p>
-        </w:tc>
-        <w:tc>
-          <w:tcPr>
-            <w:tcW w:type="dxa" w:w="1728"/>
-          </w:tcPr>
-          <w:p>
-            <w:r/>
-            <w:r>
-              <w:rPr>
-                <w:sz w:val="18"/>
-              </w:rPr>
-            </w:r>
-          </w:p>
-        </w:tc>
-        <w:tc>
-          <w:tcPr>
-            <w:tcW w:type="dxa" w:w="864"/>
-          </w:tcPr>
-          <w:p>
-            <w:r/>
-            <w:r>
-              <w:rPr>
-                <w:sz w:val="18"/>
-              </w:rPr>
-            </w:r>
-          </w:p>
-        </w:tc>
-        <w:tc>
-          <w:tcPr>
-            <w:tcW w:type="dxa" w:w="864"/>
-          </w:tcPr>
-          <w:p>
-            <w:r/>
-            <w:r>
-              <w:rPr>
-                <w:sz w:val="18"/>
-              </w:rPr>
-            </w:r>
-          </w:p>
-        </w:tc>
-      </w:tr>
-      <w:tr>
-        <w:tc>
-          <w:tcPr>
-            <w:tcW w:type="dxa" w:w="3456"/>
-          </w:tcPr>
-          <w:p>
-            <w:r/>
-            <w:r>
-              <w:rPr>
-                <w:sz w:val="18"/>
-              </w:rPr>
-              <w:t xml:space="preserve">  BMI, kg/m² (closest to index)</w:t>
-            </w:r>
-          </w:p>
-        </w:tc>
-        <w:tc>
-          <w:tcPr>
-            <w:tcW w:type="dxa" w:w="1584"/>
-          </w:tcPr>
-          <w:p>
-            <w:r/>
-            <w:r>
-              <w:rPr>
-                <w:sz w:val="18"/>
-              </w:rPr>
-              <w:t>22.21 ± 3.27</w:t>
-            </w:r>
-          </w:p>
-        </w:tc>
-        <w:tc>
-          <w:tcPr>
-            <w:tcW w:type="dxa" w:w="1728"/>
-          </w:tcPr>
-          <w:p>
-            <w:r/>
-            <w:r>
-              <w:rPr>
-                <w:sz w:val="18"/>
-              </w:rPr>
-              <w:t>21.78 ± 3.00</w:t>
-            </w:r>
-          </w:p>
-        </w:tc>
-        <w:tc>
-          <w:tcPr>
-            <w:tcW w:type="dxa" w:w="864"/>
-          </w:tcPr>
-          <w:p>
-            <w:r/>
-            <w:r>
-              <w:rPr>
-                <w:sz w:val="18"/>
-              </w:rPr>
-              <w:t>0.301</w:t>
-            </w:r>
-          </w:p>
-        </w:tc>
-        <w:tc>
-          <w:tcPr>
-            <w:tcW w:type="dxa" w:w="864"/>
-          </w:tcPr>
-          <w:p>
-            <w:r/>
-            <w:r>
-              <w:rPr>
-                <w:sz w:val="18"/>
-              </w:rPr>
-              <w:t>0.137</w:t>
-            </w:r>
-          </w:p>
-        </w:tc>
-      </w:tr>
-      <w:tr>
-        <w:tc>
-          <w:tcPr>
-            <w:tcW w:type="dxa" w:w="3456"/>
-          </w:tcPr>
-          <w:p>
-            <w:r/>
-            <w:r>
-              <w:rPr>
-                <w:sz w:val="18"/>
-              </w:rPr>
-              <w:t xml:space="preserve">  BMI missing</w:t>
-            </w:r>
-          </w:p>
-        </w:tc>
-        <w:tc>
-          <w:tcPr>
-            <w:tcW w:type="dxa" w:w="1584"/>
-          </w:tcPr>
-          <w:p>
-            <w:r/>
-            <w:r>
-              <w:rPr>
-                <w:sz w:val="18"/>
-              </w:rPr>
-              <w:t>18 (16.4%)</w:t>
-            </w:r>
-          </w:p>
-        </w:tc>
-        <w:tc>
-          <w:tcPr>
-            <w:tcW w:type="dxa" w:w="1728"/>
-          </w:tcPr>
-          <w:p>
-            <w:r/>
-            <w:r>
-              <w:rPr>
-                <w:sz w:val="18"/>
-              </w:rPr>
-              <w:t>19 (10.4%)</w:t>
-            </w:r>
-          </w:p>
-        </w:tc>
-        <w:tc>
-          <w:tcPr>
-            <w:tcW w:type="dxa" w:w="864"/>
-          </w:tcPr>
-          <w:p>
-            <w:r/>
-            <w:r>
-              <w:rPr>
-                <w:sz w:val="18"/>
-              </w:rPr>
-              <w:t>0.150</w:t>
-            </w:r>
-          </w:p>
-        </w:tc>
-        <w:tc>
-          <w:tcPr>
-            <w:tcW w:type="dxa" w:w="864"/>
-          </w:tcPr>
-          <w:p>
-            <w:r/>
-            <w:r>
-              <w:rPr>
-                <w:sz w:val="18"/>
-              </w:rPr>
-              <w:t>0.175</w:t>
-            </w:r>
-          </w:p>
-        </w:tc>
-      </w:tr>
-      <w:tr>
-        <w:tc>
-          <w:tcPr>
-            <w:tcW w:type="dxa" w:w="3456"/>
-          </w:tcPr>
-          <w:p>
-            <w:r/>
-            <w:r>
-              <w:rPr>
-                <w:sz w:val="18"/>
-              </w:rPr>
-              <w:t>Surgery</w:t>
-            </w:r>
-          </w:p>
-        </w:tc>
-        <w:tc>
-          <w:tcPr>
-            <w:tcW w:type="dxa" w:w="1584"/>
-          </w:tcPr>
-          <w:p>
-            <w:r/>
-            <w:r>
-              <w:rPr>
-                <w:sz w:val="18"/>
-              </w:rPr>
-            </w:r>
-          </w:p>
-        </w:tc>
-        <w:tc>
-          <w:tcPr>
-            <w:tcW w:type="dxa" w:w="1728"/>
-          </w:tcPr>
-          <w:p>
-            <w:r/>
-            <w:r>
-              <w:rPr>
-                <w:sz w:val="18"/>
-              </w:rPr>
-            </w:r>
-          </w:p>
-        </w:tc>
-        <w:tc>
-          <w:tcPr>
-            <w:tcW w:type="dxa" w:w="864"/>
-          </w:tcPr>
-          <w:p>
-            <w:r/>
-            <w:r>
-              <w:rPr>
-                <w:sz w:val="18"/>
-              </w:rPr>
-            </w:r>
-          </w:p>
-        </w:tc>
-        <w:tc>
-          <w:tcPr>
-            <w:tcW w:type="dxa" w:w="864"/>
-          </w:tcPr>
-          <w:p>
-            <w:r/>
-            <w:r>
-              <w:rPr>
-                <w:sz w:val="18"/>
-              </w:rPr>
-            </w:r>
-          </w:p>
-        </w:tc>
-      </w:tr>
-      <w:tr>
-        <w:tc>
-          <w:tcPr>
-            <w:tcW w:type="dxa" w:w="3456"/>
-          </w:tcPr>
-          <w:p>
-            <w:r/>
-            <w:r>
-              <w:rPr>
-                <w:sz w:val="18"/>
-              </w:rPr>
-              <w:t xml:space="preserve">  Hysterectomy</w:t>
-            </w:r>
-          </w:p>
-        </w:tc>
-        <w:tc>
-          <w:tcPr>
-            <w:tcW w:type="dxa" w:w="1584"/>
-          </w:tcPr>
-          <w:p>
-            <w:r/>
-            <w:r>
-              <w:rPr>
-                <w:sz w:val="18"/>
-              </w:rPr>
-              <w:t>0 (0.0%)</w:t>
-            </w:r>
-          </w:p>
-        </w:tc>
-        <w:tc>
-          <w:tcPr>
-            <w:tcW w:type="dxa" w:w="1728"/>
-          </w:tcPr>
-          <w:p>
-            <w:r/>
-            <w:r>
-              <w:rPr>
-                <w:sz w:val="18"/>
-              </w:rPr>
-              <w:t>1 (0.5%)</w:t>
-            </w:r>
-          </w:p>
-        </w:tc>
-        <w:tc>
-          <w:tcPr>
-            <w:tcW w:type="dxa" w:w="864"/>
-          </w:tcPr>
-          <w:p>
-            <w:r/>
-            <w:r>
-              <w:rPr>
-                <w:sz w:val="18"/>
-              </w:rPr>
-              <w:t>1.000</w:t>
-            </w:r>
-          </w:p>
-        </w:tc>
-        <w:tc>
-          <w:tcPr>
-            <w:tcW w:type="dxa" w:w="864"/>
-          </w:tcPr>
-          <w:p>
-            <w:r/>
-            <w:r>
-              <w:rPr>
-                <w:sz w:val="18"/>
-              </w:rPr>
-              <w:t>0.105</w:t>
-            </w:r>
-          </w:p>
-        </w:tc>
-      </w:tr>
-      <w:tr>
-        <w:tc>
-          <w:tcPr>
-            <w:tcW w:type="dxa" w:w="3456"/>
-          </w:tcPr>
-          <w:p>
-            <w:r/>
-            <w:r>
-              <w:rPr>
-                <w:sz w:val="18"/>
-              </w:rPr>
-              <w:t xml:space="preserve">  Conization</w:t>
-            </w:r>
-          </w:p>
-        </w:tc>
-        <w:tc>
-          <w:tcPr>
-            <w:tcW w:type="dxa" w:w="1584"/>
-          </w:tcPr>
-          <w:p>
-            <w:r/>
-            <w:r>
-              <w:rPr>
-                <w:sz w:val="18"/>
-              </w:rPr>
-              <w:t>110 (100.0%)</w:t>
-            </w:r>
-          </w:p>
-        </w:tc>
-        <w:tc>
-          <w:tcPr>
-            <w:tcW w:type="dxa" w:w="1728"/>
-          </w:tcPr>
-          <w:p>
-            <w:r/>
-            <w:r>
-              <w:rPr>
-                <w:sz w:val="18"/>
-              </w:rPr>
-              <w:t>181 (99.5%)</w:t>
-            </w:r>
-          </w:p>
-        </w:tc>
-        <w:tc>
-          <w:tcPr>
-            <w:tcW w:type="dxa" w:w="864"/>
-          </w:tcPr>
-          <w:p>
-            <w:r/>
-            <w:r>
-              <w:rPr>
-                <w:sz w:val="18"/>
-              </w:rPr>
-              <w:t>1.000</w:t>
-            </w:r>
-          </w:p>
-        </w:tc>
-        <w:tc>
-          <w:tcPr>
-            <w:tcW w:type="dxa" w:w="864"/>
-          </w:tcPr>
-          <w:p>
-            <w:r/>
-            <w:r>
-              <w:rPr>
-                <w:sz w:val="18"/>
-              </w:rPr>
-              <w:t>0.105</w:t>
-            </w:r>
-          </w:p>
-        </w:tc>
-      </w:tr>
-      <w:tr>
-        <w:tc>
-          <w:tcPr>
-            <w:tcW w:type="dxa" w:w="3456"/>
-          </w:tcPr>
-          <w:p>
-            <w:r/>
-            <w:r>
-              <w:rPr>
-                <w:sz w:val="18"/>
-              </w:rPr>
-              <w:t xml:space="preserve">  Age at surgery, years</w:t>
-            </w:r>
-          </w:p>
-        </w:tc>
-        <w:tc>
-          <w:tcPr>
-            <w:tcW w:type="dxa" w:w="1584"/>
-          </w:tcPr>
-          <w:p>
-            <w:r/>
-            <w:r>
-              <w:rPr>
-                <w:sz w:val="18"/>
-              </w:rPr>
-              <w:t>34.94 ± 8.03</w:t>
-            </w:r>
-          </w:p>
-        </w:tc>
-        <w:tc>
-          <w:tcPr>
-            <w:tcW w:type="dxa" w:w="1728"/>
-          </w:tcPr>
-          <w:p>
-            <w:r/>
-            <w:r>
-              <w:rPr>
-                <w:sz w:val="18"/>
-              </w:rPr>
-              <w:t>35.27 ± 7.38</w:t>
-            </w:r>
-          </w:p>
-        </w:tc>
-        <w:tc>
-          <w:tcPr>
-            <w:tcW w:type="dxa" w:w="864"/>
-          </w:tcPr>
-          <w:p>
-            <w:r/>
-            <w:r>
-              <w:rPr>
-                <w:sz w:val="18"/>
-              </w:rPr>
-              <w:t>0.724</w:t>
-            </w:r>
-          </w:p>
-        </w:tc>
-        <w:tc>
-          <w:tcPr>
-            <w:tcW w:type="dxa" w:w="864"/>
-          </w:tcPr>
-          <w:p>
-            <w:r/>
-            <w:r>
-              <w:rPr>
-                <w:sz w:val="18"/>
-              </w:rPr>
-              <w:t>0.043</w:t>
-            </w:r>
-          </w:p>
-        </w:tc>
-      </w:tr>
-      <w:tr>
-        <w:tc>
-          <w:tcPr>
-            <w:tcW w:type="dxa" w:w="3456"/>
-          </w:tcPr>
-          <w:p>
-            <w:r/>
-            <w:r>
-              <w:rPr>
-                <w:sz w:val="18"/>
-              </w:rPr>
-              <w:t xml:space="preserve">  Surgery year</w:t>
-            </w:r>
-          </w:p>
-        </w:tc>
-        <w:tc>
-          <w:tcPr>
-            <w:tcW w:type="dxa" w:w="1584"/>
-          </w:tcPr>
-          <w:p>
-            <w:r/>
-            <w:r>
-              <w:rPr>
-                <w:sz w:val="18"/>
-              </w:rPr>
-              <w:t>2016.05 ± 3.59</w:t>
-            </w:r>
-          </w:p>
-        </w:tc>
-        <w:tc>
-          <w:tcPr>
-            <w:tcW w:type="dxa" w:w="1728"/>
-          </w:tcPr>
-          <w:p>
-            <w:r/>
-            <w:r>
-              <w:rPr>
-                <w:sz w:val="18"/>
-              </w:rPr>
-              <w:t>2016.64 ± 3.28</w:t>
-            </w:r>
-          </w:p>
-        </w:tc>
-        <w:tc>
-          <w:tcPr>
-            <w:tcW w:type="dxa" w:w="864"/>
-          </w:tcPr>
-          <w:p>
-            <w:r/>
-            <w:r>
-              <w:rPr>
-                <w:sz w:val="18"/>
-              </w:rPr>
-              <w:t>0.163</w:t>
-            </w:r>
-          </w:p>
-        </w:tc>
-        <w:tc>
-          <w:tcPr>
-            <w:tcW w:type="dxa" w:w="864"/>
-          </w:tcPr>
-          <w:p>
-            <w:r/>
-            <w:r>
-              <w:rPr>
-                <w:sz w:val="18"/>
-              </w:rPr>
-              <w:t>0.171</w:t>
-            </w:r>
-          </w:p>
-        </w:tc>
-      </w:tr>
-      <w:tr>
-        <w:tc>
-          <w:tcPr>
-            <w:tcW w:type="dxa" w:w="3456"/>
-          </w:tcPr>
-          <w:p>
-            <w:r/>
-            <w:r>
-              <w:rPr>
-                <w:sz w:val="18"/>
-              </w:rPr>
-              <w:t xml:space="preserve">  Days surgery → index</w:t>
-            </w:r>
-          </w:p>
-        </w:tc>
-        <w:tc>
-          <w:tcPr>
-            <w:tcW w:type="dxa" w:w="1584"/>
-          </w:tcPr>
-          <w:p>
-            <w:r/>
-            <w:r>
-              <w:rPr>
-                <w:sz w:val="18"/>
-              </w:rPr>
-              <w:t>202.43 ± 268.29</w:t>
-            </w:r>
-          </w:p>
-        </w:tc>
-        <w:tc>
-          <w:tcPr>
-            <w:tcW w:type="dxa" w:w="1728"/>
-          </w:tcPr>
-          <w:p>
-            <w:r/>
-            <w:r>
-              <w:rPr>
-                <w:sz w:val="18"/>
-              </w:rPr>
-              <w:t>187.03 ± 233.92</w:t>
-            </w:r>
-          </w:p>
-        </w:tc>
-        <w:tc>
-          <w:tcPr>
-            <w:tcW w:type="dxa" w:w="864"/>
-          </w:tcPr>
-          <w:p>
-            <w:r/>
-            <w:r>
-              <w:rPr>
-                <w:sz w:val="18"/>
-              </w:rPr>
-              <w:t>0.619</w:t>
-            </w:r>
-          </w:p>
-        </w:tc>
-        <w:tc>
-          <w:tcPr>
-            <w:tcW w:type="dxa" w:w="864"/>
-          </w:tcPr>
-          <w:p>
-            <w:r/>
-            <w:r>
-              <w:rPr>
-                <w:sz w:val="18"/>
-              </w:rPr>
-              <w:t>0.061</w:t>
-            </w:r>
-          </w:p>
-        </w:tc>
-      </w:tr>
-      <w:tr>
-        <w:tc>
-          <w:tcPr>
-            <w:tcW w:type="dxa" w:w="3456"/>
-          </w:tcPr>
-          <w:p>
-            <w:r/>
-            <w:r>
-              <w:rPr>
-                <w:sz w:val="18"/>
-              </w:rPr>
-              <w:t>Follow-up</w:t>
-            </w:r>
-          </w:p>
-        </w:tc>
-        <w:tc>
-          <w:tcPr>
-            <w:tcW w:type="dxa" w:w="1584"/>
-          </w:tcPr>
-          <w:p>
-            <w:r/>
-            <w:r>
-              <w:rPr>
-                <w:sz w:val="18"/>
-              </w:rPr>
-            </w:r>
-          </w:p>
-        </w:tc>
-        <w:tc>
-          <w:tcPr>
-            <w:tcW w:type="dxa" w:w="1728"/>
-          </w:tcPr>
-          <w:p>
-            <w:r/>
-            <w:r>
-              <w:rPr>
-                <w:sz w:val="18"/>
-              </w:rPr>
-            </w:r>
-          </w:p>
-        </w:tc>
-        <w:tc>
-          <w:tcPr>
-            <w:tcW w:type="dxa" w:w="864"/>
-          </w:tcPr>
-          <w:p>
-            <w:r/>
-            <w:r>
-              <w:rPr>
-                <w:sz w:val="18"/>
-              </w:rPr>
-            </w:r>
-          </w:p>
-        </w:tc>
-        <w:tc>
-          <w:tcPr>
-            <w:tcW w:type="dxa" w:w="864"/>
-          </w:tcPr>
-          <w:p>
-            <w:r/>
-            <w:r>
-              <w:rPr>
-                <w:sz w:val="18"/>
-              </w:rPr>
-            </w:r>
-          </w:p>
-        </w:tc>
-      </w:tr>
-      <w:tr>
-        <w:tc>
-          <w:tcPr>
-            <w:tcW w:type="dxa" w:w="3456"/>
-          </w:tcPr>
-          <w:p>
-            <w:r/>
-            <w:r>
-              <w:rPr>
-                <w:sz w:val="18"/>
-              </w:rPr>
-              <w:t xml:space="preserve">  Follow-up days</w:t>
-            </w:r>
-          </w:p>
-        </w:tc>
-        <w:tc>
-          <w:tcPr>
-            <w:tcW w:type="dxa" w:w="1584"/>
-          </w:tcPr>
-          <w:p>
-            <w:r/>
-            <w:r>
-              <w:rPr>
-                <w:sz w:val="18"/>
-              </w:rPr>
-              <w:t>2264.60 ± 1396.24</w:t>
-            </w:r>
-          </w:p>
-        </w:tc>
-        <w:tc>
-          <w:tcPr>
-            <w:tcW w:type="dxa" w:w="1728"/>
-          </w:tcPr>
-          <w:p>
-            <w:r/>
-            <w:r>
-              <w:rPr>
-                <w:sz w:val="18"/>
-              </w:rPr>
-              <w:t>2111.74 ± 1228.42</w:t>
-            </w:r>
-          </w:p>
-        </w:tc>
-        <w:tc>
-          <w:tcPr>
-            <w:tcW w:type="dxa" w:w="864"/>
-          </w:tcPr>
-          <w:p>
-            <w:r/>
-            <w:r>
-              <w:rPr>
-                <w:sz w:val="18"/>
-              </w:rPr>
-              <w:t>0.344</w:t>
-            </w:r>
-          </w:p>
-        </w:tc>
-        <w:tc>
-          <w:tcPr>
-            <w:tcW w:type="dxa" w:w="864"/>
-          </w:tcPr>
-          <w:p>
-            <w:r/>
-            <w:r>
-              <w:rPr>
-                <w:sz w:val="18"/>
-              </w:rPr>
-              <w:t>0.116</w:t>
-            </w:r>
-          </w:p>
-        </w:tc>
-      </w:tr>
-      <w:tr>
-        <w:tc>
-          <w:tcPr>
-            <w:tcW w:type="dxa" w:w="3456"/>
-          </w:tcPr>
-          <w:p>
-            <w:r/>
-            <w:r>
-              <w:rPr>
-                <w:sz w:val="18"/>
-              </w:rPr>
-              <w:t xml:space="preserve">  Death during follow-up</w:t>
-            </w:r>
-          </w:p>
-        </w:tc>
-        <w:tc>
-          <w:tcPr>
-            <w:tcW w:type="dxa" w:w="1584"/>
-          </w:tcPr>
-          <w:p>
-            <w:r/>
-            <w:r>
-              <w:rPr>
-                <w:sz w:val="18"/>
-              </w:rPr>
-              <w:t>0 (0.0%)</w:t>
-            </w:r>
-          </w:p>
-        </w:tc>
-        <w:tc>
-          <w:tcPr>
-            <w:tcW w:type="dxa" w:w="1728"/>
-          </w:tcPr>
-          <w:p>
-            <w:r/>
-            <w:r>
-              <w:rPr>
-                <w:sz w:val="18"/>
-              </w:rPr>
-              <w:t>0 (0.0%)</w:t>
-            </w:r>
-          </w:p>
-        </w:tc>
-        <w:tc>
-          <w:tcPr>
-            <w:tcW w:type="dxa" w:w="864"/>
-          </w:tcPr>
-          <w:p>
-            <w:r/>
-            <w:r>
-              <w:rPr>
-                <w:sz w:val="18"/>
-              </w:rPr>
-              <w:t>1.000</w:t>
-            </w:r>
-          </w:p>
-        </w:tc>
-        <w:tc>
-          <w:tcPr>
-            <w:tcW w:type="dxa" w:w="864"/>
-          </w:tcPr>
-          <w:p>
-            <w:r/>
-            <w:r>
-              <w:rPr>
-                <w:sz w:val="18"/>
-              </w:rPr>
-              <w:t>-</w:t>
+              <w:t>0.542</w:t>
             </w:r>
           </w:p>
         </w:tc>

--- a/docs/HPV_tables_figures_v2.docx
+++ b/docs/HPV_tables_figures_v2.docx
@@ -182,7 +182,7 @@
       <w:r>
         <w:drawing>
           <wp:inline xmlns:a="http://schemas.openxmlformats.org/drawingml/2006/main" xmlns:pic="http://schemas.openxmlformats.org/drawingml/2006/picture">
-            <wp:extent cx="6217920" cy="2418482"/>
+            <wp:extent cx="6217920" cy="2407668"/>
             <wp:docPr id="4" name="Picture 4"/>
             <wp:cNvGraphicFramePr>
               <a:graphicFrameLocks noChangeAspect="1"/>
@@ -203,7 +203,7 @@
                   <pic:spPr>
                     <a:xfrm>
                       <a:off x="0" y="0"/>
-                      <a:ext cx="6217920" cy="2418482"/>
+                      <a:ext cx="6217920" cy="2407668"/>
                     </a:xfrm>
                     <a:prstGeom prst="rect"/>
                   </pic:spPr>
@@ -2204,7 +2204,7 @@
         <w:t>Table 1B</w:t>
       </w:r>
       <w:r>
-        <w:t>. Baseline characteristics after 1:up-to-4 fine matching — Cohort B (post-surgical efficacy analysis). N = 1,108 (241 vaccinated / 867 unvaccinated; mean realised ratio 3.60). Absolute standardised mean differences (|SMD|) &lt; 0.10 indicate adequate balance. The final row (Pre-vaccine hr-HPV+) defines the clearance co-primary analytic subset (n = 292: 110 vaccinated / 182 unvaccinated); the large |SMD| on this row reflects differential pre-vaccine molecular-pathology test frequency rather than a balance failure of the fine matching on the other covariates.</w:t>
+        <w:t>. Baseline characteristics after 1:up-to-4 fine matching — Cohort B (post-surgical efficacy analysis; ≥1-dose, no-landmark legacy exposure definition retained for reference). N = 1,108 (241 vaccinated / 867 unvaccinated; mean realised ratio 3.60). Absolute standardised mean differences (|SMD|) &lt; 0.10 indicate adequate balance. The final row (Pre-vaccine hr-HPV+) defines the clearance co-primary analytic subset (n = 292: 110 vaccinated / 182 unvaccinated); the large |SMD| on this row reflects differential pre-vaccine molecular-pathology test frequency rather than a balance failure of the fine matching on the other covariates.</w:t>
       </w:r>
     </w:p>
     <w:p/>
@@ -4720,6 +4720,2988 @@
                 <w:sz w:val="18"/>
               </w:rPr>
               <w:t>0.542</w:t>
+            </w:r>
+          </w:p>
+        </w:tc>
+      </w:tr>
+    </w:tbl>
+    <w:p>
+      <w:r>
+        <w:br w:type="page"/>
+      </w:r>
+    </w:p>
+    <w:p>
+      <w:r>
+        <w:rPr>
+          <w:b/>
+        </w:rPr>
+        <w:t>Table 1C</w:t>
+      </w:r>
+      <w:r>
+        <w:t>. Baseline characteristics under the ≥2-dose + 3-month landmark PRIMARY exposure definition — Cohort B (post-surgical efficacy analysis). N = 934 (204 vaccinated / 730 fine-matched controls). Matched-set integrity preserved: vaccinated cases failing the ≥2-dose or landmark filter had their full fine-matched set removed. Additional variables — pre-surgery / post-surgery HPV test status (any-time and pre-vaccine windowed) and surgical-pathology severity (HSIL/CIN3 vs invasive cancer vs lower-grade) — are added to support cohort characterisation requested at revision.</w:t>
+      </w:r>
+    </w:p>
+    <w:p/>
+    <w:tbl>
+      <w:tblPr>
+        <w:tblStyle w:val="LightGrid-Accent1"/>
+        <w:tblW w:type="auto" w:w="0"/>
+        <w:tblLayout w:type="fixed"/>
+        <w:tblLook w:firstColumn="1" w:firstRow="1" w:lastColumn="0" w:lastRow="0" w:noHBand="0" w:noVBand="1" w:val="04A0"/>
+      </w:tblPr>
+      <w:tblGrid>
+        <w:gridCol w:w="1994"/>
+        <w:gridCol w:w="1994"/>
+        <w:gridCol w:w="1994"/>
+        <w:gridCol w:w="1994"/>
+        <w:gridCol w:w="1994"/>
+      </w:tblGrid>
+      <w:tr>
+        <w:tc>
+          <w:tcPr>
+            <w:tcW w:type="dxa" w:w="3456"/>
+            <w:vAlign w:val="center"/>
+          </w:tcPr>
+          <w:p>
+            <w:r/>
+            <w:r>
+              <w:rPr>
+                <w:b/>
+                <w:sz w:val="18"/>
+              </w:rPr>
+              <w:t>Variable</w:t>
+            </w:r>
+          </w:p>
+        </w:tc>
+        <w:tc>
+          <w:tcPr>
+            <w:tcW w:type="dxa" w:w="1584"/>
+            <w:vAlign w:val="center"/>
+          </w:tcPr>
+          <w:p>
+            <w:r/>
+            <w:r>
+              <w:rPr>
+                <w:b/>
+                <w:sz w:val="18"/>
+              </w:rPr>
+              <w:t>Vaccinated</w:t>
+            </w:r>
+          </w:p>
+        </w:tc>
+        <w:tc>
+          <w:tcPr>
+            <w:tcW w:type="dxa" w:w="1728"/>
+            <w:vAlign w:val="center"/>
+          </w:tcPr>
+          <w:p>
+            <w:r/>
+            <w:r>
+              <w:rPr>
+                <w:b/>
+                <w:sz w:val="18"/>
+              </w:rPr>
+              <w:t>Non-vaccinated</w:t>
+            </w:r>
+          </w:p>
+        </w:tc>
+        <w:tc>
+          <w:tcPr>
+            <w:tcW w:type="dxa" w:w="864"/>
+            <w:vAlign w:val="center"/>
+          </w:tcPr>
+          <w:p>
+            <w:r/>
+            <w:r>
+              <w:rPr>
+                <w:b/>
+                <w:sz w:val="18"/>
+              </w:rPr>
+              <w:t>p value</w:t>
+            </w:r>
+          </w:p>
+        </w:tc>
+        <w:tc>
+          <w:tcPr>
+            <w:tcW w:type="dxa" w:w="864"/>
+            <w:vAlign w:val="center"/>
+          </w:tcPr>
+          <w:p>
+            <w:r/>
+            <w:r>
+              <w:rPr>
+                <w:b/>
+                <w:sz w:val="18"/>
+              </w:rPr>
+              <w:t>|SMD|</w:t>
+            </w:r>
+          </w:p>
+        </w:tc>
+      </w:tr>
+      <w:tr>
+        <w:tc>
+          <w:tcPr>
+            <w:tcW w:type="dxa" w:w="3456"/>
+          </w:tcPr>
+          <w:p>
+            <w:r/>
+            <w:r>
+              <w:rPr>
+                <w:sz w:val="18"/>
+              </w:rPr>
+              <w:t>— ≥2 DOSE + 3-MO LANDMARK PRIMARY (n=934: 204 vac / 730 non-vac) —</w:t>
+            </w:r>
+          </w:p>
+        </w:tc>
+        <w:tc>
+          <w:tcPr>
+            <w:tcW w:type="dxa" w:w="1584"/>
+          </w:tcPr>
+          <w:p>
+            <w:r/>
+            <w:r>
+              <w:rPr>
+                <w:sz w:val="18"/>
+              </w:rPr>
+            </w:r>
+          </w:p>
+        </w:tc>
+        <w:tc>
+          <w:tcPr>
+            <w:tcW w:type="dxa" w:w="1728"/>
+          </w:tcPr>
+          <w:p>
+            <w:r/>
+            <w:r>
+              <w:rPr>
+                <w:sz w:val="18"/>
+              </w:rPr>
+            </w:r>
+          </w:p>
+        </w:tc>
+        <w:tc>
+          <w:tcPr>
+            <w:tcW w:type="dxa" w:w="864"/>
+          </w:tcPr>
+          <w:p>
+            <w:r/>
+            <w:r>
+              <w:rPr>
+                <w:sz w:val="18"/>
+              </w:rPr>
+            </w:r>
+          </w:p>
+        </w:tc>
+        <w:tc>
+          <w:tcPr>
+            <w:tcW w:type="dxa" w:w="864"/>
+          </w:tcPr>
+          <w:p>
+            <w:r/>
+            <w:r>
+              <w:rPr>
+                <w:sz w:val="18"/>
+              </w:rPr>
+            </w:r>
+          </w:p>
+        </w:tc>
+      </w:tr>
+      <w:tr>
+        <w:tc>
+          <w:tcPr>
+            <w:tcW w:type="dxa" w:w="3456"/>
+          </w:tcPr>
+          <w:p>
+            <w:r/>
+            <w:r>
+              <w:rPr>
+                <w:sz w:val="18"/>
+              </w:rPr>
+              <w:t xml:space="preserve">  Age at index, years</w:t>
+            </w:r>
+          </w:p>
+        </w:tc>
+        <w:tc>
+          <w:tcPr>
+            <w:tcW w:type="dxa" w:w="1584"/>
+          </w:tcPr>
+          <w:p>
+            <w:r/>
+            <w:r>
+              <w:rPr>
+                <w:sz w:val="18"/>
+              </w:rPr>
+              <w:t>36.96 ± 9.41</w:t>
+            </w:r>
+          </w:p>
+        </w:tc>
+        <w:tc>
+          <w:tcPr>
+            <w:tcW w:type="dxa" w:w="1728"/>
+          </w:tcPr>
+          <w:p>
+            <w:r/>
+            <w:r>
+              <w:rPr>
+                <w:sz w:val="18"/>
+              </w:rPr>
+              <w:t>36.92 ± 8.37</w:t>
+            </w:r>
+          </w:p>
+        </w:tc>
+        <w:tc>
+          <w:tcPr>
+            <w:tcW w:type="dxa" w:w="864"/>
+          </w:tcPr>
+          <w:p>
+            <w:r/>
+            <w:r>
+              <w:rPr>
+                <w:sz w:val="18"/>
+              </w:rPr>
+              <w:t>0.959</w:t>
+            </w:r>
+          </w:p>
+        </w:tc>
+        <w:tc>
+          <w:tcPr>
+            <w:tcW w:type="dxa" w:w="864"/>
+          </w:tcPr>
+          <w:p>
+            <w:r/>
+            <w:r>
+              <w:rPr>
+                <w:sz w:val="18"/>
+              </w:rPr>
+              <w:t>0.004</w:t>
+            </w:r>
+          </w:p>
+        </w:tc>
+      </w:tr>
+      <w:tr>
+        <w:tc>
+          <w:tcPr>
+            <w:tcW w:type="dxa" w:w="3456"/>
+          </w:tcPr>
+          <w:p>
+            <w:r/>
+            <w:r>
+              <w:rPr>
+                <w:sz w:val="18"/>
+              </w:rPr>
+              <w:t xml:space="preserve">  BMI, kg/m²</w:t>
+            </w:r>
+          </w:p>
+        </w:tc>
+        <w:tc>
+          <w:tcPr>
+            <w:tcW w:type="dxa" w:w="1584"/>
+          </w:tcPr>
+          <w:p>
+            <w:r/>
+            <w:r>
+              <w:rPr>
+                <w:sz w:val="18"/>
+              </w:rPr>
+              <w:t>22.49 ± 3.64</w:t>
+            </w:r>
+          </w:p>
+        </w:tc>
+        <w:tc>
+          <w:tcPr>
+            <w:tcW w:type="dxa" w:w="1728"/>
+          </w:tcPr>
+          <w:p>
+            <w:r/>
+            <w:r>
+              <w:rPr>
+                <w:sz w:val="18"/>
+              </w:rPr>
+              <w:t>22.38 ± 3.88</w:t>
+            </w:r>
+          </w:p>
+        </w:tc>
+        <w:tc>
+          <w:tcPr>
+            <w:tcW w:type="dxa" w:w="864"/>
+          </w:tcPr>
+          <w:p>
+            <w:r/>
+            <w:r>
+              <w:rPr>
+                <w:sz w:val="18"/>
+              </w:rPr>
+              <w:t>0.733</w:t>
+            </w:r>
+          </w:p>
+        </w:tc>
+        <w:tc>
+          <w:tcPr>
+            <w:tcW w:type="dxa" w:w="864"/>
+          </w:tcPr>
+          <w:p>
+            <w:r/>
+            <w:r>
+              <w:rPr>
+                <w:sz w:val="18"/>
+              </w:rPr>
+              <w:t>0.030</w:t>
+            </w:r>
+          </w:p>
+        </w:tc>
+      </w:tr>
+      <w:tr>
+        <w:tc>
+          <w:tcPr>
+            <w:tcW w:type="dxa" w:w="3456"/>
+          </w:tcPr>
+          <w:p>
+            <w:r/>
+            <w:r>
+              <w:rPr>
+                <w:sz w:val="18"/>
+              </w:rPr>
+              <w:t xml:space="preserve">  Systolic BP, mmHg</w:t>
+            </w:r>
+          </w:p>
+        </w:tc>
+        <w:tc>
+          <w:tcPr>
+            <w:tcW w:type="dxa" w:w="1584"/>
+          </w:tcPr>
+          <w:p>
+            <w:r/>
+            <w:r>
+              <w:rPr>
+                <w:sz w:val="18"/>
+              </w:rPr>
+              <w:t>113.50 ± 13.42</w:t>
+            </w:r>
+          </w:p>
+        </w:tc>
+        <w:tc>
+          <w:tcPr>
+            <w:tcW w:type="dxa" w:w="1728"/>
+          </w:tcPr>
+          <w:p>
+            <w:r/>
+            <w:r>
+              <w:rPr>
+                <w:sz w:val="18"/>
+              </w:rPr>
+              <w:t>112.90 ± 13.73</w:t>
+            </w:r>
+          </w:p>
+        </w:tc>
+        <w:tc>
+          <w:tcPr>
+            <w:tcW w:type="dxa" w:w="864"/>
+          </w:tcPr>
+          <w:p>
+            <w:r/>
+            <w:r>
+              <w:rPr>
+                <w:sz w:val="18"/>
+              </w:rPr>
+              <w:t>0.616</w:t>
+            </w:r>
+          </w:p>
+        </w:tc>
+        <w:tc>
+          <w:tcPr>
+            <w:tcW w:type="dxa" w:w="864"/>
+          </w:tcPr>
+          <w:p>
+            <w:r/>
+            <w:r>
+              <w:rPr>
+                <w:sz w:val="18"/>
+              </w:rPr>
+              <w:t>0.045</w:t>
+            </w:r>
+          </w:p>
+        </w:tc>
+      </w:tr>
+      <w:tr>
+        <w:tc>
+          <w:tcPr>
+            <w:tcW w:type="dxa" w:w="3456"/>
+          </w:tcPr>
+          <w:p>
+            <w:r/>
+            <w:r>
+              <w:rPr>
+                <w:sz w:val="18"/>
+              </w:rPr>
+              <w:t xml:space="preserve">  Diastolic BP, mmHg</w:t>
+            </w:r>
+          </w:p>
+        </w:tc>
+        <w:tc>
+          <w:tcPr>
+            <w:tcW w:type="dxa" w:w="1584"/>
+          </w:tcPr>
+          <w:p>
+            <w:r/>
+            <w:r>
+              <w:rPr>
+                <w:sz w:val="18"/>
+              </w:rPr>
+              <w:t>72.15 ± 10.46</w:t>
+            </w:r>
+          </w:p>
+        </w:tc>
+        <w:tc>
+          <w:tcPr>
+            <w:tcW w:type="dxa" w:w="1728"/>
+          </w:tcPr>
+          <w:p>
+            <w:r/>
+            <w:r>
+              <w:rPr>
+                <w:sz w:val="18"/>
+              </w:rPr>
+              <w:t>71.58 ± 11.96</w:t>
+            </w:r>
+          </w:p>
+        </w:tc>
+        <w:tc>
+          <w:tcPr>
+            <w:tcW w:type="dxa" w:w="864"/>
+          </w:tcPr>
+          <w:p>
+            <w:r/>
+            <w:r>
+              <w:rPr>
+                <w:sz w:val="18"/>
+              </w:rPr>
+              <w:t>0.555</w:t>
+            </w:r>
+          </w:p>
+        </w:tc>
+        <w:tc>
+          <w:tcPr>
+            <w:tcW w:type="dxa" w:w="864"/>
+          </w:tcPr>
+          <w:p>
+            <w:r/>
+            <w:r>
+              <w:rPr>
+                <w:sz w:val="18"/>
+              </w:rPr>
+              <w:t>0.051</w:t>
+            </w:r>
+          </w:p>
+        </w:tc>
+      </w:tr>
+      <w:tr>
+        <w:tc>
+          <w:tcPr>
+            <w:tcW w:type="dxa" w:w="3456"/>
+          </w:tcPr>
+          <w:p>
+            <w:r/>
+            <w:r>
+              <w:rPr>
+                <w:sz w:val="18"/>
+              </w:rPr>
+              <w:t xml:space="preserve">  Smoking: Never</w:t>
+            </w:r>
+          </w:p>
+        </w:tc>
+        <w:tc>
+          <w:tcPr>
+            <w:tcW w:type="dxa" w:w="1584"/>
+          </w:tcPr>
+          <w:p>
+            <w:r/>
+            <w:r>
+              <w:rPr>
+                <w:sz w:val="18"/>
+              </w:rPr>
+              <w:t>36 (17.6%)</w:t>
+            </w:r>
+          </w:p>
+        </w:tc>
+        <w:tc>
+          <w:tcPr>
+            <w:tcW w:type="dxa" w:w="1728"/>
+          </w:tcPr>
+          <w:p>
+            <w:r/>
+            <w:r>
+              <w:rPr>
+                <w:sz w:val="18"/>
+              </w:rPr>
+              <w:t>76 (10.4%)</w:t>
+            </w:r>
+          </w:p>
+        </w:tc>
+        <w:tc>
+          <w:tcPr>
+            <w:tcW w:type="dxa" w:w="864"/>
+          </w:tcPr>
+          <w:p>
+            <w:r/>
+            <w:r>
+              <w:rPr>
+                <w:sz w:val="18"/>
+              </w:rPr>
+              <w:t>0.007</w:t>
+            </w:r>
+          </w:p>
+        </w:tc>
+        <w:tc>
+          <w:tcPr>
+            <w:tcW w:type="dxa" w:w="864"/>
+          </w:tcPr>
+          <w:p>
+            <w:r/>
+            <w:r>
+              <w:rPr>
+                <w:sz w:val="18"/>
+              </w:rPr>
+              <w:t>0.210</w:t>
+            </w:r>
+          </w:p>
+        </w:tc>
+      </w:tr>
+      <w:tr>
+        <w:tc>
+          <w:tcPr>
+            <w:tcW w:type="dxa" w:w="3456"/>
+          </w:tcPr>
+          <w:p>
+            <w:r/>
+            <w:r>
+              <w:rPr>
+                <w:sz w:val="18"/>
+              </w:rPr>
+              <w:t xml:space="preserve">  Smoking: Former</w:t>
+            </w:r>
+          </w:p>
+        </w:tc>
+        <w:tc>
+          <w:tcPr>
+            <w:tcW w:type="dxa" w:w="1584"/>
+          </w:tcPr>
+          <w:p>
+            <w:r/>
+            <w:r>
+              <w:rPr>
+                <w:sz w:val="18"/>
+              </w:rPr>
+              <w:t>0 (0.0%)</w:t>
+            </w:r>
+          </w:p>
+        </w:tc>
+        <w:tc>
+          <w:tcPr>
+            <w:tcW w:type="dxa" w:w="1728"/>
+          </w:tcPr>
+          <w:p>
+            <w:r/>
+            <w:r>
+              <w:rPr>
+                <w:sz w:val="18"/>
+              </w:rPr>
+              <w:t>3 (0.4%)</w:t>
+            </w:r>
+          </w:p>
+        </w:tc>
+        <w:tc>
+          <w:tcPr>
+            <w:tcW w:type="dxa" w:w="864"/>
+          </w:tcPr>
+          <w:p>
+            <w:r/>
+            <w:r>
+              <w:rPr>
+                <w:sz w:val="18"/>
+              </w:rPr>
+              <w:t>1.000</w:t>
+            </w:r>
+          </w:p>
+        </w:tc>
+        <w:tc>
+          <w:tcPr>
+            <w:tcW w:type="dxa" w:w="864"/>
+          </w:tcPr>
+          <w:p>
+            <w:r/>
+            <w:r>
+              <w:rPr>
+                <w:sz w:val="18"/>
+              </w:rPr>
+              <w:t>0.091</w:t>
+            </w:r>
+          </w:p>
+        </w:tc>
+      </w:tr>
+      <w:tr>
+        <w:tc>
+          <w:tcPr>
+            <w:tcW w:type="dxa" w:w="3456"/>
+          </w:tcPr>
+          <w:p>
+            <w:r/>
+            <w:r>
+              <w:rPr>
+                <w:sz w:val="18"/>
+              </w:rPr>
+              <w:t xml:space="preserve">  Smoking: Current</w:t>
+            </w:r>
+          </w:p>
+        </w:tc>
+        <w:tc>
+          <w:tcPr>
+            <w:tcW w:type="dxa" w:w="1584"/>
+          </w:tcPr>
+          <w:p>
+            <w:r/>
+            <w:r>
+              <w:rPr>
+                <w:sz w:val="18"/>
+              </w:rPr>
+              <w:t>5 (2.5%)</w:t>
+            </w:r>
+          </w:p>
+        </w:tc>
+        <w:tc>
+          <w:tcPr>
+            <w:tcW w:type="dxa" w:w="1728"/>
+          </w:tcPr>
+          <w:p>
+            <w:r/>
+            <w:r>
+              <w:rPr>
+                <w:sz w:val="18"/>
+              </w:rPr>
+              <w:t>6 (0.8%)</w:t>
+            </w:r>
+          </w:p>
+        </w:tc>
+        <w:tc>
+          <w:tcPr>
+            <w:tcW w:type="dxa" w:w="864"/>
+          </w:tcPr>
+          <w:p>
+            <w:r/>
+            <w:r>
+              <w:rPr>
+                <w:sz w:val="18"/>
+              </w:rPr>
+              <w:t>0.069</w:t>
+            </w:r>
+          </w:p>
+        </w:tc>
+        <w:tc>
+          <w:tcPr>
+            <w:tcW w:type="dxa" w:w="864"/>
+          </w:tcPr>
+          <w:p>
+            <w:r/>
+            <w:r>
+              <w:rPr>
+                <w:sz w:val="18"/>
+              </w:rPr>
+              <w:t>0.129</w:t>
+            </w:r>
+          </w:p>
+        </w:tc>
+      </w:tr>
+      <w:tr>
+        <w:tc>
+          <w:tcPr>
+            <w:tcW w:type="dxa" w:w="3456"/>
+          </w:tcPr>
+          <w:p>
+            <w:r/>
+            <w:r>
+              <w:rPr>
+                <w:sz w:val="18"/>
+              </w:rPr>
+              <w:t xml:space="preserve">  Smoking: Unknown</w:t>
+            </w:r>
+          </w:p>
+        </w:tc>
+        <w:tc>
+          <w:tcPr>
+            <w:tcW w:type="dxa" w:w="1584"/>
+          </w:tcPr>
+          <w:p>
+            <w:r/>
+            <w:r>
+              <w:rPr>
+                <w:sz w:val="18"/>
+              </w:rPr>
+              <w:t>163 (79.9%)</w:t>
+            </w:r>
+          </w:p>
+        </w:tc>
+        <w:tc>
+          <w:tcPr>
+            <w:tcW w:type="dxa" w:w="1728"/>
+          </w:tcPr>
+          <w:p>
+            <w:r/>
+            <w:r>
+              <w:rPr>
+                <w:sz w:val="18"/>
+              </w:rPr>
+              <w:t>645 (88.4%)</w:t>
+            </w:r>
+          </w:p>
+        </w:tc>
+        <w:tc>
+          <w:tcPr>
+            <w:tcW w:type="dxa" w:w="864"/>
+          </w:tcPr>
+          <w:p>
+            <w:r/>
+            <w:r>
+              <w:rPr>
+                <w:sz w:val="18"/>
+              </w:rPr>
+              <w:t>0.003</w:t>
+            </w:r>
+          </w:p>
+        </w:tc>
+        <w:tc>
+          <w:tcPr>
+            <w:tcW w:type="dxa" w:w="864"/>
+          </w:tcPr>
+          <w:p>
+            <w:r/>
+            <w:r>
+              <w:rPr>
+                <w:sz w:val="18"/>
+              </w:rPr>
+              <w:t>0.233</w:t>
+            </w:r>
+          </w:p>
+        </w:tc>
+      </w:tr>
+      <w:tr>
+        <w:tc>
+          <w:tcPr>
+            <w:tcW w:type="dxa" w:w="3456"/>
+          </w:tcPr>
+          <w:p>
+            <w:r/>
+            <w:r>
+              <w:rPr>
+                <w:sz w:val="18"/>
+              </w:rPr>
+              <w:t xml:space="preserve">  Seoul residence</w:t>
+            </w:r>
+          </w:p>
+        </w:tc>
+        <w:tc>
+          <w:tcPr>
+            <w:tcW w:type="dxa" w:w="1584"/>
+          </w:tcPr>
+          <w:p>
+            <w:r/>
+            <w:r>
+              <w:rPr>
+                <w:sz w:val="18"/>
+              </w:rPr>
+              <w:t>50 (24.5%)</w:t>
+            </w:r>
+          </w:p>
+        </w:tc>
+        <w:tc>
+          <w:tcPr>
+            <w:tcW w:type="dxa" w:w="1728"/>
+          </w:tcPr>
+          <w:p>
+            <w:r/>
+            <w:r>
+              <w:rPr>
+                <w:sz w:val="18"/>
+              </w:rPr>
+              <w:t>209 (28.6%)</w:t>
+            </w:r>
+          </w:p>
+        </w:tc>
+        <w:tc>
+          <w:tcPr>
+            <w:tcW w:type="dxa" w:w="864"/>
+          </w:tcPr>
+          <w:p>
+            <w:r/>
+            <w:r>
+              <w:rPr>
+                <w:sz w:val="18"/>
+              </w:rPr>
+              <w:t>0.288</w:t>
+            </w:r>
+          </w:p>
+        </w:tc>
+        <w:tc>
+          <w:tcPr>
+            <w:tcW w:type="dxa" w:w="864"/>
+          </w:tcPr>
+          <w:p>
+            <w:r/>
+            <w:r>
+              <w:rPr>
+                <w:sz w:val="18"/>
+              </w:rPr>
+              <w:t>0.093</w:t>
+            </w:r>
+          </w:p>
+        </w:tc>
+      </w:tr>
+      <w:tr>
+        <w:tc>
+          <w:tcPr>
+            <w:tcW w:type="dxa" w:w="3456"/>
+          </w:tcPr>
+          <w:p>
+            <w:r/>
+            <w:r>
+              <w:rPr>
+                <w:sz w:val="18"/>
+              </w:rPr>
+              <w:t xml:space="preserve">  Follow-up, years (from index)</w:t>
+            </w:r>
+          </w:p>
+        </w:tc>
+        <w:tc>
+          <w:tcPr>
+            <w:tcW w:type="dxa" w:w="1584"/>
+          </w:tcPr>
+          <w:p>
+            <w:r/>
+            <w:r>
+              <w:rPr>
+                <w:sz w:val="18"/>
+              </w:rPr>
+              <w:t>6.10 ± 3.84</w:t>
+            </w:r>
+          </w:p>
+        </w:tc>
+        <w:tc>
+          <w:tcPr>
+            <w:tcW w:type="dxa" w:w="1728"/>
+          </w:tcPr>
+          <w:p>
+            <w:r/>
+            <w:r>
+              <w:rPr>
+                <w:sz w:val="18"/>
+              </w:rPr>
+              <w:t>5.98 ± 3.57</w:t>
+            </w:r>
+          </w:p>
+        </w:tc>
+        <w:tc>
+          <w:tcPr>
+            <w:tcW w:type="dxa" w:w="864"/>
+          </w:tcPr>
+          <w:p>
+            <w:r/>
+            <w:r>
+              <w:rPr>
+                <w:sz w:val="18"/>
+              </w:rPr>
+              <w:t>0.677</w:t>
+            </w:r>
+          </w:p>
+        </w:tc>
+        <w:tc>
+          <w:tcPr>
+            <w:tcW w:type="dxa" w:w="864"/>
+          </w:tcPr>
+          <w:p>
+            <w:r/>
+            <w:r>
+              <w:rPr>
+                <w:sz w:val="18"/>
+              </w:rPr>
+              <w:t>0.034</w:t>
+            </w:r>
+          </w:p>
+        </w:tc>
+      </w:tr>
+      <w:tr>
+        <w:tc>
+          <w:tcPr>
+            <w:tcW w:type="dxa" w:w="3456"/>
+          </w:tcPr>
+          <w:p>
+            <w:r/>
+            <w:r>
+              <w:rPr>
+                <w:sz w:val="18"/>
+              </w:rPr>
+              <w:t xml:space="preserve">  Surgery year</w:t>
+            </w:r>
+          </w:p>
+        </w:tc>
+        <w:tc>
+          <w:tcPr>
+            <w:tcW w:type="dxa" w:w="1584"/>
+          </w:tcPr>
+          <w:p>
+            <w:r/>
+            <w:r>
+              <w:rPr>
+                <w:sz w:val="18"/>
+              </w:rPr>
+              <w:t>2016.37 ± 3.68</w:t>
+            </w:r>
+          </w:p>
+        </w:tc>
+        <w:tc>
+          <w:tcPr>
+            <w:tcW w:type="dxa" w:w="1728"/>
+          </w:tcPr>
+          <w:p>
+            <w:r/>
+            <w:r>
+              <w:rPr>
+                <w:sz w:val="18"/>
+              </w:rPr>
+              <w:t>2016.50 ± 3.61</w:t>
+            </w:r>
+          </w:p>
+        </w:tc>
+        <w:tc>
+          <w:tcPr>
+            <w:tcW w:type="dxa" w:w="864"/>
+          </w:tcPr>
+          <w:p>
+            <w:r/>
+            <w:r>
+              <w:rPr>
+                <w:sz w:val="18"/>
+              </w:rPr>
+              <w:t>0.652</w:t>
+            </w:r>
+          </w:p>
+        </w:tc>
+        <w:tc>
+          <w:tcPr>
+            <w:tcW w:type="dxa" w:w="864"/>
+          </w:tcPr>
+          <w:p>
+            <w:r/>
+            <w:r>
+              <w:rPr>
+                <w:sz w:val="18"/>
+              </w:rPr>
+              <w:t>0.036</w:t>
+            </w:r>
+          </w:p>
+        </w:tc>
+      </w:tr>
+      <w:tr>
+        <w:tc>
+          <w:tcPr>
+            <w:tcW w:type="dxa" w:w="3456"/>
+          </w:tcPr>
+          <w:p>
+            <w:r/>
+            <w:r>
+              <w:rPr>
+                <w:sz w:val="18"/>
+              </w:rPr>
+              <w:t xml:space="preserve">  Surgery type: Conization</w:t>
+            </w:r>
+          </w:p>
+        </w:tc>
+        <w:tc>
+          <w:tcPr>
+            <w:tcW w:type="dxa" w:w="1584"/>
+          </w:tcPr>
+          <w:p>
+            <w:r/>
+            <w:r>
+              <w:rPr>
+                <w:sz w:val="18"/>
+              </w:rPr>
+              <w:t>203 (99.5%)</w:t>
+            </w:r>
+          </w:p>
+        </w:tc>
+        <w:tc>
+          <w:tcPr>
+            <w:tcW w:type="dxa" w:w="1728"/>
+          </w:tcPr>
+          <w:p>
+            <w:r/>
+            <w:r>
+              <w:rPr>
+                <w:sz w:val="18"/>
+              </w:rPr>
+              <w:t>725 (99.3%)</w:t>
+            </w:r>
+          </w:p>
+        </w:tc>
+        <w:tc>
+          <w:tcPr>
+            <w:tcW w:type="dxa" w:w="864"/>
+          </w:tcPr>
+          <w:p>
+            <w:r/>
+            <w:r>
+              <w:rPr>
+                <w:sz w:val="18"/>
+              </w:rPr>
+              <w:t>1.000</w:t>
+            </w:r>
+          </w:p>
+        </w:tc>
+        <w:tc>
+          <w:tcPr>
+            <w:tcW w:type="dxa" w:w="864"/>
+          </w:tcPr>
+          <w:p>
+            <w:r/>
+            <w:r>
+              <w:rPr>
+                <w:sz w:val="18"/>
+              </w:rPr>
+              <w:t>0.025</w:t>
+            </w:r>
+          </w:p>
+        </w:tc>
+      </w:tr>
+      <w:tr>
+        <w:tc>
+          <w:tcPr>
+            <w:tcW w:type="dxa" w:w="3456"/>
+          </w:tcPr>
+          <w:p>
+            <w:r/>
+            <w:r>
+              <w:rPr>
+                <w:sz w:val="18"/>
+              </w:rPr>
+              <w:t xml:space="preserve">  Surgery type: Hysterectomy</w:t>
+            </w:r>
+          </w:p>
+        </w:tc>
+        <w:tc>
+          <w:tcPr>
+            <w:tcW w:type="dxa" w:w="1584"/>
+          </w:tcPr>
+          <w:p>
+            <w:r/>
+            <w:r>
+              <w:rPr>
+                <w:sz w:val="18"/>
+              </w:rPr>
+              <w:t>1 (0.5%)</w:t>
+            </w:r>
+          </w:p>
+        </w:tc>
+        <w:tc>
+          <w:tcPr>
+            <w:tcW w:type="dxa" w:w="1728"/>
+          </w:tcPr>
+          <w:p>
+            <w:r/>
+            <w:r>
+              <w:rPr>
+                <w:sz w:val="18"/>
+              </w:rPr>
+              <w:t>5 (0.7%)</w:t>
+            </w:r>
+          </w:p>
+        </w:tc>
+        <w:tc>
+          <w:tcPr>
+            <w:tcW w:type="dxa" w:w="864"/>
+          </w:tcPr>
+          <w:p>
+            <w:r/>
+            <w:r>
+              <w:rPr>
+                <w:sz w:val="18"/>
+              </w:rPr>
+              <w:t>1.000</w:t>
+            </w:r>
+          </w:p>
+        </w:tc>
+        <w:tc>
+          <w:tcPr>
+            <w:tcW w:type="dxa" w:w="864"/>
+          </w:tcPr>
+          <w:p>
+            <w:r/>
+            <w:r>
+              <w:rPr>
+                <w:sz w:val="18"/>
+              </w:rPr>
+              <w:t>0.025</w:t>
+            </w:r>
+          </w:p>
+        </w:tc>
+      </w:tr>
+      <w:tr>
+        <w:tc>
+          <w:tcPr>
+            <w:tcW w:type="dxa" w:w="3456"/>
+          </w:tcPr>
+          <w:p>
+            <w:r/>
+            <w:r>
+              <w:rPr>
+                <w:sz w:val="18"/>
+              </w:rPr>
+              <w:t xml:space="preserve">  Comorbidity (pre-index): Angina/MI</w:t>
+            </w:r>
+          </w:p>
+        </w:tc>
+        <w:tc>
+          <w:tcPr>
+            <w:tcW w:type="dxa" w:w="1584"/>
+          </w:tcPr>
+          <w:p>
+            <w:r/>
+            <w:r>
+              <w:rPr>
+                <w:sz w:val="18"/>
+              </w:rPr>
+              <w:t>0 (0.0%)</w:t>
+            </w:r>
+          </w:p>
+        </w:tc>
+        <w:tc>
+          <w:tcPr>
+            <w:tcW w:type="dxa" w:w="1728"/>
+          </w:tcPr>
+          <w:p>
+            <w:r/>
+            <w:r>
+              <w:rPr>
+                <w:sz w:val="18"/>
+              </w:rPr>
+              <w:t>0 (0.0%)</w:t>
+            </w:r>
+          </w:p>
+        </w:tc>
+        <w:tc>
+          <w:tcPr>
+            <w:tcW w:type="dxa" w:w="864"/>
+          </w:tcPr>
+          <w:p>
+            <w:r/>
+            <w:r>
+              <w:rPr>
+                <w:sz w:val="18"/>
+              </w:rPr>
+              <w:t>1.000</w:t>
+            </w:r>
+          </w:p>
+        </w:tc>
+        <w:tc>
+          <w:tcPr>
+            <w:tcW w:type="dxa" w:w="864"/>
+          </w:tcPr>
+          <w:p>
+            <w:r/>
+            <w:r>
+              <w:rPr>
+                <w:sz w:val="18"/>
+              </w:rPr>
+              <w:t>-</w:t>
+            </w:r>
+          </w:p>
+        </w:tc>
+      </w:tr>
+      <w:tr>
+        <w:tc>
+          <w:tcPr>
+            <w:tcW w:type="dxa" w:w="3456"/>
+          </w:tcPr>
+          <w:p>
+            <w:r/>
+            <w:r>
+              <w:rPr>
+                <w:sz w:val="18"/>
+              </w:rPr>
+              <w:t xml:space="preserve">  Comorbidity (pre-index): Hypertension</w:t>
+            </w:r>
+          </w:p>
+        </w:tc>
+        <w:tc>
+          <w:tcPr>
+            <w:tcW w:type="dxa" w:w="1584"/>
+          </w:tcPr>
+          <w:p>
+            <w:r/>
+            <w:r>
+              <w:rPr>
+                <w:sz w:val="18"/>
+              </w:rPr>
+              <w:t>4 (2.0%)</w:t>
+            </w:r>
+          </w:p>
+        </w:tc>
+        <w:tc>
+          <w:tcPr>
+            <w:tcW w:type="dxa" w:w="1728"/>
+          </w:tcPr>
+          <w:p>
+            <w:r/>
+            <w:r>
+              <w:rPr>
+                <w:sz w:val="18"/>
+              </w:rPr>
+              <w:t>6 (0.8%)</w:t>
+            </w:r>
+          </w:p>
+        </w:tc>
+        <w:tc>
+          <w:tcPr>
+            <w:tcW w:type="dxa" w:w="864"/>
+          </w:tcPr>
+          <w:p>
+            <w:r/>
+            <w:r>
+              <w:rPr>
+                <w:sz w:val="18"/>
+              </w:rPr>
+              <w:t>0.238</w:t>
+            </w:r>
+          </w:p>
+        </w:tc>
+        <w:tc>
+          <w:tcPr>
+            <w:tcW w:type="dxa" w:w="864"/>
+          </w:tcPr>
+          <w:p>
+            <w:r/>
+            <w:r>
+              <w:rPr>
+                <w:sz w:val="18"/>
+              </w:rPr>
+              <w:t>0.097</w:t>
+            </w:r>
+          </w:p>
+        </w:tc>
+      </w:tr>
+      <w:tr>
+        <w:tc>
+          <w:tcPr>
+            <w:tcW w:type="dxa" w:w="3456"/>
+          </w:tcPr>
+          <w:p>
+            <w:r/>
+            <w:r>
+              <w:rPr>
+                <w:sz w:val="18"/>
+              </w:rPr>
+              <w:t xml:space="preserve">  Comorbidity (pre-index): Diabetes</w:t>
+            </w:r>
+          </w:p>
+        </w:tc>
+        <w:tc>
+          <w:tcPr>
+            <w:tcW w:type="dxa" w:w="1584"/>
+          </w:tcPr>
+          <w:p>
+            <w:r/>
+            <w:r>
+              <w:rPr>
+                <w:sz w:val="18"/>
+              </w:rPr>
+              <w:t>2 (1.0%)</w:t>
+            </w:r>
+          </w:p>
+        </w:tc>
+        <w:tc>
+          <w:tcPr>
+            <w:tcW w:type="dxa" w:w="1728"/>
+          </w:tcPr>
+          <w:p>
+            <w:r/>
+            <w:r>
+              <w:rPr>
+                <w:sz w:val="18"/>
+              </w:rPr>
+              <w:t>10 (1.4%)</w:t>
+            </w:r>
+          </w:p>
+        </w:tc>
+        <w:tc>
+          <w:tcPr>
+            <w:tcW w:type="dxa" w:w="864"/>
+          </w:tcPr>
+          <w:p>
+            <w:r/>
+            <w:r>
+              <w:rPr>
+                <w:sz w:val="18"/>
+              </w:rPr>
+              <w:t>1.000</w:t>
+            </w:r>
+          </w:p>
+        </w:tc>
+        <w:tc>
+          <w:tcPr>
+            <w:tcW w:type="dxa" w:w="864"/>
+          </w:tcPr>
+          <w:p>
+            <w:r/>
+            <w:r>
+              <w:rPr>
+                <w:sz w:val="18"/>
+              </w:rPr>
+              <w:t>0.036</w:t>
+            </w:r>
+          </w:p>
+        </w:tc>
+      </w:tr>
+      <w:tr>
+        <w:tc>
+          <w:tcPr>
+            <w:tcW w:type="dxa" w:w="3456"/>
+          </w:tcPr>
+          <w:p>
+            <w:r/>
+            <w:r>
+              <w:rPr>
+                <w:sz w:val="18"/>
+              </w:rPr>
+              <w:t xml:space="preserve">  Comorbidity (pre-index): Stroke</w:t>
+            </w:r>
+          </w:p>
+        </w:tc>
+        <w:tc>
+          <w:tcPr>
+            <w:tcW w:type="dxa" w:w="1584"/>
+          </w:tcPr>
+          <w:p>
+            <w:r/>
+            <w:r>
+              <w:rPr>
+                <w:sz w:val="18"/>
+              </w:rPr>
+              <w:t>0 (0.0%)</w:t>
+            </w:r>
+          </w:p>
+        </w:tc>
+        <w:tc>
+          <w:tcPr>
+            <w:tcW w:type="dxa" w:w="1728"/>
+          </w:tcPr>
+          <w:p>
+            <w:r/>
+            <w:r>
+              <w:rPr>
+                <w:sz w:val="18"/>
+              </w:rPr>
+              <w:t>0 (0.0%)</w:t>
+            </w:r>
+          </w:p>
+        </w:tc>
+        <w:tc>
+          <w:tcPr>
+            <w:tcW w:type="dxa" w:w="864"/>
+          </w:tcPr>
+          <w:p>
+            <w:r/>
+            <w:r>
+              <w:rPr>
+                <w:sz w:val="18"/>
+              </w:rPr>
+              <w:t>1.000</w:t>
+            </w:r>
+          </w:p>
+        </w:tc>
+        <w:tc>
+          <w:tcPr>
+            <w:tcW w:type="dxa" w:w="864"/>
+          </w:tcPr>
+          <w:p>
+            <w:r/>
+            <w:r>
+              <w:rPr>
+                <w:sz w:val="18"/>
+              </w:rPr>
+              <w:t>-</w:t>
+            </w:r>
+          </w:p>
+        </w:tc>
+      </w:tr>
+      <w:tr>
+        <w:tc>
+          <w:tcPr>
+            <w:tcW w:type="dxa" w:w="3456"/>
+          </w:tcPr>
+          <w:p>
+            <w:r/>
+            <w:r>
+              <w:rPr>
+                <w:sz w:val="18"/>
+              </w:rPr>
+              <w:t xml:space="preserve">  Comorbidity (pre-index): PE</w:t>
+            </w:r>
+          </w:p>
+        </w:tc>
+        <w:tc>
+          <w:tcPr>
+            <w:tcW w:type="dxa" w:w="1584"/>
+          </w:tcPr>
+          <w:p>
+            <w:r/>
+            <w:r>
+              <w:rPr>
+                <w:sz w:val="18"/>
+              </w:rPr>
+              <w:t>0 (0.0%)</w:t>
+            </w:r>
+          </w:p>
+        </w:tc>
+        <w:tc>
+          <w:tcPr>
+            <w:tcW w:type="dxa" w:w="1728"/>
+          </w:tcPr>
+          <w:p>
+            <w:r/>
+            <w:r>
+              <w:rPr>
+                <w:sz w:val="18"/>
+              </w:rPr>
+              <w:t>0 (0.0%)</w:t>
+            </w:r>
+          </w:p>
+        </w:tc>
+        <w:tc>
+          <w:tcPr>
+            <w:tcW w:type="dxa" w:w="864"/>
+          </w:tcPr>
+          <w:p>
+            <w:r/>
+            <w:r>
+              <w:rPr>
+                <w:sz w:val="18"/>
+              </w:rPr>
+              <w:t>1.000</w:t>
+            </w:r>
+          </w:p>
+        </w:tc>
+        <w:tc>
+          <w:tcPr>
+            <w:tcW w:type="dxa" w:w="864"/>
+          </w:tcPr>
+          <w:p>
+            <w:r/>
+            <w:r>
+              <w:rPr>
+                <w:sz w:val="18"/>
+              </w:rPr>
+              <w:t>-</w:t>
+            </w:r>
+          </w:p>
+        </w:tc>
+      </w:tr>
+      <w:tr>
+        <w:tc>
+          <w:tcPr>
+            <w:tcW w:type="dxa" w:w="3456"/>
+          </w:tcPr>
+          <w:p>
+            <w:r/>
+            <w:r>
+              <w:rPr>
+                <w:sz w:val="18"/>
+              </w:rPr>
+              <w:t xml:space="preserve">  Comorbidity (pre-index): Any of 5</w:t>
+            </w:r>
+          </w:p>
+        </w:tc>
+        <w:tc>
+          <w:tcPr>
+            <w:tcW w:type="dxa" w:w="1584"/>
+          </w:tcPr>
+          <w:p>
+            <w:r/>
+            <w:r>
+              <w:rPr>
+                <w:sz w:val="18"/>
+              </w:rPr>
+              <w:t>6 (2.9%)</w:t>
+            </w:r>
+          </w:p>
+        </w:tc>
+        <w:tc>
+          <w:tcPr>
+            <w:tcW w:type="dxa" w:w="1728"/>
+          </w:tcPr>
+          <w:p>
+            <w:r/>
+            <w:r>
+              <w:rPr>
+                <w:sz w:val="18"/>
+              </w:rPr>
+              <w:t>14 (1.9%)</w:t>
+            </w:r>
+          </w:p>
+        </w:tc>
+        <w:tc>
+          <w:tcPr>
+            <w:tcW w:type="dxa" w:w="864"/>
+          </w:tcPr>
+          <w:p>
+            <w:r/>
+            <w:r>
+              <w:rPr>
+                <w:sz w:val="18"/>
+              </w:rPr>
+              <w:t>0.410</w:t>
+            </w:r>
+          </w:p>
+        </w:tc>
+        <w:tc>
+          <w:tcPr>
+            <w:tcW w:type="dxa" w:w="864"/>
+          </w:tcPr>
+          <w:p>
+            <w:r/>
+            <w:r>
+              <w:rPr>
+                <w:sz w:val="18"/>
+              </w:rPr>
+              <w:t>0.067</w:t>
+            </w:r>
+          </w:p>
+        </w:tc>
+      </w:tr>
+      <w:tr>
+        <w:tc>
+          <w:tcPr>
+            <w:tcW w:type="dxa" w:w="3456"/>
+          </w:tcPr>
+          <w:p>
+            <w:r/>
+            <w:r>
+              <w:rPr>
+                <w:sz w:val="18"/>
+              </w:rPr>
+              <w:t xml:space="preserve">  — HPV testing history —</w:t>
+            </w:r>
+          </w:p>
+        </w:tc>
+        <w:tc>
+          <w:tcPr>
+            <w:tcW w:type="dxa" w:w="1584"/>
+          </w:tcPr>
+          <w:p>
+            <w:r/>
+            <w:r>
+              <w:rPr>
+                <w:sz w:val="18"/>
+              </w:rPr>
+            </w:r>
+          </w:p>
+        </w:tc>
+        <w:tc>
+          <w:tcPr>
+            <w:tcW w:type="dxa" w:w="1728"/>
+          </w:tcPr>
+          <w:p>
+            <w:r/>
+            <w:r>
+              <w:rPr>
+                <w:sz w:val="18"/>
+              </w:rPr>
+            </w:r>
+          </w:p>
+        </w:tc>
+        <w:tc>
+          <w:tcPr>
+            <w:tcW w:type="dxa" w:w="864"/>
+          </w:tcPr>
+          <w:p>
+            <w:r/>
+            <w:r>
+              <w:rPr>
+                <w:sz w:val="18"/>
+              </w:rPr>
+            </w:r>
+          </w:p>
+        </w:tc>
+        <w:tc>
+          <w:tcPr>
+            <w:tcW w:type="dxa" w:w="864"/>
+          </w:tcPr>
+          <w:p>
+            <w:r/>
+            <w:r>
+              <w:rPr>
+                <w:sz w:val="18"/>
+              </w:rPr>
+            </w:r>
+          </w:p>
+        </w:tc>
+      </w:tr>
+      <w:tr>
+        <w:tc>
+          <w:tcPr>
+            <w:tcW w:type="dxa" w:w="3456"/>
+          </w:tcPr>
+          <w:p>
+            <w:r/>
+            <w:r>
+              <w:rPr>
+                <w:sz w:val="18"/>
+              </w:rPr>
+              <w:t xml:space="preserve">  Pre-surgery HPV status: HR-HPV+</w:t>
+            </w:r>
+          </w:p>
+        </w:tc>
+        <w:tc>
+          <w:tcPr>
+            <w:tcW w:type="dxa" w:w="1584"/>
+          </w:tcPr>
+          <w:p>
+            <w:r/>
+            <w:r>
+              <w:rPr>
+                <w:sz w:val="18"/>
+              </w:rPr>
+              <w:t>72 (35.3%)</w:t>
+            </w:r>
+          </w:p>
+        </w:tc>
+        <w:tc>
+          <w:tcPr>
+            <w:tcW w:type="dxa" w:w="1728"/>
+          </w:tcPr>
+          <w:p>
+            <w:r/>
+            <w:r>
+              <w:rPr>
+                <w:sz w:val="18"/>
+              </w:rPr>
+              <w:t>277 (37.9%)</w:t>
+            </w:r>
+          </w:p>
+        </w:tc>
+        <w:tc>
+          <w:tcPr>
+            <w:tcW w:type="dxa" w:w="864"/>
+          </w:tcPr>
+          <w:p>
+            <w:r/>
+            <w:r>
+              <w:rPr>
+                <w:sz w:val="18"/>
+              </w:rPr>
+              <w:t>0.513</w:t>
+            </w:r>
+          </w:p>
+        </w:tc>
+        <w:tc>
+          <w:tcPr>
+            <w:tcW w:type="dxa" w:w="864"/>
+          </w:tcPr>
+          <w:p>
+            <w:r/>
+            <w:r>
+              <w:rPr>
+                <w:sz w:val="18"/>
+              </w:rPr>
+              <w:t>0.055</w:t>
+            </w:r>
+          </w:p>
+        </w:tc>
+      </w:tr>
+      <w:tr>
+        <w:tc>
+          <w:tcPr>
+            <w:tcW w:type="dxa" w:w="3456"/>
+          </w:tcPr>
+          <w:p>
+            <w:r/>
+            <w:r>
+              <w:rPr>
+                <w:sz w:val="18"/>
+              </w:rPr>
+              <w:t xml:space="preserve">  Pre-surgery HPV status: non-HR HPV+</w:t>
+            </w:r>
+          </w:p>
+        </w:tc>
+        <w:tc>
+          <w:tcPr>
+            <w:tcW w:type="dxa" w:w="1584"/>
+          </w:tcPr>
+          <w:p>
+            <w:r/>
+            <w:r>
+              <w:rPr>
+                <w:sz w:val="18"/>
+              </w:rPr>
+              <w:t>26 (12.7%)</w:t>
+            </w:r>
+          </w:p>
+        </w:tc>
+        <w:tc>
+          <w:tcPr>
+            <w:tcW w:type="dxa" w:w="1728"/>
+          </w:tcPr>
+          <w:p>
+            <w:r/>
+            <w:r>
+              <w:rPr>
+                <w:sz w:val="18"/>
+              </w:rPr>
+              <w:t>67 (9.2%)</w:t>
+            </w:r>
+          </w:p>
+        </w:tc>
+        <w:tc>
+          <w:tcPr>
+            <w:tcW w:type="dxa" w:w="864"/>
+          </w:tcPr>
+          <w:p>
+            <w:r/>
+            <w:r>
+              <w:rPr>
+                <w:sz w:val="18"/>
+              </w:rPr>
+              <w:t>0.146</w:t>
+            </w:r>
+          </w:p>
+        </w:tc>
+        <w:tc>
+          <w:tcPr>
+            <w:tcW w:type="dxa" w:w="864"/>
+          </w:tcPr>
+          <w:p>
+            <w:r/>
+            <w:r>
+              <w:rPr>
+                <w:sz w:val="18"/>
+              </w:rPr>
+              <w:t>0.114</w:t>
+            </w:r>
+          </w:p>
+        </w:tc>
+      </w:tr>
+      <w:tr>
+        <w:tc>
+          <w:tcPr>
+            <w:tcW w:type="dxa" w:w="3456"/>
+          </w:tcPr>
+          <w:p>
+            <w:r/>
+            <w:r>
+              <w:rPr>
+                <w:sz w:val="18"/>
+              </w:rPr>
+              <w:t xml:space="preserve">  Pre-surgery HPV status: HPV negative</w:t>
+            </w:r>
+          </w:p>
+        </w:tc>
+        <w:tc>
+          <w:tcPr>
+            <w:tcW w:type="dxa" w:w="1584"/>
+          </w:tcPr>
+          <w:p>
+            <w:r/>
+            <w:r>
+              <w:rPr>
+                <w:sz w:val="18"/>
+              </w:rPr>
+              <w:t>39 (19.1%)</w:t>
+            </w:r>
+          </w:p>
+        </w:tc>
+        <w:tc>
+          <w:tcPr>
+            <w:tcW w:type="dxa" w:w="1728"/>
+          </w:tcPr>
+          <w:p>
+            <w:r/>
+            <w:r>
+              <w:rPr>
+                <w:sz w:val="18"/>
+              </w:rPr>
+              <w:t>131 (17.9%)</w:t>
+            </w:r>
+          </w:p>
+        </w:tc>
+        <w:tc>
+          <w:tcPr>
+            <w:tcW w:type="dxa" w:w="864"/>
+          </w:tcPr>
+          <w:p>
+            <w:r/>
+            <w:r>
+              <w:rPr>
+                <w:sz w:val="18"/>
+              </w:rPr>
+              <w:t>0.683</w:t>
+            </w:r>
+          </w:p>
+        </w:tc>
+        <w:tc>
+          <w:tcPr>
+            <w:tcW w:type="dxa" w:w="864"/>
+          </w:tcPr>
+          <w:p>
+            <w:r/>
+            <w:r>
+              <w:rPr>
+                <w:sz w:val="18"/>
+              </w:rPr>
+              <w:t>0.030</w:t>
+            </w:r>
+          </w:p>
+        </w:tc>
+      </w:tr>
+      <w:tr>
+        <w:tc>
+          <w:tcPr>
+            <w:tcW w:type="dxa" w:w="3456"/>
+          </w:tcPr>
+          <w:p>
+            <w:r/>
+            <w:r>
+              <w:rPr>
+                <w:sz w:val="18"/>
+              </w:rPr>
+              <w:t xml:space="preserve">  Pre-surgery HPV status: No test</w:t>
+            </w:r>
+          </w:p>
+        </w:tc>
+        <w:tc>
+          <w:tcPr>
+            <w:tcW w:type="dxa" w:w="1584"/>
+          </w:tcPr>
+          <w:p>
+            <w:r/>
+            <w:r>
+              <w:rPr>
+                <w:sz w:val="18"/>
+              </w:rPr>
+              <w:t>67 (32.8%)</w:t>
+            </w:r>
+          </w:p>
+        </w:tc>
+        <w:tc>
+          <w:tcPr>
+            <w:tcW w:type="dxa" w:w="1728"/>
+          </w:tcPr>
+          <w:p>
+            <w:r/>
+            <w:r>
+              <w:rPr>
+                <w:sz w:val="18"/>
+              </w:rPr>
+              <w:t>255 (34.9%)</w:t>
+            </w:r>
+          </w:p>
+        </w:tc>
+        <w:tc>
+          <w:tcPr>
+            <w:tcW w:type="dxa" w:w="864"/>
+          </w:tcPr>
+          <w:p>
+            <w:r/>
+            <w:r>
+              <w:rPr>
+                <w:sz w:val="18"/>
+              </w:rPr>
+              <w:t>0.618</w:t>
+            </w:r>
+          </w:p>
+        </w:tc>
+        <w:tc>
+          <w:tcPr>
+            <w:tcW w:type="dxa" w:w="864"/>
+          </w:tcPr>
+          <w:p>
+            <w:r/>
+            <w:r>
+              <w:rPr>
+                <w:sz w:val="18"/>
+              </w:rPr>
+              <w:t>0.044</w:t>
+            </w:r>
+          </w:p>
+        </w:tc>
+      </w:tr>
+      <w:tr>
+        <w:tc>
+          <w:tcPr>
+            <w:tcW w:type="dxa" w:w="3456"/>
+          </w:tcPr>
+          <w:p>
+            <w:r/>
+            <w:r>
+              <w:rPr>
+                <w:sz w:val="18"/>
+              </w:rPr>
+              <w:t xml:space="preserve">  Post-surgery HPV (first test, any time): HR-HPV+</w:t>
+            </w:r>
+          </w:p>
+        </w:tc>
+        <w:tc>
+          <w:tcPr>
+            <w:tcW w:type="dxa" w:w="1584"/>
+          </w:tcPr>
+          <w:p>
+            <w:r/>
+            <w:r>
+              <w:rPr>
+                <w:sz w:val="18"/>
+              </w:rPr>
+              <w:t>77 (37.7%)</w:t>
+            </w:r>
+          </w:p>
+        </w:tc>
+        <w:tc>
+          <w:tcPr>
+            <w:tcW w:type="dxa" w:w="1728"/>
+          </w:tcPr>
+          <w:p>
+            <w:r/>
+            <w:r>
+              <w:rPr>
+                <w:sz w:val="18"/>
+              </w:rPr>
+              <w:t>319 (43.7%)</w:t>
+            </w:r>
+          </w:p>
+        </w:tc>
+        <w:tc>
+          <w:tcPr>
+            <w:tcW w:type="dxa" w:w="864"/>
+          </w:tcPr>
+          <w:p>
+            <w:r/>
+            <w:r>
+              <w:rPr>
+                <w:sz w:val="18"/>
+              </w:rPr>
+              <w:t>0.149</w:t>
+            </w:r>
+          </w:p>
+        </w:tc>
+        <w:tc>
+          <w:tcPr>
+            <w:tcW w:type="dxa" w:w="864"/>
+          </w:tcPr>
+          <w:p>
+            <w:r/>
+            <w:r>
+              <w:rPr>
+                <w:sz w:val="18"/>
+              </w:rPr>
+              <w:t>0.121</w:t>
+            </w:r>
+          </w:p>
+        </w:tc>
+      </w:tr>
+      <w:tr>
+        <w:tc>
+          <w:tcPr>
+            <w:tcW w:type="dxa" w:w="3456"/>
+          </w:tcPr>
+          <w:p>
+            <w:r/>
+            <w:r>
+              <w:rPr>
+                <w:sz w:val="18"/>
+              </w:rPr>
+              <w:t xml:space="preserve">  Post-surgery HPV (first test, any time): non-HR HPV+</w:t>
+            </w:r>
+          </w:p>
+        </w:tc>
+        <w:tc>
+          <w:tcPr>
+            <w:tcW w:type="dxa" w:w="1584"/>
+          </w:tcPr>
+          <w:p>
+            <w:r/>
+            <w:r>
+              <w:rPr>
+                <w:sz w:val="18"/>
+              </w:rPr>
+              <w:t>11 (5.4%)</w:t>
+            </w:r>
+          </w:p>
+        </w:tc>
+        <w:tc>
+          <w:tcPr>
+            <w:tcW w:type="dxa" w:w="1728"/>
+          </w:tcPr>
+          <w:p>
+            <w:r/>
+            <w:r>
+              <w:rPr>
+                <w:sz w:val="18"/>
+              </w:rPr>
+              <w:t>37 (5.1%)</w:t>
+            </w:r>
+          </w:p>
+        </w:tc>
+        <w:tc>
+          <w:tcPr>
+            <w:tcW w:type="dxa" w:w="864"/>
+          </w:tcPr>
+          <w:p>
+            <w:r/>
+            <w:r>
+              <w:rPr>
+                <w:sz w:val="18"/>
+              </w:rPr>
+              <w:t>0.858</w:t>
+            </w:r>
+          </w:p>
+        </w:tc>
+        <w:tc>
+          <w:tcPr>
+            <w:tcW w:type="dxa" w:w="864"/>
+          </w:tcPr>
+          <w:p>
+            <w:r/>
+            <w:r>
+              <w:rPr>
+                <w:sz w:val="18"/>
+              </w:rPr>
+              <w:t>0.015</w:t>
+            </w:r>
+          </w:p>
+        </w:tc>
+      </w:tr>
+      <w:tr>
+        <w:tc>
+          <w:tcPr>
+            <w:tcW w:type="dxa" w:w="3456"/>
+          </w:tcPr>
+          <w:p>
+            <w:r/>
+            <w:r>
+              <w:rPr>
+                <w:sz w:val="18"/>
+              </w:rPr>
+              <w:t xml:space="preserve">  Post-surgery HPV (first test, any time): HPV negative</w:t>
+            </w:r>
+          </w:p>
+        </w:tc>
+        <w:tc>
+          <w:tcPr>
+            <w:tcW w:type="dxa" w:w="1584"/>
+          </w:tcPr>
+          <w:p>
+            <w:r/>
+            <w:r>
+              <w:rPr>
+                <w:sz w:val="18"/>
+              </w:rPr>
+              <w:t>113 (55.4%)</w:t>
+            </w:r>
+          </w:p>
+        </w:tc>
+        <w:tc>
+          <w:tcPr>
+            <w:tcW w:type="dxa" w:w="1728"/>
+          </w:tcPr>
+          <w:p>
+            <w:r/>
+            <w:r>
+              <w:rPr>
+                <w:sz w:val="18"/>
+              </w:rPr>
+              <w:t>360 (49.3%)</w:t>
+            </w:r>
+          </w:p>
+        </w:tc>
+        <w:tc>
+          <w:tcPr>
+            <w:tcW w:type="dxa" w:w="864"/>
+          </w:tcPr>
+          <w:p>
+            <w:r/>
+            <w:r>
+              <w:rPr>
+                <w:sz w:val="18"/>
+              </w:rPr>
+              <w:t>0.133</w:t>
+            </w:r>
+          </w:p>
+        </w:tc>
+        <w:tc>
+          <w:tcPr>
+            <w:tcW w:type="dxa" w:w="864"/>
+          </w:tcPr>
+          <w:p>
+            <w:r/>
+            <w:r>
+              <w:rPr>
+                <w:sz w:val="18"/>
+              </w:rPr>
+              <w:t>0.122</w:t>
+            </w:r>
+          </w:p>
+        </w:tc>
+      </w:tr>
+      <w:tr>
+        <w:tc>
+          <w:tcPr>
+            <w:tcW w:type="dxa" w:w="3456"/>
+          </w:tcPr>
+          <w:p>
+            <w:r/>
+            <w:r>
+              <w:rPr>
+                <w:sz w:val="18"/>
+              </w:rPr>
+              <w:t xml:space="preserve">  Post-surgery HPV (first test, any time): No test</w:t>
+            </w:r>
+          </w:p>
+        </w:tc>
+        <w:tc>
+          <w:tcPr>
+            <w:tcW w:type="dxa" w:w="1584"/>
+          </w:tcPr>
+          <w:p>
+            <w:r/>
+            <w:r>
+              <w:rPr>
+                <w:sz w:val="18"/>
+              </w:rPr>
+              <w:t>3 (1.5%)</w:t>
+            </w:r>
+          </w:p>
+        </w:tc>
+        <w:tc>
+          <w:tcPr>
+            <w:tcW w:type="dxa" w:w="1728"/>
+          </w:tcPr>
+          <w:p>
+            <w:r/>
+            <w:r>
+              <w:rPr>
+                <w:sz w:val="18"/>
+              </w:rPr>
+              <w:t>14 (1.9%)</w:t>
+            </w:r>
+          </w:p>
+        </w:tc>
+        <w:tc>
+          <w:tcPr>
+            <w:tcW w:type="dxa" w:w="864"/>
+          </w:tcPr>
+          <w:p>
+            <w:r/>
+            <w:r>
+              <w:rPr>
+                <w:sz w:val="18"/>
+              </w:rPr>
+              <w:t>1.000</w:t>
+            </w:r>
+          </w:p>
+        </w:tc>
+        <w:tc>
+          <w:tcPr>
+            <w:tcW w:type="dxa" w:w="864"/>
+          </w:tcPr>
+          <w:p>
+            <w:r/>
+            <w:r>
+              <w:rPr>
+                <w:sz w:val="18"/>
+              </w:rPr>
+              <w:t>0.035</w:t>
+            </w:r>
+          </w:p>
+        </w:tc>
+      </w:tr>
+      <w:tr>
+        <w:tc>
+          <w:tcPr>
+            <w:tcW w:type="dxa" w:w="3456"/>
+          </w:tcPr>
+          <w:p>
+            <w:r/>
+            <w:r>
+              <w:rPr>
+                <w:sz w:val="18"/>
+              </w:rPr>
+              <w:t xml:space="preserve">  Post-surgery HPV (first test, before vaccine/index): HR-HPV+</w:t>
+            </w:r>
+          </w:p>
+        </w:tc>
+        <w:tc>
+          <w:tcPr>
+            <w:tcW w:type="dxa" w:w="1584"/>
+          </w:tcPr>
+          <w:p>
+            <w:r/>
+            <w:r>
+              <w:rPr>
+                <w:sz w:val="18"/>
+              </w:rPr>
+              <w:t>26 (12.7%)</w:t>
+            </w:r>
+          </w:p>
+        </w:tc>
+        <w:tc>
+          <w:tcPr>
+            <w:tcW w:type="dxa" w:w="1728"/>
+          </w:tcPr>
+          <w:p>
+            <w:r/>
+            <w:r>
+              <w:rPr>
+                <w:sz w:val="18"/>
+              </w:rPr>
+              <w:t>87 (11.9%)</w:t>
+            </w:r>
+          </w:p>
+        </w:tc>
+        <w:tc>
+          <w:tcPr>
+            <w:tcW w:type="dxa" w:w="864"/>
+          </w:tcPr>
+          <w:p>
+            <w:r/>
+            <w:r>
+              <w:rPr>
+                <w:sz w:val="18"/>
+              </w:rPr>
+              <w:t>0.717</w:t>
+            </w:r>
+          </w:p>
+        </w:tc>
+        <w:tc>
+          <w:tcPr>
+            <w:tcW w:type="dxa" w:w="864"/>
+          </w:tcPr>
+          <w:p>
+            <w:r/>
+            <w:r>
+              <w:rPr>
+                <w:sz w:val="18"/>
+              </w:rPr>
+              <w:t>0.025</w:t>
+            </w:r>
+          </w:p>
+        </w:tc>
+      </w:tr>
+      <w:tr>
+        <w:tc>
+          <w:tcPr>
+            <w:tcW w:type="dxa" w:w="3456"/>
+          </w:tcPr>
+          <w:p>
+            <w:r/>
+            <w:r>
+              <w:rPr>
+                <w:sz w:val="18"/>
+              </w:rPr>
+              <w:t xml:space="preserve">  Post-surgery HPV (first test, before vaccine/index): non-HR HPV+</w:t>
+            </w:r>
+          </w:p>
+        </w:tc>
+        <w:tc>
+          <w:tcPr>
+            <w:tcW w:type="dxa" w:w="1584"/>
+          </w:tcPr>
+          <w:p>
+            <w:r/>
+            <w:r>
+              <w:rPr>
+                <w:sz w:val="18"/>
+              </w:rPr>
+              <w:t>6 (2.9%)</w:t>
+            </w:r>
+          </w:p>
+        </w:tc>
+        <w:tc>
+          <w:tcPr>
+            <w:tcW w:type="dxa" w:w="1728"/>
+          </w:tcPr>
+          <w:p>
+            <w:r/>
+            <w:r>
+              <w:rPr>
+                <w:sz w:val="18"/>
+              </w:rPr>
+              <w:t>14 (1.9%)</w:t>
+            </w:r>
+          </w:p>
+        </w:tc>
+        <w:tc>
+          <w:tcPr>
+            <w:tcW w:type="dxa" w:w="864"/>
+          </w:tcPr>
+          <w:p>
+            <w:r/>
+            <w:r>
+              <w:rPr>
+                <w:sz w:val="18"/>
+              </w:rPr>
+              <w:t>0.410</w:t>
+            </w:r>
+          </w:p>
+        </w:tc>
+        <w:tc>
+          <w:tcPr>
+            <w:tcW w:type="dxa" w:w="864"/>
+          </w:tcPr>
+          <w:p>
+            <w:r/>
+            <w:r>
+              <w:rPr>
+                <w:sz w:val="18"/>
+              </w:rPr>
+              <w:t>0.067</w:t>
+            </w:r>
+          </w:p>
+        </w:tc>
+      </w:tr>
+      <w:tr>
+        <w:tc>
+          <w:tcPr>
+            <w:tcW w:type="dxa" w:w="3456"/>
+          </w:tcPr>
+          <w:p>
+            <w:r/>
+            <w:r>
+              <w:rPr>
+                <w:sz w:val="18"/>
+              </w:rPr>
+              <w:t xml:space="preserve">  Post-surgery HPV (first test, before vaccine/index): HPV negative</w:t>
+            </w:r>
+          </w:p>
+        </w:tc>
+        <w:tc>
+          <w:tcPr>
+            <w:tcW w:type="dxa" w:w="1584"/>
+          </w:tcPr>
+          <w:p>
+            <w:r/>
+            <w:r>
+              <w:rPr>
+                <w:sz w:val="18"/>
+              </w:rPr>
+              <w:t>55 (27.0%)</w:t>
+            </w:r>
+          </w:p>
+        </w:tc>
+        <w:tc>
+          <w:tcPr>
+            <w:tcW w:type="dxa" w:w="1728"/>
+          </w:tcPr>
+          <w:p>
+            <w:r/>
+            <w:r>
+              <w:rPr>
+                <w:sz w:val="18"/>
+              </w:rPr>
+              <w:t>145 (19.9%)</w:t>
+            </w:r>
+          </w:p>
+        </w:tc>
+        <w:tc>
+          <w:tcPr>
+            <w:tcW w:type="dxa" w:w="864"/>
+          </w:tcPr>
+          <w:p>
+            <w:r/>
+            <w:r>
+              <w:rPr>
+                <w:sz w:val="18"/>
+              </w:rPr>
+              <w:t>0.034</w:t>
+            </w:r>
+          </w:p>
+        </w:tc>
+        <w:tc>
+          <w:tcPr>
+            <w:tcW w:type="dxa" w:w="864"/>
+          </w:tcPr>
+          <w:p>
+            <w:r/>
+            <w:r>
+              <w:rPr>
+                <w:sz w:val="18"/>
+              </w:rPr>
+              <w:t>0.168</w:t>
+            </w:r>
+          </w:p>
+        </w:tc>
+      </w:tr>
+      <w:tr>
+        <w:tc>
+          <w:tcPr>
+            <w:tcW w:type="dxa" w:w="3456"/>
+          </w:tcPr>
+          <w:p>
+            <w:r/>
+            <w:r>
+              <w:rPr>
+                <w:sz w:val="18"/>
+              </w:rPr>
+              <w:t xml:space="preserve">  Post-surgery HPV (first test, before vaccine/index): No test</w:t>
+            </w:r>
+          </w:p>
+        </w:tc>
+        <w:tc>
+          <w:tcPr>
+            <w:tcW w:type="dxa" w:w="1584"/>
+          </w:tcPr>
+          <w:p>
+            <w:r/>
+            <w:r>
+              <w:rPr>
+                <w:sz w:val="18"/>
+              </w:rPr>
+              <w:t>117 (57.4%)</w:t>
+            </w:r>
+          </w:p>
+        </w:tc>
+        <w:tc>
+          <w:tcPr>
+            <w:tcW w:type="dxa" w:w="1728"/>
+          </w:tcPr>
+          <w:p>
+            <w:r/>
+            <w:r>
+              <w:rPr>
+                <w:sz w:val="18"/>
+              </w:rPr>
+              <w:t>484 (66.3%)</w:t>
+            </w:r>
+          </w:p>
+        </w:tc>
+        <w:tc>
+          <w:tcPr>
+            <w:tcW w:type="dxa" w:w="864"/>
+          </w:tcPr>
+          <w:p>
+            <w:r/>
+            <w:r>
+              <w:rPr>
+                <w:sz w:val="18"/>
+              </w:rPr>
+              <w:t>0.021</w:t>
+            </w:r>
+          </w:p>
+        </w:tc>
+        <w:tc>
+          <w:tcPr>
+            <w:tcW w:type="dxa" w:w="864"/>
+          </w:tcPr>
+          <w:p>
+            <w:r/>
+            <w:r>
+              <w:rPr>
+                <w:sz w:val="18"/>
+              </w:rPr>
+              <w:t>0.185</w:t>
+            </w:r>
+          </w:p>
+        </w:tc>
+      </w:tr>
+      <w:tr>
+        <w:tc>
+          <w:tcPr>
+            <w:tcW w:type="dxa" w:w="3456"/>
+          </w:tcPr>
+          <w:p>
+            <w:r/>
+            <w:r>
+              <w:rPr>
+                <w:sz w:val="18"/>
+              </w:rPr>
+              <w:t xml:space="preserve">  — Surgical pathology severity —</w:t>
+            </w:r>
+          </w:p>
+        </w:tc>
+        <w:tc>
+          <w:tcPr>
+            <w:tcW w:type="dxa" w:w="1584"/>
+          </w:tcPr>
+          <w:p>
+            <w:r/>
+            <w:r>
+              <w:rPr>
+                <w:sz w:val="18"/>
+              </w:rPr>
+            </w:r>
+          </w:p>
+        </w:tc>
+        <w:tc>
+          <w:tcPr>
+            <w:tcW w:type="dxa" w:w="1728"/>
+          </w:tcPr>
+          <w:p>
+            <w:r/>
+            <w:r>
+              <w:rPr>
+                <w:sz w:val="18"/>
+              </w:rPr>
+            </w:r>
+          </w:p>
+        </w:tc>
+        <w:tc>
+          <w:tcPr>
+            <w:tcW w:type="dxa" w:w="864"/>
+          </w:tcPr>
+          <w:p>
+            <w:r/>
+            <w:r>
+              <w:rPr>
+                <w:sz w:val="18"/>
+              </w:rPr>
+            </w:r>
+          </w:p>
+        </w:tc>
+        <w:tc>
+          <w:tcPr>
+            <w:tcW w:type="dxa" w:w="864"/>
+          </w:tcPr>
+          <w:p>
+            <w:r/>
+            <w:r>
+              <w:rPr>
+                <w:sz w:val="18"/>
+              </w:rPr>
+            </w:r>
+          </w:p>
+        </w:tc>
+      </w:tr>
+      <w:tr>
+        <w:tc>
+          <w:tcPr>
+            <w:tcW w:type="dxa" w:w="3456"/>
+          </w:tcPr>
+          <w:p>
+            <w:r/>
+            <w:r>
+              <w:rPr>
+                <w:sz w:val="18"/>
+              </w:rPr>
+              <w:t xml:space="preserve">  Surgical pathology: Invasive cancer</w:t>
+            </w:r>
+          </w:p>
+        </w:tc>
+        <w:tc>
+          <w:tcPr>
+            <w:tcW w:type="dxa" w:w="1584"/>
+          </w:tcPr>
+          <w:p>
+            <w:r/>
+            <w:r>
+              <w:rPr>
+                <w:sz w:val="18"/>
+              </w:rPr>
+              <w:t>20 (9.8%)</w:t>
+            </w:r>
+          </w:p>
+        </w:tc>
+        <w:tc>
+          <w:tcPr>
+            <w:tcW w:type="dxa" w:w="1728"/>
+          </w:tcPr>
+          <w:p>
+            <w:r/>
+            <w:r>
+              <w:rPr>
+                <w:sz w:val="18"/>
+              </w:rPr>
+              <w:t>79 (10.8%)</w:t>
+            </w:r>
+          </w:p>
+        </w:tc>
+        <w:tc>
+          <w:tcPr>
+            <w:tcW w:type="dxa" w:w="864"/>
+          </w:tcPr>
+          <w:p>
+            <w:r/>
+            <w:r>
+              <w:rPr>
+                <w:sz w:val="18"/>
+              </w:rPr>
+              <w:t>0.797</w:t>
+            </w:r>
+          </w:p>
+        </w:tc>
+        <w:tc>
+          <w:tcPr>
+            <w:tcW w:type="dxa" w:w="864"/>
+          </w:tcPr>
+          <w:p>
+            <w:r/>
+            <w:r>
+              <w:rPr>
+                <w:sz w:val="18"/>
+              </w:rPr>
+              <w:t>0.033</w:t>
+            </w:r>
+          </w:p>
+        </w:tc>
+      </w:tr>
+      <w:tr>
+        <w:tc>
+          <w:tcPr>
+            <w:tcW w:type="dxa" w:w="3456"/>
+          </w:tcPr>
+          <w:p>
+            <w:r/>
+            <w:r>
+              <w:rPr>
+                <w:sz w:val="18"/>
+              </w:rPr>
+              <w:t xml:space="preserve">  Surgical pathology: HSIL/CIN3</w:t>
+            </w:r>
+          </w:p>
+        </w:tc>
+        <w:tc>
+          <w:tcPr>
+            <w:tcW w:type="dxa" w:w="1584"/>
+          </w:tcPr>
+          <w:p>
+            <w:r/>
+            <w:r>
+              <w:rPr>
+                <w:sz w:val="18"/>
+              </w:rPr>
+              <w:t>95 (46.6%)</w:t>
+            </w:r>
+          </w:p>
+        </w:tc>
+        <w:tc>
+          <w:tcPr>
+            <w:tcW w:type="dxa" w:w="1728"/>
+          </w:tcPr>
+          <w:p>
+            <w:r/>
+            <w:r>
+              <w:rPr>
+                <w:sz w:val="18"/>
+              </w:rPr>
+              <w:t>317 (43.4%)</w:t>
+            </w:r>
+          </w:p>
+        </w:tc>
+        <w:tc>
+          <w:tcPr>
+            <w:tcW w:type="dxa" w:w="864"/>
+          </w:tcPr>
+          <w:p>
+            <w:r/>
+            <w:r>
+              <w:rPr>
+                <w:sz w:val="18"/>
+              </w:rPr>
+              <w:t>0.426</w:t>
+            </w:r>
+          </w:p>
+        </w:tc>
+        <w:tc>
+          <w:tcPr>
+            <w:tcW w:type="dxa" w:w="864"/>
+          </w:tcPr>
+          <w:p>
+            <w:r/>
+            <w:r>
+              <w:rPr>
+                <w:sz w:val="18"/>
+              </w:rPr>
+              <w:t>0.063</w:t>
+            </w:r>
+          </w:p>
+        </w:tc>
+      </w:tr>
+      <w:tr>
+        <w:tc>
+          <w:tcPr>
+            <w:tcW w:type="dxa" w:w="3456"/>
+          </w:tcPr>
+          <w:p>
+            <w:r/>
+            <w:r>
+              <w:rPr>
+                <w:sz w:val="18"/>
+              </w:rPr>
+              <w:t xml:space="preserve">  Surgical pathology: CIN2 / moderate dysplasia</w:t>
+            </w:r>
+          </w:p>
+        </w:tc>
+        <w:tc>
+          <w:tcPr>
+            <w:tcW w:type="dxa" w:w="1584"/>
+          </w:tcPr>
+          <w:p>
+            <w:r/>
+            <w:r>
+              <w:rPr>
+                <w:sz w:val="18"/>
+              </w:rPr>
+              <w:t>16 (7.8%)</w:t>
+            </w:r>
+          </w:p>
+        </w:tc>
+        <w:tc>
+          <w:tcPr>
+            <w:tcW w:type="dxa" w:w="1728"/>
+          </w:tcPr>
+          <w:p>
+            <w:r/>
+            <w:r>
+              <w:rPr>
+                <w:sz w:val="18"/>
+              </w:rPr>
+              <w:t>45 (6.2%)</w:t>
+            </w:r>
+          </w:p>
+        </w:tc>
+        <w:tc>
+          <w:tcPr>
+            <w:tcW w:type="dxa" w:w="864"/>
+          </w:tcPr>
+          <w:p>
+            <w:r/>
+            <w:r>
+              <w:rPr>
+                <w:sz w:val="18"/>
+              </w:rPr>
+              <w:t>0.423</w:t>
+            </w:r>
+          </w:p>
+        </w:tc>
+        <w:tc>
+          <w:tcPr>
+            <w:tcW w:type="dxa" w:w="864"/>
+          </w:tcPr>
+          <w:p>
+            <w:r/>
+            <w:r>
+              <w:rPr>
+                <w:sz w:val="18"/>
+              </w:rPr>
+              <w:t>0.066</w:t>
+            </w:r>
+          </w:p>
+        </w:tc>
+      </w:tr>
+      <w:tr>
+        <w:tc>
+          <w:tcPr>
+            <w:tcW w:type="dxa" w:w="3456"/>
+          </w:tcPr>
+          <w:p>
+            <w:r/>
+            <w:r>
+              <w:rPr>
+                <w:sz w:val="18"/>
+              </w:rPr>
+              <w:t xml:space="preserve">  Surgical pathology: CIN1 / LSIL / mild dysplasia</w:t>
+            </w:r>
+          </w:p>
+        </w:tc>
+        <w:tc>
+          <w:tcPr>
+            <w:tcW w:type="dxa" w:w="1584"/>
+          </w:tcPr>
+          <w:p>
+            <w:r/>
+            <w:r>
+              <w:rPr>
+                <w:sz w:val="18"/>
+              </w:rPr>
+              <w:t>20 (9.8%)</w:t>
+            </w:r>
+          </w:p>
+        </w:tc>
+        <w:tc>
+          <w:tcPr>
+            <w:tcW w:type="dxa" w:w="1728"/>
+          </w:tcPr>
+          <w:p>
+            <w:r/>
+            <w:r>
+              <w:rPr>
+                <w:sz w:val="18"/>
+              </w:rPr>
+              <w:t>83 (11.4%)</w:t>
+            </w:r>
+          </w:p>
+        </w:tc>
+        <w:tc>
+          <w:tcPr>
+            <w:tcW w:type="dxa" w:w="864"/>
+          </w:tcPr>
+          <w:p>
+            <w:r/>
+            <w:r>
+              <w:rPr>
+                <w:sz w:val="18"/>
+              </w:rPr>
+              <w:t>0.613</w:t>
+            </w:r>
+          </w:p>
+        </w:tc>
+        <w:tc>
+          <w:tcPr>
+            <w:tcW w:type="dxa" w:w="864"/>
+          </w:tcPr>
+          <w:p>
+            <w:r/>
+            <w:r>
+              <w:rPr>
+                <w:sz w:val="18"/>
+              </w:rPr>
+              <w:t>0.051</w:t>
+            </w:r>
+          </w:p>
+        </w:tc>
+      </w:tr>
+      <w:tr>
+        <w:tc>
+          <w:tcPr>
+            <w:tcW w:type="dxa" w:w="3456"/>
+          </w:tcPr>
+          <w:p>
+            <w:r/>
+            <w:r>
+              <w:rPr>
+                <w:sz w:val="18"/>
+              </w:rPr>
+              <w:t xml:space="preserve">  Surgical pathology: Benign / other</w:t>
+            </w:r>
+          </w:p>
+        </w:tc>
+        <w:tc>
+          <w:tcPr>
+            <w:tcW w:type="dxa" w:w="1584"/>
+          </w:tcPr>
+          <w:p>
+            <w:r/>
+            <w:r>
+              <w:rPr>
+                <w:sz w:val="18"/>
+              </w:rPr>
+              <w:t>53 (26.0%)</w:t>
+            </w:r>
+          </w:p>
+        </w:tc>
+        <w:tc>
+          <w:tcPr>
+            <w:tcW w:type="dxa" w:w="1728"/>
+          </w:tcPr>
+          <w:p>
+            <w:r/>
+            <w:r>
+              <w:rPr>
+                <w:sz w:val="18"/>
+              </w:rPr>
+              <w:t>206 (28.2%)</w:t>
+            </w:r>
+          </w:p>
+        </w:tc>
+        <w:tc>
+          <w:tcPr>
+            <w:tcW w:type="dxa" w:w="864"/>
+          </w:tcPr>
+          <w:p>
+            <w:r/>
+            <w:r>
+              <w:rPr>
+                <w:sz w:val="18"/>
+              </w:rPr>
+              <w:t>0.596</w:t>
+            </w:r>
+          </w:p>
+        </w:tc>
+        <w:tc>
+          <w:tcPr>
+            <w:tcW w:type="dxa" w:w="864"/>
+          </w:tcPr>
+          <w:p>
+            <w:r/>
+            <w:r>
+              <w:rPr>
+                <w:sz w:val="18"/>
+              </w:rPr>
+              <w:t>0.050</w:t>
+            </w:r>
+          </w:p>
+        </w:tc>
+      </w:tr>
+      <w:tr>
+        <w:tc>
+          <w:tcPr>
+            <w:tcW w:type="dxa" w:w="3456"/>
+          </w:tcPr>
+          <w:p>
+            <w:r/>
+            <w:r>
+              <w:rPr>
+                <w:sz w:val="18"/>
+              </w:rPr>
+              <w:t xml:space="preserve">  Pre-vaccine hr-HPV+ (clearance subset eligibility)</w:t>
+            </w:r>
+          </w:p>
+        </w:tc>
+        <w:tc>
+          <w:tcPr>
+            <w:tcW w:type="dxa" w:w="1584"/>
+          </w:tcPr>
+          <w:p>
+            <w:r/>
+            <w:r>
+              <w:rPr>
+                <w:sz w:val="18"/>
+              </w:rPr>
+              <w:t>95 (46.6%)</w:t>
+            </w:r>
+          </w:p>
+        </w:tc>
+        <w:tc>
+          <w:tcPr>
+            <w:tcW w:type="dxa" w:w="1728"/>
+          </w:tcPr>
+          <w:p>
+            <w:r/>
+            <w:r>
+              <w:rPr>
+                <w:sz w:val="18"/>
+              </w:rPr>
+              <w:t>323 (44.2%)</w:t>
+            </w:r>
+          </w:p>
+        </w:tc>
+        <w:tc>
+          <w:tcPr>
+            <w:tcW w:type="dxa" w:w="864"/>
+          </w:tcPr>
+          <w:p>
+            <w:r/>
+            <w:r>
+              <w:rPr>
+                <w:sz w:val="18"/>
+              </w:rPr>
+              <w:t>0.578</w:t>
+            </w:r>
+          </w:p>
+        </w:tc>
+        <w:tc>
+          <w:tcPr>
+            <w:tcW w:type="dxa" w:w="864"/>
+          </w:tcPr>
+          <w:p>
+            <w:r/>
+            <w:r>
+              <w:rPr>
+                <w:sz w:val="18"/>
+              </w:rPr>
+              <w:t>0.047</w:t>
             </w:r>
           </w:p>
         </w:tc>
@@ -5978,7 +8960,7 @@
               <w:rPr>
                 <w:sz w:val="18"/>
               </w:rPr>
-              <w:t>Lesion recurrence (≥CIN2 / HSIL+ or invasive carcinoma)</w:t>
+              <w:t>Lesion recurrence (≥CIN2 / HSIL+ or invasive carcinoma) — ≥2 dose + 3-mo landmark PRIMARY</w:t>
             </w:r>
           </w:p>
         </w:tc>
@@ -6006,7 +8988,7 @@
               <w:rPr>
                 <w:sz w:val="18"/>
               </w:rPr>
-              <w:t>13 / 241</w:t>
+              <w:t>10 / 204</w:t>
             </w:r>
           </w:p>
         </w:tc>
@@ -6020,7 +9002,7 @@
               <w:rPr>
                 <w:sz w:val="18"/>
               </w:rPr>
-              <w:t>1405 (9.2)</w:t>
+              <w:t>1132 (8.8)</w:t>
             </w:r>
           </w:p>
         </w:tc>
@@ -6034,7 +9016,7 @@
               <w:rPr>
                 <w:sz w:val="18"/>
               </w:rPr>
-              <w:t>57 / 867</w:t>
+              <w:t>33 / 730</w:t>
             </w:r>
           </w:p>
         </w:tc>
@@ -6048,7 +9030,7 @@
               <w:rPr>
                 <w:sz w:val="18"/>
               </w:rPr>
-              <w:t>5052 (11.3)</w:t>
+              <w:t>3947 (8.4)</w:t>
             </w:r>
           </w:p>
         </w:tc>
@@ -6062,7 +9044,7 @@
               <w:rPr>
                 <w:sz w:val="18"/>
               </w:rPr>
-              <w:t>0.80 (0.44–1.43)</w:t>
+              <w:t>1.01 (0.49–2.06)</w:t>
             </w:r>
           </w:p>
         </w:tc>
@@ -6076,7 +9058,7 @@
               <w:rPr>
                 <w:sz w:val="18"/>
               </w:rPr>
-              <w:t>0.445</w:t>
+              <w:t>0.985</w:t>
             </w:r>
           </w:p>
         </w:tc>
@@ -6092,7 +9074,7 @@
               <w:rPr>
                 <w:sz w:val="18"/>
               </w:rPr>
-              <w:t>hr-HPV clearance / regression (pre-vaccine HPV+ baseline)</w:t>
+              <w:t>hr-HPV clearance (two consecutive negatives; pre-vaccine HPV+ baseline) — ≥2 dose + 3-mo landmark PRIMARY</w:t>
             </w:r>
           </w:p>
         </w:tc>
@@ -6120,7 +9102,7 @@
               <w:rPr>
                 <w:sz w:val="18"/>
               </w:rPr>
-              <w:t>40 / 110</w:t>
+              <w:t>31 / 92</w:t>
             </w:r>
           </w:p>
         </w:tc>
@@ -6134,7 +9116,7 @@
               <w:rPr>
                 <w:sz w:val="18"/>
               </w:rPr>
-              <w:t>402 (99.5)</w:t>
+              <w:t>324 (95.7)</w:t>
             </w:r>
           </w:p>
         </w:tc>
@@ -6148,7 +9130,7 @@
               <w:rPr>
                 <w:sz w:val="18"/>
               </w:rPr>
-              <w:t>48 / 182</w:t>
+              <w:t>28 / 143</w:t>
             </w:r>
           </w:p>
         </w:tc>
@@ -6162,7 +9144,7 @@
               <w:rPr>
                 <w:sz w:val="18"/>
               </w:rPr>
-              <w:t>764 (62.8)</w:t>
+              <w:t>617 (45.4)</w:t>
             </w:r>
           </w:p>
         </w:tc>
@@ -6176,7 +9158,7 @@
               <w:rPr>
                 <w:sz w:val="18"/>
               </w:rPr>
-              <w:t>1.40 (0.92–2.11)</w:t>
+              <w:t>1.85 (1.09–3.17)</w:t>
             </w:r>
           </w:p>
         </w:tc>
@@ -6190,7 +9172,7 @@
               <w:rPr>
                 <w:sz w:val="18"/>
               </w:rPr>
-              <w:t>0.114</w:t>
+              <w:t>0.024</w:t>
             </w:r>
           </w:p>
         </w:tc>
@@ -6206,7 +9188,7 @@
               <w:rPr>
                 <w:sz w:val="18"/>
               </w:rPr>
-              <w:t>Post-index hr-HPV detection (sensitivity, full cohort)</w:t>
+              <w:t>Sustained clearance duration — vaccinated (median, IQR years)</w:t>
             </w:r>
           </w:p>
         </w:tc>
@@ -6220,7 +9202,7 @@
               <w:rPr>
                 <w:sz w:val="18"/>
               </w:rPr>
-              <w:t>HR&lt;1</w:t>
+              <w:t>—</w:t>
             </w:r>
           </w:p>
         </w:tc>
@@ -6234,7 +9216,7 @@
               <w:rPr>
                 <w:sz w:val="18"/>
               </w:rPr>
-              <w:t>149 / 241</w:t>
+              <w:t>31 clearance events</w:t>
             </w:r>
           </w:p>
         </w:tc>
@@ -6248,7 +9230,7 @@
               <w:rPr>
                 <w:sz w:val="18"/>
               </w:rPr>
-              <w:t>816 (182.7)</w:t>
+              <w:t>—</w:t>
             </w:r>
           </w:p>
         </w:tc>
@@ -6262,7 +9244,7 @@
               <w:rPr>
                 <w:sz w:val="18"/>
               </w:rPr>
-              <w:t>546 / 867</w:t>
+              <w:t>—</w:t>
             </w:r>
           </w:p>
         </w:tc>
@@ -6276,7 +9258,7 @@
               <w:rPr>
                 <w:sz w:val="18"/>
               </w:rPr>
-              <w:t>2693 (202.8)</w:t>
+              <w:t>—</w:t>
             </w:r>
           </w:p>
         </w:tc>
@@ -6290,7 +9272,7 @@
               <w:rPr>
                 <w:sz w:val="18"/>
               </w:rPr>
-              <w:t>0.91 (0.76–1.08)</w:t>
+              <w:t>3.20 (2.14–7.53)</w:t>
             </w:r>
           </w:p>
         </w:tc>
@@ -6304,7 +9286,7 @@
               <w:rPr>
                 <w:sz w:val="18"/>
               </w:rPr>
-              <w:t>0.272</w:t>
+              <w:t>—</w:t>
             </w:r>
           </w:p>
         </w:tc>
@@ -6320,7 +9302,7 @@
               <w:rPr>
                 <w:sz w:val="18"/>
               </w:rPr>
-              <w:t>Novel-type acquisition (post-index type not in pre-vaccine baseline)</w:t>
+              <w:t>Sustained clearance duration — non-vaccinated (median, IQR years)</w:t>
             </w:r>
           </w:p>
         </w:tc>
@@ -6334,7 +9316,7 @@
               <w:rPr>
                 <w:sz w:val="18"/>
               </w:rPr>
-              <w:t>HR&lt;1</w:t>
+              <w:t>—</w:t>
             </w:r>
           </w:p>
         </w:tc>
@@ -6348,7 +9330,7 @@
               <w:rPr>
                 <w:sz w:val="18"/>
               </w:rPr>
-              <w:t>46 / 206</w:t>
+              <w:t>—</w:t>
             </w:r>
           </w:p>
         </w:tc>
@@ -6362,7 +9344,7 @@
               <w:rPr>
                 <w:sz w:val="18"/>
               </w:rPr>
-              <w:t>969 (47.5)</w:t>
+              <w:t>—</w:t>
             </w:r>
           </w:p>
         </w:tc>
@@ -6376,7 +9358,7 @@
               <w:rPr>
                 <w:sz w:val="18"/>
               </w:rPr>
-              <w:t>107 / 583</w:t>
+              <w:t>28 clearance events</w:t>
             </w:r>
           </w:p>
         </w:tc>
@@ -6390,7 +9372,7 @@
               <w:rPr>
                 <w:sz w:val="18"/>
               </w:rPr>
-              <w:t>2721 (39.3)</w:t>
+              <w:t>—</w:t>
             </w:r>
           </w:p>
         </w:tc>
@@ -6404,7 +9386,7 @@
               <w:rPr>
                 <w:sz w:val="18"/>
               </w:rPr>
-              <w:t>1.21 (0.87–1.69)</w:t>
+              <w:t>2.59 (1.69–4.76)</w:t>
             </w:r>
           </w:p>
         </w:tc>
@@ -6418,7 +9400,7 @@
               <w:rPr>
                 <w:sz w:val="18"/>
               </w:rPr>
-              <w:t>0.248</w:t>
+              <w:t>—</w:t>
             </w:r>
           </w:p>
         </w:tc>
@@ -6434,7 +9416,7 @@
               <w:rPr>
                 <w:sz w:val="18"/>
               </w:rPr>
-              <w:t>HPV-16 clearance (pre-vaccine 16+ baseline)</w:t>
+              <w:t>Reversion (HR-HPV+ reappears) — vaccinated</w:t>
             </w:r>
           </w:p>
         </w:tc>
@@ -6448,7 +9430,7 @@
               <w:rPr>
                 <w:sz w:val="18"/>
               </w:rPr>
-              <w:t>HR&gt;1</w:t>
+              <w:t>—</w:t>
             </w:r>
           </w:p>
         </w:tc>
@@ -6462,7 +9444,7 @@
               <w:rPr>
                 <w:sz w:val="18"/>
               </w:rPr>
-              <w:t>42 / 64</w:t>
+              <w:t>13 / 31 (41.9%)</w:t>
             </w:r>
           </w:p>
         </w:tc>
@@ -6476,7 +9458,7 @@
               <w:rPr>
                 <w:sz w:val="18"/>
               </w:rPr>
-              <w:t>160 (262.2)</w:t>
+              <w:t>—</w:t>
             </w:r>
           </w:p>
         </w:tc>
@@ -6490,7 +9472,7 @@
               <w:rPr>
                 <w:sz w:val="18"/>
               </w:rPr>
-              <w:t>48 / 80</w:t>
+              <w:t>—</w:t>
             </w:r>
           </w:p>
         </w:tc>
@@ -6504,7 +9486,7 @@
               <w:rPr>
                 <w:sz w:val="18"/>
               </w:rPr>
-              <w:t>210 (228.2)</w:t>
+              <w:t>—</w:t>
             </w:r>
           </w:p>
         </w:tc>
@@ -6518,7 +9500,7 @@
               <w:rPr>
                 <w:sz w:val="18"/>
               </w:rPr>
-              <w:t>1.05 (0.74–1.49)</w:t>
+              <w:t>—</w:t>
             </w:r>
           </w:p>
         </w:tc>
@@ -6532,7 +9514,7 @@
               <w:rPr>
                 <w:sz w:val="18"/>
               </w:rPr>
-              <w:t>0.785</w:t>
+              <w:t>—</w:t>
             </w:r>
           </w:p>
         </w:tc>
@@ -6548,7 +9530,7 @@
               <w:rPr>
                 <w:sz w:val="18"/>
               </w:rPr>
-              <w:t>HPV-18 clearance (pre-vaccine 18+ baseline)</w:t>
+              <w:t>Reversion (HR-HPV+ reappears) — non-vaccinated</w:t>
             </w:r>
           </w:p>
         </w:tc>
@@ -6562,6 +9544,348 @@
               <w:rPr>
                 <w:sz w:val="18"/>
               </w:rPr>
+              <w:t>—</w:t>
+            </w:r>
+          </w:p>
+        </w:tc>
+        <w:tc>
+          <w:tcPr>
+            <w:tcW w:type="dxa" w:w="1584"/>
+          </w:tcPr>
+          <w:p>
+            <w:r/>
+            <w:r>
+              <w:rPr>
+                <w:sz w:val="18"/>
+              </w:rPr>
+              <w:t>—</w:t>
+            </w:r>
+          </w:p>
+        </w:tc>
+        <w:tc>
+          <w:tcPr>
+            <w:tcW w:type="dxa" w:w="720"/>
+          </w:tcPr>
+          <w:p>
+            <w:r/>
+            <w:r>
+              <w:rPr>
+                <w:sz w:val="18"/>
+              </w:rPr>
+              <w:t>—</w:t>
+            </w:r>
+          </w:p>
+        </w:tc>
+        <w:tc>
+          <w:tcPr>
+            <w:tcW w:type="dxa" w:w="1584"/>
+          </w:tcPr>
+          <w:p>
+            <w:r/>
+            <w:r>
+              <w:rPr>
+                <w:sz w:val="18"/>
+              </w:rPr>
+              <w:t>13 / 28 (46.4%)</w:t>
+            </w:r>
+          </w:p>
+        </w:tc>
+        <w:tc>
+          <w:tcPr>
+            <w:tcW w:type="dxa" w:w="720"/>
+          </w:tcPr>
+          <w:p>
+            <w:r/>
+            <w:r>
+              <w:rPr>
+                <w:sz w:val="18"/>
+              </w:rPr>
+              <w:t>—</w:t>
+            </w:r>
+          </w:p>
+        </w:tc>
+        <w:tc>
+          <w:tcPr>
+            <w:tcW w:type="dxa" w:w="1584"/>
+          </w:tcPr>
+          <w:p>
+            <w:r/>
+            <w:r>
+              <w:rPr>
+                <w:sz w:val="18"/>
+              </w:rPr>
+              <w:t>—</w:t>
+            </w:r>
+          </w:p>
+        </w:tc>
+        <w:tc>
+          <w:tcPr>
+            <w:tcW w:type="dxa" w:w="576"/>
+          </w:tcPr>
+          <w:p>
+            <w:r/>
+            <w:r>
+              <w:rPr>
+                <w:sz w:val="18"/>
+              </w:rPr>
+              <w:t>—</w:t>
+            </w:r>
+          </w:p>
+        </w:tc>
+      </w:tr>
+      <w:tr>
+        <w:tc>
+          <w:tcPr>
+            <w:tcW w:type="dxa" w:w="3168"/>
+          </w:tcPr>
+          <w:p>
+            <w:r/>
+            <w:r>
+              <w:rPr>
+                <w:sz w:val="18"/>
+              </w:rPr>
+              <w:t>Sensitivity (Sens-C): ≥1 dose, no landmark — lesion recurrence</w:t>
+            </w:r>
+          </w:p>
+        </w:tc>
+        <w:tc>
+          <w:tcPr>
+            <w:tcW w:type="dxa" w:w="1008"/>
+          </w:tcPr>
+          <w:p>
+            <w:r/>
+            <w:r>
+              <w:rPr>
+                <w:sz w:val="18"/>
+              </w:rPr>
+              <w:t>HR&lt;1</w:t>
+            </w:r>
+          </w:p>
+        </w:tc>
+        <w:tc>
+          <w:tcPr>
+            <w:tcW w:type="dxa" w:w="1584"/>
+          </w:tcPr>
+          <w:p>
+            <w:r/>
+            <w:r>
+              <w:rPr>
+                <w:sz w:val="18"/>
+              </w:rPr>
+              <w:t>13 / 241</w:t>
+            </w:r>
+          </w:p>
+        </w:tc>
+        <w:tc>
+          <w:tcPr>
+            <w:tcW w:type="dxa" w:w="720"/>
+          </w:tcPr>
+          <w:p>
+            <w:r/>
+            <w:r>
+              <w:rPr>
+                <w:sz w:val="18"/>
+              </w:rPr>
+              <w:t>1405 (9.2)</w:t>
+            </w:r>
+          </w:p>
+        </w:tc>
+        <w:tc>
+          <w:tcPr>
+            <w:tcW w:type="dxa" w:w="1584"/>
+          </w:tcPr>
+          <w:p>
+            <w:r/>
+            <w:r>
+              <w:rPr>
+                <w:sz w:val="18"/>
+              </w:rPr>
+              <w:t>57 / 867</w:t>
+            </w:r>
+          </w:p>
+        </w:tc>
+        <w:tc>
+          <w:tcPr>
+            <w:tcW w:type="dxa" w:w="720"/>
+          </w:tcPr>
+          <w:p>
+            <w:r/>
+            <w:r>
+              <w:rPr>
+                <w:sz w:val="18"/>
+              </w:rPr>
+              <w:t>5052 (11.3)</w:t>
+            </w:r>
+          </w:p>
+        </w:tc>
+        <w:tc>
+          <w:tcPr>
+            <w:tcW w:type="dxa" w:w="1584"/>
+          </w:tcPr>
+          <w:p>
+            <w:r/>
+            <w:r>
+              <w:rPr>
+                <w:sz w:val="18"/>
+              </w:rPr>
+              <w:t>0.80 (0.44–1.43)</w:t>
+            </w:r>
+          </w:p>
+        </w:tc>
+        <w:tc>
+          <w:tcPr>
+            <w:tcW w:type="dxa" w:w="576"/>
+          </w:tcPr>
+          <w:p>
+            <w:r/>
+            <w:r>
+              <w:rPr>
+                <w:sz w:val="18"/>
+              </w:rPr>
+              <w:t>0.445</w:t>
+            </w:r>
+          </w:p>
+        </w:tc>
+      </w:tr>
+      <w:tr>
+        <w:tc>
+          <w:tcPr>
+            <w:tcW w:type="dxa" w:w="3168"/>
+          </w:tcPr>
+          <w:p>
+            <w:r/>
+            <w:r>
+              <w:rPr>
+                <w:sz w:val="18"/>
+              </w:rPr>
+              <w:t>Sensitivity (Sens-C): ≥3 dose, no landmark — lesion recurrence</w:t>
+            </w:r>
+          </w:p>
+        </w:tc>
+        <w:tc>
+          <w:tcPr>
+            <w:tcW w:type="dxa" w:w="1008"/>
+          </w:tcPr>
+          <w:p>
+            <w:r/>
+            <w:r>
+              <w:rPr>
+                <w:sz w:val="18"/>
+              </w:rPr>
+              <w:t>HR&lt;1</w:t>
+            </w:r>
+          </w:p>
+        </w:tc>
+        <w:tc>
+          <w:tcPr>
+            <w:tcW w:type="dxa" w:w="1584"/>
+          </w:tcPr>
+          <w:p>
+            <w:r/>
+            <w:r>
+              <w:rPr>
+                <w:sz w:val="18"/>
+              </w:rPr>
+              <w:t>7 / 167</w:t>
+            </w:r>
+          </w:p>
+        </w:tc>
+        <w:tc>
+          <w:tcPr>
+            <w:tcW w:type="dxa" w:w="720"/>
+          </w:tcPr>
+          <w:p>
+            <w:r/>
+            <w:r>
+              <w:rPr>
+                <w:sz w:val="18"/>
+              </w:rPr>
+              <w:t>935 (7.5)</w:t>
+            </w:r>
+          </w:p>
+        </w:tc>
+        <w:tc>
+          <w:tcPr>
+            <w:tcW w:type="dxa" w:w="1584"/>
+          </w:tcPr>
+          <w:p>
+            <w:r/>
+            <w:r>
+              <w:rPr>
+                <w:sz w:val="18"/>
+              </w:rPr>
+              <w:t>40 / 601</w:t>
+            </w:r>
+          </w:p>
+        </w:tc>
+        <w:tc>
+          <w:tcPr>
+            <w:tcW w:type="dxa" w:w="720"/>
+          </w:tcPr>
+          <w:p>
+            <w:r/>
+            <w:r>
+              <w:rPr>
+                <w:sz w:val="18"/>
+              </w:rPr>
+              <w:t>3206 (12.5)</w:t>
+            </w:r>
+          </w:p>
+        </w:tc>
+        <w:tc>
+          <w:tcPr>
+            <w:tcW w:type="dxa" w:w="1584"/>
+          </w:tcPr>
+          <w:p>
+            <w:r/>
+            <w:r>
+              <w:rPr>
+                <w:sz w:val="18"/>
+              </w:rPr>
+              <w:t>0.58 (0.27–1.26)</w:t>
+            </w:r>
+          </w:p>
+        </w:tc>
+        <w:tc>
+          <w:tcPr>
+            <w:tcW w:type="dxa" w:w="576"/>
+          </w:tcPr>
+          <w:p>
+            <w:r/>
+            <w:r>
+              <w:rPr>
+                <w:sz w:val="18"/>
+              </w:rPr>
+              <w:t>0.168</w:t>
+            </w:r>
+          </w:p>
+        </w:tc>
+      </w:tr>
+      <w:tr>
+        <w:tc>
+          <w:tcPr>
+            <w:tcW w:type="dxa" w:w="3168"/>
+          </w:tcPr>
+          <w:p>
+            <w:r/>
+            <w:r>
+              <w:rPr>
+                <w:sz w:val="18"/>
+              </w:rPr>
+              <w:t>Sensitivity (Sens-C): ≥1 dose, no landmark — hr-HPV clearance</w:t>
+            </w:r>
+          </w:p>
+        </w:tc>
+        <w:tc>
+          <w:tcPr>
+            <w:tcW w:type="dxa" w:w="1008"/>
+          </w:tcPr>
+          <w:p>
+            <w:r/>
+            <w:r>
+              <w:rPr>
+                <w:sz w:val="18"/>
+              </w:rPr>
               <w:t>HR&gt;1</w:t>
             </w:r>
           </w:p>
@@ -6576,7 +9900,7 @@
               <w:rPr>
                 <w:sz w:val="18"/>
               </w:rPr>
-              <w:t>25 / 45</w:t>
+              <w:t>40 / 110</w:t>
             </w:r>
           </w:p>
         </w:tc>
@@ -6590,7 +9914,7 @@
               <w:rPr>
                 <w:sz w:val="18"/>
               </w:rPr>
-              <w:t>123 (204.0)</w:t>
+              <w:t>402 (99.5)</w:t>
             </w:r>
           </w:p>
         </w:tc>
@@ -6604,7 +9928,7 @@
               <w:rPr>
                 <w:sz w:val="18"/>
               </w:rPr>
-              <w:t>33 / 57</w:t>
+              <w:t>48 / 182</w:t>
             </w:r>
           </w:p>
         </w:tc>
@@ -6618,7 +9942,7 @@
               <w:rPr>
                 <w:sz w:val="18"/>
               </w:rPr>
-              <w:t>138 (239.8)</w:t>
+              <w:t>764 (62.8)</w:t>
             </w:r>
           </w:p>
         </w:tc>
@@ -6632,7 +9956,7 @@
               <w:rPr>
                 <w:sz w:val="18"/>
               </w:rPr>
-              <w:t>0.84 (0.56–1.26)</w:t>
+              <w:t>1.40 (0.92–2.11)</w:t>
             </w:r>
           </w:p>
         </w:tc>
@@ -6646,7 +9970,7 @@
               <w:rPr>
                 <w:sz w:val="18"/>
               </w:rPr>
-              <w:t>0.398</w:t>
+              <w:t>0.114</w:t>
             </w:r>
           </w:p>
         </w:tc>

--- a/docs/HPV_tables_figures_v2.docx
+++ b/docs/HPV_tables_figures_v2.docx
@@ -9188,7 +9188,7 @@
               <w:rPr>
                 <w:sz w:val="18"/>
               </w:rPr>
-              <w:t>Sustained clearance duration — vaccinated (median, IQR years)</w:t>
+              <w:t>Sustained clearance — KM median (years; vaccinated)</w:t>
             </w:r>
           </w:p>
         </w:tc>
@@ -9216,7 +9216,7 @@
               <w:rPr>
                 <w:sz w:val="18"/>
               </w:rPr>
-              <w:t>31 clearance events</w:t>
+              <w:t>31 clearance, 13 reversion, 18 censored</w:t>
             </w:r>
           </w:p>
         </w:tc>
@@ -9272,7 +9272,7 @@
               <w:rPr>
                 <w:sz w:val="18"/>
               </w:rPr>
-              <w:t>3.20 (2.14–7.53)</w:t>
+              <w:t>10.79 (Q25 2.31; Q75 NR)</w:t>
             </w:r>
           </w:p>
         </w:tc>
@@ -9302,7 +9302,7 @@
               <w:rPr>
                 <w:sz w:val="18"/>
               </w:rPr>
-              <w:t>Sustained clearance duration — non-vaccinated (median, IQR years)</w:t>
+              <w:t>Sustained clearance — KM median (years; non-vaccinated)</w:t>
             </w:r>
           </w:p>
         </w:tc>
@@ -9358,7 +9358,7 @@
               <w:rPr>
                 <w:sz w:val="18"/>
               </w:rPr>
-              <w:t>28 clearance events</w:t>
+              <w:t>28 clearance, 13 reversion, 15 censored</w:t>
             </w:r>
           </w:p>
         </w:tc>
@@ -9386,7 +9386,7 @@
               <w:rPr>
                 <w:sz w:val="18"/>
               </w:rPr>
-              <w:t>2.59 (1.69–4.76)</w:t>
+              <w:t>5.67 (Q25 1.91; Q75 NR)</w:t>
             </w:r>
           </w:p>
         </w:tc>
@@ -9416,7 +9416,7 @@
               <w:rPr>
                 <w:sz w:val="18"/>
               </w:rPr>
-              <w:t>Reversion (HR-HPV+ reappears) — vaccinated</w:t>
+              <w:t>Sustained clearance — log-rank (vac vs non-vac, reversion-free)</w:t>
             </w:r>
           </w:p>
         </w:tc>
@@ -9444,7 +9444,7 @@
               <w:rPr>
                 <w:sz w:val="18"/>
               </w:rPr>
-              <w:t>13 / 31 (41.9%)</w:t>
+              <w:t>—</w:t>
             </w:r>
           </w:p>
         </w:tc>
@@ -9500,7 +9500,7 @@
               <w:rPr>
                 <w:sz w:val="18"/>
               </w:rPr>
-              <w:t>—</w:t>
+              <w:t>χ² = 1.00</w:t>
             </w:r>
           </w:p>
         </w:tc>
@@ -9514,121 +9514,7 @@
               <w:rPr>
                 <w:sz w:val="18"/>
               </w:rPr>
-              <w:t>—</w:t>
-            </w:r>
-          </w:p>
-        </w:tc>
-      </w:tr>
-      <w:tr>
-        <w:tc>
-          <w:tcPr>
-            <w:tcW w:type="dxa" w:w="3168"/>
-          </w:tcPr>
-          <w:p>
-            <w:r/>
-            <w:r>
-              <w:rPr>
-                <w:sz w:val="18"/>
-              </w:rPr>
-              <w:t>Reversion (HR-HPV+ reappears) — non-vaccinated</w:t>
-            </w:r>
-          </w:p>
-        </w:tc>
-        <w:tc>
-          <w:tcPr>
-            <w:tcW w:type="dxa" w:w="1008"/>
-          </w:tcPr>
-          <w:p>
-            <w:r/>
-            <w:r>
-              <w:rPr>
-                <w:sz w:val="18"/>
-              </w:rPr>
-              <w:t>—</w:t>
-            </w:r>
-          </w:p>
-        </w:tc>
-        <w:tc>
-          <w:tcPr>
-            <w:tcW w:type="dxa" w:w="1584"/>
-          </w:tcPr>
-          <w:p>
-            <w:r/>
-            <w:r>
-              <w:rPr>
-                <w:sz w:val="18"/>
-              </w:rPr>
-              <w:t>—</w:t>
-            </w:r>
-          </w:p>
-        </w:tc>
-        <w:tc>
-          <w:tcPr>
-            <w:tcW w:type="dxa" w:w="720"/>
-          </w:tcPr>
-          <w:p>
-            <w:r/>
-            <w:r>
-              <w:rPr>
-                <w:sz w:val="18"/>
-              </w:rPr>
-              <w:t>—</w:t>
-            </w:r>
-          </w:p>
-        </w:tc>
-        <w:tc>
-          <w:tcPr>
-            <w:tcW w:type="dxa" w:w="1584"/>
-          </w:tcPr>
-          <w:p>
-            <w:r/>
-            <w:r>
-              <w:rPr>
-                <w:sz w:val="18"/>
-              </w:rPr>
-              <w:t>13 / 28 (46.4%)</w:t>
-            </w:r>
-          </w:p>
-        </w:tc>
-        <w:tc>
-          <w:tcPr>
-            <w:tcW w:type="dxa" w:w="720"/>
-          </w:tcPr>
-          <w:p>
-            <w:r/>
-            <w:r>
-              <w:rPr>
-                <w:sz w:val="18"/>
-              </w:rPr>
-              <w:t>—</w:t>
-            </w:r>
-          </w:p>
-        </w:tc>
-        <w:tc>
-          <w:tcPr>
-            <w:tcW w:type="dxa" w:w="1584"/>
-          </w:tcPr>
-          <w:p>
-            <w:r/>
-            <w:r>
-              <w:rPr>
-                <w:sz w:val="18"/>
-              </w:rPr>
-              <w:t>—</w:t>
-            </w:r>
-          </w:p>
-        </w:tc>
-        <w:tc>
-          <w:tcPr>
-            <w:tcW w:type="dxa" w:w="576"/>
-          </w:tcPr>
-          <w:p>
-            <w:r/>
-            <w:r>
-              <w:rPr>
-                <w:sz w:val="18"/>
-              </w:rPr>
-              <w:t>—</w:t>
+              <w:t>0.317</w:t>
             </w:r>
           </w:p>
         </w:tc>

--- a/docs/HPV_tables_figures_v2.docx
+++ b/docs/HPV_tables_figures_v2.docx
@@ -9188,7 +9188,7 @@
               <w:rPr>
                 <w:sz w:val="18"/>
               </w:rPr>
-              <w:t>Sustained clearance — KM median (years; vaccinated)</w:t>
+              <w:t>Sustained clearance — vaccinated†</w:t>
             </w:r>
           </w:p>
         </w:tc>
@@ -9272,7 +9272,7 @@
               <w:rPr>
                 <w:sz w:val="18"/>
               </w:rPr>
-              <w:t>10.79 (Q25 2.31; Q75 NR)</w:t>
+              <w:t>KM median 10.79 (Q25 2.31; Q75 NR); 5-yr S = 0.569</w:t>
             </w:r>
           </w:p>
         </w:tc>
@@ -9302,7 +9302,7 @@
               <w:rPr>
                 <w:sz w:val="18"/>
               </w:rPr>
-              <w:t>Sustained clearance — KM median (years; non-vaccinated)</w:t>
+              <w:t>Sustained clearance — non-vaccinated†</w:t>
             </w:r>
           </w:p>
         </w:tc>
@@ -9386,7 +9386,7 @@
               <w:rPr>
                 <w:sz w:val="18"/>
               </w:rPr>
-              <w:t>5.67 (Q25 1.91; Q75 NR)</w:t>
+              <w:t>KM median 5.67 (Q25 1.91; Q75 NR); 5-yr S = 0.533</w:t>
             </w:r>
           </w:p>
         </w:tc>
@@ -9857,6 +9857,113 @@
                 <w:sz w:val="18"/>
               </w:rPr>
               <w:t>0.114</w:t>
+            </w:r>
+          </w:p>
+        </w:tc>
+      </w:tr>
+      <w:tr>
+        <w:tc>
+          <w:tcPr>
+            <w:tcW w:type="dxa" w:w="3168"/>
+          </w:tcPr>
+          <w:p>
+            <w:r/>
+            <w:r>
+              <w:rPr>
+                <w:sz w:val="18"/>
+              </w:rPr>
+              <w:t>†KM median estimates unstable (small reversion count; 3-year plateau near S(t)=0.5; length-biased selection toward longer-FU patients). 5-year reversion-free probability is reported as a more stable summary; arms differ &lt;4 percentage points at 5 y.</w:t>
+            </w:r>
+          </w:p>
+        </w:tc>
+        <w:tc>
+          <w:tcPr>
+            <w:tcW w:type="dxa" w:w="1008"/>
+          </w:tcPr>
+          <w:p>
+            <w:r/>
+            <w:r>
+              <w:rPr>
+                <w:sz w:val="18"/>
+              </w:rPr>
+            </w:r>
+          </w:p>
+        </w:tc>
+        <w:tc>
+          <w:tcPr>
+            <w:tcW w:type="dxa" w:w="1584"/>
+          </w:tcPr>
+          <w:p>
+            <w:r/>
+            <w:r>
+              <w:rPr>
+                <w:sz w:val="18"/>
+              </w:rPr>
+            </w:r>
+          </w:p>
+        </w:tc>
+        <w:tc>
+          <w:tcPr>
+            <w:tcW w:type="dxa" w:w="720"/>
+          </w:tcPr>
+          <w:p>
+            <w:r/>
+            <w:r>
+              <w:rPr>
+                <w:sz w:val="18"/>
+              </w:rPr>
+            </w:r>
+          </w:p>
+        </w:tc>
+        <w:tc>
+          <w:tcPr>
+            <w:tcW w:type="dxa" w:w="1584"/>
+          </w:tcPr>
+          <w:p>
+            <w:r/>
+            <w:r>
+              <w:rPr>
+                <w:sz w:val="18"/>
+              </w:rPr>
+            </w:r>
+          </w:p>
+        </w:tc>
+        <w:tc>
+          <w:tcPr>
+            <w:tcW w:type="dxa" w:w="720"/>
+          </w:tcPr>
+          <w:p>
+            <w:r/>
+            <w:r>
+              <w:rPr>
+                <w:sz w:val="18"/>
+              </w:rPr>
+            </w:r>
+          </w:p>
+        </w:tc>
+        <w:tc>
+          <w:tcPr>
+            <w:tcW w:type="dxa" w:w="1584"/>
+          </w:tcPr>
+          <w:p>
+            <w:r/>
+            <w:r>
+              <w:rPr>
+                <w:sz w:val="18"/>
+              </w:rPr>
+            </w:r>
+          </w:p>
+        </w:tc>
+        <w:tc>
+          <w:tcPr>
+            <w:tcW w:type="dxa" w:w="576"/>
+          </w:tcPr>
+          <w:p>
+            <w:r/>
+            <w:r>
+              <w:rPr>
+                <w:sz w:val="18"/>
+              </w:rPr>
             </w:r>
           </w:p>
         </w:tc>

--- a/docs/HPV_tables_figures_v2.docx
+++ b/docs/HPV_tables_figures_v2.docx
@@ -57,7 +57,7 @@
         <w:t>Figure 1</w:t>
       </w:r>
       <w:r>
-        <w:t>. CONSORT-style cohort selection flow diagram. From the single source population (N = 32,969) the diagram traces the derivation of Cohort A (whole-cohort safety analysis) through eligibility filtering, pseudo-index assignment for unvaccinated controls, and 1:1 propensity-score matching to a final n = 4,102 (2,051 vaccinated / 2,051 unvaccinated); and Cohort B (post-surgical efficacy analysis) through the cervical-surgery filter (n = 6,890), 1:up-to-5 initial matching (411 / 1,815), index-date eligibility, and 1:up-to-4 fine matching to a final n = 1,108 (241 / 867).</w:t>
+        <w:t>. CONSORT-style cohort selection flow diagram. From the single source population (N = 32,969) the diagram traces the derivation of Cohort A (whole-cohort safety analysis) through eligibility filtering, pseudo-index assignment for unvaccinated controls, and 1:1 propensity-score matching to a final n = 4,102 (2,051 vaccinated / 2,051 unvaccinated); and Cohort B (post-surgical efficacy analysis) through the cervical-surgery filter (n = 6,890), 1:up-to-5 initial matching (411 / 1,815), index-date eligibility, 1:up-to-4 fine matching to 1,108 (241 / 867; legacy intermediate), and finally the ≥2-dose + 3-month landmark filter with matched-set integrity yielding the v3 primary cohort n = 934 (204 vaccinated / 730 unvaccinated).</w:t>
       </w:r>
     </w:p>
     <w:p>
@@ -167,7 +167,7 @@
         <w:t>Figure 3</w:t>
       </w:r>
       <w:r>
-        <w:t>. Cohort B co-primary outcomes — cumulative incidence curves with number-at-risk tables. (a) lesion recurrence (≥CIN2) in the full Cohort B (n = 1,108); (b) cumulative clearance of pre-vaccine hr-HPV (two-consecutive-negative event) in the n = 292 pre-vaccine HPV-positive subset. For clearance, HR &gt; 1 favours vaccinated.</w:t>
+        <w:t>. Cohort B co-primary outcomes under the v3 primary (≥2-dose + 3-month landmark) — cumulative incidence curves with number-at-risk tables. (a) lesion recurrence (≥CIN2) in the v3 Cohort B (n = 934; 204 vaccinated / 730 controls); (b) cumulative clearance of pre-vaccine hr-HPV (two-consecutive-negative event) in the v3 pre-vaccine HPV+ subset (n = 235; 92 / 143). X-axis is years from landmark (index + 90 days). For clearance, HR &gt; 1 favours vaccinated.</w:t>
       </w:r>
     </w:p>
     <w:p>

--- a/docs/HPV_tables_figures_v2.docx
+++ b/docs/HPV_tables_figures_v2.docx
@@ -8988,7 +8988,7 @@
               <w:rPr>
                 <w:sz w:val="18"/>
               </w:rPr>
-              <w:t>10 / 204</w:t>
+              <w:t>10 / 203 (analytic; v3 cohort 204)</w:t>
             </w:r>
           </w:p>
         </w:tc>
@@ -9016,7 +9016,7 @@
               <w:rPr>
                 <w:sz w:val="18"/>
               </w:rPr>
-              <w:t>33 / 730</w:t>
+              <w:t>33 / 709 (analytic; v3 cohort 730)</w:t>
             </w:r>
           </w:p>
         </w:tc>

--- a/docs/HPV_tables_figures_v2.docx
+++ b/docs/HPV_tables_figures_v2.docx
@@ -7913,7 +7913,7 @@
               <w:rPr>
                 <w:sz w:val="18"/>
               </w:rPr>
-              <w:t>29 / 2030</w:t>
+              <w:t>18 / 1378</w:t>
             </w:r>
           </w:p>
         </w:tc>
@@ -7927,7 +7927,7 @@
               <w:rPr>
                 <w:sz w:val="18"/>
               </w:rPr>
-              <w:t>30 / 2038</w:t>
+              <w:t>21 / 1371</w:t>
             </w:r>
           </w:p>
         </w:tc>
@@ -7941,7 +7941,7 @@
               <w:rPr>
                 <w:sz w:val="18"/>
               </w:rPr>
-              <w:t>2.40</w:t>
+              <w:t>2.43</w:t>
             </w:r>
           </w:p>
         </w:tc>
@@ -7955,7 +7955,7 @@
               <w:rPr>
                 <w:sz w:val="18"/>
               </w:rPr>
-              <w:t>1.98</w:t>
+              <w:t>2.08</w:t>
             </w:r>
           </w:p>
         </w:tc>
@@ -7969,7 +7969,7 @@
               <w:rPr>
                 <w:sz w:val="18"/>
               </w:rPr>
-              <w:t>1.26 (0.75–2.12)</w:t>
+              <w:t>1.27 (0.66–2.48)</w:t>
             </w:r>
           </w:p>
         </w:tc>
@@ -7983,7 +7983,7 @@
               <w:rPr>
                 <w:sz w:val="18"/>
               </w:rPr>
-              <w:t>0.374</w:t>
+              <w:t>0.475</w:t>
             </w:r>
           </w:p>
         </w:tc>
@@ -7997,7 +7997,7 @@
               <w:rPr>
                 <w:sz w:val="18"/>
               </w:rPr>
-              <w:t>1.27 (0.76–2.12)</w:t>
+              <w:t>1.27 (0.66–2.48)</w:t>
             </w:r>
           </w:p>
         </w:tc>
@@ -8011,7 +8011,7 @@
               <w:rPr>
                 <w:sz w:val="18"/>
               </w:rPr>
-              <w:t>0.357</w:t>
+              <w:t>0.475</w:t>
             </w:r>
           </w:p>
         </w:tc>
@@ -8041,7 +8041,7 @@
               <w:rPr>
                 <w:sz w:val="18"/>
               </w:rPr>
-              <w:t>3 / 2053</w:t>
+              <w:t>1 / 1396</w:t>
             </w:r>
           </w:p>
         </w:tc>
@@ -8055,7 +8055,7 @@
               <w:rPr>
                 <w:sz w:val="18"/>
               </w:rPr>
-              <w:t>2 / 2053</w:t>
+              <w:t>1 / 1380</w:t>
             </w:r>
           </w:p>
         </w:tc>
@@ -8069,7 +8069,7 @@
               <w:rPr>
                 <w:sz w:val="18"/>
               </w:rPr>
-              <w:t>0.24</w:t>
+              <w:t>0.13</w:t>
             </w:r>
           </w:p>
         </w:tc>
@@ -8083,7 +8083,7 @@
               <w:rPr>
                 <w:sz w:val="18"/>
               </w:rPr>
-              <w:t>0.13</w:t>
+              <w:t>0.10</w:t>
             </w:r>
           </w:p>
         </w:tc>
@@ -8097,7 +8097,7 @@
               <w:rPr>
                 <w:sz w:val="18"/>
               </w:rPr>
-              <w:t>1.96 (0.31–12.46)</w:t>
+              <w:t>—</w:t>
             </w:r>
           </w:p>
         </w:tc>
@@ -8111,7 +8111,7 @@
               <w:rPr>
                 <w:sz w:val="18"/>
               </w:rPr>
-              <w:t>0.474</w:t>
+              <w:t>—</w:t>
             </w:r>
           </w:p>
         </w:tc>
@@ -8125,7 +8125,7 @@
               <w:rPr>
                 <w:sz w:val="18"/>
               </w:rPr>
-              <w:t>1.95 (0.33–11.71)</w:t>
+              <w:t>—</w:t>
             </w:r>
           </w:p>
         </w:tc>
@@ -8139,7 +8139,7 @@
               <w:rPr>
                 <w:sz w:val="18"/>
               </w:rPr>
-              <w:t>0.464</w:t>
+              <w:t>—</w:t>
             </w:r>
           </w:p>
         </w:tc>
@@ -8169,7 +8169,7 @@
               <w:rPr>
                 <w:sz w:val="18"/>
               </w:rPr>
-              <w:t>8 / 2044</w:t>
+              <w:t>2 / 1388</w:t>
             </w:r>
           </w:p>
         </w:tc>
@@ -8183,7 +8183,7 @@
               <w:rPr>
                 <w:sz w:val="18"/>
               </w:rPr>
-              <w:t>7 / 2048</w:t>
+              <w:t>3 / 1378</w:t>
             </w:r>
           </w:p>
         </w:tc>
@@ -8197,7 +8197,7 @@
               <w:rPr>
                 <w:sz w:val="18"/>
               </w:rPr>
-              <w:t>0.65</w:t>
+              <w:t>0.27</w:t>
             </w:r>
           </w:p>
         </w:tc>
@@ -8211,7 +8211,7 @@
               <w:rPr>
                 <w:sz w:val="18"/>
               </w:rPr>
-              <w:t>0.46</w:t>
+              <w:t>0.29</w:t>
             </w:r>
           </w:p>
         </w:tc>
@@ -8225,7 +8225,7 @@
               <w:rPr>
                 <w:sz w:val="18"/>
               </w:rPr>
-              <w:t>1.49 (0.53–4.19)</w:t>
+              <w:t>0.86 (0.14–5.22)</w:t>
             </w:r>
           </w:p>
         </w:tc>
@@ -8239,7 +8239,7 @@
               <w:rPr>
                 <w:sz w:val="18"/>
               </w:rPr>
-              <w:t>0.448</w:t>
+              <w:t>0.868</w:t>
             </w:r>
           </w:p>
         </w:tc>
@@ -8253,7 +8253,7 @@
               <w:rPr>
                 <w:sz w:val="18"/>
               </w:rPr>
-              <w:t>1.50 (0.54–4.14)</w:t>
+              <w:t>0.86 (0.14–5.22)</w:t>
             </w:r>
           </w:p>
         </w:tc>
@@ -8267,7 +8267,7 @@
               <w:rPr>
                 <w:sz w:val="18"/>
               </w:rPr>
-              <w:t>0.435</w:t>
+              <w:t>0.868</w:t>
             </w:r>
           </w:p>
         </w:tc>
@@ -8297,7 +8297,7 @@
               <w:rPr>
                 <w:sz w:val="18"/>
               </w:rPr>
-              <w:t>21 / 2039</w:t>
+              <w:t>16 / 1386</w:t>
             </w:r>
           </w:p>
         </w:tc>
@@ -8311,7 +8311,7 @@
               <w:rPr>
                 <w:sz w:val="18"/>
               </w:rPr>
-              <w:t>22 / 2043</w:t>
+              <w:t>17 / 1373</w:t>
             </w:r>
           </w:p>
         </w:tc>
@@ -8325,7 +8325,7 @@
               <w:rPr>
                 <w:sz w:val="18"/>
               </w:rPr>
-              <w:t>1.72</w:t>
+              <w:t>2.14</w:t>
             </w:r>
           </w:p>
         </w:tc>
@@ -8339,7 +8339,7 @@
               <w:rPr>
                 <w:sz w:val="18"/>
               </w:rPr>
-              <w:t>1.45</w:t>
+              <w:t>1.68</w:t>
             </w:r>
           </w:p>
         </w:tc>
@@ -8353,7 +8353,7 @@
               <w:rPr>
                 <w:sz w:val="18"/>
               </w:rPr>
-              <w:t>1.25 (0.68–2.28)</w:t>
+              <w:t>1.47 (0.70–3.08)</w:t>
             </w:r>
           </w:p>
         </w:tc>
@@ -8367,7 +8367,7 @@
               <w:rPr>
                 <w:sz w:val="18"/>
               </w:rPr>
-              <w:t>0.475</w:t>
+              <w:t>0.303</w:t>
             </w:r>
           </w:p>
         </w:tc>
@@ -8381,7 +8381,7 @@
               <w:rPr>
                 <w:sz w:val="18"/>
               </w:rPr>
-              <w:t>1.25 (0.69–2.28)</w:t>
+              <w:t>1.47 (0.70–3.08)</w:t>
             </w:r>
           </w:p>
         </w:tc>
@@ -8395,7 +8395,7 @@
               <w:rPr>
                 <w:sz w:val="18"/>
               </w:rPr>
-              <w:t>0.461</w:t>
+              <w:t>0.303</w:t>
             </w:r>
           </w:p>
         </w:tc>
@@ -8425,7 +8425,7 @@
               <w:rPr>
                 <w:sz w:val="18"/>
               </w:rPr>
-              <w:t>3 / 2053</w:t>
+              <w:t>1 / 1396</w:t>
             </w:r>
           </w:p>
         </w:tc>
@@ -8439,7 +8439,7 @@
               <w:rPr>
                 <w:sz w:val="18"/>
               </w:rPr>
-              <w:t>1 / 2053</w:t>
+              <w:t>0 / 1380</w:t>
             </w:r>
           </w:p>
         </w:tc>
@@ -8453,7 +8453,7 @@
               <w:rPr>
                 <w:sz w:val="18"/>
               </w:rPr>
-              <w:t>0.24</w:t>
+              <w:t>0.13</w:t>
             </w:r>
           </w:p>
         </w:tc>
@@ -8467,7 +8467,7 @@
               <w:rPr>
                 <w:sz w:val="18"/>
               </w:rPr>
-              <w:t>0.07</w:t>
+              <w:t>0.00</w:t>
             </w:r>
           </w:p>
         </w:tc>
@@ -8553,7 +8553,7 @@
               <w:rPr>
                 <w:sz w:val="18"/>
               </w:rPr>
-              <w:t>0 / 2053</w:t>
+              <w:t>0 / 1396</w:t>
             </w:r>
           </w:p>
         </w:tc>
@@ -8567,7 +8567,7 @@
               <w:rPr>
                 <w:sz w:val="18"/>
               </w:rPr>
-              <w:t>0 / 2053</w:t>
+              <w:t>0 / 1380</w:t>
             </w:r>
           </w:p>
         </w:tc>
@@ -8681,7 +8681,7 @@
               <w:rPr>
                 <w:sz w:val="18"/>
               </w:rPr>
-              <w:t>0 / 2053</w:t>
+              <w:t>0 / 1396</w:t>
             </w:r>
           </w:p>
         </w:tc>
@@ -8695,7 +8695,7 @@
               <w:rPr>
                 <w:sz w:val="18"/>
               </w:rPr>
-              <w:t>1 / 2053</w:t>
+              <w:t>1 / 1380</w:t>
             </w:r>
           </w:p>
         </w:tc>
@@ -8723,7 +8723,7 @@
               <w:rPr>
                 <w:sz w:val="18"/>
               </w:rPr>
-              <w:t>0.07</w:t>
+              <w:t>0.10</w:t>
             </w:r>
           </w:p>
         </w:tc>

--- a/docs/HPV_tables_figures_v2.docx
+++ b/docs/HPV_tables_figures_v2.docx
@@ -72,7 +72,7 @@
       <w:r>
         <w:drawing>
           <wp:inline xmlns:a="http://schemas.openxmlformats.org/drawingml/2006/main" xmlns:pic="http://schemas.openxmlformats.org/drawingml/2006/picture">
-            <wp:extent cx="5943600" cy="3726575"/>
+            <wp:extent cx="5943600" cy="3749267"/>
             <wp:docPr id="2" name="Picture 2"/>
             <wp:cNvGraphicFramePr>
               <a:graphicFrameLocks noChangeAspect="1"/>
@@ -93,7 +93,7 @@
                   <pic:spPr>
                     <a:xfrm>
                       <a:off x="0" y="0"/>
-                      <a:ext cx="5943600" cy="3726575"/>
+                      <a:ext cx="5943600" cy="3749267"/>
                     </a:xfrm>
                     <a:prstGeom prst="rect"/>
                   </pic:spPr>
@@ -238,7 +238,7 @@
         <w:t>Table 1A</w:t>
       </w:r>
       <w:r>
-        <w:t>. Baseline characteristics after 1:1 propensity-score matching — Cohort A (long-term safety analysis). N = 4,102 (2,051 vaccinated / 2,051 unvaccinated). Absolute standardised mean differences (|SMD|) &lt; 0.10 indicate adequate balance.</w:t>
+        <w:t>. Baseline characteristics after 1:1 propensity-score matching — Cohort A (long-term safety analysis; legacy ≥1-dose, no-landmark intermediate cohort). N = 4,102 (2,051 vaccinated / 2,051 unvaccinated). Absolute standardised mean differences (|SMD|) &lt; 0.10 indicate adequate balance.</w:t>
       </w:r>
     </w:p>
     <w:p/>
@@ -2186,6 +2186,692 @@
                 <w:sz w:val="18"/>
               </w:rPr>
               <w:t>0.107</w:t>
+            </w:r>
+          </w:p>
+        </w:tc>
+      </w:tr>
+    </w:tbl>
+    <w:p>
+      <w:r>
+        <w:br w:type="page"/>
+      </w:r>
+    </w:p>
+    <w:p>
+      <w:r>
+        <w:rPr>
+          <w:b/>
+        </w:rPr>
+        <w:t>Table 1A (v3 PRIMARY)</w:t>
+      </w:r>
+      <w:r>
+        <w:t>. Baseline characteristics under the ≥2-dose + 3-month landmark v3 PRIMARY exposure definition — Cohort A (long-term safety analysis). N = 2,776 (1,396 vaccinated / 1,380 matched controls). Derived from the 1:1 PSM cohort by dropping 610 matched pairs that failed the ≥2-dose threshold and 47 matched pairs that failed the 3-month landmark FU filter.</w:t>
+      </w:r>
+    </w:p>
+    <w:p/>
+    <w:tbl>
+      <w:tblPr>
+        <w:tblStyle w:val="LightGrid-Accent1"/>
+        <w:tblW w:type="auto" w:w="0"/>
+        <w:tblLayout w:type="fixed"/>
+        <w:tblLook w:firstColumn="1" w:firstRow="1" w:lastColumn="0" w:lastRow="0" w:noHBand="0" w:noVBand="1" w:val="04A0"/>
+      </w:tblPr>
+      <w:tblGrid>
+        <w:gridCol w:w="1994"/>
+        <w:gridCol w:w="1994"/>
+        <w:gridCol w:w="1994"/>
+        <w:gridCol w:w="1994"/>
+        <w:gridCol w:w="1994"/>
+      </w:tblGrid>
+      <w:tr>
+        <w:tc>
+          <w:tcPr>
+            <w:tcW w:type="dxa" w:w="3456"/>
+            <w:vAlign w:val="center"/>
+          </w:tcPr>
+          <w:p>
+            <w:r/>
+            <w:r>
+              <w:rPr>
+                <w:b/>
+                <w:sz w:val="18"/>
+              </w:rPr>
+              <w:t>Variable</w:t>
+            </w:r>
+          </w:p>
+        </w:tc>
+        <w:tc>
+          <w:tcPr>
+            <w:tcW w:type="dxa" w:w="1584"/>
+            <w:vAlign w:val="center"/>
+          </w:tcPr>
+          <w:p>
+            <w:r/>
+            <w:r>
+              <w:rPr>
+                <w:b/>
+                <w:sz w:val="18"/>
+              </w:rPr>
+              <w:t>Vaccinated</w:t>
+            </w:r>
+          </w:p>
+        </w:tc>
+        <w:tc>
+          <w:tcPr>
+            <w:tcW w:type="dxa" w:w="1728"/>
+            <w:vAlign w:val="center"/>
+          </w:tcPr>
+          <w:p>
+            <w:r/>
+            <w:r>
+              <w:rPr>
+                <w:b/>
+                <w:sz w:val="18"/>
+              </w:rPr>
+              <w:t>Non-vaccinated</w:t>
+            </w:r>
+          </w:p>
+        </w:tc>
+        <w:tc>
+          <w:tcPr>
+            <w:tcW w:type="dxa" w:w="864"/>
+            <w:vAlign w:val="center"/>
+          </w:tcPr>
+          <w:p>
+            <w:r/>
+            <w:r>
+              <w:rPr>
+                <w:b/>
+                <w:sz w:val="18"/>
+              </w:rPr>
+              <w:t>p value</w:t>
+            </w:r>
+          </w:p>
+        </w:tc>
+        <w:tc>
+          <w:tcPr>
+            <w:tcW w:type="dxa" w:w="864"/>
+            <w:vAlign w:val="center"/>
+          </w:tcPr>
+          <w:p>
+            <w:r/>
+            <w:r>
+              <w:rPr>
+                <w:b/>
+                <w:sz w:val="18"/>
+              </w:rPr>
+              <w:t>|SMD|</w:t>
+            </w:r>
+          </w:p>
+        </w:tc>
+      </w:tr>
+      <w:tr>
+        <w:tc>
+          <w:tcPr>
+            <w:tcW w:type="dxa" w:w="3456"/>
+          </w:tcPr>
+          <w:p>
+            <w:r/>
+            <w:r>
+              <w:rPr>
+                <w:sz w:val="18"/>
+              </w:rPr>
+              <w:t>— ≥2 DOSE + 3-MO LANDMARK v3 PRIMARY (n=2,776: 1,396 vac / 1,380 non-vac) —</w:t>
+            </w:r>
+          </w:p>
+        </w:tc>
+        <w:tc>
+          <w:tcPr>
+            <w:tcW w:type="dxa" w:w="1584"/>
+          </w:tcPr>
+          <w:p>
+            <w:r/>
+            <w:r>
+              <w:rPr>
+                <w:sz w:val="18"/>
+              </w:rPr>
+            </w:r>
+          </w:p>
+        </w:tc>
+        <w:tc>
+          <w:tcPr>
+            <w:tcW w:type="dxa" w:w="1728"/>
+          </w:tcPr>
+          <w:p>
+            <w:r/>
+            <w:r>
+              <w:rPr>
+                <w:sz w:val="18"/>
+              </w:rPr>
+            </w:r>
+          </w:p>
+        </w:tc>
+        <w:tc>
+          <w:tcPr>
+            <w:tcW w:type="dxa" w:w="864"/>
+          </w:tcPr>
+          <w:p>
+            <w:r/>
+            <w:r>
+              <w:rPr>
+                <w:sz w:val="18"/>
+              </w:rPr>
+            </w:r>
+          </w:p>
+        </w:tc>
+        <w:tc>
+          <w:tcPr>
+            <w:tcW w:type="dxa" w:w="864"/>
+          </w:tcPr>
+          <w:p>
+            <w:r/>
+            <w:r>
+              <w:rPr>
+                <w:sz w:val="18"/>
+              </w:rPr>
+            </w:r>
+          </w:p>
+        </w:tc>
+      </w:tr>
+      <w:tr>
+        <w:tc>
+          <w:tcPr>
+            <w:tcW w:type="dxa" w:w="3456"/>
+          </w:tcPr>
+          <w:p>
+            <w:r/>
+            <w:r>
+              <w:rPr>
+                <w:sz w:val="18"/>
+              </w:rPr>
+              <w:t xml:space="preserve">  Age at index, years</w:t>
+            </w:r>
+          </w:p>
+        </w:tc>
+        <w:tc>
+          <w:tcPr>
+            <w:tcW w:type="dxa" w:w="1584"/>
+          </w:tcPr>
+          <w:p>
+            <w:r/>
+            <w:r>
+              <w:rPr>
+                <w:sz w:val="18"/>
+              </w:rPr>
+              <w:t>33.90 ± 9.34</w:t>
+            </w:r>
+          </w:p>
+        </w:tc>
+        <w:tc>
+          <w:tcPr>
+            <w:tcW w:type="dxa" w:w="1728"/>
+          </w:tcPr>
+          <w:p>
+            <w:r/>
+            <w:r>
+              <w:rPr>
+                <w:sz w:val="18"/>
+              </w:rPr>
+              <w:t>33.27 ± 11.54</w:t>
+            </w:r>
+          </w:p>
+        </w:tc>
+        <w:tc>
+          <w:tcPr>
+            <w:tcW w:type="dxa" w:w="864"/>
+          </w:tcPr>
+          <w:p>
+            <w:r/>
+            <w:r>
+              <w:rPr>
+                <w:sz w:val="18"/>
+              </w:rPr>
+              <w:t>0.116</w:t>
+            </w:r>
+          </w:p>
+        </w:tc>
+        <w:tc>
+          <w:tcPr>
+            <w:tcW w:type="dxa" w:w="864"/>
+          </w:tcPr>
+          <w:p>
+            <w:r/>
+            <w:r>
+              <w:rPr>
+                <w:sz w:val="18"/>
+              </w:rPr>
+              <w:t>0.060</w:t>
+            </w:r>
+          </w:p>
+        </w:tc>
+      </w:tr>
+      <w:tr>
+        <w:tc>
+          <w:tcPr>
+            <w:tcW w:type="dxa" w:w="3456"/>
+          </w:tcPr>
+          <w:p>
+            <w:r/>
+            <w:r>
+              <w:rPr>
+                <w:sz w:val="18"/>
+              </w:rPr>
+              <w:t xml:space="preserve">  BMI, kg/m²</w:t>
+            </w:r>
+          </w:p>
+        </w:tc>
+        <w:tc>
+          <w:tcPr>
+            <w:tcW w:type="dxa" w:w="1584"/>
+          </w:tcPr>
+          <w:p>
+            <w:r/>
+            <w:r>
+              <w:rPr>
+                <w:sz w:val="18"/>
+              </w:rPr>
+              <w:t>22.75 ± 2.35</w:t>
+            </w:r>
+          </w:p>
+        </w:tc>
+        <w:tc>
+          <w:tcPr>
+            <w:tcW w:type="dxa" w:w="1728"/>
+          </w:tcPr>
+          <w:p>
+            <w:r/>
+            <w:r>
+              <w:rPr>
+                <w:sz w:val="18"/>
+              </w:rPr>
+              <w:t>22.70 ± 2.28</w:t>
+            </w:r>
+          </w:p>
+        </w:tc>
+        <w:tc>
+          <w:tcPr>
+            <w:tcW w:type="dxa" w:w="864"/>
+          </w:tcPr>
+          <w:p>
+            <w:r/>
+            <w:r>
+              <w:rPr>
+                <w:sz w:val="18"/>
+              </w:rPr>
+              <w:t>0.556</w:t>
+            </w:r>
+          </w:p>
+        </w:tc>
+        <w:tc>
+          <w:tcPr>
+            <w:tcW w:type="dxa" w:w="864"/>
+          </w:tcPr>
+          <w:p>
+            <w:r/>
+            <w:r>
+              <w:rPr>
+                <w:sz w:val="18"/>
+              </w:rPr>
+              <w:t>0.022</w:t>
+            </w:r>
+          </w:p>
+        </w:tc>
+      </w:tr>
+      <w:tr>
+        <w:tc>
+          <w:tcPr>
+            <w:tcW w:type="dxa" w:w="3456"/>
+          </w:tcPr>
+          <w:p>
+            <w:r/>
+            <w:r>
+              <w:rPr>
+                <w:sz w:val="18"/>
+              </w:rPr>
+              <w:t xml:space="preserve">  Systolic BP, mmHg</w:t>
+            </w:r>
+          </w:p>
+        </w:tc>
+        <w:tc>
+          <w:tcPr>
+            <w:tcW w:type="dxa" w:w="1584"/>
+          </w:tcPr>
+          <w:p>
+            <w:r/>
+            <w:r>
+              <w:rPr>
+                <w:sz w:val="18"/>
+              </w:rPr>
+              <w:t>116.09 ± 9.63</w:t>
+            </w:r>
+          </w:p>
+        </w:tc>
+        <w:tc>
+          <w:tcPr>
+            <w:tcW w:type="dxa" w:w="1728"/>
+          </w:tcPr>
+          <w:p>
+            <w:r/>
+            <w:r>
+              <w:rPr>
+                <w:sz w:val="18"/>
+              </w:rPr>
+              <w:t>115.81 ± 10.23</w:t>
+            </w:r>
+          </w:p>
+        </w:tc>
+        <w:tc>
+          <w:tcPr>
+            <w:tcW w:type="dxa" w:w="864"/>
+          </w:tcPr>
+          <w:p>
+            <w:r/>
+            <w:r>
+              <w:rPr>
+                <w:sz w:val="18"/>
+              </w:rPr>
+              <w:t>0.458</w:t>
+            </w:r>
+          </w:p>
+        </w:tc>
+        <w:tc>
+          <w:tcPr>
+            <w:tcW w:type="dxa" w:w="864"/>
+          </w:tcPr>
+          <w:p>
+            <w:r/>
+            <w:r>
+              <w:rPr>
+                <w:sz w:val="18"/>
+              </w:rPr>
+              <w:t>0.028</w:t>
+            </w:r>
+          </w:p>
+        </w:tc>
+      </w:tr>
+      <w:tr>
+        <w:tc>
+          <w:tcPr>
+            <w:tcW w:type="dxa" w:w="3456"/>
+          </w:tcPr>
+          <w:p>
+            <w:r/>
+            <w:r>
+              <w:rPr>
+                <w:sz w:val="18"/>
+              </w:rPr>
+              <w:t xml:space="preserve">  Diastolic BP, mmHg</w:t>
+            </w:r>
+          </w:p>
+        </w:tc>
+        <w:tc>
+          <w:tcPr>
+            <w:tcW w:type="dxa" w:w="1584"/>
+          </w:tcPr>
+          <w:p>
+            <w:r/>
+            <w:r>
+              <w:rPr>
+                <w:sz w:val="18"/>
+              </w:rPr>
+              <w:t>72.42 ± 7.49</w:t>
+            </w:r>
+          </w:p>
+        </w:tc>
+        <w:tc>
+          <w:tcPr>
+            <w:tcW w:type="dxa" w:w="1728"/>
+          </w:tcPr>
+          <w:p>
+            <w:r/>
+            <w:r>
+              <w:rPr>
+                <w:sz w:val="18"/>
+              </w:rPr>
+              <w:t>72.12 ± 7.58</w:t>
+            </w:r>
+          </w:p>
+        </w:tc>
+        <w:tc>
+          <w:tcPr>
+            <w:tcW w:type="dxa" w:w="864"/>
+          </w:tcPr>
+          <w:p>
+            <w:r/>
+            <w:r>
+              <w:rPr>
+                <w:sz w:val="18"/>
+              </w:rPr>
+              <w:t>0.287</w:t>
+            </w:r>
+          </w:p>
+        </w:tc>
+        <w:tc>
+          <w:tcPr>
+            <w:tcW w:type="dxa" w:w="864"/>
+          </w:tcPr>
+          <w:p>
+            <w:r/>
+            <w:r>
+              <w:rPr>
+                <w:sz w:val="18"/>
+              </w:rPr>
+              <w:t>0.040</w:t>
+            </w:r>
+          </w:p>
+        </w:tc>
+      </w:tr>
+      <w:tr>
+        <w:tc>
+          <w:tcPr>
+            <w:tcW w:type="dxa" w:w="3456"/>
+          </w:tcPr>
+          <w:p>
+            <w:r/>
+            <w:r>
+              <w:rPr>
+                <w:sz w:val="18"/>
+              </w:rPr>
+              <w:t xml:space="preserve">  Follow-up days</w:t>
+            </w:r>
+          </w:p>
+        </w:tc>
+        <w:tc>
+          <w:tcPr>
+            <w:tcW w:type="dxa" w:w="1584"/>
+          </w:tcPr>
+          <w:p>
+            <w:r/>
+            <w:r>
+              <w:rPr>
+                <w:sz w:val="18"/>
+              </w:rPr>
+              <w:t>2071.01 ± 1566.61</w:t>
+            </w:r>
+          </w:p>
+        </w:tc>
+        <w:tc>
+          <w:tcPr>
+            <w:tcW w:type="dxa" w:w="1728"/>
+          </w:tcPr>
+          <w:p>
+            <w:r/>
+            <w:r>
+              <w:rPr>
+                <w:sz w:val="18"/>
+              </w:rPr>
+              <w:t>2792.10 ± 1562.27</w:t>
+            </w:r>
+          </w:p>
+        </w:tc>
+        <w:tc>
+          <w:tcPr>
+            <w:tcW w:type="dxa" w:w="864"/>
+          </w:tcPr>
+          <w:p>
+            <w:r/>
+            <w:r>
+              <w:rPr>
+                <w:sz w:val="18"/>
+              </w:rPr>
+              <w:t>&lt;0.001</w:t>
+            </w:r>
+          </w:p>
+        </w:tc>
+        <w:tc>
+          <w:tcPr>
+            <w:tcW w:type="dxa" w:w="864"/>
+          </w:tcPr>
+          <w:p>
+            <w:r/>
+            <w:r>
+              <w:rPr>
+                <w:sz w:val="18"/>
+              </w:rPr>
+              <w:t>0.461</w:t>
+            </w:r>
+          </w:p>
+        </w:tc>
+      </w:tr>
+      <w:tr>
+        <w:tc>
+          <w:tcPr>
+            <w:tcW w:type="dxa" w:w="3456"/>
+          </w:tcPr>
+          <w:p>
+            <w:r/>
+            <w:r>
+              <w:rPr>
+                <w:sz w:val="18"/>
+              </w:rPr>
+              <w:t xml:space="preserve">  Seoul residence</w:t>
+            </w:r>
+          </w:p>
+        </w:tc>
+        <w:tc>
+          <w:tcPr>
+            <w:tcW w:type="dxa" w:w="1584"/>
+          </w:tcPr>
+          <w:p>
+            <w:r/>
+            <w:r>
+              <w:rPr>
+                <w:sz w:val="18"/>
+              </w:rPr>
+              <w:t>437 (31.3%)</w:t>
+            </w:r>
+          </w:p>
+        </w:tc>
+        <w:tc>
+          <w:tcPr>
+            <w:tcW w:type="dxa" w:w="1728"/>
+          </w:tcPr>
+          <w:p>
+            <w:r/>
+            <w:r>
+              <w:rPr>
+                <w:sz w:val="18"/>
+              </w:rPr>
+              <w:t>468 (33.9%)</w:t>
+            </w:r>
+          </w:p>
+        </w:tc>
+        <w:tc>
+          <w:tcPr>
+            <w:tcW w:type="dxa" w:w="864"/>
+          </w:tcPr>
+          <w:p>
+            <w:r/>
+            <w:r>
+              <w:rPr>
+                <w:sz w:val="18"/>
+              </w:rPr>
+              <w:t>0.145</w:t>
+            </w:r>
+          </w:p>
+        </w:tc>
+        <w:tc>
+          <w:tcPr>
+            <w:tcW w:type="dxa" w:w="864"/>
+          </w:tcPr>
+          <w:p>
+            <w:r/>
+            <w:r>
+              <w:rPr>
+                <w:sz w:val="18"/>
+              </w:rPr>
+              <w:t>0.056</w:t>
+            </w:r>
+          </w:p>
+        </w:tc>
+      </w:tr>
+      <w:tr>
+        <w:tc>
+          <w:tcPr>
+            <w:tcW w:type="dxa" w:w="3456"/>
+          </w:tcPr>
+          <w:p>
+            <w:r/>
+            <w:r>
+              <w:rPr>
+                <w:sz w:val="18"/>
+              </w:rPr>
+              <w:t xml:space="preserve">  Mortality during follow-up</w:t>
+            </w:r>
+          </w:p>
+        </w:tc>
+        <w:tc>
+          <w:tcPr>
+            <w:tcW w:type="dxa" w:w="1584"/>
+          </w:tcPr>
+          <w:p>
+            <w:r/>
+            <w:r>
+              <w:rPr>
+                <w:sz w:val="18"/>
+              </w:rPr>
+              <w:t>2 (0.1%)</w:t>
+            </w:r>
+          </w:p>
+        </w:tc>
+        <w:tc>
+          <w:tcPr>
+            <w:tcW w:type="dxa" w:w="1728"/>
+          </w:tcPr>
+          <w:p>
+            <w:r/>
+            <w:r>
+              <w:rPr>
+                <w:sz w:val="18"/>
+              </w:rPr>
+              <w:t>16 (1.2%)</w:t>
+            </w:r>
+          </w:p>
+        </w:tc>
+        <w:tc>
+          <w:tcPr>
+            <w:tcW w:type="dxa" w:w="864"/>
+          </w:tcPr>
+          <w:p>
+            <w:r/>
+            <w:r>
+              <w:rPr>
+                <w:sz w:val="18"/>
+              </w:rPr>
+              <w:t>0.001</w:t>
+            </w:r>
+          </w:p>
+        </w:tc>
+        <w:tc>
+          <w:tcPr>
+            <w:tcW w:type="dxa" w:w="864"/>
+          </w:tcPr>
+          <w:p>
+            <w:r/>
+            <w:r>
+              <w:rPr>
+                <w:sz w:val="18"/>
+              </w:rPr>
+              <w:t>0.127</w:t>
             </w:r>
           </w:p>
         </w:tc>

--- a/docs/HPV_tables_figures_v2.docx
+++ b/docs/HPV_tables_figures_v2.docx
@@ -57,7 +57,7 @@
         <w:t>Figure 1</w:t>
       </w:r>
       <w:r>
-        <w:t>. CONSORT-style cohort selection flow diagram. From the single source population (N = 32,969) the diagram traces the derivation of Cohort A (whole-cohort safety analysis) through eligibility filtering, pseudo-index assignment for unvaccinated controls, and 1:1 propensity-score matching to a final n = 4,102 (2,051 vaccinated / 2,051 unvaccinated); and Cohort B (post-surgical efficacy analysis) through the cervical-surgery filter (n = 6,890), 1:up-to-5 initial matching (411 / 1,815), index-date eligibility, 1:up-to-4 fine matching to 1,108 (241 / 867; legacy intermediate), and finally the ≥2-dose + 3-month landmark filter with matched-set integrity yielding the v3 primary cohort n = 934 (204 vaccinated / 730 unvaccinated).</w:t>
+        <w:t>. CONSORT-style cohort selection flow diagram. From the single source population (N = 32,969) the diagram traces the derivation of Cohort A (whole-cohort safety analysis) through eligibility filtering, pseudo-index assignment for unvaccinated controls, and 1:1 propensity-score matching to a final n = 4,102 (2,051 vaccinated / 2,051 unvaccinated); and Cohort B (post-surgical efficacy analysis) through the cervical-surgery filter (n = 6,890), 1:up-to-5 initial matching (411 / 1,815), index-date eligibility, 1:up-to-4 fine matching, and the primary exposure filter (≥2 doses + 3-month landmark with matched-set integrity preserved) yielding the primary analytic cohort n = 934 (204 vaccinated / 730 controls).</w:t>
       </w:r>
     </w:p>
     <w:p>
@@ -167,7 +167,7 @@
         <w:t>Figure 3</w:t>
       </w:r>
       <w:r>
-        <w:t>. Cohort B co-primary outcomes under the v3 primary (≥2-dose + 3-month landmark) — cumulative incidence curves with number-at-risk tables. (a) lesion recurrence (≥CIN2) in the v3 Cohort B (n = 934; 204 vaccinated / 730 controls); (b) cumulative clearance of pre-vaccine hr-HPV (two-consecutive-negative event) in the v3 pre-vaccine HPV+ subset (n = 235; 92 / 143). X-axis is years from landmark (index + 90 days). For clearance, HR &gt; 1 favours vaccinated.</w:t>
+        <w:t>. Cohort B co-primary outcomes — cumulative incidence curves with number-at-risk tables. (a) lesion recurrence (≥CIN2) in the lesion-recurrence analytic sample (n = 912: 203 vaccinated / 709 controls); (b) cumulative clearance of pre-existing hr-HPV (two-consecutive-negative event) in the clearance subset (n = 235: 92 vaccinated / 143 controls). The x-axis is years from the 3-month landmark (index + 90 days). For clearance, HR &gt; 1 favours the vaccinated arm.</w:t>
       </w:r>
     </w:p>
     <w:p>
@@ -238,7 +238,7 @@
         <w:t>Table 1A</w:t>
       </w:r>
       <w:r>
-        <w:t>. Baseline characteristics after 1:1 propensity-score matching — Cohort A (long-term safety analysis; legacy ≥1-dose, no-landmark intermediate cohort). N = 4,102 (2,051 vaccinated / 2,051 unvaccinated). Absolute standardised mean differences (|SMD|) &lt; 0.10 indicate adequate balance.</w:t>
+        <w:t>. Baseline characteristics of Cohort A (chronic-disease safety analysis) after 1:1 propensity-score matching and primary exposure filtering. N = 2,776 (1,396 vaccinated / 1,380 matched controls). Absolute standardised mean differences (|SMD|) &lt; 0.10 indicate adequate balance.</w:t>
       </w:r>
     </w:p>
     <w:p/>
@@ -349,1972 +349,6 @@
               <w:rPr>
                 <w:sz w:val="18"/>
               </w:rPr>
-              <w:t>Demographics</w:t>
-            </w:r>
-          </w:p>
-        </w:tc>
-        <w:tc>
-          <w:tcPr>
-            <w:tcW w:type="dxa" w:w="1584"/>
-          </w:tcPr>
-          <w:p>
-            <w:r/>
-            <w:r>
-              <w:rPr>
-                <w:sz w:val="18"/>
-              </w:rPr>
-            </w:r>
-          </w:p>
-        </w:tc>
-        <w:tc>
-          <w:tcPr>
-            <w:tcW w:type="dxa" w:w="1728"/>
-          </w:tcPr>
-          <w:p>
-            <w:r/>
-            <w:r>
-              <w:rPr>
-                <w:sz w:val="18"/>
-              </w:rPr>
-            </w:r>
-          </w:p>
-        </w:tc>
-        <w:tc>
-          <w:tcPr>
-            <w:tcW w:type="dxa" w:w="864"/>
-          </w:tcPr>
-          <w:p>
-            <w:r/>
-            <w:r>
-              <w:rPr>
-                <w:sz w:val="18"/>
-              </w:rPr>
-            </w:r>
-          </w:p>
-        </w:tc>
-        <w:tc>
-          <w:tcPr>
-            <w:tcW w:type="dxa" w:w="864"/>
-          </w:tcPr>
-          <w:p>
-            <w:r/>
-            <w:r>
-              <w:rPr>
-                <w:sz w:val="18"/>
-              </w:rPr>
-            </w:r>
-          </w:p>
-        </w:tc>
-      </w:tr>
-      <w:tr>
-        <w:tc>
-          <w:tcPr>
-            <w:tcW w:type="dxa" w:w="3456"/>
-          </w:tcPr>
-          <w:p>
-            <w:r/>
-            <w:r>
-              <w:rPr>
-                <w:sz w:val="18"/>
-              </w:rPr>
-              <w:t xml:space="preserve">  Age at index, years</w:t>
-            </w:r>
-          </w:p>
-        </w:tc>
-        <w:tc>
-          <w:tcPr>
-            <w:tcW w:type="dxa" w:w="1584"/>
-          </w:tcPr>
-          <w:p>
-            <w:r/>
-            <w:r>
-              <w:rPr>
-                <w:sz w:val="18"/>
-              </w:rPr>
-              <w:t>33.73 ± 9.14</w:t>
-            </w:r>
-          </w:p>
-        </w:tc>
-        <w:tc>
-          <w:tcPr>
-            <w:tcW w:type="dxa" w:w="1728"/>
-          </w:tcPr>
-          <w:p>
-            <w:r/>
-            <w:r>
-              <w:rPr>
-                <w:sz w:val="18"/>
-              </w:rPr>
-              <w:t>33.55 ± 11.46</w:t>
-            </w:r>
-          </w:p>
-        </w:tc>
-        <w:tc>
-          <w:tcPr>
-            <w:tcW w:type="dxa" w:w="864"/>
-          </w:tcPr>
-          <w:p>
-            <w:r/>
-            <w:r>
-              <w:rPr>
-                <w:sz w:val="18"/>
-              </w:rPr>
-              <w:t>0.570</w:t>
-            </w:r>
-          </w:p>
-        </w:tc>
-        <w:tc>
-          <w:tcPr>
-            <w:tcW w:type="dxa" w:w="864"/>
-          </w:tcPr>
-          <w:p>
-            <w:r/>
-            <w:r>
-              <w:rPr>
-                <w:sz w:val="18"/>
-              </w:rPr>
-              <w:t>0.018</w:t>
-            </w:r>
-          </w:p>
-        </w:tc>
-      </w:tr>
-      <w:tr>
-        <w:tc>
-          <w:tcPr>
-            <w:tcW w:type="dxa" w:w="3456"/>
-          </w:tcPr>
-          <w:p>
-            <w:r/>
-            <w:r>
-              <w:rPr>
-                <w:sz w:val="18"/>
-              </w:rPr>
-              <w:t xml:space="preserve">  Birth year</w:t>
-            </w:r>
-          </w:p>
-        </w:tc>
-        <w:tc>
-          <w:tcPr>
-            <w:tcW w:type="dxa" w:w="1584"/>
-          </w:tcPr>
-          <w:p>
-            <w:r/>
-            <w:r>
-              <w:rPr>
-                <w:sz w:val="18"/>
-              </w:rPr>
-              <w:t>1982.04 ± 10.06</w:t>
-            </w:r>
-          </w:p>
-        </w:tc>
-        <w:tc>
-          <w:tcPr>
-            <w:tcW w:type="dxa" w:w="1728"/>
-          </w:tcPr>
-          <w:p>
-            <w:r/>
-            <w:r>
-              <w:rPr>
-                <w:sz w:val="18"/>
-              </w:rPr>
-              <w:t>1981.29 ± 11.21</w:t>
-            </w:r>
-          </w:p>
-        </w:tc>
-        <w:tc>
-          <w:tcPr>
-            <w:tcW w:type="dxa" w:w="864"/>
-          </w:tcPr>
-          <w:p>
-            <w:r/>
-            <w:r>
-              <w:rPr>
-                <w:sz w:val="18"/>
-              </w:rPr>
-              <w:t>0.023</w:t>
-            </w:r>
-          </w:p>
-        </w:tc>
-        <w:tc>
-          <w:tcPr>
-            <w:tcW w:type="dxa" w:w="864"/>
-          </w:tcPr>
-          <w:p>
-            <w:r/>
-            <w:r>
-              <w:rPr>
-                <w:sz w:val="18"/>
-              </w:rPr>
-              <w:t>0.071</w:t>
-            </w:r>
-          </w:p>
-        </w:tc>
-      </w:tr>
-      <w:tr>
-        <w:tc>
-          <w:tcPr>
-            <w:tcW w:type="dxa" w:w="3456"/>
-          </w:tcPr>
-          <w:p>
-            <w:r/>
-            <w:r>
-              <w:rPr>
-                <w:sz w:val="18"/>
-              </w:rPr>
-              <w:t xml:space="preserve">  Index year</w:t>
-            </w:r>
-          </w:p>
-        </w:tc>
-        <w:tc>
-          <w:tcPr>
-            <w:tcW w:type="dxa" w:w="1584"/>
-          </w:tcPr>
-          <w:p>
-            <w:r/>
-            <w:r>
-              <w:rPr>
-                <w:sz w:val="18"/>
-              </w:rPr>
-              <w:t>2015.73 ± 4.12</w:t>
-            </w:r>
-          </w:p>
-        </w:tc>
-        <w:tc>
-          <w:tcPr>
-            <w:tcW w:type="dxa" w:w="1728"/>
-          </w:tcPr>
-          <w:p>
-            <w:r/>
-            <w:r>
-              <w:rPr>
-                <w:sz w:val="18"/>
-              </w:rPr>
-              <w:t>2014.79 ± 3.81</w:t>
-            </w:r>
-          </w:p>
-        </w:tc>
-        <w:tc>
-          <w:tcPr>
-            <w:tcW w:type="dxa" w:w="864"/>
-          </w:tcPr>
-          <w:p>
-            <w:r/>
-            <w:r>
-              <w:rPr>
-                <w:sz w:val="18"/>
-              </w:rPr>
-              <w:t>&lt;0.001</w:t>
-            </w:r>
-          </w:p>
-        </w:tc>
-        <w:tc>
-          <w:tcPr>
-            <w:tcW w:type="dxa" w:w="864"/>
-          </w:tcPr>
-          <w:p>
-            <w:r/>
-            <w:r>
-              <w:rPr>
-                <w:sz w:val="18"/>
-              </w:rPr>
-              <w:t>0.238</w:t>
-            </w:r>
-          </w:p>
-        </w:tc>
-      </w:tr>
-      <w:tr>
-        <w:tc>
-          <w:tcPr>
-            <w:tcW w:type="dxa" w:w="3456"/>
-          </w:tcPr>
-          <w:p>
-            <w:r/>
-            <w:r>
-              <w:rPr>
-                <w:sz w:val="18"/>
-              </w:rPr>
-              <w:t xml:space="preserve">  Residence in Seoul</w:t>
-            </w:r>
-          </w:p>
-        </w:tc>
-        <w:tc>
-          <w:tcPr>
-            <w:tcW w:type="dxa" w:w="1584"/>
-          </w:tcPr>
-          <w:p>
-            <w:r/>
-            <w:r>
-              <w:rPr>
-                <w:sz w:val="18"/>
-              </w:rPr>
-              <w:t>714 (34.8%)</w:t>
-            </w:r>
-          </w:p>
-        </w:tc>
-        <w:tc>
-          <w:tcPr>
-            <w:tcW w:type="dxa" w:w="1728"/>
-          </w:tcPr>
-          <w:p>
-            <w:r/>
-            <w:r>
-              <w:rPr>
-                <w:sz w:val="18"/>
-              </w:rPr>
-              <w:t>708 (34.5%)</w:t>
-            </w:r>
-          </w:p>
-        </w:tc>
-        <w:tc>
-          <w:tcPr>
-            <w:tcW w:type="dxa" w:w="864"/>
-          </w:tcPr>
-          <w:p>
-            <w:r/>
-            <w:r>
-              <w:rPr>
-                <w:sz w:val="18"/>
-              </w:rPr>
-              <w:t>0.870</w:t>
-            </w:r>
-          </w:p>
-        </w:tc>
-        <w:tc>
-          <w:tcPr>
-            <w:tcW w:type="dxa" w:w="864"/>
-          </w:tcPr>
-          <w:p>
-            <w:r/>
-            <w:r>
-              <w:rPr>
-                <w:sz w:val="18"/>
-              </w:rPr>
-              <w:t>0.006</w:t>
-            </w:r>
-          </w:p>
-        </w:tc>
-      </w:tr>
-      <w:tr>
-        <w:tc>
-          <w:tcPr>
-            <w:tcW w:type="dxa" w:w="3456"/>
-          </w:tcPr>
-          <w:p>
-            <w:r/>
-            <w:r>
-              <w:rPr>
-                <w:sz w:val="18"/>
-              </w:rPr>
-              <w:t>Anthropometry &amp; Vital signs (closest to index, ±1 yr)</w:t>
-            </w:r>
-          </w:p>
-        </w:tc>
-        <w:tc>
-          <w:tcPr>
-            <w:tcW w:type="dxa" w:w="1584"/>
-          </w:tcPr>
-          <w:p>
-            <w:r/>
-            <w:r>
-              <w:rPr>
-                <w:sz w:val="18"/>
-              </w:rPr>
-            </w:r>
-          </w:p>
-        </w:tc>
-        <w:tc>
-          <w:tcPr>
-            <w:tcW w:type="dxa" w:w="1728"/>
-          </w:tcPr>
-          <w:p>
-            <w:r/>
-            <w:r>
-              <w:rPr>
-                <w:sz w:val="18"/>
-              </w:rPr>
-            </w:r>
-          </w:p>
-        </w:tc>
-        <w:tc>
-          <w:tcPr>
-            <w:tcW w:type="dxa" w:w="864"/>
-          </w:tcPr>
-          <w:p>
-            <w:r/>
-            <w:r>
-              <w:rPr>
-                <w:sz w:val="18"/>
-              </w:rPr>
-            </w:r>
-          </w:p>
-        </w:tc>
-        <w:tc>
-          <w:tcPr>
-            <w:tcW w:type="dxa" w:w="864"/>
-          </w:tcPr>
-          <w:p>
-            <w:r/>
-            <w:r>
-              <w:rPr>
-                <w:sz w:val="18"/>
-              </w:rPr>
-            </w:r>
-          </w:p>
-        </w:tc>
-      </w:tr>
-      <w:tr>
-        <w:tc>
-          <w:tcPr>
-            <w:tcW w:type="dxa" w:w="3456"/>
-          </w:tcPr>
-          <w:p>
-            <w:r/>
-            <w:r>
-              <w:rPr>
-                <w:sz w:val="18"/>
-              </w:rPr>
-              <w:t xml:space="preserve">  Height, cm</w:t>
-            </w:r>
-          </w:p>
-        </w:tc>
-        <w:tc>
-          <w:tcPr>
-            <w:tcW w:type="dxa" w:w="1584"/>
-          </w:tcPr>
-          <w:p>
-            <w:r/>
-            <w:r>
-              <w:rPr>
-                <w:sz w:val="18"/>
-              </w:rPr>
-              <w:t>161.36 ± 5.33</w:t>
-            </w:r>
-          </w:p>
-        </w:tc>
-        <w:tc>
-          <w:tcPr>
-            <w:tcW w:type="dxa" w:w="1728"/>
-          </w:tcPr>
-          <w:p>
-            <w:r/>
-            <w:r>
-              <w:rPr>
-                <w:sz w:val="18"/>
-              </w:rPr>
-              <w:t>160.63 ± 5.34</w:t>
-            </w:r>
-          </w:p>
-        </w:tc>
-        <w:tc>
-          <w:tcPr>
-            <w:tcW w:type="dxa" w:w="864"/>
-          </w:tcPr>
-          <w:p>
-            <w:r/>
-            <w:r>
-              <w:rPr>
-                <w:sz w:val="18"/>
-              </w:rPr>
-              <w:t>0.005</w:t>
-            </w:r>
-          </w:p>
-        </w:tc>
-        <w:tc>
-          <w:tcPr>
-            <w:tcW w:type="dxa" w:w="864"/>
-          </w:tcPr>
-          <w:p>
-            <w:r/>
-            <w:r>
-              <w:rPr>
-                <w:sz w:val="18"/>
-              </w:rPr>
-              <w:t>0.136</w:t>
-            </w:r>
-          </w:p>
-        </w:tc>
-      </w:tr>
-      <w:tr>
-        <w:tc>
-          <w:tcPr>
-            <w:tcW w:type="dxa" w:w="3456"/>
-          </w:tcPr>
-          <w:p>
-            <w:r/>
-            <w:r>
-              <w:rPr>
-                <w:sz w:val="18"/>
-              </w:rPr>
-              <w:t xml:space="preserve">  Weight, kg</w:t>
-            </w:r>
-          </w:p>
-        </w:tc>
-        <w:tc>
-          <w:tcPr>
-            <w:tcW w:type="dxa" w:w="1584"/>
-          </w:tcPr>
-          <w:p>
-            <w:r/>
-            <w:r>
-              <w:rPr>
-                <w:sz w:val="18"/>
-              </w:rPr>
-              <w:t>57.58 ± 9.81</w:t>
-            </w:r>
-          </w:p>
-        </w:tc>
-        <w:tc>
-          <w:tcPr>
-            <w:tcW w:type="dxa" w:w="1728"/>
-          </w:tcPr>
-          <w:p>
-            <w:r/>
-            <w:r>
-              <w:rPr>
-                <w:sz w:val="18"/>
-              </w:rPr>
-              <w:t>56.87 ± 10.12</w:t>
-            </w:r>
-          </w:p>
-        </w:tc>
-        <w:tc>
-          <w:tcPr>
-            <w:tcW w:type="dxa" w:w="864"/>
-          </w:tcPr>
-          <w:p>
-            <w:r/>
-            <w:r>
-              <w:rPr>
-                <w:sz w:val="18"/>
-              </w:rPr>
-              <w:t>0.147</w:t>
-            </w:r>
-          </w:p>
-        </w:tc>
-        <w:tc>
-          <w:tcPr>
-            <w:tcW w:type="dxa" w:w="864"/>
-          </w:tcPr>
-          <w:p>
-            <w:r/>
-            <w:r>
-              <w:rPr>
-                <w:sz w:val="18"/>
-              </w:rPr>
-              <w:t>0.071</w:t>
-            </w:r>
-          </w:p>
-        </w:tc>
-      </w:tr>
-      <w:tr>
-        <w:tc>
-          <w:tcPr>
-            <w:tcW w:type="dxa" w:w="3456"/>
-          </w:tcPr>
-          <w:p>
-            <w:r/>
-            <w:r>
-              <w:rPr>
-                <w:sz w:val="18"/>
-              </w:rPr>
-              <w:t xml:space="preserve">  BMI, kg/m²</w:t>
-            </w:r>
-          </w:p>
-        </w:tc>
-        <w:tc>
-          <w:tcPr>
-            <w:tcW w:type="dxa" w:w="1584"/>
-          </w:tcPr>
-          <w:p>
-            <w:r/>
-            <w:r>
-              <w:rPr>
-                <w:sz w:val="18"/>
-              </w:rPr>
-              <w:t>22.15 ± 3.56</w:t>
-            </w:r>
-          </w:p>
-        </w:tc>
-        <w:tc>
-          <w:tcPr>
-            <w:tcW w:type="dxa" w:w="1728"/>
-          </w:tcPr>
-          <w:p>
-            <w:r/>
-            <w:r>
-              <w:rPr>
-                <w:sz w:val="18"/>
-              </w:rPr>
-              <w:t>22.06 ± 3.69</w:t>
-            </w:r>
-          </w:p>
-        </w:tc>
-        <w:tc>
-          <w:tcPr>
-            <w:tcW w:type="dxa" w:w="864"/>
-          </w:tcPr>
-          <w:p>
-            <w:r/>
-            <w:r>
-              <w:rPr>
-                <w:sz w:val="18"/>
-              </w:rPr>
-              <w:t>0.634</w:t>
-            </w:r>
-          </w:p>
-        </w:tc>
-        <w:tc>
-          <w:tcPr>
-            <w:tcW w:type="dxa" w:w="864"/>
-          </w:tcPr>
-          <w:p>
-            <w:r/>
-            <w:r>
-              <w:rPr>
-                <w:sz w:val="18"/>
-              </w:rPr>
-              <w:t>0.024</w:t>
-            </w:r>
-          </w:p>
-        </w:tc>
-      </w:tr>
-      <w:tr>
-        <w:tc>
-          <w:tcPr>
-            <w:tcW w:type="dxa" w:w="3456"/>
-          </w:tcPr>
-          <w:p>
-            <w:r/>
-            <w:r>
-              <w:rPr>
-                <w:sz w:val="18"/>
-              </w:rPr>
-              <w:t xml:space="preserve">  Systolic BP, mmHg</w:t>
-            </w:r>
-          </w:p>
-        </w:tc>
-        <w:tc>
-          <w:tcPr>
-            <w:tcW w:type="dxa" w:w="1584"/>
-          </w:tcPr>
-          <w:p>
-            <w:r/>
-            <w:r>
-              <w:rPr>
-                <w:sz w:val="18"/>
-              </w:rPr>
-              <w:t>113.36 ± 13.26</w:t>
-            </w:r>
-          </w:p>
-        </w:tc>
-        <w:tc>
-          <w:tcPr>
-            <w:tcW w:type="dxa" w:w="1728"/>
-          </w:tcPr>
-          <w:p>
-            <w:r/>
-            <w:r>
-              <w:rPr>
-                <w:sz w:val="18"/>
-              </w:rPr>
-              <w:t>112.64 ± 15.01</w:t>
-            </w:r>
-          </w:p>
-        </w:tc>
-        <w:tc>
-          <w:tcPr>
-            <w:tcW w:type="dxa" w:w="864"/>
-          </w:tcPr>
-          <w:p>
-            <w:r/>
-            <w:r>
-              <w:rPr>
-                <w:sz w:val="18"/>
-              </w:rPr>
-              <w:t>0.272</w:t>
-            </w:r>
-          </w:p>
-        </w:tc>
-        <w:tc>
-          <w:tcPr>
-            <w:tcW w:type="dxa" w:w="864"/>
-          </w:tcPr>
-          <w:p>
-            <w:r/>
-            <w:r>
-              <w:rPr>
-                <w:sz w:val="18"/>
-              </w:rPr>
-              <w:t>0.051</w:t>
-            </w:r>
-          </w:p>
-        </w:tc>
-      </w:tr>
-      <w:tr>
-        <w:tc>
-          <w:tcPr>
-            <w:tcW w:type="dxa" w:w="3456"/>
-          </w:tcPr>
-          <w:p>
-            <w:r/>
-            <w:r>
-              <w:rPr>
-                <w:sz w:val="18"/>
-              </w:rPr>
-              <w:t xml:space="preserve">  Diastolic BP, mmHg</w:t>
-            </w:r>
-          </w:p>
-        </w:tc>
-        <w:tc>
-          <w:tcPr>
-            <w:tcW w:type="dxa" w:w="1584"/>
-          </w:tcPr>
-          <w:p>
-            <w:r/>
-            <w:r>
-              <w:rPr>
-                <w:sz w:val="18"/>
-              </w:rPr>
-              <w:t>70.86 ± 10.70</w:t>
-            </w:r>
-          </w:p>
-        </w:tc>
-        <w:tc>
-          <w:tcPr>
-            <w:tcW w:type="dxa" w:w="1728"/>
-          </w:tcPr>
-          <w:p>
-            <w:r/>
-            <w:r>
-              <w:rPr>
-                <w:sz w:val="18"/>
-              </w:rPr>
-              <w:t>70.44 ± 11.03</w:t>
-            </w:r>
-          </w:p>
-        </w:tc>
-        <w:tc>
-          <w:tcPr>
-            <w:tcW w:type="dxa" w:w="864"/>
-          </w:tcPr>
-          <w:p>
-            <w:r/>
-            <w:r>
-              <w:rPr>
-                <w:sz w:val="18"/>
-              </w:rPr>
-              <w:t>0.402</w:t>
-            </w:r>
-          </w:p>
-        </w:tc>
-        <w:tc>
-          <w:tcPr>
-            <w:tcW w:type="dxa" w:w="864"/>
-          </w:tcPr>
-          <w:p>
-            <w:r/>
-            <w:r>
-              <w:rPr>
-                <w:sz w:val="18"/>
-              </w:rPr>
-              <w:t>0.039</w:t>
-            </w:r>
-          </w:p>
-        </w:tc>
-      </w:tr>
-      <w:tr>
-        <w:tc>
-          <w:tcPr>
-            <w:tcW w:type="dxa" w:w="3456"/>
-          </w:tcPr>
-          <w:p>
-            <w:r/>
-            <w:r>
-              <w:rPr>
-                <w:sz w:val="18"/>
-              </w:rPr>
-              <w:t>Smoking status</w:t>
-            </w:r>
-          </w:p>
-        </w:tc>
-        <w:tc>
-          <w:tcPr>
-            <w:tcW w:type="dxa" w:w="1584"/>
-          </w:tcPr>
-          <w:p>
-            <w:r/>
-            <w:r>
-              <w:rPr>
-                <w:sz w:val="18"/>
-              </w:rPr>
-            </w:r>
-          </w:p>
-        </w:tc>
-        <w:tc>
-          <w:tcPr>
-            <w:tcW w:type="dxa" w:w="1728"/>
-          </w:tcPr>
-          <w:p>
-            <w:r/>
-            <w:r>
-              <w:rPr>
-                <w:sz w:val="18"/>
-              </w:rPr>
-            </w:r>
-          </w:p>
-        </w:tc>
-        <w:tc>
-          <w:tcPr>
-            <w:tcW w:type="dxa" w:w="864"/>
-          </w:tcPr>
-          <w:p>
-            <w:r/>
-            <w:r>
-              <w:rPr>
-                <w:sz w:val="18"/>
-              </w:rPr>
-            </w:r>
-          </w:p>
-        </w:tc>
-        <w:tc>
-          <w:tcPr>
-            <w:tcW w:type="dxa" w:w="864"/>
-          </w:tcPr>
-          <w:p>
-            <w:r/>
-            <w:r>
-              <w:rPr>
-                <w:sz w:val="18"/>
-              </w:rPr>
-            </w:r>
-          </w:p>
-        </w:tc>
-      </w:tr>
-      <w:tr>
-        <w:tc>
-          <w:tcPr>
-            <w:tcW w:type="dxa" w:w="3456"/>
-          </w:tcPr>
-          <w:p>
-            <w:r/>
-            <w:r>
-              <w:rPr>
-                <w:sz w:val="18"/>
-              </w:rPr>
-              <w:t xml:space="preserve">  Never</w:t>
-            </w:r>
-          </w:p>
-        </w:tc>
-        <w:tc>
-          <w:tcPr>
-            <w:tcW w:type="dxa" w:w="1584"/>
-          </w:tcPr>
-          <w:p>
-            <w:r/>
-            <w:r>
-              <w:rPr>
-                <w:sz w:val="18"/>
-              </w:rPr>
-              <w:t>629 (30.6%)</w:t>
-            </w:r>
-          </w:p>
-        </w:tc>
-        <w:tc>
-          <w:tcPr>
-            <w:tcW w:type="dxa" w:w="1728"/>
-          </w:tcPr>
-          <w:p>
-            <w:r/>
-            <w:r>
-              <w:rPr>
-                <w:sz w:val="18"/>
-              </w:rPr>
-              <w:t>624 (30.4%)</w:t>
-            </w:r>
-          </w:p>
-        </w:tc>
-        <w:tc>
-          <w:tcPr>
-            <w:tcW w:type="dxa" w:w="864"/>
-          </w:tcPr>
-          <w:p>
-            <w:r/>
-            <w:r>
-              <w:rPr>
-                <w:sz w:val="18"/>
-              </w:rPr>
-              <w:t>0.892</w:t>
-            </w:r>
-          </w:p>
-        </w:tc>
-        <w:tc>
-          <w:tcPr>
-            <w:tcW w:type="dxa" w:w="864"/>
-          </w:tcPr>
-          <w:p>
-            <w:r/>
-            <w:r>
-              <w:rPr>
-                <w:sz w:val="18"/>
-              </w:rPr>
-              <w:t>0.005</w:t>
-            </w:r>
-          </w:p>
-        </w:tc>
-      </w:tr>
-      <w:tr>
-        <w:tc>
-          <w:tcPr>
-            <w:tcW w:type="dxa" w:w="3456"/>
-          </w:tcPr>
-          <w:p>
-            <w:r/>
-            <w:r>
-              <w:rPr>
-                <w:sz w:val="18"/>
-              </w:rPr>
-              <w:t xml:space="preserve">  Former</w:t>
-            </w:r>
-          </w:p>
-        </w:tc>
-        <w:tc>
-          <w:tcPr>
-            <w:tcW w:type="dxa" w:w="1584"/>
-          </w:tcPr>
-          <w:p>
-            <w:r/>
-            <w:r>
-              <w:rPr>
-                <w:sz w:val="18"/>
-              </w:rPr>
-              <w:t>9 (0.4%)</w:t>
-            </w:r>
-          </w:p>
-        </w:tc>
-        <w:tc>
-          <w:tcPr>
-            <w:tcW w:type="dxa" w:w="1728"/>
-          </w:tcPr>
-          <w:p>
-            <w:r/>
-            <w:r>
-              <w:rPr>
-                <w:sz w:val="18"/>
-              </w:rPr>
-              <w:t>7 (0.3%)</w:t>
-            </w:r>
-          </w:p>
-        </w:tc>
-        <w:tc>
-          <w:tcPr>
-            <w:tcW w:type="dxa" w:w="864"/>
-          </w:tcPr>
-          <w:p>
-            <w:r/>
-            <w:r>
-              <w:rPr>
-                <w:sz w:val="18"/>
-              </w:rPr>
-              <w:t>0.803</w:t>
-            </w:r>
-          </w:p>
-        </w:tc>
-        <w:tc>
-          <w:tcPr>
-            <w:tcW w:type="dxa" w:w="864"/>
-          </w:tcPr>
-          <w:p>
-            <w:r/>
-            <w:r>
-              <w:rPr>
-                <w:sz w:val="18"/>
-              </w:rPr>
-              <w:t>0.016</w:t>
-            </w:r>
-          </w:p>
-        </w:tc>
-      </w:tr>
-      <w:tr>
-        <w:tc>
-          <w:tcPr>
-            <w:tcW w:type="dxa" w:w="3456"/>
-          </w:tcPr>
-          <w:p>
-            <w:r/>
-            <w:r>
-              <w:rPr>
-                <w:sz w:val="18"/>
-              </w:rPr>
-              <w:t xml:space="preserve">  Current</w:t>
-            </w:r>
-          </w:p>
-        </w:tc>
-        <w:tc>
-          <w:tcPr>
-            <w:tcW w:type="dxa" w:w="1584"/>
-          </w:tcPr>
-          <w:p>
-            <w:r/>
-            <w:r>
-              <w:rPr>
-                <w:sz w:val="18"/>
-              </w:rPr>
-              <w:t>31 (1.5%)</w:t>
-            </w:r>
-          </w:p>
-        </w:tc>
-        <w:tc>
-          <w:tcPr>
-            <w:tcW w:type="dxa" w:w="1728"/>
-          </w:tcPr>
-          <w:p>
-            <w:r/>
-            <w:r>
-              <w:rPr>
-                <w:sz w:val="18"/>
-              </w:rPr>
-              <w:t>35 (1.7%)</w:t>
-            </w:r>
-          </w:p>
-        </w:tc>
-        <w:tc>
-          <w:tcPr>
-            <w:tcW w:type="dxa" w:w="864"/>
-          </w:tcPr>
-          <w:p>
-            <w:r/>
-            <w:r>
-              <w:rPr>
-                <w:sz w:val="18"/>
-              </w:rPr>
-              <w:t>0.710</w:t>
-            </w:r>
-          </w:p>
-        </w:tc>
-        <w:tc>
-          <w:tcPr>
-            <w:tcW w:type="dxa" w:w="864"/>
-          </w:tcPr>
-          <w:p>
-            <w:r/>
-            <w:r>
-              <w:rPr>
-                <w:sz w:val="18"/>
-              </w:rPr>
-              <w:t>0.015</w:t>
-            </w:r>
-          </w:p>
-        </w:tc>
-      </w:tr>
-      <w:tr>
-        <w:tc>
-          <w:tcPr>
-            <w:tcW w:type="dxa" w:w="3456"/>
-          </w:tcPr>
-          <w:p>
-            <w:r/>
-            <w:r>
-              <w:rPr>
-                <w:sz w:val="18"/>
-              </w:rPr>
-              <w:t xml:space="preserve">  Unknown</w:t>
-            </w:r>
-          </w:p>
-        </w:tc>
-        <w:tc>
-          <w:tcPr>
-            <w:tcW w:type="dxa" w:w="1584"/>
-          </w:tcPr>
-          <w:p>
-            <w:r/>
-            <w:r>
-              <w:rPr>
-                <w:sz w:val="18"/>
-              </w:rPr>
-              <w:t>1384 (67.4%)</w:t>
-            </w:r>
-          </w:p>
-        </w:tc>
-        <w:tc>
-          <w:tcPr>
-            <w:tcW w:type="dxa" w:w="1728"/>
-          </w:tcPr>
-          <w:p>
-            <w:r/>
-            <w:r>
-              <w:rPr>
-                <w:sz w:val="18"/>
-              </w:rPr>
-              <w:t>1387 (67.6%)</w:t>
-            </w:r>
-          </w:p>
-        </w:tc>
-        <w:tc>
-          <w:tcPr>
-            <w:tcW w:type="dxa" w:w="864"/>
-          </w:tcPr>
-          <w:p>
-            <w:r/>
-            <w:r>
-              <w:rPr>
-                <w:sz w:val="18"/>
-              </w:rPr>
-              <w:t>0.947</w:t>
-            </w:r>
-          </w:p>
-        </w:tc>
-        <w:tc>
-          <w:tcPr>
-            <w:tcW w:type="dxa" w:w="864"/>
-          </w:tcPr>
-          <w:p>
-            <w:r/>
-            <w:r>
-              <w:rPr>
-                <w:sz w:val="18"/>
-              </w:rPr>
-              <w:t>0.003</w:t>
-            </w:r>
-          </w:p>
-        </w:tc>
-      </w:tr>
-      <w:tr>
-        <w:tc>
-          <w:tcPr>
-            <w:tcW w:type="dxa" w:w="3456"/>
-          </w:tcPr>
-          <w:p>
-            <w:r/>
-            <w:r>
-              <w:rPr>
-                <w:sz w:val="18"/>
-              </w:rPr>
-              <w:t>Pre-existing comorbidities (before index)</w:t>
-            </w:r>
-          </w:p>
-        </w:tc>
-        <w:tc>
-          <w:tcPr>
-            <w:tcW w:type="dxa" w:w="1584"/>
-          </w:tcPr>
-          <w:p>
-            <w:r/>
-            <w:r>
-              <w:rPr>
-                <w:sz w:val="18"/>
-              </w:rPr>
-            </w:r>
-          </w:p>
-        </w:tc>
-        <w:tc>
-          <w:tcPr>
-            <w:tcW w:type="dxa" w:w="1728"/>
-          </w:tcPr>
-          <w:p>
-            <w:r/>
-            <w:r>
-              <w:rPr>
-                <w:sz w:val="18"/>
-              </w:rPr>
-            </w:r>
-          </w:p>
-        </w:tc>
-        <w:tc>
-          <w:tcPr>
-            <w:tcW w:type="dxa" w:w="864"/>
-          </w:tcPr>
-          <w:p>
-            <w:r/>
-            <w:r>
-              <w:rPr>
-                <w:sz w:val="18"/>
-              </w:rPr>
-            </w:r>
-          </w:p>
-        </w:tc>
-        <w:tc>
-          <w:tcPr>
-            <w:tcW w:type="dxa" w:w="864"/>
-          </w:tcPr>
-          <w:p>
-            <w:r/>
-            <w:r>
-              <w:rPr>
-                <w:sz w:val="18"/>
-              </w:rPr>
-            </w:r>
-          </w:p>
-        </w:tc>
-      </w:tr>
-      <w:tr>
-        <w:tc>
-          <w:tcPr>
-            <w:tcW w:type="dxa" w:w="3456"/>
-          </w:tcPr>
-          <w:p>
-            <w:r/>
-            <w:r>
-              <w:rPr>
-                <w:sz w:val="18"/>
-              </w:rPr>
-              <w:t xml:space="preserve">  Angina / Myocardial infarction</w:t>
-            </w:r>
-          </w:p>
-        </w:tc>
-        <w:tc>
-          <w:tcPr>
-            <w:tcW w:type="dxa" w:w="1584"/>
-          </w:tcPr>
-          <w:p>
-            <w:r/>
-            <w:r>
-              <w:rPr>
-                <w:sz w:val="18"/>
-              </w:rPr>
-              <w:t>0 (0.0%)</w:t>
-            </w:r>
-          </w:p>
-        </w:tc>
-        <w:tc>
-          <w:tcPr>
-            <w:tcW w:type="dxa" w:w="1728"/>
-          </w:tcPr>
-          <w:p>
-            <w:r/>
-            <w:r>
-              <w:rPr>
-                <w:sz w:val="18"/>
-              </w:rPr>
-              <w:t>0 (0.0%)</w:t>
-            </w:r>
-          </w:p>
-        </w:tc>
-        <w:tc>
-          <w:tcPr>
-            <w:tcW w:type="dxa" w:w="864"/>
-          </w:tcPr>
-          <w:p>
-            <w:r/>
-            <w:r>
-              <w:rPr>
-                <w:sz w:val="18"/>
-              </w:rPr>
-              <w:t>1.000</w:t>
-            </w:r>
-          </w:p>
-        </w:tc>
-        <w:tc>
-          <w:tcPr>
-            <w:tcW w:type="dxa" w:w="864"/>
-          </w:tcPr>
-          <w:p>
-            <w:r/>
-            <w:r>
-              <w:rPr>
-                <w:sz w:val="18"/>
-              </w:rPr>
-              <w:t>-</w:t>
-            </w:r>
-          </w:p>
-        </w:tc>
-      </w:tr>
-      <w:tr>
-        <w:tc>
-          <w:tcPr>
-            <w:tcW w:type="dxa" w:w="3456"/>
-          </w:tcPr>
-          <w:p>
-            <w:r/>
-            <w:r>
-              <w:rPr>
-                <w:sz w:val="18"/>
-              </w:rPr>
-              <w:t xml:space="preserve">  Hypertension</w:t>
-            </w:r>
-          </w:p>
-        </w:tc>
-        <w:tc>
-          <w:tcPr>
-            <w:tcW w:type="dxa" w:w="1584"/>
-          </w:tcPr>
-          <w:p>
-            <w:r/>
-            <w:r>
-              <w:rPr>
-                <w:sz w:val="18"/>
-              </w:rPr>
-              <w:t>9 (0.4%)</w:t>
-            </w:r>
-          </w:p>
-        </w:tc>
-        <w:tc>
-          <w:tcPr>
-            <w:tcW w:type="dxa" w:w="1728"/>
-          </w:tcPr>
-          <w:p>
-            <w:r/>
-            <w:r>
-              <w:rPr>
-                <w:sz w:val="18"/>
-              </w:rPr>
-              <w:t>5 (0.2%)</w:t>
-            </w:r>
-          </w:p>
-        </w:tc>
-        <w:tc>
-          <w:tcPr>
-            <w:tcW w:type="dxa" w:w="864"/>
-          </w:tcPr>
-          <w:p>
-            <w:r/>
-            <w:r>
-              <w:rPr>
-                <w:sz w:val="18"/>
-              </w:rPr>
-              <w:t>0.423</w:t>
-            </w:r>
-          </w:p>
-        </w:tc>
-        <w:tc>
-          <w:tcPr>
-            <w:tcW w:type="dxa" w:w="864"/>
-          </w:tcPr>
-          <w:p>
-            <w:r/>
-            <w:r>
-              <w:rPr>
-                <w:sz w:val="18"/>
-              </w:rPr>
-              <w:t>0.033</w:t>
-            </w:r>
-          </w:p>
-        </w:tc>
-      </w:tr>
-      <w:tr>
-        <w:tc>
-          <w:tcPr>
-            <w:tcW w:type="dxa" w:w="3456"/>
-          </w:tcPr>
-          <w:p>
-            <w:r/>
-            <w:r>
-              <w:rPr>
-                <w:sz w:val="18"/>
-              </w:rPr>
-              <w:t xml:space="preserve">  Diabetes</w:t>
-            </w:r>
-          </w:p>
-        </w:tc>
-        <w:tc>
-          <w:tcPr>
-            <w:tcW w:type="dxa" w:w="1584"/>
-          </w:tcPr>
-          <w:p>
-            <w:r/>
-            <w:r>
-              <w:rPr>
-                <w:sz w:val="18"/>
-              </w:rPr>
-              <w:t>14 (0.7%)</w:t>
-            </w:r>
-          </w:p>
-        </w:tc>
-        <w:tc>
-          <w:tcPr>
-            <w:tcW w:type="dxa" w:w="1728"/>
-          </w:tcPr>
-          <w:p>
-            <w:r/>
-            <w:r>
-              <w:rPr>
-                <w:sz w:val="18"/>
-              </w:rPr>
-              <w:t>10 (0.5%)</w:t>
-            </w:r>
-          </w:p>
-        </w:tc>
-        <w:tc>
-          <w:tcPr>
-            <w:tcW w:type="dxa" w:w="864"/>
-          </w:tcPr>
-          <w:p>
-            <w:r/>
-            <w:r>
-              <w:rPr>
-                <w:sz w:val="18"/>
-              </w:rPr>
-              <w:t>0.540</w:t>
-            </w:r>
-          </w:p>
-        </w:tc>
-        <w:tc>
-          <w:tcPr>
-            <w:tcW w:type="dxa" w:w="864"/>
-          </w:tcPr>
-          <w:p>
-            <w:r/>
-            <w:r>
-              <w:rPr>
-                <w:sz w:val="18"/>
-              </w:rPr>
-              <w:t>0.026</w:t>
-            </w:r>
-          </w:p>
-        </w:tc>
-      </w:tr>
-      <w:tr>
-        <w:tc>
-          <w:tcPr>
-            <w:tcW w:type="dxa" w:w="3456"/>
-          </w:tcPr>
-          <w:p>
-            <w:r/>
-            <w:r>
-              <w:rPr>
-                <w:sz w:val="18"/>
-              </w:rPr>
-              <w:t xml:space="preserve">  Stroke</w:t>
-            </w:r>
-          </w:p>
-        </w:tc>
-        <w:tc>
-          <w:tcPr>
-            <w:tcW w:type="dxa" w:w="1584"/>
-          </w:tcPr>
-          <w:p>
-            <w:r/>
-            <w:r>
-              <w:rPr>
-                <w:sz w:val="18"/>
-              </w:rPr>
-              <w:t>0 (0.0%)</w:t>
-            </w:r>
-          </w:p>
-        </w:tc>
-        <w:tc>
-          <w:tcPr>
-            <w:tcW w:type="dxa" w:w="1728"/>
-          </w:tcPr>
-          <w:p>
-            <w:r/>
-            <w:r>
-              <w:rPr>
-                <w:sz w:val="18"/>
-              </w:rPr>
-              <w:t>0 (0.0%)</w:t>
-            </w:r>
-          </w:p>
-        </w:tc>
-        <w:tc>
-          <w:tcPr>
-            <w:tcW w:type="dxa" w:w="864"/>
-          </w:tcPr>
-          <w:p>
-            <w:r/>
-            <w:r>
-              <w:rPr>
-                <w:sz w:val="18"/>
-              </w:rPr>
-              <w:t>1.000</w:t>
-            </w:r>
-          </w:p>
-        </w:tc>
-        <w:tc>
-          <w:tcPr>
-            <w:tcW w:type="dxa" w:w="864"/>
-          </w:tcPr>
-          <w:p>
-            <w:r/>
-            <w:r>
-              <w:rPr>
-                <w:sz w:val="18"/>
-              </w:rPr>
-              <w:t>-</w:t>
-            </w:r>
-          </w:p>
-        </w:tc>
-      </w:tr>
-      <w:tr>
-        <w:tc>
-          <w:tcPr>
-            <w:tcW w:type="dxa" w:w="3456"/>
-          </w:tcPr>
-          <w:p>
-            <w:r/>
-            <w:r>
-              <w:rPr>
-                <w:sz w:val="18"/>
-              </w:rPr>
-              <w:t xml:space="preserve">  Pulmonary embolism</w:t>
-            </w:r>
-          </w:p>
-        </w:tc>
-        <w:tc>
-          <w:tcPr>
-            <w:tcW w:type="dxa" w:w="1584"/>
-          </w:tcPr>
-          <w:p>
-            <w:r/>
-            <w:r>
-              <w:rPr>
-                <w:sz w:val="18"/>
-              </w:rPr>
-              <w:t>0 (0.0%)</w:t>
-            </w:r>
-          </w:p>
-        </w:tc>
-        <w:tc>
-          <w:tcPr>
-            <w:tcW w:type="dxa" w:w="1728"/>
-          </w:tcPr>
-          <w:p>
-            <w:r/>
-            <w:r>
-              <w:rPr>
-                <w:sz w:val="18"/>
-              </w:rPr>
-              <w:t>0 (0.0%)</w:t>
-            </w:r>
-          </w:p>
-        </w:tc>
-        <w:tc>
-          <w:tcPr>
-            <w:tcW w:type="dxa" w:w="864"/>
-          </w:tcPr>
-          <w:p>
-            <w:r/>
-            <w:r>
-              <w:rPr>
-                <w:sz w:val="18"/>
-              </w:rPr>
-              <w:t>1.000</w:t>
-            </w:r>
-          </w:p>
-        </w:tc>
-        <w:tc>
-          <w:tcPr>
-            <w:tcW w:type="dxa" w:w="864"/>
-          </w:tcPr>
-          <w:p>
-            <w:r/>
-            <w:r>
-              <w:rPr>
-                <w:sz w:val="18"/>
-              </w:rPr>
-              <w:t>-</w:t>
-            </w:r>
-          </w:p>
-        </w:tc>
-      </w:tr>
-      <w:tr>
-        <w:tc>
-          <w:tcPr>
-            <w:tcW w:type="dxa" w:w="3456"/>
-          </w:tcPr>
-          <w:p>
-            <w:r/>
-            <w:r>
-              <w:rPr>
-                <w:sz w:val="18"/>
-              </w:rPr>
-              <w:t xml:space="preserve">  Composite (any of 5)</w:t>
-            </w:r>
-          </w:p>
-        </w:tc>
-        <w:tc>
-          <w:tcPr>
-            <w:tcW w:type="dxa" w:w="1584"/>
-          </w:tcPr>
-          <w:p>
-            <w:r/>
-            <w:r>
-              <w:rPr>
-                <w:sz w:val="18"/>
-              </w:rPr>
-              <w:t>23 (1.1%)</w:t>
-            </w:r>
-          </w:p>
-        </w:tc>
-        <w:tc>
-          <w:tcPr>
-            <w:tcW w:type="dxa" w:w="1728"/>
-          </w:tcPr>
-          <w:p>
-            <w:r/>
-            <w:r>
-              <w:rPr>
-                <w:sz w:val="18"/>
-              </w:rPr>
-              <w:t>15 (0.7%)</w:t>
-            </w:r>
-          </w:p>
-        </w:tc>
-        <w:tc>
-          <w:tcPr>
-            <w:tcW w:type="dxa" w:w="864"/>
-          </w:tcPr>
-          <w:p>
-            <w:r/>
-            <w:r>
-              <w:rPr>
-                <w:sz w:val="18"/>
-              </w:rPr>
-              <w:t>0.254</w:t>
-            </w:r>
-          </w:p>
-        </w:tc>
-        <w:tc>
-          <w:tcPr>
-            <w:tcW w:type="dxa" w:w="864"/>
-          </w:tcPr>
-          <w:p>
-            <w:r/>
-            <w:r>
-              <w:rPr>
-                <w:sz w:val="18"/>
-              </w:rPr>
-              <w:t>0.041</w:t>
-            </w:r>
-          </w:p>
-        </w:tc>
-      </w:tr>
-      <w:tr>
-        <w:tc>
-          <w:tcPr>
-            <w:tcW w:type="dxa" w:w="3456"/>
-          </w:tcPr>
-          <w:p>
-            <w:r/>
-            <w:r>
-              <w:rPr>
-                <w:sz w:val="18"/>
-              </w:rPr>
-              <w:t>Follow-up</w:t>
-            </w:r>
-          </w:p>
-        </w:tc>
-        <w:tc>
-          <w:tcPr>
-            <w:tcW w:type="dxa" w:w="1584"/>
-          </w:tcPr>
-          <w:p>
-            <w:r/>
-            <w:r>
-              <w:rPr>
-                <w:sz w:val="18"/>
-              </w:rPr>
-            </w:r>
-          </w:p>
-        </w:tc>
-        <w:tc>
-          <w:tcPr>
-            <w:tcW w:type="dxa" w:w="1728"/>
-          </w:tcPr>
-          <w:p>
-            <w:r/>
-            <w:r>
-              <w:rPr>
-                <w:sz w:val="18"/>
-              </w:rPr>
-            </w:r>
-          </w:p>
-        </w:tc>
-        <w:tc>
-          <w:tcPr>
-            <w:tcW w:type="dxa" w:w="864"/>
-          </w:tcPr>
-          <w:p>
-            <w:r/>
-            <w:r>
-              <w:rPr>
-                <w:sz w:val="18"/>
-              </w:rPr>
-            </w:r>
-          </w:p>
-        </w:tc>
-        <w:tc>
-          <w:tcPr>
-            <w:tcW w:type="dxa" w:w="864"/>
-          </w:tcPr>
-          <w:p>
-            <w:r/>
-            <w:r>
-              <w:rPr>
-                <w:sz w:val="18"/>
-              </w:rPr>
-            </w:r>
-          </w:p>
-        </w:tc>
-      </w:tr>
-      <w:tr>
-        <w:tc>
-          <w:tcPr>
-            <w:tcW w:type="dxa" w:w="3456"/>
-          </w:tcPr>
-          <w:p>
-            <w:r/>
-            <w:r>
-              <w:rPr>
-                <w:sz w:val="18"/>
-              </w:rPr>
-              <w:t xml:space="preserve">  Follow-up, days</w:t>
-            </w:r>
-          </w:p>
-        </w:tc>
-        <w:tc>
-          <w:tcPr>
-            <w:tcW w:type="dxa" w:w="1584"/>
-          </w:tcPr>
-          <w:p>
-            <w:r/>
-            <w:r>
-              <w:rPr>
-                <w:sz w:val="18"/>
-              </w:rPr>
-              <w:t>2195.52 ± 1721.94</w:t>
-            </w:r>
-          </w:p>
-        </w:tc>
-        <w:tc>
-          <w:tcPr>
-            <w:tcW w:type="dxa" w:w="1728"/>
-          </w:tcPr>
-          <w:p>
-            <w:r/>
-            <w:r>
-              <w:rPr>
-                <w:sz w:val="18"/>
-              </w:rPr>
-              <w:t>2725.86 ± 1581.00</w:t>
-            </w:r>
-          </w:p>
-        </w:tc>
-        <w:tc>
-          <w:tcPr>
-            <w:tcW w:type="dxa" w:w="864"/>
-          </w:tcPr>
-          <w:p>
-            <w:r/>
-            <w:r>
-              <w:rPr>
-                <w:sz w:val="18"/>
-              </w:rPr>
-              <w:t>&lt;0.001</w:t>
-            </w:r>
-          </w:p>
-        </w:tc>
-        <w:tc>
-          <w:tcPr>
-            <w:tcW w:type="dxa" w:w="864"/>
-          </w:tcPr>
-          <w:p>
-            <w:r/>
-            <w:r>
-              <w:rPr>
-                <w:sz w:val="18"/>
-              </w:rPr>
-              <w:t>0.321</w:t>
-            </w:r>
-          </w:p>
-        </w:tc>
-      </w:tr>
-      <w:tr>
-        <w:tc>
-          <w:tcPr>
-            <w:tcW w:type="dxa" w:w="3456"/>
-          </w:tcPr>
-          <w:p>
-            <w:r/>
-            <w:r>
-              <w:rPr>
-                <w:sz w:val="18"/>
-              </w:rPr>
-              <w:t xml:space="preserve">  Mortality during follow-up</w:t>
-            </w:r>
-          </w:p>
-        </w:tc>
-        <w:tc>
-          <w:tcPr>
-            <w:tcW w:type="dxa" w:w="1584"/>
-          </w:tcPr>
-          <w:p>
-            <w:r/>
-            <w:r>
-              <w:rPr>
-                <w:sz w:val="18"/>
-              </w:rPr>
-              <w:t>5 (0.2%)</w:t>
-            </w:r>
-          </w:p>
-        </w:tc>
-        <w:tc>
-          <w:tcPr>
-            <w:tcW w:type="dxa" w:w="1728"/>
-          </w:tcPr>
-          <w:p>
-            <w:r/>
-            <w:r>
-              <w:rPr>
-                <w:sz w:val="18"/>
-              </w:rPr>
-              <w:t>23 (1.1%)</w:t>
-            </w:r>
-          </w:p>
-        </w:tc>
-        <w:tc>
-          <w:tcPr>
-            <w:tcW w:type="dxa" w:w="864"/>
-          </w:tcPr>
-          <w:p>
-            <w:r/>
-            <w:r>
-              <w:rPr>
-                <w:sz w:val="18"/>
-              </w:rPr>
-              <w:t>&lt;0.001</w:t>
-            </w:r>
-          </w:p>
-        </w:tc>
-        <w:tc>
-          <w:tcPr>
-            <w:tcW w:type="dxa" w:w="864"/>
-          </w:tcPr>
-          <w:p>
-            <w:r/>
-            <w:r>
-              <w:rPr>
-                <w:sz w:val="18"/>
-              </w:rPr>
-              <w:t>0.107</w:t>
-            </w:r>
-          </w:p>
-        </w:tc>
-      </w:tr>
-    </w:tbl>
-    <w:p>
-      <w:r>
-        <w:br w:type="page"/>
-      </w:r>
-    </w:p>
-    <w:p>
-      <w:r>
-        <w:rPr>
-          <w:b/>
-        </w:rPr>
-        <w:t>Table 1A (v3 PRIMARY)</w:t>
-      </w:r>
-      <w:r>
-        <w:t>. Baseline characteristics under the ≥2-dose + 3-month landmark v3 PRIMARY exposure definition — Cohort A (long-term safety analysis). N = 2,776 (1,396 vaccinated / 1,380 matched controls). Derived from the 1:1 PSM cohort by dropping 610 matched pairs that failed the ≥2-dose threshold and 47 matched pairs that failed the 3-month landmark FU filter.</w:t>
-      </w:r>
-    </w:p>
-    <w:p/>
-    <w:tbl>
-      <w:tblPr>
-        <w:tblStyle w:val="LightGrid-Accent1"/>
-        <w:tblW w:type="auto" w:w="0"/>
-        <w:tblLayout w:type="fixed"/>
-        <w:tblLook w:firstColumn="1" w:firstRow="1" w:lastColumn="0" w:lastRow="0" w:noHBand="0" w:noVBand="1" w:val="04A0"/>
-      </w:tblPr>
-      <w:tblGrid>
-        <w:gridCol w:w="1994"/>
-        <w:gridCol w:w="1994"/>
-        <w:gridCol w:w="1994"/>
-        <w:gridCol w:w="1994"/>
-        <w:gridCol w:w="1994"/>
-      </w:tblGrid>
-      <w:tr>
-        <w:tc>
-          <w:tcPr>
-            <w:tcW w:type="dxa" w:w="3456"/>
-            <w:vAlign w:val="center"/>
-          </w:tcPr>
-          <w:p>
-            <w:r/>
-            <w:r>
-              <w:rPr>
-                <w:b/>
-                <w:sz w:val="18"/>
-              </w:rPr>
-              <w:t>Variable</w:t>
-            </w:r>
-          </w:p>
-        </w:tc>
-        <w:tc>
-          <w:tcPr>
-            <w:tcW w:type="dxa" w:w="1584"/>
-            <w:vAlign w:val="center"/>
-          </w:tcPr>
-          <w:p>
-            <w:r/>
-            <w:r>
-              <w:rPr>
-                <w:b/>
-                <w:sz w:val="18"/>
-              </w:rPr>
-              <w:t>Vaccinated</w:t>
-            </w:r>
-          </w:p>
-        </w:tc>
-        <w:tc>
-          <w:tcPr>
-            <w:tcW w:type="dxa" w:w="1728"/>
-            <w:vAlign w:val="center"/>
-          </w:tcPr>
-          <w:p>
-            <w:r/>
-            <w:r>
-              <w:rPr>
-                <w:b/>
-                <w:sz w:val="18"/>
-              </w:rPr>
-              <w:t>Non-vaccinated</w:t>
-            </w:r>
-          </w:p>
-        </w:tc>
-        <w:tc>
-          <w:tcPr>
-            <w:tcW w:type="dxa" w:w="864"/>
-            <w:vAlign w:val="center"/>
-          </w:tcPr>
-          <w:p>
-            <w:r/>
-            <w:r>
-              <w:rPr>
-                <w:b/>
-                <w:sz w:val="18"/>
-              </w:rPr>
-              <w:t>p value</w:t>
-            </w:r>
-          </w:p>
-        </w:tc>
-        <w:tc>
-          <w:tcPr>
-            <w:tcW w:type="dxa" w:w="864"/>
-            <w:vAlign w:val="center"/>
-          </w:tcPr>
-          <w:p>
-            <w:r/>
-            <w:r>
-              <w:rPr>
-                <w:b/>
-                <w:sz w:val="18"/>
-              </w:rPr>
-              <w:t>|SMD|</w:t>
-            </w:r>
-          </w:p>
-        </w:tc>
-      </w:tr>
-      <w:tr>
-        <w:tc>
-          <w:tcPr>
-            <w:tcW w:type="dxa" w:w="3456"/>
-          </w:tcPr>
-          <w:p>
-            <w:r/>
-            <w:r>
-              <w:rPr>
-                <w:sz w:val="18"/>
-              </w:rPr>
               <w:t>— ≥2 DOSE + 3-MO LANDMARK v3 PRIMARY (n=2,776: 1,396 vac / 1,380 non-vac) —</w:t>
             </w:r>
           </w:p>
@@ -2890,2541 +924,7 @@
         <w:t>Table 1B</w:t>
       </w:r>
       <w:r>
-        <w:t>. Baseline characteristics after 1:up-to-4 fine matching — Cohort B (post-surgical efficacy analysis; ≥1-dose, no-landmark legacy exposure definition retained for reference). N = 1,108 (241 vaccinated / 867 unvaccinated; mean realised ratio 3.60). Absolute standardised mean differences (|SMD|) &lt; 0.10 indicate adequate balance. The final row (Pre-vaccine hr-HPV+) defines the clearance co-primary analytic subset (n = 292: 110 vaccinated / 182 unvaccinated); the large |SMD| on this row reflects differential pre-vaccine molecular-pathology test frequency rather than a balance failure of the fine matching on the other covariates.</w:t>
-      </w:r>
-    </w:p>
-    <w:p/>
-    <w:tbl>
-      <w:tblPr>
-        <w:tblStyle w:val="LightGrid-Accent1"/>
-        <w:tblW w:type="auto" w:w="0"/>
-        <w:tblLayout w:type="fixed"/>
-        <w:tblLook w:firstColumn="1" w:firstRow="1" w:lastColumn="0" w:lastRow="0" w:noHBand="0" w:noVBand="1" w:val="04A0"/>
-      </w:tblPr>
-      <w:tblGrid>
-        <w:gridCol w:w="1994"/>
-        <w:gridCol w:w="1994"/>
-        <w:gridCol w:w="1994"/>
-        <w:gridCol w:w="1994"/>
-        <w:gridCol w:w="1994"/>
-      </w:tblGrid>
-      <w:tr>
-        <w:tc>
-          <w:tcPr>
-            <w:tcW w:type="dxa" w:w="3456"/>
-            <w:vAlign w:val="center"/>
-          </w:tcPr>
-          <w:p>
-            <w:r/>
-            <w:r>
-              <w:rPr>
-                <w:b/>
-                <w:sz w:val="18"/>
-              </w:rPr>
-              <w:t>Variable</w:t>
-            </w:r>
-          </w:p>
-        </w:tc>
-        <w:tc>
-          <w:tcPr>
-            <w:tcW w:type="dxa" w:w="1584"/>
-            <w:vAlign w:val="center"/>
-          </w:tcPr>
-          <w:p>
-            <w:r/>
-            <w:r>
-              <w:rPr>
-                <w:b/>
-                <w:sz w:val="18"/>
-              </w:rPr>
-              <w:t>Vaccinated</w:t>
-            </w:r>
-          </w:p>
-        </w:tc>
-        <w:tc>
-          <w:tcPr>
-            <w:tcW w:type="dxa" w:w="1728"/>
-            <w:vAlign w:val="center"/>
-          </w:tcPr>
-          <w:p>
-            <w:r/>
-            <w:r>
-              <w:rPr>
-                <w:b/>
-                <w:sz w:val="18"/>
-              </w:rPr>
-              <w:t>Non-vaccinated</w:t>
-            </w:r>
-          </w:p>
-        </w:tc>
-        <w:tc>
-          <w:tcPr>
-            <w:tcW w:type="dxa" w:w="864"/>
-            <w:vAlign w:val="center"/>
-          </w:tcPr>
-          <w:p>
-            <w:r/>
-            <w:r>
-              <w:rPr>
-                <w:b/>
-                <w:sz w:val="18"/>
-              </w:rPr>
-              <w:t>p value</w:t>
-            </w:r>
-          </w:p>
-        </w:tc>
-        <w:tc>
-          <w:tcPr>
-            <w:tcW w:type="dxa" w:w="864"/>
-            <w:vAlign w:val="center"/>
-          </w:tcPr>
-          <w:p>
-            <w:r/>
-            <w:r>
-              <w:rPr>
-                <w:b/>
-                <w:sz w:val="18"/>
-              </w:rPr>
-              <w:t>|SMD|</w:t>
-            </w:r>
-          </w:p>
-        </w:tc>
-      </w:tr>
-      <w:tr>
-        <w:tc>
-          <w:tcPr>
-            <w:tcW w:type="dxa" w:w="3456"/>
-          </w:tcPr>
-          <w:p>
-            <w:r/>
-            <w:r>
-              <w:rPr>
-                <w:sz w:val="18"/>
-              </w:rPr>
-              <w:t>Demographics</w:t>
-            </w:r>
-          </w:p>
-        </w:tc>
-        <w:tc>
-          <w:tcPr>
-            <w:tcW w:type="dxa" w:w="1584"/>
-          </w:tcPr>
-          <w:p>
-            <w:r/>
-            <w:r>
-              <w:rPr>
-                <w:sz w:val="18"/>
-              </w:rPr>
-            </w:r>
-          </w:p>
-        </w:tc>
-        <w:tc>
-          <w:tcPr>
-            <w:tcW w:type="dxa" w:w="1728"/>
-          </w:tcPr>
-          <w:p>
-            <w:r/>
-            <w:r>
-              <w:rPr>
-                <w:sz w:val="18"/>
-              </w:rPr>
-            </w:r>
-          </w:p>
-        </w:tc>
-        <w:tc>
-          <w:tcPr>
-            <w:tcW w:type="dxa" w:w="864"/>
-          </w:tcPr>
-          <w:p>
-            <w:r/>
-            <w:r>
-              <w:rPr>
-                <w:sz w:val="18"/>
-              </w:rPr>
-            </w:r>
-          </w:p>
-        </w:tc>
-        <w:tc>
-          <w:tcPr>
-            <w:tcW w:type="dxa" w:w="864"/>
-          </w:tcPr>
-          <w:p>
-            <w:r/>
-            <w:r>
-              <w:rPr>
-                <w:sz w:val="18"/>
-              </w:rPr>
-            </w:r>
-          </w:p>
-        </w:tc>
-      </w:tr>
-      <w:tr>
-        <w:tc>
-          <w:tcPr>
-            <w:tcW w:type="dxa" w:w="3456"/>
-          </w:tcPr>
-          <w:p>
-            <w:r/>
-            <w:r>
-              <w:rPr>
-                <w:sz w:val="18"/>
-              </w:rPr>
-              <w:t xml:space="preserve">  Age at index, years</w:t>
-            </w:r>
-          </w:p>
-        </w:tc>
-        <w:tc>
-          <w:tcPr>
-            <w:tcW w:type="dxa" w:w="1584"/>
-          </w:tcPr>
-          <w:p>
-            <w:r/>
-            <w:r>
-              <w:rPr>
-                <w:sz w:val="18"/>
-              </w:rPr>
-              <w:t>37.26 ± 9.45</w:t>
-            </w:r>
-          </w:p>
-        </w:tc>
-        <w:tc>
-          <w:tcPr>
-            <w:tcW w:type="dxa" w:w="1728"/>
-          </w:tcPr>
-          <w:p>
-            <w:r/>
-            <w:r>
-              <w:rPr>
-                <w:sz w:val="18"/>
-              </w:rPr>
-              <w:t>37.17 ± 8.53</w:t>
-            </w:r>
-          </w:p>
-        </w:tc>
-        <w:tc>
-          <w:tcPr>
-            <w:tcW w:type="dxa" w:w="864"/>
-          </w:tcPr>
-          <w:p>
-            <w:r/>
-            <w:r>
-              <w:rPr>
-                <w:sz w:val="18"/>
-              </w:rPr>
-              <w:t>0.899</w:t>
-            </w:r>
-          </w:p>
-        </w:tc>
-        <w:tc>
-          <w:tcPr>
-            <w:tcW w:type="dxa" w:w="864"/>
-          </w:tcPr>
-          <w:p>
-            <w:r/>
-            <w:r>
-              <w:rPr>
-                <w:sz w:val="18"/>
-              </w:rPr>
-              <w:t>0.010</w:t>
-            </w:r>
-          </w:p>
-        </w:tc>
-      </w:tr>
-      <w:tr>
-        <w:tc>
-          <w:tcPr>
-            <w:tcW w:type="dxa" w:w="3456"/>
-          </w:tcPr>
-          <w:p>
-            <w:r/>
-            <w:r>
-              <w:rPr>
-                <w:sz w:val="18"/>
-              </w:rPr>
-              <w:t xml:space="preserve">  Birth year</w:t>
-            </w:r>
-          </w:p>
-        </w:tc>
-        <w:tc>
-          <w:tcPr>
-            <w:tcW w:type="dxa" w:w="1584"/>
-          </w:tcPr>
-          <w:p>
-            <w:r/>
-            <w:r>
-              <w:rPr>
-                <w:sz w:val="18"/>
-              </w:rPr>
-              <w:t>1979.56 ± 10.22</w:t>
-            </w:r>
-          </w:p>
-        </w:tc>
-        <w:tc>
-          <w:tcPr>
-            <w:tcW w:type="dxa" w:w="1728"/>
-          </w:tcPr>
-          <w:p>
-            <w:r/>
-            <w:r>
-              <w:rPr>
-                <w:sz w:val="18"/>
-              </w:rPr>
-              <w:t>1979.57 ± 9.43</w:t>
-            </w:r>
-          </w:p>
-        </w:tc>
-        <w:tc>
-          <w:tcPr>
-            <w:tcW w:type="dxa" w:w="864"/>
-          </w:tcPr>
-          <w:p>
-            <w:r/>
-            <w:r>
-              <w:rPr>
-                <w:sz w:val="18"/>
-              </w:rPr>
-              <w:t>0.995</w:t>
-            </w:r>
-          </w:p>
-        </w:tc>
-        <w:tc>
-          <w:tcPr>
-            <w:tcW w:type="dxa" w:w="864"/>
-          </w:tcPr>
-          <w:p>
-            <w:r/>
-            <w:r>
-              <w:rPr>
-                <w:sz w:val="18"/>
-              </w:rPr>
-              <w:t>0.000</w:t>
-            </w:r>
-          </w:p>
-        </w:tc>
-      </w:tr>
-      <w:tr>
-        <w:tc>
-          <w:tcPr>
-            <w:tcW w:type="dxa" w:w="3456"/>
-          </w:tcPr>
-          <w:p>
-            <w:r/>
-            <w:r>
-              <w:rPr>
-                <w:sz w:val="18"/>
-              </w:rPr>
-              <w:t xml:space="preserve">  Index year</w:t>
-            </w:r>
-          </w:p>
-        </w:tc>
-        <w:tc>
-          <w:tcPr>
-            <w:tcW w:type="dxa" w:w="1584"/>
-          </w:tcPr>
-          <w:p>
-            <w:r/>
-            <w:r>
-              <w:rPr>
-                <w:sz w:val="18"/>
-              </w:rPr>
-              <w:t>2016.76 ± 3.82</w:t>
-            </w:r>
-          </w:p>
-        </w:tc>
-        <w:tc>
-          <w:tcPr>
-            <w:tcW w:type="dxa" w:w="1728"/>
-          </w:tcPr>
-          <w:p>
-            <w:r/>
-            <w:r>
-              <w:rPr>
-                <w:sz w:val="18"/>
-              </w:rPr>
-              <w:t>2016.69 ± 3.74</w:t>
-            </w:r>
-          </w:p>
-        </w:tc>
-        <w:tc>
-          <w:tcPr>
-            <w:tcW w:type="dxa" w:w="864"/>
-          </w:tcPr>
-          <w:p>
-            <w:r/>
-            <w:r>
-              <w:rPr>
-                <w:sz w:val="18"/>
-              </w:rPr>
-              <w:t>0.798</w:t>
-            </w:r>
-          </w:p>
-        </w:tc>
-        <w:tc>
-          <w:tcPr>
-            <w:tcW w:type="dxa" w:w="864"/>
-          </w:tcPr>
-          <w:p>
-            <w:r/>
-            <w:r>
-              <w:rPr>
-                <w:sz w:val="18"/>
-              </w:rPr>
-              <w:t>0.019</w:t>
-            </w:r>
-          </w:p>
-        </w:tc>
-      </w:tr>
-      <w:tr>
-        <w:tc>
-          <w:tcPr>
-            <w:tcW w:type="dxa" w:w="3456"/>
-          </w:tcPr>
-          <w:p>
-            <w:r/>
-            <w:r>
-              <w:rPr>
-                <w:sz w:val="18"/>
-              </w:rPr>
-              <w:t xml:space="preserve">  Residence in Seoul</w:t>
-            </w:r>
-          </w:p>
-        </w:tc>
-        <w:tc>
-          <w:tcPr>
-            <w:tcW w:type="dxa" w:w="1584"/>
-          </w:tcPr>
-          <w:p>
-            <w:r/>
-            <w:r>
-              <w:rPr>
-                <w:sz w:val="18"/>
-              </w:rPr>
-              <w:t>66 (27.4%)</w:t>
-            </w:r>
-          </w:p>
-        </w:tc>
-        <w:tc>
-          <w:tcPr>
-            <w:tcW w:type="dxa" w:w="1728"/>
-          </w:tcPr>
-          <w:p>
-            <w:r/>
-            <w:r>
-              <w:rPr>
-                <w:sz w:val="18"/>
-              </w:rPr>
-              <w:t>257 (29.6%)</w:t>
-            </w:r>
-          </w:p>
-        </w:tc>
-        <w:tc>
-          <w:tcPr>
-            <w:tcW w:type="dxa" w:w="864"/>
-          </w:tcPr>
-          <w:p>
-            <w:r/>
-            <w:r>
-              <w:rPr>
-                <w:sz w:val="18"/>
-              </w:rPr>
-              <w:t>0.522</w:t>
-            </w:r>
-          </w:p>
-        </w:tc>
-        <w:tc>
-          <w:tcPr>
-            <w:tcW w:type="dxa" w:w="864"/>
-          </w:tcPr>
-          <w:p>
-            <w:r/>
-            <w:r>
-              <w:rPr>
-                <w:sz w:val="18"/>
-              </w:rPr>
-              <w:t>0.050</w:t>
-            </w:r>
-          </w:p>
-        </w:tc>
-      </w:tr>
-      <w:tr>
-        <w:tc>
-          <w:tcPr>
-            <w:tcW w:type="dxa" w:w="3456"/>
-          </w:tcPr>
-          <w:p>
-            <w:r/>
-            <w:r>
-              <w:rPr>
-                <w:sz w:val="18"/>
-              </w:rPr>
-              <w:t>Anthropometry &amp; Vital signs (closest to index, ±1 yr)</w:t>
-            </w:r>
-          </w:p>
-        </w:tc>
-        <w:tc>
-          <w:tcPr>
-            <w:tcW w:type="dxa" w:w="1584"/>
-          </w:tcPr>
-          <w:p>
-            <w:r/>
-            <w:r>
-              <w:rPr>
-                <w:sz w:val="18"/>
-              </w:rPr>
-            </w:r>
-          </w:p>
-        </w:tc>
-        <w:tc>
-          <w:tcPr>
-            <w:tcW w:type="dxa" w:w="1728"/>
-          </w:tcPr>
-          <w:p>
-            <w:r/>
-            <w:r>
-              <w:rPr>
-                <w:sz w:val="18"/>
-              </w:rPr>
-            </w:r>
-          </w:p>
-        </w:tc>
-        <w:tc>
-          <w:tcPr>
-            <w:tcW w:type="dxa" w:w="864"/>
-          </w:tcPr>
-          <w:p>
-            <w:r/>
-            <w:r>
-              <w:rPr>
-                <w:sz w:val="18"/>
-              </w:rPr>
-            </w:r>
-          </w:p>
-        </w:tc>
-        <w:tc>
-          <w:tcPr>
-            <w:tcW w:type="dxa" w:w="864"/>
-          </w:tcPr>
-          <w:p>
-            <w:r/>
-            <w:r>
-              <w:rPr>
-                <w:sz w:val="18"/>
-              </w:rPr>
-            </w:r>
-          </w:p>
-        </w:tc>
-      </w:tr>
-      <w:tr>
-        <w:tc>
-          <w:tcPr>
-            <w:tcW w:type="dxa" w:w="3456"/>
-          </w:tcPr>
-          <w:p>
-            <w:r/>
-            <w:r>
-              <w:rPr>
-                <w:sz w:val="18"/>
-              </w:rPr>
-              <w:t xml:space="preserve">  Height, cm</w:t>
-            </w:r>
-          </w:p>
-        </w:tc>
-        <w:tc>
-          <w:tcPr>
-            <w:tcW w:type="dxa" w:w="1584"/>
-          </w:tcPr>
-          <w:p>
-            <w:r/>
-            <w:r>
-              <w:rPr>
-                <w:sz w:val="18"/>
-              </w:rPr>
-              <w:t>160.38 ± 4.95</w:t>
-            </w:r>
-          </w:p>
-        </w:tc>
-        <w:tc>
-          <w:tcPr>
-            <w:tcW w:type="dxa" w:w="1728"/>
-          </w:tcPr>
-          <w:p>
-            <w:r/>
-            <w:r>
-              <w:rPr>
-                <w:sz w:val="18"/>
-              </w:rPr>
-              <w:t>160.97 ± 5.43</w:t>
-            </w:r>
-          </w:p>
-        </w:tc>
-        <w:tc>
-          <w:tcPr>
-            <w:tcW w:type="dxa" w:w="864"/>
-          </w:tcPr>
-          <w:p>
-            <w:r/>
-            <w:r>
-              <w:rPr>
-                <w:sz w:val="18"/>
-              </w:rPr>
-              <w:t>0.203</w:t>
-            </w:r>
-          </w:p>
-        </w:tc>
-        <w:tc>
-          <w:tcPr>
-            <w:tcW w:type="dxa" w:w="864"/>
-          </w:tcPr>
-          <w:p>
-            <w:r/>
-            <w:r>
-              <w:rPr>
-                <w:sz w:val="18"/>
-              </w:rPr>
-              <w:t>0.113</w:t>
-            </w:r>
-          </w:p>
-        </w:tc>
-      </w:tr>
-      <w:tr>
-        <w:tc>
-          <w:tcPr>
-            <w:tcW w:type="dxa" w:w="3456"/>
-          </w:tcPr>
-          <w:p>
-            <w:r/>
-            <w:r>
-              <w:rPr>
-                <w:sz w:val="18"/>
-              </w:rPr>
-              <w:t xml:space="preserve">  Weight, kg</w:t>
-            </w:r>
-          </w:p>
-        </w:tc>
-        <w:tc>
-          <w:tcPr>
-            <w:tcW w:type="dxa" w:w="1584"/>
-          </w:tcPr>
-          <w:p>
-            <w:r/>
-            <w:r>
-              <w:rPr>
-                <w:sz w:val="18"/>
-              </w:rPr>
-              <w:t>57.14 ± 9.11</w:t>
-            </w:r>
-          </w:p>
-        </w:tc>
-        <w:tc>
-          <w:tcPr>
-            <w:tcW w:type="dxa" w:w="1728"/>
-          </w:tcPr>
-          <w:p>
-            <w:r/>
-            <w:r>
-              <w:rPr>
-                <w:sz w:val="18"/>
-              </w:rPr>
-              <w:t>57.14 ± 9.39</w:t>
-            </w:r>
-          </w:p>
-        </w:tc>
-        <w:tc>
-          <w:tcPr>
-            <w:tcW w:type="dxa" w:w="864"/>
-          </w:tcPr>
-          <w:p>
-            <w:r/>
-            <w:r>
-              <w:rPr>
-                <w:sz w:val="18"/>
-              </w:rPr>
-              <w:t>0.996</w:t>
-            </w:r>
-          </w:p>
-        </w:tc>
-        <w:tc>
-          <w:tcPr>
-            <w:tcW w:type="dxa" w:w="864"/>
-          </w:tcPr>
-          <w:p>
-            <w:r/>
-            <w:r>
-              <w:rPr>
-                <w:sz w:val="18"/>
-              </w:rPr>
-              <w:t>0.000</w:t>
-            </w:r>
-          </w:p>
-        </w:tc>
-      </w:tr>
-      <w:tr>
-        <w:tc>
-          <w:tcPr>
-            <w:tcW w:type="dxa" w:w="3456"/>
-          </w:tcPr>
-          <w:p>
-            <w:r/>
-            <w:r>
-              <w:rPr>
-                <w:sz w:val="18"/>
-              </w:rPr>
-              <w:t xml:space="preserve">  BMI, kg/m²</w:t>
-            </w:r>
-          </w:p>
-        </w:tc>
-        <w:tc>
-          <w:tcPr>
-            <w:tcW w:type="dxa" w:w="1584"/>
-          </w:tcPr>
-          <w:p>
-            <w:r/>
-            <w:r>
-              <w:rPr>
-                <w:sz w:val="18"/>
-              </w:rPr>
-              <w:t>22.19 ± 3.52</w:t>
-            </w:r>
-          </w:p>
-        </w:tc>
-        <w:tc>
-          <w:tcPr>
-            <w:tcW w:type="dxa" w:w="1728"/>
-          </w:tcPr>
-          <w:p>
-            <w:r/>
-            <w:r>
-              <w:rPr>
-                <w:sz w:val="18"/>
-              </w:rPr>
-              <w:t>22.15 ± 3.44</w:t>
-            </w:r>
-          </w:p>
-        </w:tc>
-        <w:tc>
-          <w:tcPr>
-            <w:tcW w:type="dxa" w:w="864"/>
-          </w:tcPr>
-          <w:p>
-            <w:r/>
-            <w:r>
-              <w:rPr>
-                <w:sz w:val="18"/>
-              </w:rPr>
-              <w:t>0.922</w:t>
-            </w:r>
-          </w:p>
-        </w:tc>
-        <w:tc>
-          <w:tcPr>
-            <w:tcW w:type="dxa" w:w="864"/>
-          </w:tcPr>
-          <w:p>
-            <w:r/>
-            <w:r>
-              <w:rPr>
-                <w:sz w:val="18"/>
-              </w:rPr>
-              <w:t>0.009</w:t>
-            </w:r>
-          </w:p>
-        </w:tc>
-      </w:tr>
-      <w:tr>
-        <w:tc>
-          <w:tcPr>
-            <w:tcW w:type="dxa" w:w="3456"/>
-          </w:tcPr>
-          <w:p>
-            <w:r/>
-            <w:r>
-              <w:rPr>
-                <w:sz w:val="18"/>
-              </w:rPr>
-              <w:t xml:space="preserve">  Systolic BP, mmHg</w:t>
-            </w:r>
-          </w:p>
-        </w:tc>
-        <w:tc>
-          <w:tcPr>
-            <w:tcW w:type="dxa" w:w="1584"/>
-          </w:tcPr>
-          <w:p>
-            <w:r/>
-            <w:r>
-              <w:rPr>
-                <w:sz w:val="18"/>
-              </w:rPr>
-              <w:t>113.43 ± 13.03</w:t>
-            </w:r>
-          </w:p>
-        </w:tc>
-        <w:tc>
-          <w:tcPr>
-            <w:tcW w:type="dxa" w:w="1728"/>
-          </w:tcPr>
-          <w:p>
-            <w:r/>
-            <w:r>
-              <w:rPr>
-                <w:sz w:val="18"/>
-              </w:rPr>
-              <w:t>112.72 ± 13.74</w:t>
-            </w:r>
-          </w:p>
-        </w:tc>
-        <w:tc>
-          <w:tcPr>
-            <w:tcW w:type="dxa" w:w="864"/>
-          </w:tcPr>
-          <w:p>
-            <w:r/>
-            <w:r>
-              <w:rPr>
-                <w:sz w:val="18"/>
-              </w:rPr>
-              <w:t>0.513</w:t>
-            </w:r>
-          </w:p>
-        </w:tc>
-        <w:tc>
-          <w:tcPr>
-            <w:tcW w:type="dxa" w:w="864"/>
-          </w:tcPr>
-          <w:p>
-            <w:r/>
-            <w:r>
-              <w:rPr>
-                <w:sz w:val="18"/>
-              </w:rPr>
-              <w:t>0.053</w:t>
-            </w:r>
-          </w:p>
-        </w:tc>
-      </w:tr>
-      <w:tr>
-        <w:tc>
-          <w:tcPr>
-            <w:tcW w:type="dxa" w:w="3456"/>
-          </w:tcPr>
-          <w:p>
-            <w:r/>
-            <w:r>
-              <w:rPr>
-                <w:sz w:val="18"/>
-              </w:rPr>
-              <w:t xml:space="preserve">  Diastolic BP, mmHg</w:t>
-            </w:r>
-          </w:p>
-        </w:tc>
-        <w:tc>
-          <w:tcPr>
-            <w:tcW w:type="dxa" w:w="1584"/>
-          </w:tcPr>
-          <w:p>
-            <w:r/>
-            <w:r>
-              <w:rPr>
-                <w:sz w:val="18"/>
-              </w:rPr>
-              <w:t>72.06 ± 10.53</w:t>
-            </w:r>
-          </w:p>
-        </w:tc>
-        <w:tc>
-          <w:tcPr>
-            <w:tcW w:type="dxa" w:w="1728"/>
-          </w:tcPr>
-          <w:p>
-            <w:r/>
-            <w:r>
-              <w:rPr>
-                <w:sz w:val="18"/>
-              </w:rPr>
-              <w:t>71.31 ± 11.83</w:t>
-            </w:r>
-          </w:p>
-        </w:tc>
-        <w:tc>
-          <w:tcPr>
-            <w:tcW w:type="dxa" w:w="864"/>
-          </w:tcPr>
-          <w:p>
-            <w:r/>
-            <w:r>
-              <w:rPr>
-                <w:sz w:val="18"/>
-              </w:rPr>
-              <w:t>0.398</w:t>
-            </w:r>
-          </w:p>
-        </w:tc>
-        <w:tc>
-          <w:tcPr>
-            <w:tcW w:type="dxa" w:w="864"/>
-          </w:tcPr>
-          <w:p>
-            <w:r/>
-            <w:r>
-              <w:rPr>
-                <w:sz w:val="18"/>
-              </w:rPr>
-              <w:t>0.067</w:t>
-            </w:r>
-          </w:p>
-        </w:tc>
-      </w:tr>
-      <w:tr>
-        <w:tc>
-          <w:tcPr>
-            <w:tcW w:type="dxa" w:w="3456"/>
-          </w:tcPr>
-          <w:p>
-            <w:r/>
-            <w:r>
-              <w:rPr>
-                <w:sz w:val="18"/>
-              </w:rPr>
-              <w:t>Smoking status</w:t>
-            </w:r>
-          </w:p>
-        </w:tc>
-        <w:tc>
-          <w:tcPr>
-            <w:tcW w:type="dxa" w:w="1584"/>
-          </w:tcPr>
-          <w:p>
-            <w:r/>
-            <w:r>
-              <w:rPr>
-                <w:sz w:val="18"/>
-              </w:rPr>
-            </w:r>
-          </w:p>
-        </w:tc>
-        <w:tc>
-          <w:tcPr>
-            <w:tcW w:type="dxa" w:w="1728"/>
-          </w:tcPr>
-          <w:p>
-            <w:r/>
-            <w:r>
-              <w:rPr>
-                <w:sz w:val="18"/>
-              </w:rPr>
-            </w:r>
-          </w:p>
-        </w:tc>
-        <w:tc>
-          <w:tcPr>
-            <w:tcW w:type="dxa" w:w="864"/>
-          </w:tcPr>
-          <w:p>
-            <w:r/>
-            <w:r>
-              <w:rPr>
-                <w:sz w:val="18"/>
-              </w:rPr>
-            </w:r>
-          </w:p>
-        </w:tc>
-        <w:tc>
-          <w:tcPr>
-            <w:tcW w:type="dxa" w:w="864"/>
-          </w:tcPr>
-          <w:p>
-            <w:r/>
-            <w:r>
-              <w:rPr>
-                <w:sz w:val="18"/>
-              </w:rPr>
-            </w:r>
-          </w:p>
-        </w:tc>
-      </w:tr>
-      <w:tr>
-        <w:tc>
-          <w:tcPr>
-            <w:tcW w:type="dxa" w:w="3456"/>
-          </w:tcPr>
-          <w:p>
-            <w:r/>
-            <w:r>
-              <w:rPr>
-                <w:sz w:val="18"/>
-              </w:rPr>
-              <w:t xml:space="preserve">  Never</w:t>
-            </w:r>
-          </w:p>
-        </w:tc>
-        <w:tc>
-          <w:tcPr>
-            <w:tcW w:type="dxa" w:w="1584"/>
-          </w:tcPr>
-          <w:p>
-            <w:r/>
-            <w:r>
-              <w:rPr>
-                <w:sz w:val="18"/>
-              </w:rPr>
-              <w:t>110 (45.6%)</w:t>
-            </w:r>
-          </w:p>
-        </w:tc>
-        <w:tc>
-          <w:tcPr>
-            <w:tcW w:type="dxa" w:w="1728"/>
-          </w:tcPr>
-          <w:p>
-            <w:r/>
-            <w:r>
-              <w:rPr>
-                <w:sz w:val="18"/>
-              </w:rPr>
-              <w:t>379 (43.7%)</w:t>
-            </w:r>
-          </w:p>
-        </w:tc>
-        <w:tc>
-          <w:tcPr>
-            <w:tcW w:type="dxa" w:w="864"/>
-          </w:tcPr>
-          <w:p>
-            <w:r/>
-            <w:r>
-              <w:rPr>
-                <w:sz w:val="18"/>
-              </w:rPr>
-              <w:t>0.608</w:t>
-            </w:r>
-          </w:p>
-        </w:tc>
-        <w:tc>
-          <w:tcPr>
-            <w:tcW w:type="dxa" w:w="864"/>
-          </w:tcPr>
-          <w:p>
-            <w:r/>
-            <w:r>
-              <w:rPr>
-                <w:sz w:val="18"/>
-              </w:rPr>
-              <w:t>0.039</w:t>
-            </w:r>
-          </w:p>
-        </w:tc>
-      </w:tr>
-      <w:tr>
-        <w:tc>
-          <w:tcPr>
-            <w:tcW w:type="dxa" w:w="3456"/>
-          </w:tcPr>
-          <w:p>
-            <w:r/>
-            <w:r>
-              <w:rPr>
-                <w:sz w:val="18"/>
-              </w:rPr>
-              <w:t xml:space="preserve">  Former</w:t>
-            </w:r>
-          </w:p>
-        </w:tc>
-        <w:tc>
-          <w:tcPr>
-            <w:tcW w:type="dxa" w:w="1584"/>
-          </w:tcPr>
-          <w:p>
-            <w:r/>
-            <w:r>
-              <w:rPr>
-                <w:sz w:val="18"/>
-              </w:rPr>
-              <w:t>0 (0.0%)</w:t>
-            </w:r>
-          </w:p>
-        </w:tc>
-        <w:tc>
-          <w:tcPr>
-            <w:tcW w:type="dxa" w:w="1728"/>
-          </w:tcPr>
-          <w:p>
-            <w:r/>
-            <w:r>
-              <w:rPr>
-                <w:sz w:val="18"/>
-              </w:rPr>
-              <w:t>6 (0.7%)</w:t>
-            </w:r>
-          </w:p>
-        </w:tc>
-        <w:tc>
-          <w:tcPr>
-            <w:tcW w:type="dxa" w:w="864"/>
-          </w:tcPr>
-          <w:p>
-            <w:r/>
-            <w:r>
-              <w:rPr>
-                <w:sz w:val="18"/>
-              </w:rPr>
-              <w:t>0.350</w:t>
-            </w:r>
-          </w:p>
-        </w:tc>
-        <w:tc>
-          <w:tcPr>
-            <w:tcW w:type="dxa" w:w="864"/>
-          </w:tcPr>
-          <w:p>
-            <w:r/>
-            <w:r>
-              <w:rPr>
-                <w:sz w:val="18"/>
-              </w:rPr>
-              <w:t>0.118</w:t>
-            </w:r>
-          </w:p>
-        </w:tc>
-      </w:tr>
-      <w:tr>
-        <w:tc>
-          <w:tcPr>
-            <w:tcW w:type="dxa" w:w="3456"/>
-          </w:tcPr>
-          <w:p>
-            <w:r/>
-            <w:r>
-              <w:rPr>
-                <w:sz w:val="18"/>
-              </w:rPr>
-              <w:t xml:space="preserve">  Current</w:t>
-            </w:r>
-          </w:p>
-        </w:tc>
-        <w:tc>
-          <w:tcPr>
-            <w:tcW w:type="dxa" w:w="1584"/>
-          </w:tcPr>
-          <w:p>
-            <w:r/>
-            <w:r>
-              <w:rPr>
-                <w:sz w:val="18"/>
-              </w:rPr>
-              <w:t>10 (4.1%)</w:t>
-            </w:r>
-          </w:p>
-        </w:tc>
-        <w:tc>
-          <w:tcPr>
-            <w:tcW w:type="dxa" w:w="1728"/>
-          </w:tcPr>
-          <w:p>
-            <w:r/>
-            <w:r>
-              <w:rPr>
-                <w:sz w:val="18"/>
-              </w:rPr>
-              <w:t>29 (3.3%)</w:t>
-            </w:r>
-          </w:p>
-        </w:tc>
-        <w:tc>
-          <w:tcPr>
-            <w:tcW w:type="dxa" w:w="864"/>
-          </w:tcPr>
-          <w:p>
-            <w:r/>
-            <w:r>
-              <w:rPr>
-                <w:sz w:val="18"/>
-              </w:rPr>
-              <w:t>0.554</w:t>
-            </w:r>
-          </w:p>
-        </w:tc>
-        <w:tc>
-          <w:tcPr>
-            <w:tcW w:type="dxa" w:w="864"/>
-          </w:tcPr>
-          <w:p>
-            <w:r/>
-            <w:r>
-              <w:rPr>
-                <w:sz w:val="18"/>
-              </w:rPr>
-              <w:t>0.042</w:t>
-            </w:r>
-          </w:p>
-        </w:tc>
-      </w:tr>
-      <w:tr>
-        <w:tc>
-          <w:tcPr>
-            <w:tcW w:type="dxa" w:w="3456"/>
-          </w:tcPr>
-          <w:p>
-            <w:r/>
-            <w:r>
-              <w:rPr>
-                <w:sz w:val="18"/>
-              </w:rPr>
-              <w:t xml:space="preserve">  Unknown</w:t>
-            </w:r>
-          </w:p>
-        </w:tc>
-        <w:tc>
-          <w:tcPr>
-            <w:tcW w:type="dxa" w:w="1584"/>
-          </w:tcPr>
-          <w:p>
-            <w:r/>
-            <w:r>
-              <w:rPr>
-                <w:sz w:val="18"/>
-              </w:rPr>
-              <w:t>121 (50.2%)</w:t>
-            </w:r>
-          </w:p>
-        </w:tc>
-        <w:tc>
-          <w:tcPr>
-            <w:tcW w:type="dxa" w:w="1728"/>
-          </w:tcPr>
-          <w:p>
-            <w:r/>
-            <w:r>
-              <w:rPr>
-                <w:sz w:val="18"/>
-              </w:rPr>
-              <w:t>453 (52.2%)</w:t>
-            </w:r>
-          </w:p>
-        </w:tc>
-        <w:tc>
-          <w:tcPr>
-            <w:tcW w:type="dxa" w:w="864"/>
-          </w:tcPr>
-          <w:p>
-            <w:r/>
-            <w:r>
-              <w:rPr>
-                <w:sz w:val="18"/>
-              </w:rPr>
-              <w:t>0.610</w:t>
-            </w:r>
-          </w:p>
-        </w:tc>
-        <w:tc>
-          <w:tcPr>
-            <w:tcW w:type="dxa" w:w="864"/>
-          </w:tcPr>
-          <w:p>
-            <w:r/>
-            <w:r>
-              <w:rPr>
-                <w:sz w:val="18"/>
-              </w:rPr>
-              <w:t>0.041</w:t>
-            </w:r>
-          </w:p>
-        </w:tc>
-      </w:tr>
-      <w:tr>
-        <w:tc>
-          <w:tcPr>
-            <w:tcW w:type="dxa" w:w="3456"/>
-          </w:tcPr>
-          <w:p>
-            <w:r/>
-            <w:r>
-              <w:rPr>
-                <w:sz w:val="18"/>
-              </w:rPr>
-              <w:t>Pre-existing comorbidities (before index)</w:t>
-            </w:r>
-          </w:p>
-        </w:tc>
-        <w:tc>
-          <w:tcPr>
-            <w:tcW w:type="dxa" w:w="1584"/>
-          </w:tcPr>
-          <w:p>
-            <w:r/>
-            <w:r>
-              <w:rPr>
-                <w:sz w:val="18"/>
-              </w:rPr>
-            </w:r>
-          </w:p>
-        </w:tc>
-        <w:tc>
-          <w:tcPr>
-            <w:tcW w:type="dxa" w:w="1728"/>
-          </w:tcPr>
-          <w:p>
-            <w:r/>
-            <w:r>
-              <w:rPr>
-                <w:sz w:val="18"/>
-              </w:rPr>
-            </w:r>
-          </w:p>
-        </w:tc>
-        <w:tc>
-          <w:tcPr>
-            <w:tcW w:type="dxa" w:w="864"/>
-          </w:tcPr>
-          <w:p>
-            <w:r/>
-            <w:r>
-              <w:rPr>
-                <w:sz w:val="18"/>
-              </w:rPr>
-            </w:r>
-          </w:p>
-        </w:tc>
-        <w:tc>
-          <w:tcPr>
-            <w:tcW w:type="dxa" w:w="864"/>
-          </w:tcPr>
-          <w:p>
-            <w:r/>
-            <w:r>
-              <w:rPr>
-                <w:sz w:val="18"/>
-              </w:rPr>
-            </w:r>
-          </w:p>
-        </w:tc>
-      </w:tr>
-      <w:tr>
-        <w:tc>
-          <w:tcPr>
-            <w:tcW w:type="dxa" w:w="3456"/>
-          </w:tcPr>
-          <w:p>
-            <w:r/>
-            <w:r>
-              <w:rPr>
-                <w:sz w:val="18"/>
-              </w:rPr>
-              <w:t xml:space="preserve">  Angina / Myocardial infarction</w:t>
-            </w:r>
-          </w:p>
-        </w:tc>
-        <w:tc>
-          <w:tcPr>
-            <w:tcW w:type="dxa" w:w="1584"/>
-          </w:tcPr>
-          <w:p>
-            <w:r/>
-            <w:r>
-              <w:rPr>
-                <w:sz w:val="18"/>
-              </w:rPr>
-              <w:t>0 (0.0%)</w:t>
-            </w:r>
-          </w:p>
-        </w:tc>
-        <w:tc>
-          <w:tcPr>
-            <w:tcW w:type="dxa" w:w="1728"/>
-          </w:tcPr>
-          <w:p>
-            <w:r/>
-            <w:r>
-              <w:rPr>
-                <w:sz w:val="18"/>
-              </w:rPr>
-              <w:t>0 (0.0%)</w:t>
-            </w:r>
-          </w:p>
-        </w:tc>
-        <w:tc>
-          <w:tcPr>
-            <w:tcW w:type="dxa" w:w="864"/>
-          </w:tcPr>
-          <w:p>
-            <w:r/>
-            <w:r>
-              <w:rPr>
-                <w:sz w:val="18"/>
-              </w:rPr>
-              <w:t>1.000</w:t>
-            </w:r>
-          </w:p>
-        </w:tc>
-        <w:tc>
-          <w:tcPr>
-            <w:tcW w:type="dxa" w:w="864"/>
-          </w:tcPr>
-          <w:p>
-            <w:r/>
-            <w:r>
-              <w:rPr>
-                <w:sz w:val="18"/>
-              </w:rPr>
-              <w:t>-</w:t>
-            </w:r>
-          </w:p>
-        </w:tc>
-      </w:tr>
-      <w:tr>
-        <w:tc>
-          <w:tcPr>
-            <w:tcW w:type="dxa" w:w="3456"/>
-          </w:tcPr>
-          <w:p>
-            <w:r/>
-            <w:r>
-              <w:rPr>
-                <w:sz w:val="18"/>
-              </w:rPr>
-              <w:t xml:space="preserve">  Hypertension</w:t>
-            </w:r>
-          </w:p>
-        </w:tc>
-        <w:tc>
-          <w:tcPr>
-            <w:tcW w:type="dxa" w:w="1584"/>
-          </w:tcPr>
-          <w:p>
-            <w:r/>
-            <w:r>
-              <w:rPr>
-                <w:sz w:val="18"/>
-              </w:rPr>
-              <w:t>4 (1.7%)</w:t>
-            </w:r>
-          </w:p>
-        </w:tc>
-        <w:tc>
-          <w:tcPr>
-            <w:tcW w:type="dxa" w:w="1728"/>
-          </w:tcPr>
-          <w:p>
-            <w:r/>
-            <w:r>
-              <w:rPr>
-                <w:sz w:val="18"/>
-              </w:rPr>
-              <w:t>6 (0.7%)</w:t>
-            </w:r>
-          </w:p>
-        </w:tc>
-        <w:tc>
-          <w:tcPr>
-            <w:tcW w:type="dxa" w:w="864"/>
-          </w:tcPr>
-          <w:p>
-            <w:r/>
-            <w:r>
-              <w:rPr>
-                <w:sz w:val="18"/>
-              </w:rPr>
-              <w:t>0.238</w:t>
-            </w:r>
-          </w:p>
-        </w:tc>
-        <w:tc>
-          <w:tcPr>
-            <w:tcW w:type="dxa" w:w="864"/>
-          </w:tcPr>
-          <w:p>
-            <w:r/>
-            <w:r>
-              <w:rPr>
-                <w:sz w:val="18"/>
-              </w:rPr>
-              <w:t>0.090</w:t>
-            </w:r>
-          </w:p>
-        </w:tc>
-      </w:tr>
-      <w:tr>
-        <w:tc>
-          <w:tcPr>
-            <w:tcW w:type="dxa" w:w="3456"/>
-          </w:tcPr>
-          <w:p>
-            <w:r/>
-            <w:r>
-              <w:rPr>
-                <w:sz w:val="18"/>
-              </w:rPr>
-              <w:t xml:space="preserve">  Diabetes</w:t>
-            </w:r>
-          </w:p>
-        </w:tc>
-        <w:tc>
-          <w:tcPr>
-            <w:tcW w:type="dxa" w:w="1584"/>
-          </w:tcPr>
-          <w:p>
-            <w:r/>
-            <w:r>
-              <w:rPr>
-                <w:sz w:val="18"/>
-              </w:rPr>
-              <w:t>3 (1.2%)</w:t>
-            </w:r>
-          </w:p>
-        </w:tc>
-        <w:tc>
-          <w:tcPr>
-            <w:tcW w:type="dxa" w:w="1728"/>
-          </w:tcPr>
-          <w:p>
-            <w:r/>
-            <w:r>
-              <w:rPr>
-                <w:sz w:val="18"/>
-              </w:rPr>
-              <w:t>11 (1.3%)</w:t>
-            </w:r>
-          </w:p>
-        </w:tc>
-        <w:tc>
-          <w:tcPr>
-            <w:tcW w:type="dxa" w:w="864"/>
-          </w:tcPr>
-          <w:p>
-            <w:r/>
-            <w:r>
-              <w:rPr>
-                <w:sz w:val="18"/>
-              </w:rPr>
-              <w:t>1.000</w:t>
-            </w:r>
-          </w:p>
-        </w:tc>
-        <w:tc>
-          <w:tcPr>
-            <w:tcW w:type="dxa" w:w="864"/>
-          </w:tcPr>
-          <w:p>
-            <w:r/>
-            <w:r>
-              <w:rPr>
-                <w:sz w:val="18"/>
-              </w:rPr>
-              <w:t>0.002</w:t>
-            </w:r>
-          </w:p>
-        </w:tc>
-      </w:tr>
-      <w:tr>
-        <w:tc>
-          <w:tcPr>
-            <w:tcW w:type="dxa" w:w="3456"/>
-          </w:tcPr>
-          <w:p>
-            <w:r/>
-            <w:r>
-              <w:rPr>
-                <w:sz w:val="18"/>
-              </w:rPr>
-              <w:t xml:space="preserve">  Stroke</w:t>
-            </w:r>
-          </w:p>
-        </w:tc>
-        <w:tc>
-          <w:tcPr>
-            <w:tcW w:type="dxa" w:w="1584"/>
-          </w:tcPr>
-          <w:p>
-            <w:r/>
-            <w:r>
-              <w:rPr>
-                <w:sz w:val="18"/>
-              </w:rPr>
-              <w:t>0 (0.0%)</w:t>
-            </w:r>
-          </w:p>
-        </w:tc>
-        <w:tc>
-          <w:tcPr>
-            <w:tcW w:type="dxa" w:w="1728"/>
-          </w:tcPr>
-          <w:p>
-            <w:r/>
-            <w:r>
-              <w:rPr>
-                <w:sz w:val="18"/>
-              </w:rPr>
-              <w:t>0 (0.0%)</w:t>
-            </w:r>
-          </w:p>
-        </w:tc>
-        <w:tc>
-          <w:tcPr>
-            <w:tcW w:type="dxa" w:w="864"/>
-          </w:tcPr>
-          <w:p>
-            <w:r/>
-            <w:r>
-              <w:rPr>
-                <w:sz w:val="18"/>
-              </w:rPr>
-              <w:t>1.000</w:t>
-            </w:r>
-          </w:p>
-        </w:tc>
-        <w:tc>
-          <w:tcPr>
-            <w:tcW w:type="dxa" w:w="864"/>
-          </w:tcPr>
-          <w:p>
-            <w:r/>
-            <w:r>
-              <w:rPr>
-                <w:sz w:val="18"/>
-              </w:rPr>
-              <w:t>-</w:t>
-            </w:r>
-          </w:p>
-        </w:tc>
-      </w:tr>
-      <w:tr>
-        <w:tc>
-          <w:tcPr>
-            <w:tcW w:type="dxa" w:w="3456"/>
-          </w:tcPr>
-          <w:p>
-            <w:r/>
-            <w:r>
-              <w:rPr>
-                <w:sz w:val="18"/>
-              </w:rPr>
-              <w:t xml:space="preserve">  Pulmonary embolism</w:t>
-            </w:r>
-          </w:p>
-        </w:tc>
-        <w:tc>
-          <w:tcPr>
-            <w:tcW w:type="dxa" w:w="1584"/>
-          </w:tcPr>
-          <w:p>
-            <w:r/>
-            <w:r>
-              <w:rPr>
-                <w:sz w:val="18"/>
-              </w:rPr>
-              <w:t>0 (0.0%)</w:t>
-            </w:r>
-          </w:p>
-        </w:tc>
-        <w:tc>
-          <w:tcPr>
-            <w:tcW w:type="dxa" w:w="1728"/>
-          </w:tcPr>
-          <w:p>
-            <w:r/>
-            <w:r>
-              <w:rPr>
-                <w:sz w:val="18"/>
-              </w:rPr>
-              <w:t>0 (0.0%)</w:t>
-            </w:r>
-          </w:p>
-        </w:tc>
-        <w:tc>
-          <w:tcPr>
-            <w:tcW w:type="dxa" w:w="864"/>
-          </w:tcPr>
-          <w:p>
-            <w:r/>
-            <w:r>
-              <w:rPr>
-                <w:sz w:val="18"/>
-              </w:rPr>
-              <w:t>1.000</w:t>
-            </w:r>
-          </w:p>
-        </w:tc>
-        <w:tc>
-          <w:tcPr>
-            <w:tcW w:type="dxa" w:w="864"/>
-          </w:tcPr>
-          <w:p>
-            <w:r/>
-            <w:r>
-              <w:rPr>
-                <w:sz w:val="18"/>
-              </w:rPr>
-              <w:t>-</w:t>
-            </w:r>
-          </w:p>
-        </w:tc>
-      </w:tr>
-      <w:tr>
-        <w:tc>
-          <w:tcPr>
-            <w:tcW w:type="dxa" w:w="3456"/>
-          </w:tcPr>
-          <w:p>
-            <w:r/>
-            <w:r>
-              <w:rPr>
-                <w:sz w:val="18"/>
-              </w:rPr>
-              <w:t xml:space="preserve">  Composite (any of 5)</w:t>
-            </w:r>
-          </w:p>
-        </w:tc>
-        <w:tc>
-          <w:tcPr>
-            <w:tcW w:type="dxa" w:w="1584"/>
-          </w:tcPr>
-          <w:p>
-            <w:r/>
-            <w:r>
-              <w:rPr>
-                <w:sz w:val="18"/>
-              </w:rPr>
-              <w:t>7 (2.9%)</w:t>
-            </w:r>
-          </w:p>
-        </w:tc>
-        <w:tc>
-          <w:tcPr>
-            <w:tcW w:type="dxa" w:w="1728"/>
-          </w:tcPr>
-          <w:p>
-            <w:r/>
-            <w:r>
-              <w:rPr>
-                <w:sz w:val="18"/>
-              </w:rPr>
-              <w:t>15 (1.7%)</w:t>
-            </w:r>
-          </w:p>
-        </w:tc>
-        <w:tc>
-          <w:tcPr>
-            <w:tcW w:type="dxa" w:w="864"/>
-          </w:tcPr>
-          <w:p>
-            <w:r/>
-            <w:r>
-              <w:rPr>
-                <w:sz w:val="18"/>
-              </w:rPr>
-              <w:t>0.293</w:t>
-            </w:r>
-          </w:p>
-        </w:tc>
-        <w:tc>
-          <w:tcPr>
-            <w:tcW w:type="dxa" w:w="864"/>
-          </w:tcPr>
-          <w:p>
-            <w:r/>
-            <w:r>
-              <w:rPr>
-                <w:sz w:val="18"/>
-              </w:rPr>
-              <w:t>0.078</w:t>
-            </w:r>
-          </w:p>
-        </w:tc>
-      </w:tr>
-      <w:tr>
-        <w:tc>
-          <w:tcPr>
-            <w:tcW w:type="dxa" w:w="3456"/>
-          </w:tcPr>
-          <w:p>
-            <w:r/>
-            <w:r>
-              <w:rPr>
-                <w:sz w:val="18"/>
-              </w:rPr>
-              <w:t>Surgery type</w:t>
-            </w:r>
-          </w:p>
-        </w:tc>
-        <w:tc>
-          <w:tcPr>
-            <w:tcW w:type="dxa" w:w="1584"/>
-          </w:tcPr>
-          <w:p>
-            <w:r/>
-            <w:r>
-              <w:rPr>
-                <w:sz w:val="18"/>
-              </w:rPr>
-            </w:r>
-          </w:p>
-        </w:tc>
-        <w:tc>
-          <w:tcPr>
-            <w:tcW w:type="dxa" w:w="1728"/>
-          </w:tcPr>
-          <w:p>
-            <w:r/>
-            <w:r>
-              <w:rPr>
-                <w:sz w:val="18"/>
-              </w:rPr>
-            </w:r>
-          </w:p>
-        </w:tc>
-        <w:tc>
-          <w:tcPr>
-            <w:tcW w:type="dxa" w:w="864"/>
-          </w:tcPr>
-          <w:p>
-            <w:r/>
-            <w:r>
-              <w:rPr>
-                <w:sz w:val="18"/>
-              </w:rPr>
-            </w:r>
-          </w:p>
-        </w:tc>
-        <w:tc>
-          <w:tcPr>
-            <w:tcW w:type="dxa" w:w="864"/>
-          </w:tcPr>
-          <w:p>
-            <w:r/>
-            <w:r>
-              <w:rPr>
-                <w:sz w:val="18"/>
-              </w:rPr>
-            </w:r>
-          </w:p>
-        </w:tc>
-      </w:tr>
-      <w:tr>
-        <w:tc>
-          <w:tcPr>
-            <w:tcW w:type="dxa" w:w="3456"/>
-          </w:tcPr>
-          <w:p>
-            <w:r/>
-            <w:r>
-              <w:rPr>
-                <w:sz w:val="18"/>
-              </w:rPr>
-              <w:t xml:space="preserve">  Conization</w:t>
-            </w:r>
-          </w:p>
-        </w:tc>
-        <w:tc>
-          <w:tcPr>
-            <w:tcW w:type="dxa" w:w="1584"/>
-          </w:tcPr>
-          <w:p>
-            <w:r/>
-            <w:r>
-              <w:rPr>
-                <w:sz w:val="18"/>
-              </w:rPr>
-              <w:t>240 (99.6%)</w:t>
-            </w:r>
-          </w:p>
-        </w:tc>
-        <w:tc>
-          <w:tcPr>
-            <w:tcW w:type="dxa" w:w="1728"/>
-          </w:tcPr>
-          <w:p>
-            <w:r/>
-            <w:r>
-              <w:rPr>
-                <w:sz w:val="18"/>
-              </w:rPr>
-              <w:t>861 (99.3%)</w:t>
-            </w:r>
-          </w:p>
-        </w:tc>
-        <w:tc>
-          <w:tcPr>
-            <w:tcW w:type="dxa" w:w="864"/>
-          </w:tcPr>
-          <w:p>
-            <w:r/>
-            <w:r>
-              <w:rPr>
-                <w:sz w:val="18"/>
-              </w:rPr>
-              <w:t>1.000</w:t>
-            </w:r>
-          </w:p>
-        </w:tc>
-        <w:tc>
-          <w:tcPr>
-            <w:tcW w:type="dxa" w:w="864"/>
-          </w:tcPr>
-          <w:p>
-            <w:r/>
-            <w:r>
-              <w:rPr>
-                <w:sz w:val="18"/>
-              </w:rPr>
-              <w:t>0.037</w:t>
-            </w:r>
-          </w:p>
-        </w:tc>
-      </w:tr>
-      <w:tr>
-        <w:tc>
-          <w:tcPr>
-            <w:tcW w:type="dxa" w:w="3456"/>
-          </w:tcPr>
-          <w:p>
-            <w:r/>
-            <w:r>
-              <w:rPr>
-                <w:sz w:val="18"/>
-              </w:rPr>
-              <w:t xml:space="preserve">  Hysterectomy</w:t>
-            </w:r>
-          </w:p>
-        </w:tc>
-        <w:tc>
-          <w:tcPr>
-            <w:tcW w:type="dxa" w:w="1584"/>
-          </w:tcPr>
-          <w:p>
-            <w:r/>
-            <w:r>
-              <w:rPr>
-                <w:sz w:val="18"/>
-              </w:rPr>
-              <w:t>1 (0.4%)</w:t>
-            </w:r>
-          </w:p>
-        </w:tc>
-        <w:tc>
-          <w:tcPr>
-            <w:tcW w:type="dxa" w:w="1728"/>
-          </w:tcPr>
-          <w:p>
-            <w:r/>
-            <w:r>
-              <w:rPr>
-                <w:sz w:val="18"/>
-              </w:rPr>
-              <w:t>6 (0.7%)</w:t>
-            </w:r>
-          </w:p>
-        </w:tc>
-        <w:tc>
-          <w:tcPr>
-            <w:tcW w:type="dxa" w:w="864"/>
-          </w:tcPr>
-          <w:p>
-            <w:r/>
-            <w:r>
-              <w:rPr>
-                <w:sz w:val="18"/>
-              </w:rPr>
-              <w:t>1.000</w:t>
-            </w:r>
-          </w:p>
-        </w:tc>
-        <w:tc>
-          <w:tcPr>
-            <w:tcW w:type="dxa" w:w="864"/>
-          </w:tcPr>
-          <w:p>
-            <w:r/>
-            <w:r>
-              <w:rPr>
-                <w:sz w:val="18"/>
-              </w:rPr>
-              <w:t>0.037</w:t>
-            </w:r>
-          </w:p>
-        </w:tc>
-      </w:tr>
-      <w:tr>
-        <w:tc>
-          <w:tcPr>
-            <w:tcW w:type="dxa" w:w="3456"/>
-          </w:tcPr>
-          <w:p>
-            <w:r/>
-            <w:r>
-              <w:rPr>
-                <w:sz w:val="18"/>
-              </w:rPr>
-              <w:t xml:space="preserve">  Age at surgery, years</w:t>
-            </w:r>
-          </w:p>
-        </w:tc>
-        <w:tc>
-          <w:tcPr>
-            <w:tcW w:type="dxa" w:w="1584"/>
-          </w:tcPr>
-          <w:p>
-            <w:r/>
-            <w:r>
-              <w:rPr>
-                <w:sz w:val="18"/>
-              </w:rPr>
-              <w:t>36.68 ± 9.27</w:t>
-            </w:r>
-          </w:p>
-        </w:tc>
-        <w:tc>
-          <w:tcPr>
-            <w:tcW w:type="dxa" w:w="1728"/>
-          </w:tcPr>
-          <w:p>
-            <w:r/>
-            <w:r>
-              <w:rPr>
-                <w:sz w:val="18"/>
-              </w:rPr>
-              <w:t>36.75 ± 8.51</w:t>
-            </w:r>
-          </w:p>
-        </w:tc>
-        <w:tc>
-          <w:tcPr>
-            <w:tcW w:type="dxa" w:w="864"/>
-          </w:tcPr>
-          <w:p>
-            <w:r/>
-            <w:r>
-              <w:rPr>
-                <w:sz w:val="18"/>
-              </w:rPr>
-              <w:t>0.907</w:t>
-            </w:r>
-          </w:p>
-        </w:tc>
-        <w:tc>
-          <w:tcPr>
-            <w:tcW w:type="dxa" w:w="864"/>
-          </w:tcPr>
-          <w:p>
-            <w:r/>
-            <w:r>
-              <w:rPr>
-                <w:sz w:val="18"/>
-              </w:rPr>
-              <w:t>0.009</w:t>
-            </w:r>
-          </w:p>
-        </w:tc>
-      </w:tr>
-      <w:tr>
-        <w:tc>
-          <w:tcPr>
-            <w:tcW w:type="dxa" w:w="3456"/>
-          </w:tcPr>
-          <w:p>
-            <w:r/>
-            <w:r>
-              <w:rPr>
-                <w:sz w:val="18"/>
-              </w:rPr>
-              <w:t xml:space="preserve">  Surgery year</w:t>
-            </w:r>
-          </w:p>
-        </w:tc>
-        <w:tc>
-          <w:tcPr>
-            <w:tcW w:type="dxa" w:w="1584"/>
-          </w:tcPr>
-          <w:p>
-            <w:r/>
-            <w:r>
-              <w:rPr>
-                <w:sz w:val="18"/>
-              </w:rPr>
-              <w:t>2016.18 ± 3.79</w:t>
-            </w:r>
-          </w:p>
-        </w:tc>
-        <w:tc>
-          <w:tcPr>
-            <w:tcW w:type="dxa" w:w="1728"/>
-          </w:tcPr>
-          <w:p>
-            <w:r/>
-            <w:r>
-              <w:rPr>
-                <w:sz w:val="18"/>
-              </w:rPr>
-              <w:t>2016.27 ± 3.72</w:t>
-            </w:r>
-          </w:p>
-        </w:tc>
-        <w:tc>
-          <w:tcPr>
-            <w:tcW w:type="dxa" w:w="864"/>
-          </w:tcPr>
-          <w:p>
-            <w:r/>
-            <w:r>
-              <w:rPr>
-                <w:sz w:val="18"/>
-              </w:rPr>
-              <w:t>0.754</w:t>
-            </w:r>
-          </w:p>
-        </w:tc>
-        <w:tc>
-          <w:tcPr>
-            <w:tcW w:type="dxa" w:w="864"/>
-          </w:tcPr>
-          <w:p>
-            <w:r/>
-            <w:r>
-              <w:rPr>
-                <w:sz w:val="18"/>
-              </w:rPr>
-              <w:t>0.023</w:t>
-            </w:r>
-          </w:p>
-        </w:tc>
-      </w:tr>
-      <w:tr>
-        <w:tc>
-          <w:tcPr>
-            <w:tcW w:type="dxa" w:w="3456"/>
-          </w:tcPr>
-          <w:p>
-            <w:r/>
-            <w:r>
-              <w:rPr>
-                <w:sz w:val="18"/>
-              </w:rPr>
-              <w:t xml:space="preserve">  Surgery → index, days</w:t>
-            </w:r>
-          </w:p>
-        </w:tc>
-        <w:tc>
-          <w:tcPr>
-            <w:tcW w:type="dxa" w:w="1584"/>
-          </w:tcPr>
-          <w:p>
-            <w:r/>
-            <w:r>
-              <w:rPr>
-                <w:sz w:val="18"/>
-              </w:rPr>
-              <w:t>213.25 ± 380.70</w:t>
-            </w:r>
-          </w:p>
-        </w:tc>
-        <w:tc>
-          <w:tcPr>
-            <w:tcW w:type="dxa" w:w="1728"/>
-          </w:tcPr>
-          <w:p>
-            <w:r/>
-            <w:r>
-              <w:rPr>
-                <w:sz w:val="18"/>
-              </w:rPr>
-              <w:t>153.59 ± 209.66</w:t>
-            </w:r>
-          </w:p>
-        </w:tc>
-        <w:tc>
-          <w:tcPr>
-            <w:tcW w:type="dxa" w:w="864"/>
-          </w:tcPr>
-          <w:p>
-            <w:r/>
-            <w:r>
-              <w:rPr>
-                <w:sz w:val="18"/>
-              </w:rPr>
-              <w:t>0.020</w:t>
-            </w:r>
-          </w:p>
-        </w:tc>
-        <w:tc>
-          <w:tcPr>
-            <w:tcW w:type="dxa" w:w="864"/>
-          </w:tcPr>
-          <w:p>
-            <w:r/>
-            <w:r>
-              <w:rPr>
-                <w:sz w:val="18"/>
-              </w:rPr>
-              <w:t>0.194</w:t>
-            </w:r>
-          </w:p>
-        </w:tc>
-      </w:tr>
-      <w:tr>
-        <w:tc>
-          <w:tcPr>
-            <w:tcW w:type="dxa" w:w="3456"/>
-          </w:tcPr>
-          <w:p>
-            <w:r/>
-            <w:r>
-              <w:rPr>
-                <w:sz w:val="18"/>
-              </w:rPr>
-              <w:t>Follow-up</w:t>
-            </w:r>
-          </w:p>
-        </w:tc>
-        <w:tc>
-          <w:tcPr>
-            <w:tcW w:type="dxa" w:w="1584"/>
-          </w:tcPr>
-          <w:p>
-            <w:r/>
-            <w:r>
-              <w:rPr>
-                <w:sz w:val="18"/>
-              </w:rPr>
-            </w:r>
-          </w:p>
-        </w:tc>
-        <w:tc>
-          <w:tcPr>
-            <w:tcW w:type="dxa" w:w="1728"/>
-          </w:tcPr>
-          <w:p>
-            <w:r/>
-            <w:r>
-              <w:rPr>
-                <w:sz w:val="18"/>
-              </w:rPr>
-            </w:r>
-          </w:p>
-        </w:tc>
-        <w:tc>
-          <w:tcPr>
-            <w:tcW w:type="dxa" w:w="864"/>
-          </w:tcPr>
-          <w:p>
-            <w:r/>
-            <w:r>
-              <w:rPr>
-                <w:sz w:val="18"/>
-              </w:rPr>
-            </w:r>
-          </w:p>
-        </w:tc>
-        <w:tc>
-          <w:tcPr>
-            <w:tcW w:type="dxa" w:w="864"/>
-          </w:tcPr>
-          <w:p>
-            <w:r/>
-            <w:r>
-              <w:rPr>
-                <w:sz w:val="18"/>
-              </w:rPr>
-            </w:r>
-          </w:p>
-        </w:tc>
-      </w:tr>
-      <w:tr>
-        <w:tc>
-          <w:tcPr>
-            <w:tcW w:type="dxa" w:w="3456"/>
-          </w:tcPr>
-          <w:p>
-            <w:r/>
-            <w:r>
-              <w:rPr>
-                <w:sz w:val="18"/>
-              </w:rPr>
-              <w:t xml:space="preserve">  Follow-up, days</w:t>
-            </w:r>
-          </w:p>
-        </w:tc>
-        <w:tc>
-          <w:tcPr>
-            <w:tcW w:type="dxa" w:w="1584"/>
-          </w:tcPr>
-          <w:p>
-            <w:r/>
-            <w:r>
-              <w:rPr>
-                <w:sz w:val="18"/>
-              </w:rPr>
-              <w:t>2233.95 ± 1404.53</w:t>
-            </w:r>
-          </w:p>
-        </w:tc>
-        <w:tc>
-          <w:tcPr>
-            <w:tcW w:type="dxa" w:w="1728"/>
-          </w:tcPr>
-          <w:p>
-            <w:r/>
-            <w:r>
-              <w:rPr>
-                <w:sz w:val="18"/>
-              </w:rPr>
-              <w:t>2236.13 ± 1351.73</w:t>
-            </w:r>
-          </w:p>
-        </w:tc>
-        <w:tc>
-          <w:tcPr>
-            <w:tcW w:type="dxa" w:w="864"/>
-          </w:tcPr>
-          <w:p>
-            <w:r/>
-            <w:r>
-              <w:rPr>
-                <w:sz w:val="18"/>
-              </w:rPr>
-              <w:t>0.983</w:t>
-            </w:r>
-          </w:p>
-        </w:tc>
-        <w:tc>
-          <w:tcPr>
-            <w:tcW w:type="dxa" w:w="864"/>
-          </w:tcPr>
-          <w:p>
-            <w:r/>
-            <w:r>
-              <w:rPr>
-                <w:sz w:val="18"/>
-              </w:rPr>
-              <w:t>0.002</w:t>
-            </w:r>
-          </w:p>
-        </w:tc>
-      </w:tr>
-      <w:tr>
-        <w:tc>
-          <w:tcPr>
-            <w:tcW w:type="dxa" w:w="3456"/>
-          </w:tcPr>
-          <w:p>
-            <w:r/>
-            <w:r>
-              <w:rPr>
-                <w:sz w:val="18"/>
-              </w:rPr>
-              <w:t xml:space="preserve">  Mortality during follow-up</w:t>
-            </w:r>
-          </w:p>
-        </w:tc>
-        <w:tc>
-          <w:tcPr>
-            <w:tcW w:type="dxa" w:w="1584"/>
-          </w:tcPr>
-          <w:p>
-            <w:r/>
-            <w:r>
-              <w:rPr>
-                <w:sz w:val="18"/>
-              </w:rPr>
-              <w:t>0 (0.0%)</w:t>
-            </w:r>
-          </w:p>
-        </w:tc>
-        <w:tc>
-          <w:tcPr>
-            <w:tcW w:type="dxa" w:w="1728"/>
-          </w:tcPr>
-          <w:p>
-            <w:r/>
-            <w:r>
-              <w:rPr>
-                <w:sz w:val="18"/>
-              </w:rPr>
-              <w:t>4 (0.5%)</w:t>
-            </w:r>
-          </w:p>
-        </w:tc>
-        <w:tc>
-          <w:tcPr>
-            <w:tcW w:type="dxa" w:w="864"/>
-          </w:tcPr>
-          <w:p>
-            <w:r/>
-            <w:r>
-              <w:rPr>
-                <w:sz w:val="18"/>
-              </w:rPr>
-              <w:t>0.582</w:t>
-            </w:r>
-          </w:p>
-        </w:tc>
-        <w:tc>
-          <w:tcPr>
-            <w:tcW w:type="dxa" w:w="864"/>
-          </w:tcPr>
-          <w:p>
-            <w:r/>
-            <w:r>
-              <w:rPr>
-                <w:sz w:val="18"/>
-              </w:rPr>
-              <w:t>0.096</w:t>
-            </w:r>
-          </w:p>
-        </w:tc>
-      </w:tr>
-      <w:tr>
-        <w:tc>
-          <w:tcPr>
-            <w:tcW w:type="dxa" w:w="3456"/>
-          </w:tcPr>
-          <w:p>
-            <w:r/>
-            <w:r>
-              <w:rPr>
-                <w:sz w:val="18"/>
-              </w:rPr>
-              <w:t>HPV history</w:t>
-            </w:r>
-          </w:p>
-        </w:tc>
-        <w:tc>
-          <w:tcPr>
-            <w:tcW w:type="dxa" w:w="1584"/>
-          </w:tcPr>
-          <w:p>
-            <w:r/>
-            <w:r>
-              <w:rPr>
-                <w:sz w:val="18"/>
-              </w:rPr>
-            </w:r>
-          </w:p>
-        </w:tc>
-        <w:tc>
-          <w:tcPr>
-            <w:tcW w:type="dxa" w:w="1728"/>
-          </w:tcPr>
-          <w:p>
-            <w:r/>
-            <w:r>
-              <w:rPr>
-                <w:sz w:val="18"/>
-              </w:rPr>
-            </w:r>
-          </w:p>
-        </w:tc>
-        <w:tc>
-          <w:tcPr>
-            <w:tcW w:type="dxa" w:w="864"/>
-          </w:tcPr>
-          <w:p>
-            <w:r/>
-            <w:r>
-              <w:rPr>
-                <w:sz w:val="18"/>
-              </w:rPr>
-            </w:r>
-          </w:p>
-        </w:tc>
-        <w:tc>
-          <w:tcPr>
-            <w:tcW w:type="dxa" w:w="864"/>
-          </w:tcPr>
-          <w:p>
-            <w:r/>
-            <w:r>
-              <w:rPr>
-                <w:sz w:val="18"/>
-              </w:rPr>
-            </w:r>
-          </w:p>
-        </w:tc>
-      </w:tr>
-      <w:tr>
-        <w:tc>
-          <w:tcPr>
-            <w:tcW w:type="dxa" w:w="3456"/>
-          </w:tcPr>
-          <w:p>
-            <w:r/>
-            <w:r>
-              <w:rPr>
-                <w:sz w:val="18"/>
-              </w:rPr>
-              <w:t xml:space="preserve">  Pre-vaccine hr-HPV+ (clearance analytic subset)</w:t>
-            </w:r>
-          </w:p>
-        </w:tc>
-        <w:tc>
-          <w:tcPr>
-            <w:tcW w:type="dxa" w:w="1584"/>
-          </w:tcPr>
-          <w:p>
-            <w:r/>
-            <w:r>
-              <w:rPr>
-                <w:sz w:val="18"/>
-              </w:rPr>
-              <w:t>110 (45.6%)</w:t>
-            </w:r>
-          </w:p>
-        </w:tc>
-        <w:tc>
-          <w:tcPr>
-            <w:tcW w:type="dxa" w:w="1728"/>
-          </w:tcPr>
-          <w:p>
-            <w:r/>
-            <w:r>
-              <w:rPr>
-                <w:sz w:val="18"/>
-              </w:rPr>
-              <w:t>182 (21.0%)</w:t>
-            </w:r>
-          </w:p>
-        </w:tc>
-        <w:tc>
-          <w:tcPr>
-            <w:tcW w:type="dxa" w:w="864"/>
-          </w:tcPr>
-          <w:p>
-            <w:r/>
-            <w:r>
-              <w:rPr>
-                <w:sz w:val="18"/>
-              </w:rPr>
-              <w:t>&lt;0.001</w:t>
-            </w:r>
-          </w:p>
-        </w:tc>
-        <w:tc>
-          <w:tcPr>
-            <w:tcW w:type="dxa" w:w="864"/>
-          </w:tcPr>
-          <w:p>
-            <w:r/>
-            <w:r>
-              <w:rPr>
-                <w:sz w:val="18"/>
-              </w:rPr>
-              <w:t>0.542</w:t>
-            </w:r>
-          </w:p>
-        </w:tc>
-      </w:tr>
-    </w:tbl>
-    <w:p>
-      <w:r>
-        <w:br w:type="page"/>
-      </w:r>
-    </w:p>
-    <w:p>
-      <w:r>
-        <w:rPr>
-          <w:b/>
-        </w:rPr>
-        <w:t>Table 1C</w:t>
-      </w:r>
-      <w:r>
-        <w:t>. Baseline characteristics under the ≥2-dose + 3-month landmark PRIMARY exposure definition — Cohort B (post-surgical efficacy analysis). N = 934 (204 vaccinated / 730 fine-matched controls). Matched-set integrity preserved: vaccinated cases failing the ≥2-dose or landmark filter had their full fine-matched set removed. Additional variables — pre-surgery / post-surgery HPV test status (any-time and pre-vaccine windowed) and surgical-pathology severity (HSIL/CIN3 vs invasive cancer vs lower-grade) — are added to support cohort characterisation requested at revision.</w:t>
+        <w:t>. Baseline characteristics of Cohort B (post-surgical efficacy analysis) after variable-ratio 1:up-to-4 fine matching and primary exposure filtering. N = 934 (204 vaccinated / 730 fine-matched controls). Absolute standardised mean differences (|SMD|) &lt; 0.10 indicate adequate balance. Pre- and post-surgery HPV status and surgical-pathology severity rows characterise the cervical-disease context at the time of the qualifying surgery.</w:t>
       </w:r>
     </w:p>
     <w:p/>

--- a/docs/HPV_tables_figures_v2.docx
+++ b/docs/HPV_tables_figures_v2.docx
@@ -182,7 +182,7 @@
       <w:r>
         <w:drawing>
           <wp:inline xmlns:a="http://schemas.openxmlformats.org/drawingml/2006/main" xmlns:pic="http://schemas.openxmlformats.org/drawingml/2006/picture">
-            <wp:extent cx="6217920" cy="2407668"/>
+            <wp:extent cx="6217920" cy="2085341"/>
             <wp:docPr id="4" name="Picture 4"/>
             <wp:cNvGraphicFramePr>
               <a:graphicFrameLocks noChangeAspect="1"/>
@@ -203,7 +203,7 @@
                   <pic:spPr>
                     <a:xfrm>
                       <a:off x="0" y="0"/>
-                      <a:ext cx="6217920" cy="2407668"/>
+                      <a:ext cx="6217920" cy="2085341"/>
                     </a:xfrm>
                     <a:prstGeom prst="rect"/>
                   </pic:spPr>
@@ -349,7 +349,7 @@
               <w:rPr>
                 <w:sz w:val="18"/>
               </w:rPr>
-              <w:t>— ≥2 DOSE + 3-MO LANDMARK v3 PRIMARY (n=2,776: 1,396 vac / 1,380 non-vac) —</w:t>
+              <w:t>Demographics</w:t>
             </w:r>
           </w:p>
         </w:tc>
@@ -489,7 +489,7 @@
               <w:rPr>
                 <w:sz w:val="18"/>
               </w:rPr>
-              <w:t xml:space="preserve">  BMI, kg/m²</w:t>
+              <w:t xml:space="preserve">  Birth year</w:t>
             </w:r>
           </w:p>
         </w:tc>
@@ -503,7 +503,7 @@
               <w:rPr>
                 <w:sz w:val="18"/>
               </w:rPr>
-              <w:t>22.75 ± 2.35</w:t>
+              <w:t>1982.36 ± 10.23</w:t>
             </w:r>
           </w:p>
         </w:tc>
@@ -517,7 +517,7 @@
               <w:rPr>
                 <w:sz w:val="18"/>
               </w:rPr>
-              <w:t>22.70 ± 2.28</w:t>
+              <w:t>1981.42 ± 11.23</w:t>
             </w:r>
           </w:p>
         </w:tc>
@@ -531,7 +531,7 @@
               <w:rPr>
                 <w:sz w:val="18"/>
               </w:rPr>
-              <w:t>0.556</w:t>
+              <w:t>0.021</w:t>
             </w:r>
           </w:p>
         </w:tc>
@@ -545,7 +545,7 @@
               <w:rPr>
                 <w:sz w:val="18"/>
               </w:rPr>
-              <w:t>0.022</w:t>
+              <w:t>0.088</w:t>
             </w:r>
           </w:p>
         </w:tc>
@@ -561,7 +561,7 @@
               <w:rPr>
                 <w:sz w:val="18"/>
               </w:rPr>
-              <w:t xml:space="preserve">  Systolic BP, mmHg</w:t>
+              <w:t xml:space="preserve">  Index year</w:t>
             </w:r>
           </w:p>
         </w:tc>
@@ -575,7 +575,7 @@
               <w:rPr>
                 <w:sz w:val="18"/>
               </w:rPr>
-              <w:t>116.09 ± 9.63</w:t>
+              <w:t>2016.21 ± 3.92</w:t>
             </w:r>
           </w:p>
         </w:tc>
@@ -589,7 +589,7 @@
               <w:rPr>
                 <w:sz w:val="18"/>
               </w:rPr>
-              <w:t>115.81 ± 10.23</w:t>
+              <w:t>2014.63 ± 3.77</w:t>
             </w:r>
           </w:p>
         </w:tc>
@@ -603,7 +603,7 @@
               <w:rPr>
                 <w:sz w:val="18"/>
               </w:rPr>
-              <w:t>0.458</w:t>
+              <w:t>&lt;0.001</w:t>
             </w:r>
           </w:p>
         </w:tc>
@@ -617,7 +617,7 @@
               <w:rPr>
                 <w:sz w:val="18"/>
               </w:rPr>
-              <w:t>0.028</w:t>
+              <w:t>0.411</w:t>
             </w:r>
           </w:p>
         </w:tc>
@@ -633,7 +633,7 @@
               <w:rPr>
                 <w:sz w:val="18"/>
               </w:rPr>
-              <w:t xml:space="preserve">  Diastolic BP, mmHg</w:t>
+              <w:t xml:space="preserve">  Residence in Seoul</w:t>
             </w:r>
           </w:p>
         </w:tc>
@@ -647,7 +647,7 @@
               <w:rPr>
                 <w:sz w:val="18"/>
               </w:rPr>
-              <w:t>72.42 ± 7.49</w:t>
+              <w:t>437 (31.3%)</w:t>
             </w:r>
           </w:p>
         </w:tc>
@@ -661,7 +661,7 @@
               <w:rPr>
                 <w:sz w:val="18"/>
               </w:rPr>
-              <w:t>72.12 ± 7.58</w:t>
+              <w:t>468 (33.9%)</w:t>
             </w:r>
           </w:p>
         </w:tc>
@@ -675,7 +675,7 @@
               <w:rPr>
                 <w:sz w:val="18"/>
               </w:rPr>
-              <w:t>0.287</w:t>
+              <w:t>0.145</w:t>
             </w:r>
           </w:p>
         </w:tc>
@@ -689,7 +689,7 @@
               <w:rPr>
                 <w:sz w:val="18"/>
               </w:rPr>
-              <w:t>0.040</w:t>
+              <w:t>0.056</w:t>
             </w:r>
           </w:p>
         </w:tc>
@@ -705,7 +705,7 @@
               <w:rPr>
                 <w:sz w:val="18"/>
               </w:rPr>
-              <w:t xml:space="preserve">  Follow-up days</w:t>
+              <w:t>Anthropometry &amp; vital signs (closest to index, ±1 yr)</w:t>
             </w:r>
           </w:p>
         </w:tc>
@@ -719,7 +719,6 @@
               <w:rPr>
                 <w:sz w:val="18"/>
               </w:rPr>
-              <w:t>2071.01 ± 1566.61</w:t>
             </w:r>
           </w:p>
         </w:tc>
@@ -733,7 +732,6 @@
               <w:rPr>
                 <w:sz w:val="18"/>
               </w:rPr>
-              <w:t>2792.10 ± 1562.27</w:t>
             </w:r>
           </w:p>
         </w:tc>
@@ -747,7 +745,6 @@
               <w:rPr>
                 <w:sz w:val="18"/>
               </w:rPr>
-              <w:t>&lt;0.001</w:t>
             </w:r>
           </w:p>
         </w:tc>
@@ -761,7 +758,6 @@
               <w:rPr>
                 <w:sz w:val="18"/>
               </w:rPr>
-              <w:t>0.461</w:t>
             </w:r>
           </w:p>
         </w:tc>
@@ -777,7 +773,7 @@
               <w:rPr>
                 <w:sz w:val="18"/>
               </w:rPr>
-              <w:t xml:space="preserve">  Seoul residence</w:t>
+              <w:t xml:space="preserve">  Height, cm</w:t>
             </w:r>
           </w:p>
         </w:tc>
@@ -791,7 +787,7 @@
               <w:rPr>
                 <w:sz w:val="18"/>
               </w:rPr>
-              <w:t>437 (31.3%)</w:t>
+              <w:t>161.10 ± 5.38</w:t>
             </w:r>
           </w:p>
         </w:tc>
@@ -805,7 +801,7 @@
               <w:rPr>
                 <w:sz w:val="18"/>
               </w:rPr>
-              <w:t>468 (33.9%)</w:t>
+              <w:t>160.66 ± 5.43</w:t>
             </w:r>
           </w:p>
         </w:tc>
@@ -819,7 +815,7 @@
               <w:rPr>
                 <w:sz w:val="18"/>
               </w:rPr>
-              <w:t>0.145</w:t>
+              <w:t>0.166</w:t>
             </w:r>
           </w:p>
         </w:tc>
@@ -833,7 +829,7 @@
               <w:rPr>
                 <w:sz w:val="18"/>
               </w:rPr>
-              <w:t>0.056</w:t>
+              <w:t>0.081</w:t>
             </w:r>
           </w:p>
         </w:tc>
@@ -849,6 +845,1290 @@
               <w:rPr>
                 <w:sz w:val="18"/>
               </w:rPr>
+              <w:t xml:space="preserve">  Weight, kg</w:t>
+            </w:r>
+          </w:p>
+        </w:tc>
+        <w:tc>
+          <w:tcPr>
+            <w:tcW w:type="dxa" w:w="1584"/>
+          </w:tcPr>
+          <w:p>
+            <w:r/>
+            <w:r>
+              <w:rPr>
+                <w:sz w:val="18"/>
+              </w:rPr>
+              <w:t>57.54 ± 10.00</w:t>
+            </w:r>
+          </w:p>
+        </w:tc>
+        <w:tc>
+          <w:tcPr>
+            <w:tcW w:type="dxa" w:w="1728"/>
+          </w:tcPr>
+          <w:p>
+            <w:r/>
+            <w:r>
+              <w:rPr>
+                <w:sz w:val="18"/>
+              </w:rPr>
+              <w:t>56.53 ± 9.91</w:t>
+            </w:r>
+          </w:p>
+        </w:tc>
+        <w:tc>
+          <w:tcPr>
+            <w:tcW w:type="dxa" w:w="864"/>
+          </w:tcPr>
+          <w:p>
+            <w:r/>
+            <w:r>
+              <w:rPr>
+                <w:sz w:val="18"/>
+              </w:rPr>
+              <w:t>0.087</w:t>
+            </w:r>
+          </w:p>
+        </w:tc>
+        <w:tc>
+          <w:tcPr>
+            <w:tcW w:type="dxa" w:w="864"/>
+          </w:tcPr>
+          <w:p>
+            <w:r/>
+            <w:r>
+              <w:rPr>
+                <w:sz w:val="18"/>
+              </w:rPr>
+              <w:t>0.101</w:t>
+            </w:r>
+          </w:p>
+        </w:tc>
+      </w:tr>
+      <w:tr>
+        <w:tc>
+          <w:tcPr>
+            <w:tcW w:type="dxa" w:w="3456"/>
+          </w:tcPr>
+          <w:p>
+            <w:r/>
+            <w:r>
+              <w:rPr>
+                <w:sz w:val="18"/>
+              </w:rPr>
+              <w:t xml:space="preserve">  BMI, kg/m²</w:t>
+            </w:r>
+          </w:p>
+        </w:tc>
+        <w:tc>
+          <w:tcPr>
+            <w:tcW w:type="dxa" w:w="1584"/>
+          </w:tcPr>
+          <w:p>
+            <w:r/>
+            <w:r>
+              <w:rPr>
+                <w:sz w:val="18"/>
+              </w:rPr>
+              <w:t>22.75 ± 2.35</w:t>
+            </w:r>
+          </w:p>
+        </w:tc>
+        <w:tc>
+          <w:tcPr>
+            <w:tcW w:type="dxa" w:w="1728"/>
+          </w:tcPr>
+          <w:p>
+            <w:r/>
+            <w:r>
+              <w:rPr>
+                <w:sz w:val="18"/>
+              </w:rPr>
+              <w:t>22.70 ± 2.28</w:t>
+            </w:r>
+          </w:p>
+        </w:tc>
+        <w:tc>
+          <w:tcPr>
+            <w:tcW w:type="dxa" w:w="864"/>
+          </w:tcPr>
+          <w:p>
+            <w:r/>
+            <w:r>
+              <w:rPr>
+                <w:sz w:val="18"/>
+              </w:rPr>
+              <w:t>0.556</w:t>
+            </w:r>
+          </w:p>
+        </w:tc>
+        <w:tc>
+          <w:tcPr>
+            <w:tcW w:type="dxa" w:w="864"/>
+          </w:tcPr>
+          <w:p>
+            <w:r/>
+            <w:r>
+              <w:rPr>
+                <w:sz w:val="18"/>
+              </w:rPr>
+              <w:t>0.022</w:t>
+            </w:r>
+          </w:p>
+        </w:tc>
+      </w:tr>
+      <w:tr>
+        <w:tc>
+          <w:tcPr>
+            <w:tcW w:type="dxa" w:w="3456"/>
+          </w:tcPr>
+          <w:p>
+            <w:r/>
+            <w:r>
+              <w:rPr>
+                <w:sz w:val="18"/>
+              </w:rPr>
+              <w:t xml:space="preserve">  Systolic BP, mmHg</w:t>
+            </w:r>
+          </w:p>
+        </w:tc>
+        <w:tc>
+          <w:tcPr>
+            <w:tcW w:type="dxa" w:w="1584"/>
+          </w:tcPr>
+          <w:p>
+            <w:r/>
+            <w:r>
+              <w:rPr>
+                <w:sz w:val="18"/>
+              </w:rPr>
+              <w:t>116.09 ± 9.63</w:t>
+            </w:r>
+          </w:p>
+        </w:tc>
+        <w:tc>
+          <w:tcPr>
+            <w:tcW w:type="dxa" w:w="1728"/>
+          </w:tcPr>
+          <w:p>
+            <w:r/>
+            <w:r>
+              <w:rPr>
+                <w:sz w:val="18"/>
+              </w:rPr>
+              <w:t>115.81 ± 10.23</w:t>
+            </w:r>
+          </w:p>
+        </w:tc>
+        <w:tc>
+          <w:tcPr>
+            <w:tcW w:type="dxa" w:w="864"/>
+          </w:tcPr>
+          <w:p>
+            <w:r/>
+            <w:r>
+              <w:rPr>
+                <w:sz w:val="18"/>
+              </w:rPr>
+              <w:t>0.458</w:t>
+            </w:r>
+          </w:p>
+        </w:tc>
+        <w:tc>
+          <w:tcPr>
+            <w:tcW w:type="dxa" w:w="864"/>
+          </w:tcPr>
+          <w:p>
+            <w:r/>
+            <w:r>
+              <w:rPr>
+                <w:sz w:val="18"/>
+              </w:rPr>
+              <w:t>0.028</w:t>
+            </w:r>
+          </w:p>
+        </w:tc>
+      </w:tr>
+      <w:tr>
+        <w:tc>
+          <w:tcPr>
+            <w:tcW w:type="dxa" w:w="3456"/>
+          </w:tcPr>
+          <w:p>
+            <w:r/>
+            <w:r>
+              <w:rPr>
+                <w:sz w:val="18"/>
+              </w:rPr>
+              <w:t xml:space="preserve">  Diastolic BP, mmHg</w:t>
+            </w:r>
+          </w:p>
+        </w:tc>
+        <w:tc>
+          <w:tcPr>
+            <w:tcW w:type="dxa" w:w="1584"/>
+          </w:tcPr>
+          <w:p>
+            <w:r/>
+            <w:r>
+              <w:rPr>
+                <w:sz w:val="18"/>
+              </w:rPr>
+              <w:t>72.42 ± 7.49</w:t>
+            </w:r>
+          </w:p>
+        </w:tc>
+        <w:tc>
+          <w:tcPr>
+            <w:tcW w:type="dxa" w:w="1728"/>
+          </w:tcPr>
+          <w:p>
+            <w:r/>
+            <w:r>
+              <w:rPr>
+                <w:sz w:val="18"/>
+              </w:rPr>
+              <w:t>72.12 ± 7.58</w:t>
+            </w:r>
+          </w:p>
+        </w:tc>
+        <w:tc>
+          <w:tcPr>
+            <w:tcW w:type="dxa" w:w="864"/>
+          </w:tcPr>
+          <w:p>
+            <w:r/>
+            <w:r>
+              <w:rPr>
+                <w:sz w:val="18"/>
+              </w:rPr>
+              <w:t>0.287</w:t>
+            </w:r>
+          </w:p>
+        </w:tc>
+        <w:tc>
+          <w:tcPr>
+            <w:tcW w:type="dxa" w:w="864"/>
+          </w:tcPr>
+          <w:p>
+            <w:r/>
+            <w:r>
+              <w:rPr>
+                <w:sz w:val="18"/>
+              </w:rPr>
+              <w:t>0.040</w:t>
+            </w:r>
+          </w:p>
+        </w:tc>
+      </w:tr>
+      <w:tr>
+        <w:tc>
+          <w:tcPr>
+            <w:tcW w:type="dxa" w:w="3456"/>
+          </w:tcPr>
+          <w:p>
+            <w:r/>
+            <w:r>
+              <w:rPr>
+                <w:sz w:val="18"/>
+              </w:rPr>
+              <w:t>Smoking status</w:t>
+            </w:r>
+          </w:p>
+        </w:tc>
+        <w:tc>
+          <w:tcPr>
+            <w:tcW w:type="dxa" w:w="1584"/>
+          </w:tcPr>
+          <w:p>
+            <w:r/>
+            <w:r>
+              <w:rPr>
+                <w:sz w:val="18"/>
+              </w:rPr>
+            </w:r>
+          </w:p>
+        </w:tc>
+        <w:tc>
+          <w:tcPr>
+            <w:tcW w:type="dxa" w:w="1728"/>
+          </w:tcPr>
+          <w:p>
+            <w:r/>
+            <w:r>
+              <w:rPr>
+                <w:sz w:val="18"/>
+              </w:rPr>
+            </w:r>
+          </w:p>
+        </w:tc>
+        <w:tc>
+          <w:tcPr>
+            <w:tcW w:type="dxa" w:w="864"/>
+          </w:tcPr>
+          <w:p>
+            <w:r/>
+            <w:r>
+              <w:rPr>
+                <w:sz w:val="18"/>
+              </w:rPr>
+            </w:r>
+          </w:p>
+        </w:tc>
+        <w:tc>
+          <w:tcPr>
+            <w:tcW w:type="dxa" w:w="864"/>
+          </w:tcPr>
+          <w:p>
+            <w:r/>
+            <w:r>
+              <w:rPr>
+                <w:sz w:val="18"/>
+              </w:rPr>
+            </w:r>
+          </w:p>
+        </w:tc>
+      </w:tr>
+      <w:tr>
+        <w:tc>
+          <w:tcPr>
+            <w:tcW w:type="dxa" w:w="3456"/>
+          </w:tcPr>
+          <w:p>
+            <w:r/>
+            <w:r>
+              <w:rPr>
+                <w:sz w:val="18"/>
+              </w:rPr>
+              <w:t xml:space="preserve">  Never</w:t>
+            </w:r>
+          </w:p>
+        </w:tc>
+        <w:tc>
+          <w:tcPr>
+            <w:tcW w:type="dxa" w:w="1584"/>
+          </w:tcPr>
+          <w:p>
+            <w:r/>
+            <w:r>
+              <w:rPr>
+                <w:sz w:val="18"/>
+              </w:rPr>
+              <w:t>458 (32.8%)</w:t>
+            </w:r>
+          </w:p>
+        </w:tc>
+        <w:tc>
+          <w:tcPr>
+            <w:tcW w:type="dxa" w:w="1728"/>
+          </w:tcPr>
+          <w:p>
+            <w:r/>
+            <w:r>
+              <w:rPr>
+                <w:sz w:val="18"/>
+              </w:rPr>
+              <w:t>421 (30.5%)</w:t>
+            </w:r>
+          </w:p>
+        </w:tc>
+        <w:tc>
+          <w:tcPr>
+            <w:tcW w:type="dxa" w:w="864"/>
+          </w:tcPr>
+          <w:p>
+            <w:r/>
+            <w:r>
+              <w:rPr>
+                <w:sz w:val="18"/>
+              </w:rPr>
+              <w:t>0.206</w:t>
+            </w:r>
+          </w:p>
+        </w:tc>
+        <w:tc>
+          <w:tcPr>
+            <w:tcW w:type="dxa" w:w="864"/>
+          </w:tcPr>
+          <w:p>
+            <w:r/>
+            <w:r>
+              <w:rPr>
+                <w:sz w:val="18"/>
+              </w:rPr>
+              <w:t>0.049</w:t>
+            </w:r>
+          </w:p>
+        </w:tc>
+      </w:tr>
+      <w:tr>
+        <w:tc>
+          <w:tcPr>
+            <w:tcW w:type="dxa" w:w="3456"/>
+          </w:tcPr>
+          <w:p>
+            <w:r/>
+            <w:r>
+              <w:rPr>
+                <w:sz w:val="18"/>
+              </w:rPr>
+              <w:t xml:space="preserve">  Former</w:t>
+            </w:r>
+          </w:p>
+        </w:tc>
+        <w:tc>
+          <w:tcPr>
+            <w:tcW w:type="dxa" w:w="1584"/>
+          </w:tcPr>
+          <w:p>
+            <w:r/>
+            <w:r>
+              <w:rPr>
+                <w:sz w:val="18"/>
+              </w:rPr>
+              <w:t>6 (0.4%)</w:t>
+            </w:r>
+          </w:p>
+        </w:tc>
+        <w:tc>
+          <w:tcPr>
+            <w:tcW w:type="dxa" w:w="1728"/>
+          </w:tcPr>
+          <w:p>
+            <w:r/>
+            <w:r>
+              <w:rPr>
+                <w:sz w:val="18"/>
+              </w:rPr>
+              <w:t>5 (0.4%)</w:t>
+            </w:r>
+          </w:p>
+        </w:tc>
+        <w:tc>
+          <w:tcPr>
+            <w:tcW w:type="dxa" w:w="864"/>
+          </w:tcPr>
+          <w:p>
+            <w:r/>
+            <w:r>
+              <w:rPr>
+                <w:sz w:val="18"/>
+              </w:rPr>
+              <w:t>1.000</w:t>
+            </w:r>
+          </w:p>
+        </w:tc>
+        <w:tc>
+          <w:tcPr>
+            <w:tcW w:type="dxa" w:w="864"/>
+          </w:tcPr>
+          <w:p>
+            <w:r/>
+            <w:r>
+              <w:rPr>
+                <w:sz w:val="18"/>
+              </w:rPr>
+              <w:t>0.011</w:t>
+            </w:r>
+          </w:p>
+        </w:tc>
+      </w:tr>
+      <w:tr>
+        <w:tc>
+          <w:tcPr>
+            <w:tcW w:type="dxa" w:w="3456"/>
+          </w:tcPr>
+          <w:p>
+            <w:r/>
+            <w:r>
+              <w:rPr>
+                <w:sz w:val="18"/>
+              </w:rPr>
+              <w:t xml:space="preserve">  Current</w:t>
+            </w:r>
+          </w:p>
+        </w:tc>
+        <w:tc>
+          <w:tcPr>
+            <w:tcW w:type="dxa" w:w="1584"/>
+          </w:tcPr>
+          <w:p>
+            <w:r/>
+            <w:r>
+              <w:rPr>
+                <w:sz w:val="18"/>
+              </w:rPr>
+              <w:t>24 (1.7%)</w:t>
+            </w:r>
+          </w:p>
+        </w:tc>
+        <w:tc>
+          <w:tcPr>
+            <w:tcW w:type="dxa" w:w="1728"/>
+          </w:tcPr>
+          <w:p>
+            <w:r/>
+            <w:r>
+              <w:rPr>
+                <w:sz w:val="18"/>
+              </w:rPr>
+              <w:t>27 (2.0%)</w:t>
+            </w:r>
+          </w:p>
+        </w:tc>
+        <w:tc>
+          <w:tcPr>
+            <w:tcW w:type="dxa" w:w="864"/>
+          </w:tcPr>
+          <w:p>
+            <w:r/>
+            <w:r>
+              <w:rPr>
+                <w:sz w:val="18"/>
+              </w:rPr>
+              <w:t>0.673</w:t>
+            </w:r>
+          </w:p>
+        </w:tc>
+        <w:tc>
+          <w:tcPr>
+            <w:tcW w:type="dxa" w:w="864"/>
+          </w:tcPr>
+          <w:p>
+            <w:r/>
+            <w:r>
+              <w:rPr>
+                <w:sz w:val="18"/>
+              </w:rPr>
+              <w:t>0.018</w:t>
+            </w:r>
+          </w:p>
+        </w:tc>
+      </w:tr>
+      <w:tr>
+        <w:tc>
+          <w:tcPr>
+            <w:tcW w:type="dxa" w:w="3456"/>
+          </w:tcPr>
+          <w:p>
+            <w:r/>
+            <w:r>
+              <w:rPr>
+                <w:sz w:val="18"/>
+              </w:rPr>
+              <w:t xml:space="preserve">  Unknown</w:t>
+            </w:r>
+          </w:p>
+        </w:tc>
+        <w:tc>
+          <w:tcPr>
+            <w:tcW w:type="dxa" w:w="1584"/>
+          </w:tcPr>
+          <w:p>
+            <w:r/>
+            <w:r>
+              <w:rPr>
+                <w:sz w:val="18"/>
+              </w:rPr>
+              <w:t>908 (65.0%)</w:t>
+            </w:r>
+          </w:p>
+        </w:tc>
+        <w:tc>
+          <w:tcPr>
+            <w:tcW w:type="dxa" w:w="1728"/>
+          </w:tcPr>
+          <w:p>
+            <w:r/>
+            <w:r>
+              <w:rPr>
+                <w:sz w:val="18"/>
+              </w:rPr>
+              <w:t>927 (67.2%)</w:t>
+            </w:r>
+          </w:p>
+        </w:tc>
+        <w:tc>
+          <w:tcPr>
+            <w:tcW w:type="dxa" w:w="864"/>
+          </w:tcPr>
+          <w:p>
+            <w:r/>
+            <w:r>
+              <w:rPr>
+                <w:sz w:val="18"/>
+              </w:rPr>
+              <w:t>0.245</w:t>
+            </w:r>
+          </w:p>
+        </w:tc>
+        <w:tc>
+          <w:tcPr>
+            <w:tcW w:type="dxa" w:w="864"/>
+          </w:tcPr>
+          <w:p>
+            <w:r/>
+            <w:r>
+              <w:rPr>
+                <w:sz w:val="18"/>
+              </w:rPr>
+              <w:t>0.045</w:t>
+            </w:r>
+          </w:p>
+        </w:tc>
+      </w:tr>
+      <w:tr>
+        <w:tc>
+          <w:tcPr>
+            <w:tcW w:type="dxa" w:w="3456"/>
+          </w:tcPr>
+          <w:p>
+            <w:r/>
+            <w:r>
+              <w:rPr>
+                <w:sz w:val="18"/>
+              </w:rPr>
+              <w:t>Pre-existing comorbidities (before index)</w:t>
+            </w:r>
+          </w:p>
+        </w:tc>
+        <w:tc>
+          <w:tcPr>
+            <w:tcW w:type="dxa" w:w="1584"/>
+          </w:tcPr>
+          <w:p>
+            <w:r/>
+            <w:r>
+              <w:rPr>
+                <w:sz w:val="18"/>
+              </w:rPr>
+            </w:r>
+          </w:p>
+        </w:tc>
+        <w:tc>
+          <w:tcPr>
+            <w:tcW w:type="dxa" w:w="1728"/>
+          </w:tcPr>
+          <w:p>
+            <w:r/>
+            <w:r>
+              <w:rPr>
+                <w:sz w:val="18"/>
+              </w:rPr>
+            </w:r>
+          </w:p>
+        </w:tc>
+        <w:tc>
+          <w:tcPr>
+            <w:tcW w:type="dxa" w:w="864"/>
+          </w:tcPr>
+          <w:p>
+            <w:r/>
+            <w:r>
+              <w:rPr>
+                <w:sz w:val="18"/>
+              </w:rPr>
+            </w:r>
+          </w:p>
+        </w:tc>
+        <w:tc>
+          <w:tcPr>
+            <w:tcW w:type="dxa" w:w="864"/>
+          </w:tcPr>
+          <w:p>
+            <w:r/>
+            <w:r>
+              <w:rPr>
+                <w:sz w:val="18"/>
+              </w:rPr>
+            </w:r>
+          </w:p>
+        </w:tc>
+      </w:tr>
+      <w:tr>
+        <w:tc>
+          <w:tcPr>
+            <w:tcW w:type="dxa" w:w="3456"/>
+          </w:tcPr>
+          <w:p>
+            <w:r/>
+            <w:r>
+              <w:rPr>
+                <w:sz w:val="18"/>
+              </w:rPr>
+              <w:t xml:space="preserve">  Angina/MI</w:t>
+            </w:r>
+          </w:p>
+        </w:tc>
+        <w:tc>
+          <w:tcPr>
+            <w:tcW w:type="dxa" w:w="1584"/>
+          </w:tcPr>
+          <w:p>
+            <w:r/>
+            <w:r>
+              <w:rPr>
+                <w:sz w:val="18"/>
+              </w:rPr>
+              <w:t>0 (0.0%)</w:t>
+            </w:r>
+          </w:p>
+        </w:tc>
+        <w:tc>
+          <w:tcPr>
+            <w:tcW w:type="dxa" w:w="1728"/>
+          </w:tcPr>
+          <w:p>
+            <w:r/>
+            <w:r>
+              <w:rPr>
+                <w:sz w:val="18"/>
+              </w:rPr>
+              <w:t>0 (0.0%)</w:t>
+            </w:r>
+          </w:p>
+        </w:tc>
+        <w:tc>
+          <w:tcPr>
+            <w:tcW w:type="dxa" w:w="864"/>
+          </w:tcPr>
+          <w:p>
+            <w:r/>
+            <w:r>
+              <w:rPr>
+                <w:sz w:val="18"/>
+              </w:rPr>
+              <w:t>1.000</w:t>
+            </w:r>
+          </w:p>
+        </w:tc>
+        <w:tc>
+          <w:tcPr>
+            <w:tcW w:type="dxa" w:w="864"/>
+          </w:tcPr>
+          <w:p>
+            <w:r/>
+            <w:r>
+              <w:rPr>
+                <w:sz w:val="18"/>
+              </w:rPr>
+              <w:t>-</w:t>
+            </w:r>
+          </w:p>
+        </w:tc>
+      </w:tr>
+      <w:tr>
+        <w:tc>
+          <w:tcPr>
+            <w:tcW w:type="dxa" w:w="3456"/>
+          </w:tcPr>
+          <w:p>
+            <w:r/>
+            <w:r>
+              <w:rPr>
+                <w:sz w:val="18"/>
+              </w:rPr>
+              <w:t xml:space="preserve">  Hypertension</w:t>
+            </w:r>
+          </w:p>
+        </w:tc>
+        <w:tc>
+          <w:tcPr>
+            <w:tcW w:type="dxa" w:w="1584"/>
+          </w:tcPr>
+          <w:p>
+            <w:r/>
+            <w:r>
+              <w:rPr>
+                <w:sz w:val="18"/>
+              </w:rPr>
+              <w:t>8 (0.6%)</w:t>
+            </w:r>
+          </w:p>
+        </w:tc>
+        <w:tc>
+          <w:tcPr>
+            <w:tcW w:type="dxa" w:w="1728"/>
+          </w:tcPr>
+          <w:p>
+            <w:r/>
+            <w:r>
+              <w:rPr>
+                <w:sz w:val="18"/>
+              </w:rPr>
+              <w:t>2 (0.1%)</w:t>
+            </w:r>
+          </w:p>
+        </w:tc>
+        <w:tc>
+          <w:tcPr>
+            <w:tcW w:type="dxa" w:w="864"/>
+          </w:tcPr>
+          <w:p>
+            <w:r/>
+            <w:r>
+              <w:rPr>
+                <w:sz w:val="18"/>
+              </w:rPr>
+              <w:t>0.109</w:t>
+            </w:r>
+          </w:p>
+        </w:tc>
+        <w:tc>
+          <w:tcPr>
+            <w:tcW w:type="dxa" w:w="864"/>
+          </w:tcPr>
+          <w:p>
+            <w:r/>
+            <w:r>
+              <w:rPr>
+                <w:sz w:val="18"/>
+              </w:rPr>
+              <w:t>0.072</w:t>
+            </w:r>
+          </w:p>
+        </w:tc>
+      </w:tr>
+      <w:tr>
+        <w:tc>
+          <w:tcPr>
+            <w:tcW w:type="dxa" w:w="3456"/>
+          </w:tcPr>
+          <w:p>
+            <w:r/>
+            <w:r>
+              <w:rPr>
+                <w:sz w:val="18"/>
+              </w:rPr>
+              <w:t xml:space="preserve">  Diabetes</w:t>
+            </w:r>
+          </w:p>
+        </w:tc>
+        <w:tc>
+          <w:tcPr>
+            <w:tcW w:type="dxa" w:w="1584"/>
+          </w:tcPr>
+          <w:p>
+            <w:r/>
+            <w:r>
+              <w:rPr>
+                <w:sz w:val="18"/>
+              </w:rPr>
+              <w:t>10 (0.7%)</w:t>
+            </w:r>
+          </w:p>
+        </w:tc>
+        <w:tc>
+          <w:tcPr>
+            <w:tcW w:type="dxa" w:w="1728"/>
+          </w:tcPr>
+          <w:p>
+            <w:r/>
+            <w:r>
+              <w:rPr>
+                <w:sz w:val="18"/>
+              </w:rPr>
+              <w:t>6 (0.4%)</w:t>
+            </w:r>
+          </w:p>
+        </w:tc>
+        <w:tc>
+          <w:tcPr>
+            <w:tcW w:type="dxa" w:w="864"/>
+          </w:tcPr>
+          <w:p>
+            <w:r/>
+            <w:r>
+              <w:rPr>
+                <w:sz w:val="18"/>
+              </w:rPr>
+              <w:t>0.453</w:t>
+            </w:r>
+          </w:p>
+        </w:tc>
+        <w:tc>
+          <w:tcPr>
+            <w:tcW w:type="dxa" w:w="864"/>
+          </w:tcPr>
+          <w:p>
+            <w:r/>
+            <w:r>
+              <w:rPr>
+                <w:sz w:val="18"/>
+              </w:rPr>
+              <w:t>0.037</w:t>
+            </w:r>
+          </w:p>
+        </w:tc>
+      </w:tr>
+      <w:tr>
+        <w:tc>
+          <w:tcPr>
+            <w:tcW w:type="dxa" w:w="3456"/>
+          </w:tcPr>
+          <w:p>
+            <w:r/>
+            <w:r>
+              <w:rPr>
+                <w:sz w:val="18"/>
+              </w:rPr>
+              <w:t xml:space="preserve">  Stroke</w:t>
+            </w:r>
+          </w:p>
+        </w:tc>
+        <w:tc>
+          <w:tcPr>
+            <w:tcW w:type="dxa" w:w="1584"/>
+          </w:tcPr>
+          <w:p>
+            <w:r/>
+            <w:r>
+              <w:rPr>
+                <w:sz w:val="18"/>
+              </w:rPr>
+              <w:t>0 (0.0%)</w:t>
+            </w:r>
+          </w:p>
+        </w:tc>
+        <w:tc>
+          <w:tcPr>
+            <w:tcW w:type="dxa" w:w="1728"/>
+          </w:tcPr>
+          <w:p>
+            <w:r/>
+            <w:r>
+              <w:rPr>
+                <w:sz w:val="18"/>
+              </w:rPr>
+              <w:t>0 (0.0%)</w:t>
+            </w:r>
+          </w:p>
+        </w:tc>
+        <w:tc>
+          <w:tcPr>
+            <w:tcW w:type="dxa" w:w="864"/>
+          </w:tcPr>
+          <w:p>
+            <w:r/>
+            <w:r>
+              <w:rPr>
+                <w:sz w:val="18"/>
+              </w:rPr>
+              <w:t>1.000</w:t>
+            </w:r>
+          </w:p>
+        </w:tc>
+        <w:tc>
+          <w:tcPr>
+            <w:tcW w:type="dxa" w:w="864"/>
+          </w:tcPr>
+          <w:p>
+            <w:r/>
+            <w:r>
+              <w:rPr>
+                <w:sz w:val="18"/>
+              </w:rPr>
+              <w:t>-</w:t>
+            </w:r>
+          </w:p>
+        </w:tc>
+      </w:tr>
+      <w:tr>
+        <w:tc>
+          <w:tcPr>
+            <w:tcW w:type="dxa" w:w="3456"/>
+          </w:tcPr>
+          <w:p>
+            <w:r/>
+            <w:r>
+              <w:rPr>
+                <w:sz w:val="18"/>
+              </w:rPr>
+              <w:t xml:space="preserve">  PE</w:t>
+            </w:r>
+          </w:p>
+        </w:tc>
+        <w:tc>
+          <w:tcPr>
+            <w:tcW w:type="dxa" w:w="1584"/>
+          </w:tcPr>
+          <w:p>
+            <w:r/>
+            <w:r>
+              <w:rPr>
+                <w:sz w:val="18"/>
+              </w:rPr>
+              <w:t>0 (0.0%)</w:t>
+            </w:r>
+          </w:p>
+        </w:tc>
+        <w:tc>
+          <w:tcPr>
+            <w:tcW w:type="dxa" w:w="1728"/>
+          </w:tcPr>
+          <w:p>
+            <w:r/>
+            <w:r>
+              <w:rPr>
+                <w:sz w:val="18"/>
+              </w:rPr>
+              <w:t>0 (0.0%)</w:t>
+            </w:r>
+          </w:p>
+        </w:tc>
+        <w:tc>
+          <w:tcPr>
+            <w:tcW w:type="dxa" w:w="864"/>
+          </w:tcPr>
+          <w:p>
+            <w:r/>
+            <w:r>
+              <w:rPr>
+                <w:sz w:val="18"/>
+              </w:rPr>
+              <w:t>1.000</w:t>
+            </w:r>
+          </w:p>
+        </w:tc>
+        <w:tc>
+          <w:tcPr>
+            <w:tcW w:type="dxa" w:w="864"/>
+          </w:tcPr>
+          <w:p>
+            <w:r/>
+            <w:r>
+              <w:rPr>
+                <w:sz w:val="18"/>
+              </w:rPr>
+              <w:t>-</w:t>
+            </w:r>
+          </w:p>
+        </w:tc>
+      </w:tr>
+      <w:tr>
+        <w:tc>
+          <w:tcPr>
+            <w:tcW w:type="dxa" w:w="3456"/>
+          </w:tcPr>
+          <w:p>
+            <w:r/>
+            <w:r>
+              <w:rPr>
+                <w:sz w:val="18"/>
+              </w:rPr>
+              <w:t xml:space="preserve">  Composite (any of 5)</w:t>
+            </w:r>
+          </w:p>
+        </w:tc>
+        <w:tc>
+          <w:tcPr>
+            <w:tcW w:type="dxa" w:w="1584"/>
+          </w:tcPr>
+          <w:p>
+            <w:r/>
+            <w:r>
+              <w:rPr>
+                <w:sz w:val="18"/>
+              </w:rPr>
+              <w:t>18 (1.3%)</w:t>
+            </w:r>
+          </w:p>
+        </w:tc>
+        <w:tc>
+          <w:tcPr>
+            <w:tcW w:type="dxa" w:w="1728"/>
+          </w:tcPr>
+          <w:p>
+            <w:r/>
+            <w:r>
+              <w:rPr>
+                <w:sz w:val="18"/>
+              </w:rPr>
+              <w:t>8 (0.6%)</w:t>
+            </w:r>
+          </w:p>
+        </w:tc>
+        <w:tc>
+          <w:tcPr>
+            <w:tcW w:type="dxa" w:w="864"/>
+          </w:tcPr>
+          <w:p>
+            <w:r/>
+            <w:r>
+              <w:rPr>
+                <w:sz w:val="18"/>
+              </w:rPr>
+              <w:t>0.074</w:t>
+            </w:r>
+          </w:p>
+        </w:tc>
+        <w:tc>
+          <w:tcPr>
+            <w:tcW w:type="dxa" w:w="864"/>
+          </w:tcPr>
+          <w:p>
+            <w:r/>
+            <w:r>
+              <w:rPr>
+                <w:sz w:val="18"/>
+              </w:rPr>
+              <w:t>0.074</w:t>
+            </w:r>
+          </w:p>
+        </w:tc>
+      </w:tr>
+      <w:tr>
+        <w:tc>
+          <w:tcPr>
+            <w:tcW w:type="dxa" w:w="3456"/>
+          </w:tcPr>
+          <w:p>
+            <w:r/>
+            <w:r>
+              <w:rPr>
+                <w:sz w:val="18"/>
+              </w:rPr>
+              <w:t>Follow-up</w:t>
+            </w:r>
+          </w:p>
+        </w:tc>
+        <w:tc>
+          <w:tcPr>
+            <w:tcW w:type="dxa" w:w="1584"/>
+          </w:tcPr>
+          <w:p>
+            <w:r/>
+            <w:r>
+              <w:rPr>
+                <w:sz w:val="18"/>
+              </w:rPr>
+            </w:r>
+          </w:p>
+        </w:tc>
+        <w:tc>
+          <w:tcPr>
+            <w:tcW w:type="dxa" w:w="1728"/>
+          </w:tcPr>
+          <w:p>
+            <w:r/>
+            <w:r>
+              <w:rPr>
+                <w:sz w:val="18"/>
+              </w:rPr>
+            </w:r>
+          </w:p>
+        </w:tc>
+        <w:tc>
+          <w:tcPr>
+            <w:tcW w:type="dxa" w:w="864"/>
+          </w:tcPr>
+          <w:p>
+            <w:r/>
+            <w:r>
+              <w:rPr>
+                <w:sz w:val="18"/>
+              </w:rPr>
+            </w:r>
+          </w:p>
+        </w:tc>
+        <w:tc>
+          <w:tcPr>
+            <w:tcW w:type="dxa" w:w="864"/>
+          </w:tcPr>
+          <w:p>
+            <w:r/>
+            <w:r>
+              <w:rPr>
+                <w:sz w:val="18"/>
+              </w:rPr>
+            </w:r>
+          </w:p>
+        </w:tc>
+      </w:tr>
+      <w:tr>
+        <w:tc>
+          <w:tcPr>
+            <w:tcW w:type="dxa" w:w="3456"/>
+          </w:tcPr>
+          <w:p>
+            <w:r/>
+            <w:r>
+              <w:rPr>
+                <w:sz w:val="18"/>
+              </w:rPr>
+              <w:t xml:space="preserve">  Follow-up, days</w:t>
+            </w:r>
+          </w:p>
+        </w:tc>
+        <w:tc>
+          <w:tcPr>
+            <w:tcW w:type="dxa" w:w="1584"/>
+          </w:tcPr>
+          <w:p>
+            <w:r/>
+            <w:r>
+              <w:rPr>
+                <w:sz w:val="18"/>
+              </w:rPr>
+              <w:t>2071.01 ± 1566.61</w:t>
+            </w:r>
+          </w:p>
+        </w:tc>
+        <w:tc>
+          <w:tcPr>
+            <w:tcW w:type="dxa" w:w="1728"/>
+          </w:tcPr>
+          <w:p>
+            <w:r/>
+            <w:r>
+              <w:rPr>
+                <w:sz w:val="18"/>
+              </w:rPr>
+              <w:t>2792.10 ± 1562.27</w:t>
+            </w:r>
+          </w:p>
+        </w:tc>
+        <w:tc>
+          <w:tcPr>
+            <w:tcW w:type="dxa" w:w="864"/>
+          </w:tcPr>
+          <w:p>
+            <w:r/>
+            <w:r>
+              <w:rPr>
+                <w:sz w:val="18"/>
+              </w:rPr>
+              <w:t>&lt;0.001</w:t>
+            </w:r>
+          </w:p>
+        </w:tc>
+        <w:tc>
+          <w:tcPr>
+            <w:tcW w:type="dxa" w:w="864"/>
+          </w:tcPr>
+          <w:p>
+            <w:r/>
+            <w:r>
+              <w:rPr>
+                <w:sz w:val="18"/>
+              </w:rPr>
+              <w:t>0.461</w:t>
+            </w:r>
+          </w:p>
+        </w:tc>
+      </w:tr>
+      <w:tr>
+        <w:tc>
+          <w:tcPr>
+            <w:tcW w:type="dxa" w:w="3456"/>
+          </w:tcPr>
+          <w:p>
+            <w:r/>
+            <w:r>
+              <w:rPr>
+                <w:sz w:val="18"/>
+              </w:rPr>
               <w:t xml:space="preserve">  Mortality during follow-up</w:t>
             </w:r>
           </w:p>
@@ -891,7 +2171,7 @@
               <w:rPr>
                 <w:sz w:val="18"/>
               </w:rPr>
-              <w:t>0.001</w:t>
+              <w:t>&lt;0.001</w:t>
             </w:r>
           </w:p>
         </w:tc>
@@ -5174,7 +6454,7 @@
               <w:rPr>
                 <w:sz w:val="18"/>
               </w:rPr>
-              <w:t>10 / 203 (analytic; v3 cohort 204)</w:t>
+              <w:t>10 / 203</w:t>
             </w:r>
           </w:p>
         </w:tc>
@@ -5202,7 +6482,7 @@
               <w:rPr>
                 <w:sz w:val="18"/>
               </w:rPr>
-              <w:t>33 / 709 (analytic; v3 cohort 730)</w:t>
+              <w:t>33 / 709</w:t>
             </w:r>
           </w:p>
         </w:tc>
@@ -5316,7 +6596,7 @@
               <w:rPr>
                 <w:sz w:val="18"/>
               </w:rPr>
-              <w:t>28 / 143</w:t>
+              <w:t>28 / 141</w:t>
             </w:r>
           </w:p>
         </w:tc>
@@ -5330,7 +6610,7 @@
               <w:rPr>
                 <w:sz w:val="18"/>
               </w:rPr>
-              <w:t>617 (45.4)</w:t>
+              <w:t>601 (46.6)</w:t>
             </w:r>
           </w:p>
         </w:tc>
@@ -5344,7 +6624,7 @@
               <w:rPr>
                 <w:sz w:val="18"/>
               </w:rPr>
-              <w:t>1.85 (1.09–3.17)</w:t>
+              <w:t>1.82 (1.07–3.11)</w:t>
             </w:r>
           </w:p>
         </w:tc>
@@ -5358,7 +6638,7 @@
               <w:rPr>
                 <w:sz w:val="18"/>
               </w:rPr>
-              <w:t>0.024</w:t>
+              <w:t>0.027</w:t>
             </w:r>
           </w:p>
         </w:tc>
@@ -5402,7 +6682,7 @@
               <w:rPr>
                 <w:sz w:val="18"/>
               </w:rPr>
-              <w:t>31 clearance, 13 reversion, 18 censored</w:t>
+              <w:t>31 clearance</w:t>
             </w:r>
           </w:p>
         </w:tc>
@@ -5416,6 +6696,34 @@
               <w:rPr>
                 <w:sz w:val="18"/>
               </w:rPr>
+              <w:t xml:space="preserve"> 13 reversion</w:t>
+            </w:r>
+          </w:p>
+        </w:tc>
+        <w:tc>
+          <w:tcPr>
+            <w:tcW w:type="dxa" w:w="1584"/>
+          </w:tcPr>
+          <w:p>
+            <w:r/>
+            <w:r>
+              <w:rPr>
+                <w:sz w:val="18"/>
+              </w:rPr>
+              <w:t xml:space="preserve"> 18 censored</w:t>
+            </w:r>
+          </w:p>
+        </w:tc>
+        <w:tc>
+          <w:tcPr>
+            <w:tcW w:type="dxa" w:w="720"/>
+          </w:tcPr>
+          <w:p>
+            <w:r/>
+            <w:r>
+              <w:rPr>
+                <w:sz w:val="18"/>
+              </w:rPr>
               <w:t>—</w:t>
             </w:r>
           </w:p>
@@ -5431,34 +6739,6 @@
                 <w:sz w:val="18"/>
               </w:rPr>
               <w:t>—</w:t>
-            </w:r>
-          </w:p>
-        </w:tc>
-        <w:tc>
-          <w:tcPr>
-            <w:tcW w:type="dxa" w:w="720"/>
-          </w:tcPr>
-          <w:p>
-            <w:r/>
-            <w:r>
-              <w:rPr>
-                <w:sz w:val="18"/>
-              </w:rPr>
-              <w:t>—</w:t>
-            </w:r>
-          </w:p>
-        </w:tc>
-        <w:tc>
-          <w:tcPr>
-            <w:tcW w:type="dxa" w:w="1584"/>
-          </w:tcPr>
-          <w:p>
-            <w:r/>
-            <w:r>
-              <w:rPr>
-                <w:sz w:val="18"/>
-              </w:rPr>
-              <w:t>KM median 10.79 (Q25 2.31; Q75 NR); 5-yr S = 0.569</w:t>
             </w:r>
           </w:p>
         </w:tc>
@@ -5544,7 +6824,7 @@
               <w:rPr>
                 <w:sz w:val="18"/>
               </w:rPr>
-              <w:t>28 clearance, 13 reversion, 15 censored</w:t>
+              <w:t>28 clearance</w:t>
             </w:r>
           </w:p>
         </w:tc>
@@ -5558,7 +6838,7 @@
               <w:rPr>
                 <w:sz w:val="18"/>
               </w:rPr>
-              <w:t>—</w:t>
+              <w:t xml:space="preserve"> 13 reversion</w:t>
             </w:r>
           </w:p>
         </w:tc>
@@ -5572,7 +6852,7 @@
               <w:rPr>
                 <w:sz w:val="18"/>
               </w:rPr>
-              <w:t>KM median 5.67 (Q25 1.91; Q75 NR); 5-yr S = 0.533</w:t>
+              <w:t xml:space="preserve"> 15 censored</w:t>
             </w:r>
           </w:p>
         </w:tc>
@@ -5602,7 +6882,7 @@
               <w:rPr>
                 <w:sz w:val="18"/>
               </w:rPr>
-              <w:t>Sustained clearance — log-rank (vac vs non-vac, reversion-free)</w:t>
+              <w:t>Sustained clearance — log-rank (vac vs non-vac</w:t>
             </w:r>
           </w:p>
         </w:tc>
@@ -5616,12 +6896,40 @@
               <w:rPr>
                 <w:sz w:val="18"/>
               </w:rPr>
+              <w:t xml:space="preserve"> reversion-free)</w:t>
+            </w:r>
+          </w:p>
+        </w:tc>
+        <w:tc>
+          <w:tcPr>
+            <w:tcW w:type="dxa" w:w="1584"/>
+          </w:tcPr>
+          <w:p>
+            <w:r/>
+            <w:r>
+              <w:rPr>
+                <w:sz w:val="18"/>
+              </w:rPr>
               <w:t>—</w:t>
             </w:r>
           </w:p>
         </w:tc>
         <w:tc>
           <w:tcPr>
+            <w:tcW w:type="dxa" w:w="720"/>
+          </w:tcPr>
+          <w:p>
+            <w:r/>
+            <w:r>
+              <w:rPr>
+                <w:sz w:val="18"/>
+              </w:rPr>
+              <w:t>—</w:t>
+            </w:r>
+          </w:p>
+        </w:tc>
+        <w:tc>
+          <w:tcPr>
             <w:tcW w:type="dxa" w:w="1584"/>
           </w:tcPr>
           <w:p>
@@ -5664,21 +6972,7 @@
         </w:tc>
         <w:tc>
           <w:tcPr>
-            <w:tcW w:type="dxa" w:w="720"/>
-          </w:tcPr>
-          <w:p>
-            <w:r/>
-            <w:r>
-              <w:rPr>
-                <w:sz w:val="18"/>
-              </w:rPr>
-              <w:t>—</w:t>
-            </w:r>
-          </w:p>
-        </w:tc>
-        <w:tc>
-          <w:tcPr>
-            <w:tcW w:type="dxa" w:w="1584"/>
+            <w:tcW w:type="dxa" w:w="576"/>
           </w:tcPr>
           <w:p>
             <w:r/>
@@ -5687,20 +6981,6 @@
                 <w:sz w:val="18"/>
               </w:rPr>
               <w:t>χ² = 1.00</w:t>
-            </w:r>
-          </w:p>
-        </w:tc>
-        <w:tc>
-          <w:tcPr>
-            <w:tcW w:type="dxa" w:w="576"/>
-          </w:tcPr>
-          <w:p>
-            <w:r/>
-            <w:r>
-              <w:rPr>
-                <w:sz w:val="18"/>
-              </w:rPr>
-              <w:t>0.317</w:t>
             </w:r>
           </w:p>
         </w:tc>
@@ -5716,7 +6996,7 @@
               <w:rPr>
                 <w:sz w:val="18"/>
               </w:rPr>
-              <w:t>Sensitivity (Sens-C): ≥1 dose, no landmark — lesion recurrence</w:t>
+              <w:t>Sensitivity (Sens-C): ≥1 dose</w:t>
             </w:r>
           </w:p>
         </w:tc>
@@ -5730,12 +7010,40 @@
               <w:rPr>
                 <w:sz w:val="18"/>
               </w:rPr>
+              <w:t xml:space="preserve"> no landmark — lesion recurrence</w:t>
+            </w:r>
+          </w:p>
+        </w:tc>
+        <w:tc>
+          <w:tcPr>
+            <w:tcW w:type="dxa" w:w="1584"/>
+          </w:tcPr>
+          <w:p>
+            <w:r/>
+            <w:r>
+              <w:rPr>
+                <w:sz w:val="18"/>
+              </w:rPr>
               <w:t>HR&lt;1</w:t>
             </w:r>
           </w:p>
         </w:tc>
         <w:tc>
           <w:tcPr>
+            <w:tcW w:type="dxa" w:w="720"/>
+          </w:tcPr>
+          <w:p>
+            <w:r/>
+            <w:r>
+              <w:rPr>
+                <w:sz w:val="18"/>
+              </w:rPr>
+              <w:t>13 / 241</w:t>
+            </w:r>
+          </w:p>
+        </w:tc>
+        <w:tc>
+          <w:tcPr>
             <w:tcW w:type="dxa" w:w="1584"/>
           </w:tcPr>
           <w:p>
@@ -5744,7 +7052,7 @@
               <w:rPr>
                 <w:sz w:val="18"/>
               </w:rPr>
-              <w:t>13 / 241</w:t>
+              <w:t>1405 (9.2)</w:t>
             </w:r>
           </w:p>
         </w:tc>
@@ -5758,7 +7066,7 @@
               <w:rPr>
                 <w:sz w:val="18"/>
               </w:rPr>
-              <w:t>1405 (9.2)</w:t>
+              <w:t>57 / 867</w:t>
             </w:r>
           </w:p>
         </w:tc>
@@ -5772,27 +7080,13 @@
               <w:rPr>
                 <w:sz w:val="18"/>
               </w:rPr>
-              <w:t>57 / 867</w:t>
-            </w:r>
-          </w:p>
-        </w:tc>
-        <w:tc>
-          <w:tcPr>
-            <w:tcW w:type="dxa" w:w="720"/>
-          </w:tcPr>
-          <w:p>
-            <w:r/>
-            <w:r>
-              <w:rPr>
-                <w:sz w:val="18"/>
-              </w:rPr>
               <w:t>5052 (11.3)</w:t>
             </w:r>
           </w:p>
         </w:tc>
         <w:tc>
           <w:tcPr>
-            <w:tcW w:type="dxa" w:w="1584"/>
+            <w:tcW w:type="dxa" w:w="576"/>
           </w:tcPr>
           <w:p>
             <w:r/>
@@ -5801,20 +7095,6 @@
                 <w:sz w:val="18"/>
               </w:rPr>
               <w:t>0.80 (0.44–1.43)</w:t>
-            </w:r>
-          </w:p>
-        </w:tc>
-        <w:tc>
-          <w:tcPr>
-            <w:tcW w:type="dxa" w:w="576"/>
-          </w:tcPr>
-          <w:p>
-            <w:r/>
-            <w:r>
-              <w:rPr>
-                <w:sz w:val="18"/>
-              </w:rPr>
-              <w:t>0.445</w:t>
             </w:r>
           </w:p>
         </w:tc>
@@ -5830,7 +7110,7 @@
               <w:rPr>
                 <w:sz w:val="18"/>
               </w:rPr>
-              <w:t>Sensitivity (Sens-C): ≥3 dose, no landmark — lesion recurrence</w:t>
+              <w:t>Sensitivity (Sens-C): ≥3 dose</w:t>
             </w:r>
           </w:p>
         </w:tc>
@@ -5844,12 +7124,40 @@
               <w:rPr>
                 <w:sz w:val="18"/>
               </w:rPr>
+              <w:t xml:space="preserve"> no landmark — lesion recurrence</w:t>
+            </w:r>
+          </w:p>
+        </w:tc>
+        <w:tc>
+          <w:tcPr>
+            <w:tcW w:type="dxa" w:w="1584"/>
+          </w:tcPr>
+          <w:p>
+            <w:r/>
+            <w:r>
+              <w:rPr>
+                <w:sz w:val="18"/>
+              </w:rPr>
               <w:t>HR&lt;1</w:t>
             </w:r>
           </w:p>
         </w:tc>
         <w:tc>
           <w:tcPr>
+            <w:tcW w:type="dxa" w:w="720"/>
+          </w:tcPr>
+          <w:p>
+            <w:r/>
+            <w:r>
+              <w:rPr>
+                <w:sz w:val="18"/>
+              </w:rPr>
+              <w:t>7 / 167</w:t>
+            </w:r>
+          </w:p>
+        </w:tc>
+        <w:tc>
+          <w:tcPr>
             <w:tcW w:type="dxa" w:w="1584"/>
           </w:tcPr>
           <w:p>
@@ -5858,7 +7166,7 @@
               <w:rPr>
                 <w:sz w:val="18"/>
               </w:rPr>
-              <w:t>7 / 167</w:t>
+              <w:t>935 (7.5)</w:t>
             </w:r>
           </w:p>
         </w:tc>
@@ -5872,7 +7180,7 @@
               <w:rPr>
                 <w:sz w:val="18"/>
               </w:rPr>
-              <w:t>935 (7.5)</w:t>
+              <w:t>40 / 601</w:t>
             </w:r>
           </w:p>
         </w:tc>
@@ -5886,27 +7194,13 @@
               <w:rPr>
                 <w:sz w:val="18"/>
               </w:rPr>
-              <w:t>40 / 601</w:t>
-            </w:r>
-          </w:p>
-        </w:tc>
-        <w:tc>
-          <w:tcPr>
-            <w:tcW w:type="dxa" w:w="720"/>
-          </w:tcPr>
-          <w:p>
-            <w:r/>
-            <w:r>
-              <w:rPr>
-                <w:sz w:val="18"/>
-              </w:rPr>
               <w:t>3206 (12.5)</w:t>
             </w:r>
           </w:p>
         </w:tc>
         <w:tc>
           <w:tcPr>
-            <w:tcW w:type="dxa" w:w="1584"/>
+            <w:tcW w:type="dxa" w:w="576"/>
           </w:tcPr>
           <w:p>
             <w:r/>
@@ -5915,20 +7209,6 @@
                 <w:sz w:val="18"/>
               </w:rPr>
               <w:t>0.58 (0.27–1.26)</w:t>
-            </w:r>
-          </w:p>
-        </w:tc>
-        <w:tc>
-          <w:tcPr>
-            <w:tcW w:type="dxa" w:w="576"/>
-          </w:tcPr>
-          <w:p>
-            <w:r/>
-            <w:r>
-              <w:rPr>
-                <w:sz w:val="18"/>
-              </w:rPr>
-              <w:t>0.168</w:t>
             </w:r>
           </w:p>
         </w:tc>
@@ -5944,7 +7224,7 @@
               <w:rPr>
                 <w:sz w:val="18"/>
               </w:rPr>
-              <w:t>Sensitivity (Sens-C): ≥1 dose, no landmark — hr-HPV clearance</w:t>
+              <w:t>Sensitivity (Sens-C): ≥1 dose</w:t>
             </w:r>
           </w:p>
         </w:tc>
@@ -5958,12 +7238,40 @@
               <w:rPr>
                 <w:sz w:val="18"/>
               </w:rPr>
+              <w:t xml:space="preserve"> no landmark — hr-HPV clearance</w:t>
+            </w:r>
+          </w:p>
+        </w:tc>
+        <w:tc>
+          <w:tcPr>
+            <w:tcW w:type="dxa" w:w="1584"/>
+          </w:tcPr>
+          <w:p>
+            <w:r/>
+            <w:r>
+              <w:rPr>
+                <w:sz w:val="18"/>
+              </w:rPr>
               <w:t>HR&gt;1</w:t>
             </w:r>
           </w:p>
         </w:tc>
         <w:tc>
           <w:tcPr>
+            <w:tcW w:type="dxa" w:w="720"/>
+          </w:tcPr>
+          <w:p>
+            <w:r/>
+            <w:r>
+              <w:rPr>
+                <w:sz w:val="18"/>
+              </w:rPr>
+              <w:t>40 / 110</w:t>
+            </w:r>
+          </w:p>
+        </w:tc>
+        <w:tc>
+          <w:tcPr>
             <w:tcW w:type="dxa" w:w="1584"/>
           </w:tcPr>
           <w:p>
@@ -5972,7 +7280,7 @@
               <w:rPr>
                 <w:sz w:val="18"/>
               </w:rPr>
-              <w:t>40 / 110</w:t>
+              <w:t>402 (99.5)</w:t>
             </w:r>
           </w:p>
         </w:tc>
@@ -5986,7 +7294,7 @@
               <w:rPr>
                 <w:sz w:val="18"/>
               </w:rPr>
-              <w:t>402 (99.5)</w:t>
+              <w:t>48 / 182</w:t>
             </w:r>
           </w:p>
         </w:tc>
@@ -6000,27 +7308,13 @@
               <w:rPr>
                 <w:sz w:val="18"/>
               </w:rPr>
-              <w:t>48 / 182</w:t>
-            </w:r>
-          </w:p>
-        </w:tc>
-        <w:tc>
-          <w:tcPr>
-            <w:tcW w:type="dxa" w:w="720"/>
-          </w:tcPr>
-          <w:p>
-            <w:r/>
-            <w:r>
-              <w:rPr>
-                <w:sz w:val="18"/>
-              </w:rPr>
               <w:t>764 (62.8)</w:t>
             </w:r>
           </w:p>
         </w:tc>
         <w:tc>
           <w:tcPr>
-            <w:tcW w:type="dxa" w:w="1584"/>
+            <w:tcW w:type="dxa" w:w="576"/>
           </w:tcPr>
           <w:p>
             <w:r/>
@@ -6029,20 +7323,6 @@
                 <w:sz w:val="18"/>
               </w:rPr>
               <w:t>1.40 (0.92–2.11)</w:t>
-            </w:r>
-          </w:p>
-        </w:tc>
-        <w:tc>
-          <w:tcPr>
-            <w:tcW w:type="dxa" w:w="576"/>
-          </w:tcPr>
-          <w:p>
-            <w:r/>
-            <w:r>
-              <w:rPr>
-                <w:sz w:val="18"/>
-              </w:rPr>
-              <w:t>0.114</w:t>
             </w:r>
           </w:p>
         </w:tc>

--- a/docs/HPV_tables_figures_v2.docx
+++ b/docs/HPV_tables_figures_v2.docx
@@ -5407,7 +5407,7 @@
               <w:rPr>
                 <w:sz w:val="18"/>
               </w:rPr>
-              <w:t>2.43</w:t>
+              <w:t>2.32</w:t>
             </w:r>
           </w:p>
         </w:tc>
@@ -5421,7 +5421,7 @@
               <w:rPr>
                 <w:sz w:val="18"/>
               </w:rPr>
-              <w:t>2.08</w:t>
+              <w:t>2.01</w:t>
             </w:r>
           </w:p>
         </w:tc>
@@ -5549,7 +5549,7 @@
               <w:rPr>
                 <w:sz w:val="18"/>
               </w:rPr>
-              <w:t>0.10</w:t>
+              <w:t>0.09</w:t>
             </w:r>
           </w:p>
         </w:tc>
@@ -5663,7 +5663,7 @@
               <w:rPr>
                 <w:sz w:val="18"/>
               </w:rPr>
-              <w:t>0.27</w:t>
+              <w:t>0.25</w:t>
             </w:r>
           </w:p>
         </w:tc>
@@ -5677,7 +5677,7 @@
               <w:rPr>
                 <w:sz w:val="18"/>
               </w:rPr>
-              <w:t>0.29</w:t>
+              <w:t>0.28</w:t>
             </w:r>
           </w:p>
         </w:tc>
@@ -5791,7 +5791,7 @@
               <w:rPr>
                 <w:sz w:val="18"/>
               </w:rPr>
-              <w:t>2.14</w:t>
+              <w:t>2.05</w:t>
             </w:r>
           </w:p>
         </w:tc>
@@ -5805,7 +5805,7 @@
               <w:rPr>
                 <w:sz w:val="18"/>
               </w:rPr>
-              <w:t>1.68</w:t>
+              <w:t>1.63</w:t>
             </w:r>
           </w:p>
         </w:tc>
@@ -6189,7 +6189,7 @@
               <w:rPr>
                 <w:sz w:val="18"/>
               </w:rPr>
-              <w:t>0.10</w:t>
+              <w:t>0.09</w:t>
             </w:r>
           </w:p>
         </w:tc>

--- a/docs/HPV_tables_figures_v2.docx
+++ b/docs/HPV_tables_figures_v2.docx
@@ -72,7 +72,7 @@
       <w:r>
         <w:drawing>
           <wp:inline xmlns:a="http://schemas.openxmlformats.org/drawingml/2006/main" xmlns:pic="http://schemas.openxmlformats.org/drawingml/2006/picture">
-            <wp:extent cx="5943600" cy="3749267"/>
+            <wp:extent cx="5943600" cy="3625805"/>
             <wp:docPr id="2" name="Picture 2"/>
             <wp:cNvGraphicFramePr>
               <a:graphicFrameLocks noChangeAspect="1"/>
@@ -93,7 +93,7 @@
                   <pic:spPr>
                     <a:xfrm>
                       <a:off x="0" y="0"/>
-                      <a:ext cx="5943600" cy="3749267"/>
+                      <a:ext cx="5943600" cy="3625805"/>
                     </a:xfrm>
                     <a:prstGeom prst="rect"/>
                   </pic:spPr>
@@ -127,7 +127,7 @@
       <w:r>
         <w:drawing>
           <wp:inline xmlns:a="http://schemas.openxmlformats.org/drawingml/2006/main" xmlns:pic="http://schemas.openxmlformats.org/drawingml/2006/picture">
-            <wp:extent cx="5943600" cy="3599149"/>
+            <wp:extent cx="5943600" cy="3577701"/>
             <wp:docPr id="3" name="Picture 3"/>
             <wp:cNvGraphicFramePr>
               <a:graphicFrameLocks noChangeAspect="1"/>
@@ -148,7 +148,7 @@
                   <pic:spPr>
                     <a:xfrm>
                       <a:off x="0" y="0"/>
-                      <a:ext cx="5943600" cy="3599149"/>
+                      <a:ext cx="5943600" cy="3577701"/>
                     </a:xfrm>
                     <a:prstGeom prst="rect"/>
                   </pic:spPr>
@@ -182,7 +182,7 @@
       <w:r>
         <w:drawing>
           <wp:inline xmlns:a="http://schemas.openxmlformats.org/drawingml/2006/main" xmlns:pic="http://schemas.openxmlformats.org/drawingml/2006/picture">
-            <wp:extent cx="6217920" cy="2085341"/>
+            <wp:extent cx="6217920" cy="2060093"/>
             <wp:docPr id="4" name="Picture 4"/>
             <wp:cNvGraphicFramePr>
               <a:graphicFrameLocks noChangeAspect="1"/>
@@ -203,7 +203,7 @@
                   <pic:spPr>
                     <a:xfrm>
                       <a:off x="0" y="0"/>
-                      <a:ext cx="6217920" cy="2085341"/>
+                      <a:ext cx="6217920" cy="2060093"/>
                     </a:xfrm>
                     <a:prstGeom prst="rect"/>
                   </pic:spPr>

--- a/docs/HPV_tables_figures_v2.docx
+++ b/docs/HPV_tables_figures_v2.docx
@@ -72,7 +72,7 @@
       <w:r>
         <w:drawing>
           <wp:inline xmlns:a="http://schemas.openxmlformats.org/drawingml/2006/main" xmlns:pic="http://schemas.openxmlformats.org/drawingml/2006/picture">
-            <wp:extent cx="5943600" cy="3625805"/>
+            <wp:extent cx="5943600" cy="3829694"/>
             <wp:docPr id="2" name="Picture 2"/>
             <wp:cNvGraphicFramePr>
               <a:graphicFrameLocks noChangeAspect="1"/>
@@ -93,7 +93,7 @@
                   <pic:spPr>
                     <a:xfrm>
                       <a:off x="0" y="0"/>
-                      <a:ext cx="5943600" cy="3625805"/>
+                      <a:ext cx="5943600" cy="3829694"/>
                     </a:xfrm>
                     <a:prstGeom prst="rect"/>
                   </pic:spPr>
@@ -127,7 +127,7 @@
       <w:r>
         <w:drawing>
           <wp:inline xmlns:a="http://schemas.openxmlformats.org/drawingml/2006/main" xmlns:pic="http://schemas.openxmlformats.org/drawingml/2006/picture">
-            <wp:extent cx="5943600" cy="3577701"/>
+            <wp:extent cx="5943600" cy="3684455"/>
             <wp:docPr id="3" name="Picture 3"/>
             <wp:cNvGraphicFramePr>
               <a:graphicFrameLocks noChangeAspect="1"/>
@@ -148,7 +148,7 @@
                   <pic:spPr>
                     <a:xfrm>
                       <a:off x="0" y="0"/>
-                      <a:ext cx="5943600" cy="3577701"/>
+                      <a:ext cx="5943600" cy="3684455"/>
                     </a:xfrm>
                     <a:prstGeom prst="rect"/>
                   </pic:spPr>
@@ -182,7 +182,7 @@
       <w:r>
         <w:drawing>
           <wp:inline xmlns:a="http://schemas.openxmlformats.org/drawingml/2006/main" xmlns:pic="http://schemas.openxmlformats.org/drawingml/2006/picture">
-            <wp:extent cx="6217920" cy="2060093"/>
+            <wp:extent cx="6217920" cy="1738888"/>
             <wp:docPr id="4" name="Picture 4"/>
             <wp:cNvGraphicFramePr>
               <a:graphicFrameLocks noChangeAspect="1"/>
@@ -203,7 +203,7 @@
                   <pic:spPr>
                     <a:xfrm>
                       <a:off x="0" y="0"/>
-                      <a:ext cx="6217920" cy="2060093"/>
+                      <a:ext cx="6217920" cy="1738888"/>
                     </a:xfrm>
                     <a:prstGeom prst="rect"/>
                   </pic:spPr>

--- a/docs/HPV_tables_figures_v2.docx
+++ b/docs/HPV_tables_figures_v2.docx
@@ -72,7 +72,7 @@
       <w:r>
         <w:drawing>
           <wp:inline xmlns:a="http://schemas.openxmlformats.org/drawingml/2006/main" xmlns:pic="http://schemas.openxmlformats.org/drawingml/2006/picture">
-            <wp:extent cx="5943600" cy="3829694"/>
+            <wp:extent cx="5943600" cy="4001273"/>
             <wp:docPr id="2" name="Picture 2"/>
             <wp:cNvGraphicFramePr>
               <a:graphicFrameLocks noChangeAspect="1"/>
@@ -93,7 +93,7 @@
                   <pic:spPr>
                     <a:xfrm>
                       <a:off x="0" y="0"/>
-                      <a:ext cx="5943600" cy="3829694"/>
+                      <a:ext cx="5943600" cy="4001273"/>
                     </a:xfrm>
                     <a:prstGeom prst="rect"/>
                   </pic:spPr>
@@ -182,7 +182,7 @@
       <w:r>
         <w:drawing>
           <wp:inline xmlns:a="http://schemas.openxmlformats.org/drawingml/2006/main" xmlns:pic="http://schemas.openxmlformats.org/drawingml/2006/picture">
-            <wp:extent cx="6217920" cy="1738888"/>
+            <wp:extent cx="6217920" cy="1732018"/>
             <wp:docPr id="4" name="Picture 4"/>
             <wp:cNvGraphicFramePr>
               <a:graphicFrameLocks noChangeAspect="1"/>
@@ -203,7 +203,7 @@
                   <pic:spPr>
                     <a:xfrm>
                       <a:off x="0" y="0"/>
-                      <a:ext cx="6217920" cy="1738888"/>
+                      <a:ext cx="6217920" cy="1732018"/>
                     </a:xfrm>
                     <a:prstGeom prst="rect"/>
                   </pic:spPr>

--- a/docs/HPV_tables_figures_v2.docx
+++ b/docs/HPV_tables_figures_v2.docx
@@ -72,7 +72,7 @@
       <w:r>
         <w:drawing>
           <wp:inline xmlns:a="http://schemas.openxmlformats.org/drawingml/2006/main" xmlns:pic="http://schemas.openxmlformats.org/drawingml/2006/picture">
-            <wp:extent cx="5943600" cy="4001273"/>
+            <wp:extent cx="5943600" cy="4010318"/>
             <wp:docPr id="2" name="Picture 2"/>
             <wp:cNvGraphicFramePr>
               <a:graphicFrameLocks noChangeAspect="1"/>
@@ -93,7 +93,7 @@
                   <pic:spPr>
                     <a:xfrm>
                       <a:off x="0" y="0"/>
-                      <a:ext cx="5943600" cy="4001273"/>
+                      <a:ext cx="5943600" cy="4010318"/>
                     </a:xfrm>
                     <a:prstGeom prst="rect"/>
                   </pic:spPr>
@@ -127,7 +127,7 @@
       <w:r>
         <w:drawing>
           <wp:inline xmlns:a="http://schemas.openxmlformats.org/drawingml/2006/main" xmlns:pic="http://schemas.openxmlformats.org/drawingml/2006/picture">
-            <wp:extent cx="5943600" cy="3684455"/>
+            <wp:extent cx="5943600" cy="3708760"/>
             <wp:docPr id="3" name="Picture 3"/>
             <wp:cNvGraphicFramePr>
               <a:graphicFrameLocks noChangeAspect="1"/>
@@ -148,7 +148,7 @@
                   <pic:spPr>
                     <a:xfrm>
                       <a:off x="0" y="0"/>
-                      <a:ext cx="5943600" cy="3684455"/>
+                      <a:ext cx="5943600" cy="3708760"/>
                     </a:xfrm>
                     <a:prstGeom prst="rect"/>
                   </pic:spPr>

--- a/docs/HPV_tables_figures_v2.docx
+++ b/docs/HPV_tables_figures_v2.docx
@@ -127,7 +127,7 @@
       <w:r>
         <w:drawing>
           <wp:inline xmlns:a="http://schemas.openxmlformats.org/drawingml/2006/main" xmlns:pic="http://schemas.openxmlformats.org/drawingml/2006/picture">
-            <wp:extent cx="5943600" cy="3708760"/>
+            <wp:extent cx="5943600" cy="3672866"/>
             <wp:docPr id="3" name="Picture 3"/>
             <wp:cNvGraphicFramePr>
               <a:graphicFrameLocks noChangeAspect="1"/>
@@ -148,7 +148,7 @@
                   <pic:spPr>
                     <a:xfrm>
                       <a:off x="0" y="0"/>
-                      <a:ext cx="5943600" cy="3708760"/>
+                      <a:ext cx="5943600" cy="3672866"/>
                     </a:xfrm>
                     <a:prstGeom prst="rect"/>
                   </pic:spPr>

--- a/docs/HPV_tables_figures_v2.docx
+++ b/docs/HPV_tables_figures_v2.docx
@@ -57,7 +57,7 @@
         <w:t>Figure 1</w:t>
       </w:r>
       <w:r>
-        <w:t>. CONSORT-style cohort selection flow diagram. From the single source population (N = 32,969) the diagram traces the derivation of Cohort A (whole-cohort safety analysis) through eligibility filtering, pseudo-index assignment for unvaccinated controls, and 1:1 propensity-score matching to a final n = 4,102 (2,051 vaccinated / 2,051 unvaccinated); and Cohort B (post-surgical efficacy analysis) through the cervical-surgery filter (n = 6,890), 1:up-to-5 initial matching (411 / 1,815), index-date eligibility, 1:up-to-4 fine matching, and the primary exposure filter (≥2 doses + 3-month landmark with matched-set integrity preserved) yielding the primary analytic cohort n = 934 (204 vaccinated / 730 controls).</w:t>
+        <w:t>. CONSORT-style cohort selection flow diagram. From the single source population (N = 32,969) the diagram traces the derivation of Cohort A (whole-cohort safety analysis) through eligibility filtering, pseudo-index assignment for unvaccinated controls, 1:1 propensity-score matching, and the primary exposure filter (≥2 doses + 3-month landmark with matched-pair integrity preserved) yielding a final analytic cohort n = 2,776 (1,396 vaccinated / 1,380 unvaccinated); and Cohort B (post-surgical efficacy analysis) through the cervical-surgery filter (n = 6,890), 1:up-to-5 initial matching, index-date eligibility, 1:up-to-4 fine matching, and the same primary exposure filter with matched-set integrity preserved, yielding a primary analytic cohort n = 912 (203 vaccinated / 709 fine-matched controls).</w:t>
       </w:r>
     </w:p>
     <w:p>
@@ -127,7 +127,7 @@
       <w:r>
         <w:drawing>
           <wp:inline xmlns:a="http://schemas.openxmlformats.org/drawingml/2006/main" xmlns:pic="http://schemas.openxmlformats.org/drawingml/2006/picture">
-            <wp:extent cx="5943600" cy="3672866"/>
+            <wp:extent cx="5943600" cy="3599149"/>
             <wp:docPr id="3" name="Picture 3"/>
             <wp:cNvGraphicFramePr>
               <a:graphicFrameLocks noChangeAspect="1"/>
@@ -148,7 +148,7 @@
                   <pic:spPr>
                     <a:xfrm>
                       <a:off x="0" y="0"/>
-                      <a:ext cx="5943600" cy="3672866"/>
+                      <a:ext cx="5943600" cy="3599149"/>
                     </a:xfrm>
                     <a:prstGeom prst="rect"/>
                   </pic:spPr>
@@ -167,7 +167,7 @@
         <w:t>Figure 3</w:t>
       </w:r>
       <w:r>
-        <w:t>. Cohort B co-primary outcomes — cumulative incidence curves with number-at-risk tables. (a) lesion recurrence (≥CIN2) in the lesion-recurrence analytic sample (n = 912: 203 vaccinated / 709 controls); (b) cumulative clearance of pre-existing hr-HPV (two-consecutive-negative event) in the clearance subset (n = 235: 92 vaccinated / 143 controls). The x-axis is years from the 3-month landmark (index + 90 days). For clearance, HR &gt; 1 favours the vaccinated arm.</w:t>
+        <w:t>. Cohort B co-primary outcomes — cumulative incidence curves with number-at-risk tables. (a) lesion recurrence (≥CIN2) in the primary cohort (n = 912: 203 vaccinated / 709 controls); (b) cumulative clearance of pre-existing hr-HPV (two-consecutive-negative event) in the clearance subset (n = 233: 92 vaccinated / 141 controls). The x-axis is years from index. For clearance, HR &gt; 1 favours the vaccinated arm.</w:t>
       </w:r>
     </w:p>
     <w:p>
@@ -2204,7 +2204,7 @@
         <w:t>Table 1B</w:t>
       </w:r>
       <w:r>
-        <w:t>. Baseline characteristics of Cohort B (post-surgical efficacy analysis) after variable-ratio 1:up-to-4 fine matching and primary exposure filtering. N = 934 (204 vaccinated / 730 fine-matched controls). Absolute standardised mean differences (|SMD|) &lt; 0.10 indicate adequate balance. Pre- and post-surgery HPV status and surgical-pathology severity rows characterise the cervical-disease context at the time of the qualifying surgery.</w:t>
+        <w:t>. Baseline characteristics of Cohort B (post-surgical efficacy analysis) after variable-ratio 1:up-to-4 fine matching and primary exposure filtering. N = 912 (203 vaccinated / 709 fine-matched controls). Absolute standardised mean differences (|SMD|) &lt; 0.10 indicate adequate balance. Pre- and post-surgery HPV status and surgical-pathology severity rows characterise the cervical-disease context at the time of the qualifying surgery.</w:t>
       </w:r>
     </w:p>
     <w:p/>

--- a/docs/HPV_tables_figures_v2.docx
+++ b/docs/HPV_tables_figures_v2.docx
@@ -2315,7 +2315,7 @@
               <w:rPr>
                 <w:sz w:val="18"/>
               </w:rPr>
-              <w:t>— ≥2 DOSE + 3-MO LANDMARK PRIMARY (n=934: 204 vac / 730 non-vac) —</w:t>
+              <w:t>— ≥2 DOSE + 3-MO LANDMARK PRIMARY (n=912: 203 vac / 709 non-vac) —</w:t>
             </w:r>
           </w:p>
         </w:tc>
@@ -2383,7 +2383,7 @@
               <w:rPr>
                 <w:sz w:val="18"/>
               </w:rPr>
-              <w:t xml:space="preserve">  Age at index, years</w:t>
+              <w:t>Age at index, years</w:t>
             </w:r>
           </w:p>
         </w:tc>
@@ -2397,7 +2397,7 @@
               <w:rPr>
                 <w:sz w:val="18"/>
               </w:rPr>
-              <w:t>36.96 ± 9.41</w:t>
+              <w:t>36.99 ± 9.42</w:t>
             </w:r>
           </w:p>
         </w:tc>
@@ -2411,7 +2411,7 @@
               <w:rPr>
                 <w:sz w:val="18"/>
               </w:rPr>
-              <w:t>36.92 ± 8.37</w:t>
+              <w:t>36.90 ± 8.40</w:t>
             </w:r>
           </w:p>
         </w:tc>
@@ -2425,7 +2425,7 @@
               <w:rPr>
                 <w:sz w:val="18"/>
               </w:rPr>
-              <w:t>0.959</w:t>
+              <w:t>0.901</w:t>
             </w:r>
           </w:p>
         </w:tc>
@@ -2439,7 +2439,7 @@
               <w:rPr>
                 <w:sz w:val="18"/>
               </w:rPr>
-              <w:t>0.004</w:t>
+              <w:t>0.010</w:t>
             </w:r>
           </w:p>
         </w:tc>
@@ -2455,7 +2455,7 @@
               <w:rPr>
                 <w:sz w:val="18"/>
               </w:rPr>
-              <w:t xml:space="preserve">  BMI, kg/m²</w:t>
+              <w:t>BMI, kg/m²</w:t>
             </w:r>
           </w:p>
         </w:tc>
@@ -2469,7 +2469,7 @@
               <w:rPr>
                 <w:sz w:val="18"/>
               </w:rPr>
-              <w:t>22.49 ± 3.64</w:t>
+              <w:t>22.51 ± 3.63</w:t>
             </w:r>
           </w:p>
         </w:tc>
@@ -2483,7 +2483,7 @@
               <w:rPr>
                 <w:sz w:val="18"/>
               </w:rPr>
-              <w:t>22.38 ± 3.88</w:t>
+              <w:t>22.38 ± 3.89</w:t>
             </w:r>
           </w:p>
         </w:tc>
@@ -2497,7 +2497,7 @@
               <w:rPr>
                 <w:sz w:val="18"/>
               </w:rPr>
-              <w:t>0.733</w:t>
+              <w:t>0.690</w:t>
             </w:r>
           </w:p>
         </w:tc>
@@ -2511,7 +2511,7 @@
               <w:rPr>
                 <w:sz w:val="18"/>
               </w:rPr>
-              <w:t>0.030</w:t>
+              <w:t>0.035</w:t>
             </w:r>
           </w:p>
         </w:tc>
@@ -2527,7 +2527,7 @@
               <w:rPr>
                 <w:sz w:val="18"/>
               </w:rPr>
-              <w:t xml:space="preserve">  Systolic BP, mmHg</w:t>
+              <w:t>Systolic BP, mmHg</w:t>
             </w:r>
           </w:p>
         </w:tc>
@@ -2541,7 +2541,7 @@
               <w:rPr>
                 <w:sz w:val="18"/>
               </w:rPr>
-              <w:t>113.50 ± 13.42</w:t>
+              <w:t>113.59 ± 13.42</w:t>
             </w:r>
           </w:p>
         </w:tc>
@@ -2555,7 +2555,7 @@
               <w:rPr>
                 <w:sz w:val="18"/>
               </w:rPr>
-              <w:t>112.90 ± 13.73</w:t>
+              <w:t>112.85 ± 13.78</w:t>
             </w:r>
           </w:p>
         </w:tc>
@@ -2569,7 +2569,7 @@
               <w:rPr>
                 <w:sz w:val="18"/>
               </w:rPr>
-              <w:t>0.616</w:t>
+              <w:t>0.542</w:t>
             </w:r>
           </w:p>
         </w:tc>
@@ -2583,7 +2583,7 @@
               <w:rPr>
                 <w:sz w:val="18"/>
               </w:rPr>
-              <w:t>0.045</w:t>
+              <w:t>0.055</w:t>
             </w:r>
           </w:p>
         </w:tc>
@@ -2599,7 +2599,7 @@
               <w:rPr>
                 <w:sz w:val="18"/>
               </w:rPr>
-              <w:t xml:space="preserve">  Diastolic BP, mmHg</w:t>
+              <w:t>Diastolic BP, mmHg</w:t>
             </w:r>
           </w:p>
         </w:tc>
@@ -2613,7 +2613,7 @@
               <w:rPr>
                 <w:sz w:val="18"/>
               </w:rPr>
-              <w:t>72.15 ± 10.46</w:t>
+              <w:t>72.04 ± 10.41</w:t>
             </w:r>
           </w:p>
         </w:tc>
@@ -2627,7 +2627,7 @@
               <w:rPr>
                 <w:sz w:val="18"/>
               </w:rPr>
-              <w:t>71.58 ± 11.96</w:t>
+              <w:t>71.48 ± 12.01</w:t>
             </w:r>
           </w:p>
         </w:tc>
@@ -2641,7 +2641,7 @@
               <w:rPr>
                 <w:sz w:val="18"/>
               </w:rPr>
-              <w:t>0.555</w:t>
+              <w:t>0.568</w:t>
             </w:r>
           </w:p>
         </w:tc>
@@ -2655,7 +2655,7 @@
               <w:rPr>
                 <w:sz w:val="18"/>
               </w:rPr>
-              <w:t>0.051</w:t>
+              <w:t>0.049</w:t>
             </w:r>
           </w:p>
         </w:tc>
@@ -2671,7 +2671,7 @@
               <w:rPr>
                 <w:sz w:val="18"/>
               </w:rPr>
-              <w:t xml:space="preserve">  Smoking: Never</w:t>
+              <w:t>Smoking: Never</w:t>
             </w:r>
           </w:p>
         </w:tc>
@@ -2685,7 +2685,7 @@
               <w:rPr>
                 <w:sz w:val="18"/>
               </w:rPr>
-              <w:t>36 (17.6%)</w:t>
+              <w:t>36 (17.7%)</w:t>
             </w:r>
           </w:p>
         </w:tc>
@@ -2699,7 +2699,7 @@
               <w:rPr>
                 <w:sz w:val="18"/>
               </w:rPr>
-              <w:t>76 (10.4%)</w:t>
+              <w:t>75 (10.6%)</w:t>
             </w:r>
           </w:p>
         </w:tc>
@@ -2713,7 +2713,7 @@
               <w:rPr>
                 <w:sz w:val="18"/>
               </w:rPr>
-              <w:t>0.007</w:t>
+              <w:t>0.010</w:t>
             </w:r>
           </w:p>
         </w:tc>
@@ -2727,7 +2727,7 @@
               <w:rPr>
                 <w:sz w:val="18"/>
               </w:rPr>
-              <w:t>0.210</w:t>
+              <w:t>0.206</w:t>
             </w:r>
           </w:p>
         </w:tc>
@@ -2743,7 +2743,7 @@
               <w:rPr>
                 <w:sz w:val="18"/>
               </w:rPr>
-              <w:t xml:space="preserve">  Smoking: Former</w:t>
+              <w:t>Smoking: Former</w:t>
             </w:r>
           </w:p>
         </w:tc>
@@ -2771,7 +2771,7 @@
               <w:rPr>
                 <w:sz w:val="18"/>
               </w:rPr>
-              <w:t>3 (0.4%)</w:t>
+              <w:t>2 (0.3%)</w:t>
             </w:r>
           </w:p>
         </w:tc>
@@ -2799,7 +2799,7 @@
               <w:rPr>
                 <w:sz w:val="18"/>
               </w:rPr>
-              <w:t>0.091</w:t>
+              <w:t>0.075</w:t>
             </w:r>
           </w:p>
         </w:tc>
@@ -2815,7 +2815,7 @@
               <w:rPr>
                 <w:sz w:val="18"/>
               </w:rPr>
-              <w:t xml:space="preserve">  Smoking: Current</w:t>
+              <w:t>Smoking: Current</w:t>
             </w:r>
           </w:p>
         </w:tc>
@@ -2857,7 +2857,7 @@
               <w:rPr>
                 <w:sz w:val="18"/>
               </w:rPr>
-              <w:t>0.069</w:t>
+              <w:t>0.074</w:t>
             </w:r>
           </w:p>
         </w:tc>
@@ -2871,7 +2871,7 @@
               <w:rPr>
                 <w:sz w:val="18"/>
               </w:rPr>
-              <w:t>0.129</w:t>
+              <w:t>0.127</w:t>
             </w:r>
           </w:p>
         </w:tc>
@@ -2887,7 +2887,7 @@
               <w:rPr>
                 <w:sz w:val="18"/>
               </w:rPr>
-              <w:t xml:space="preserve">  Smoking: Unknown</w:t>
+              <w:t>Smoking: Unknown</w:t>
             </w:r>
           </w:p>
         </w:tc>
@@ -2901,7 +2901,7 @@
               <w:rPr>
                 <w:sz w:val="18"/>
               </w:rPr>
-              <w:t>163 (79.9%)</w:t>
+              <w:t>162 (79.8%)</w:t>
             </w:r>
           </w:p>
         </w:tc>
@@ -2915,7 +2915,7 @@
               <w:rPr>
                 <w:sz w:val="18"/>
               </w:rPr>
-              <w:t>645 (88.4%)</w:t>
+              <w:t>626 (88.3%)</w:t>
             </w:r>
           </w:p>
         </w:tc>
@@ -2959,7 +2959,7 @@
               <w:rPr>
                 <w:sz w:val="18"/>
               </w:rPr>
-              <w:t xml:space="preserve">  Seoul residence</w:t>
+              <w:t>Seoul residence</w:t>
             </w:r>
           </w:p>
         </w:tc>
@@ -2973,7 +2973,7 @@
               <w:rPr>
                 <w:sz w:val="18"/>
               </w:rPr>
-              <w:t>50 (24.5%)</w:t>
+              <w:t>50 (24.6%)</w:t>
             </w:r>
           </w:p>
         </w:tc>
@@ -2987,7 +2987,7 @@
               <w:rPr>
                 <w:sz w:val="18"/>
               </w:rPr>
-              <w:t>209 (28.6%)</w:t>
+              <w:t>204 (28.8%)</w:t>
             </w:r>
           </w:p>
         </w:tc>
@@ -3001,7 +3001,7 @@
               <w:rPr>
                 <w:sz w:val="18"/>
               </w:rPr>
-              <w:t>0.288</w:t>
+              <w:t>0.287</w:t>
             </w:r>
           </w:p>
         </w:tc>
@@ -3015,7 +3015,7 @@
               <w:rPr>
                 <w:sz w:val="18"/>
               </w:rPr>
-              <w:t>0.093</w:t>
+              <w:t>0.094</w:t>
             </w:r>
           </w:p>
         </w:tc>
@@ -3031,7 +3031,7 @@
               <w:rPr>
                 <w:sz w:val="18"/>
               </w:rPr>
-              <w:t xml:space="preserve">  Follow-up, years (from index)</w:t>
+              <w:t>Follow-up, years (from index)</w:t>
             </w:r>
           </w:p>
         </w:tc>
@@ -3045,7 +3045,7 @@
               <w:rPr>
                 <w:sz w:val="18"/>
               </w:rPr>
-              <w:t>6.10 ± 3.84</w:t>
+              <w:t>6.11 ± 3.85</w:t>
             </w:r>
           </w:p>
         </w:tc>
@@ -3059,7 +3059,7 @@
               <w:rPr>
                 <w:sz w:val="18"/>
               </w:rPr>
-              <w:t>5.98 ± 3.57</w:t>
+              <w:t>6.02 ± 3.58</w:t>
             </w:r>
           </w:p>
         </w:tc>
@@ -3073,7 +3073,7 @@
               <w:rPr>
                 <w:sz w:val="18"/>
               </w:rPr>
-              <w:t>0.677</w:t>
+              <w:t>0.763</w:t>
             </w:r>
           </w:p>
         </w:tc>
@@ -3087,7 +3087,7 @@
               <w:rPr>
                 <w:sz w:val="18"/>
               </w:rPr>
-              <w:t>0.034</w:t>
+              <w:t>0.025</w:t>
             </w:r>
           </w:p>
         </w:tc>
@@ -3103,7 +3103,7 @@
               <w:rPr>
                 <w:sz w:val="18"/>
               </w:rPr>
-              <w:t xml:space="preserve">  Surgery year</w:t>
+              <w:t>Surgery year</w:t>
             </w:r>
           </w:p>
         </w:tc>
@@ -3117,7 +3117,7 @@
               <w:rPr>
                 <w:sz w:val="18"/>
               </w:rPr>
-              <w:t>2016.37 ± 3.68</w:t>
+              <w:t>2016.35 ± 3.68</w:t>
             </w:r>
           </w:p>
         </w:tc>
@@ -3131,7 +3131,7 @@
               <w:rPr>
                 <w:sz w:val="18"/>
               </w:rPr>
-              <w:t>2016.50 ± 3.61</w:t>
+              <w:t>2016.44 ± 3.61</w:t>
             </w:r>
           </w:p>
         </w:tc>
@@ -3145,7 +3145,7 @@
               <w:rPr>
                 <w:sz w:val="18"/>
               </w:rPr>
-              <w:t>0.652</w:t>
+              <w:t>0.746</w:t>
             </w:r>
           </w:p>
         </w:tc>
@@ -3159,7 +3159,7 @@
               <w:rPr>
                 <w:sz w:val="18"/>
               </w:rPr>
-              <w:t>0.036</w:t>
+              <w:t>0.026</w:t>
             </w:r>
           </w:p>
         </w:tc>
@@ -3175,7 +3175,7 @@
               <w:rPr>
                 <w:sz w:val="18"/>
               </w:rPr>
-              <w:t xml:space="preserve">  Surgery type: Conization</w:t>
+              <w:t>Surgery type: Conization</w:t>
             </w:r>
           </w:p>
         </w:tc>
@@ -3189,7 +3189,7 @@
               <w:rPr>
                 <w:sz w:val="18"/>
               </w:rPr>
-              <w:t>203 (99.5%)</w:t>
+              <w:t>202 (99.5%)</w:t>
             </w:r>
           </w:p>
         </w:tc>
@@ -3203,7 +3203,7 @@
               <w:rPr>
                 <w:sz w:val="18"/>
               </w:rPr>
-              <w:t>725 (99.3%)</w:t>
+              <w:t>705 (99.4%)</w:t>
             </w:r>
           </w:p>
         </w:tc>
@@ -3231,7 +3231,7 @@
               <w:rPr>
                 <w:sz w:val="18"/>
               </w:rPr>
-              <w:t>0.025</w:t>
+              <w:t>0.010</w:t>
             </w:r>
           </w:p>
         </w:tc>
@@ -3247,7 +3247,7 @@
               <w:rPr>
                 <w:sz w:val="18"/>
               </w:rPr>
-              <w:t xml:space="preserve">  Surgery type: Hysterectomy</w:t>
+              <w:t>Surgery type: Hysterectomy</w:t>
             </w:r>
           </w:p>
         </w:tc>
@@ -3275,7 +3275,7 @@
               <w:rPr>
                 <w:sz w:val="18"/>
               </w:rPr>
-              <w:t>5 (0.7%)</w:t>
+              <w:t>4 (0.6%)</w:t>
             </w:r>
           </w:p>
         </w:tc>
@@ -3303,7 +3303,7 @@
               <w:rPr>
                 <w:sz w:val="18"/>
               </w:rPr>
-              <w:t>0.025</w:t>
+              <w:t>0.010</w:t>
             </w:r>
           </w:p>
         </w:tc>
@@ -3319,7 +3319,7 @@
               <w:rPr>
                 <w:sz w:val="18"/>
               </w:rPr>
-              <w:t xml:space="preserve">  Comorbidity (pre-index): Angina/MI</w:t>
+              <w:t>Comorbidity (pre-index): Angina/MI</w:t>
             </w:r>
           </w:p>
         </w:tc>
@@ -3391,7 +3391,7 @@
               <w:rPr>
                 <w:sz w:val="18"/>
               </w:rPr>
-              <w:t xml:space="preserve">  Comorbidity (pre-index): Hypertension</w:t>
+              <w:t>Comorbidity (pre-index): Hypertension</w:t>
             </w:r>
           </w:p>
         </w:tc>
@@ -3433,7 +3433,7 @@
               <w:rPr>
                 <w:sz w:val="18"/>
               </w:rPr>
-              <w:t>0.238</w:t>
+              <w:t>0.242</w:t>
             </w:r>
           </w:p>
         </w:tc>
@@ -3447,7 +3447,7 @@
               <w:rPr>
                 <w:sz w:val="18"/>
               </w:rPr>
-              <w:t>0.097</w:t>
+              <w:t>0.096</w:t>
             </w:r>
           </w:p>
         </w:tc>
@@ -3463,7 +3463,7 @@
               <w:rPr>
                 <w:sz w:val="18"/>
               </w:rPr>
-              <w:t xml:space="preserve">  Comorbidity (pre-index): Diabetes</w:t>
+              <w:t>Comorbidity (pre-index): Diabetes</w:t>
             </w:r>
           </w:p>
         </w:tc>
@@ -3491,7 +3491,7 @@
               <w:rPr>
                 <w:sz w:val="18"/>
               </w:rPr>
-              <w:t>10 (1.4%)</w:t>
+              <w:t>9 (1.3%)</w:t>
             </w:r>
           </w:p>
         </w:tc>
@@ -3519,7 +3519,7 @@
               <w:rPr>
                 <w:sz w:val="18"/>
               </w:rPr>
-              <w:t>0.036</w:t>
+              <w:t>0.027</w:t>
             </w:r>
           </w:p>
         </w:tc>
@@ -3535,7 +3535,7 @@
               <w:rPr>
                 <w:sz w:val="18"/>
               </w:rPr>
-              <w:t xml:space="preserve">  Comorbidity (pre-index): Stroke</w:t>
+              <w:t>Comorbidity (pre-index): Stroke</w:t>
             </w:r>
           </w:p>
         </w:tc>
@@ -3607,7 +3607,7 @@
               <w:rPr>
                 <w:sz w:val="18"/>
               </w:rPr>
-              <w:t xml:space="preserve">  Comorbidity (pre-index): PE</w:t>
+              <w:t>Comorbidity (pre-index): PE</w:t>
             </w:r>
           </w:p>
         </w:tc>
@@ -3679,7 +3679,7 @@
               <w:rPr>
                 <w:sz w:val="18"/>
               </w:rPr>
-              <w:t xml:space="preserve">  Comorbidity (pre-index): Any of 5</w:t>
+              <w:t>Comorbidity (pre-index): Any of 5</w:t>
             </w:r>
           </w:p>
         </w:tc>
@@ -3693,7 +3693,7 @@
               <w:rPr>
                 <w:sz w:val="18"/>
               </w:rPr>
-              <w:t>6 (2.9%)</w:t>
+              <w:t>6 (3.0%)</w:t>
             </w:r>
           </w:p>
         </w:tc>
@@ -3707,7 +3707,7 @@
               <w:rPr>
                 <w:sz w:val="18"/>
               </w:rPr>
-              <w:t>14 (1.9%)</w:t>
+              <w:t>13 (1.8%)</w:t>
             </w:r>
           </w:p>
         </w:tc>
@@ -3721,7 +3721,7 @@
               <w:rPr>
                 <w:sz w:val="18"/>
               </w:rPr>
-              <w:t>0.410</w:t>
+              <w:t>0.400</w:t>
             </w:r>
           </w:p>
         </w:tc>
@@ -3735,7 +3735,7 @@
               <w:rPr>
                 <w:sz w:val="18"/>
               </w:rPr>
-              <w:t>0.067</w:t>
+              <w:t>0.073</w:t>
             </w:r>
           </w:p>
         </w:tc>
@@ -3751,7 +3751,7 @@
               <w:rPr>
                 <w:sz w:val="18"/>
               </w:rPr>
-              <w:t xml:space="preserve">  — HPV testing history —</w:t>
+              <w:t>— HPV testing history —</w:t>
             </w:r>
           </w:p>
         </w:tc>
@@ -3819,7 +3819,7 @@
               <w:rPr>
                 <w:sz w:val="18"/>
               </w:rPr>
-              <w:t xml:space="preserve">  Pre-surgery HPV status: HR-HPV+</w:t>
+              <w:t>Pre-surgery HPV status: HR-HPV+</w:t>
             </w:r>
           </w:p>
         </w:tc>
@@ -3833,7 +3833,7 @@
               <w:rPr>
                 <w:sz w:val="18"/>
               </w:rPr>
-              <w:t>72 (35.3%)</w:t>
+              <w:t>72 (35.5%)</w:t>
             </w:r>
           </w:p>
         </w:tc>
@@ -3847,7 +3847,7 @@
               <w:rPr>
                 <w:sz w:val="18"/>
               </w:rPr>
-              <w:t>277 (37.9%)</w:t>
+              <w:t>269 (37.9%)</w:t>
             </w:r>
           </w:p>
         </w:tc>
@@ -3861,7 +3861,7 @@
               <w:rPr>
                 <w:sz w:val="18"/>
               </w:rPr>
-              <w:t>0.513</w:t>
+              <w:t>0.565</w:t>
             </w:r>
           </w:p>
         </w:tc>
@@ -3875,7 +3875,7 @@
               <w:rPr>
                 <w:sz w:val="18"/>
               </w:rPr>
-              <w:t>0.055</w:t>
+              <w:t>0.051</w:t>
             </w:r>
           </w:p>
         </w:tc>
@@ -3891,7 +3891,7 @@
               <w:rPr>
                 <w:sz w:val="18"/>
               </w:rPr>
-              <w:t xml:space="preserve">  Pre-surgery HPV status: non-HR HPV+</w:t>
+              <w:t>Pre-surgery HPV status: non-HR HPV+</w:t>
             </w:r>
           </w:p>
         </w:tc>
@@ -3905,7 +3905,7 @@
               <w:rPr>
                 <w:sz w:val="18"/>
               </w:rPr>
-              <w:t>26 (12.7%)</w:t>
+              <w:t>25 (12.3%)</w:t>
             </w:r>
           </w:p>
         </w:tc>
@@ -3919,7 +3919,7 @@
               <w:rPr>
                 <w:sz w:val="18"/>
               </w:rPr>
-              <w:t>67 (9.2%)</w:t>
+              <w:t>67 (9.4%)</w:t>
             </w:r>
           </w:p>
         </w:tc>
@@ -3933,7 +3933,7 @@
               <w:rPr>
                 <w:sz w:val="18"/>
               </w:rPr>
-              <w:t>0.146</w:t>
+              <w:t>0.236</w:t>
             </w:r>
           </w:p>
         </w:tc>
@@ -3947,7 +3947,7 @@
               <w:rPr>
                 <w:sz w:val="18"/>
               </w:rPr>
-              <w:t>0.114</w:t>
+              <w:t>0.092</w:t>
             </w:r>
           </w:p>
         </w:tc>
@@ -3963,7 +3963,7 @@
               <w:rPr>
                 <w:sz w:val="18"/>
               </w:rPr>
-              <w:t xml:space="preserve">  Pre-surgery HPV status: HPV negative</w:t>
+              <w:t>Pre-surgery HPV status: HPV negative</w:t>
             </w:r>
           </w:p>
         </w:tc>
@@ -3977,7 +3977,7 @@
               <w:rPr>
                 <w:sz w:val="18"/>
               </w:rPr>
-              <w:t>39 (19.1%)</w:t>
+              <w:t>39 (19.2%)</w:t>
             </w:r>
           </w:p>
         </w:tc>
@@ -3991,7 +3991,7 @@
               <w:rPr>
                 <w:sz w:val="18"/>
               </w:rPr>
-              <w:t>131 (17.9%)</w:t>
+              <w:t>126 (17.8%)</w:t>
             </w:r>
           </w:p>
         </w:tc>
@@ -4005,7 +4005,7 @@
               <w:rPr>
                 <w:sz w:val="18"/>
               </w:rPr>
-              <w:t>0.683</w:t>
+              <w:t>0.679</w:t>
             </w:r>
           </w:p>
         </w:tc>
@@ -4019,7 +4019,7 @@
               <w:rPr>
                 <w:sz w:val="18"/>
               </w:rPr>
-              <w:t>0.030</w:t>
+              <w:t>0.037</w:t>
             </w:r>
           </w:p>
         </w:tc>
@@ -4035,7 +4035,7 @@
               <w:rPr>
                 <w:sz w:val="18"/>
               </w:rPr>
-              <w:t xml:space="preserve">  Pre-surgery HPV status: No test</w:t>
+              <w:t>Pre-surgery HPV status: No test</w:t>
             </w:r>
           </w:p>
         </w:tc>
@@ -4049,7 +4049,7 @@
               <w:rPr>
                 <w:sz w:val="18"/>
               </w:rPr>
-              <w:t>67 (32.8%)</w:t>
+              <w:t>67 (33.0%)</w:t>
             </w:r>
           </w:p>
         </w:tc>
@@ -4063,7 +4063,7 @@
               <w:rPr>
                 <w:sz w:val="18"/>
               </w:rPr>
-              <w:t>255 (34.9%)</w:t>
+              <w:t>247 (34.8%)</w:t>
             </w:r>
           </w:p>
         </w:tc>
@@ -4077,7 +4077,7 @@
               <w:rPr>
                 <w:sz w:val="18"/>
               </w:rPr>
-              <w:t>0.618</w:t>
+              <w:t>0.676</w:t>
             </w:r>
           </w:p>
         </w:tc>
@@ -4091,7 +4091,7 @@
               <w:rPr>
                 <w:sz w:val="18"/>
               </w:rPr>
-              <w:t>0.044</w:t>
+              <w:t>0.039</w:t>
             </w:r>
           </w:p>
         </w:tc>
@@ -4107,7 +4107,7 @@
               <w:rPr>
                 <w:sz w:val="18"/>
               </w:rPr>
-              <w:t xml:space="preserve">  Post-surgery HPV (first test, any time): HR-HPV+</w:t>
+              <w:t>Post-surgery HPV (first test, any time): HR-HPV+</w:t>
             </w:r>
           </w:p>
         </w:tc>
@@ -4121,7 +4121,7 @@
               <w:rPr>
                 <w:sz w:val="18"/>
               </w:rPr>
-              <w:t>77 (37.7%)</w:t>
+              <w:t>77 (37.9%)</w:t>
             </w:r>
           </w:p>
         </w:tc>
@@ -4135,7 +4135,7 @@
               <w:rPr>
                 <w:sz w:val="18"/>
               </w:rPr>
-              <w:t>319 (43.7%)</w:t>
+              <w:t>310 (43.7%)</w:t>
             </w:r>
           </w:p>
         </w:tc>
@@ -4149,7 +4149,7 @@
               <w:rPr>
                 <w:sz w:val="18"/>
               </w:rPr>
-              <w:t>0.149</w:t>
+              <w:t>0.148</w:t>
             </w:r>
           </w:p>
         </w:tc>
@@ -4163,7 +4163,7 @@
               <w:rPr>
                 <w:sz w:val="18"/>
               </w:rPr>
-              <w:t>0.121</w:t>
+              <w:t>0.118</w:t>
             </w:r>
           </w:p>
         </w:tc>
@@ -4179,7 +4179,7 @@
               <w:rPr>
                 <w:sz w:val="18"/>
               </w:rPr>
-              <w:t xml:space="preserve">  Post-surgery HPV (first test, any time): non-HR HPV+</w:t>
+              <w:t>Post-surgery HPV (first test, any time): non-HR HPV+</w:t>
             </w:r>
           </w:p>
         </w:tc>
@@ -4193,7 +4193,7 @@
               <w:rPr>
                 <w:sz w:val="18"/>
               </w:rPr>
-              <w:t>11 (5.4%)</w:t>
+              <w:t>10 (4.9%)</w:t>
             </w:r>
           </w:p>
         </w:tc>
@@ -4207,7 +4207,7 @@
               <w:rPr>
                 <w:sz w:val="18"/>
               </w:rPr>
-              <w:t>37 (5.1%)</w:t>
+              <w:t>37 (5.2%)</w:t>
             </w:r>
           </w:p>
         </w:tc>
@@ -4221,7 +4221,7 @@
               <w:rPr>
                 <w:sz w:val="18"/>
               </w:rPr>
-              <w:t>0.858</w:t>
+              <w:t>1.000</w:t>
             </w:r>
           </w:p>
         </w:tc>
@@ -4235,7 +4235,7 @@
               <w:rPr>
                 <w:sz w:val="18"/>
               </w:rPr>
-              <w:t>0.015</w:t>
+              <w:t>0.013</w:t>
             </w:r>
           </w:p>
         </w:tc>
@@ -4251,7 +4251,7 @@
               <w:rPr>
                 <w:sz w:val="18"/>
               </w:rPr>
-              <w:t xml:space="preserve">  Post-surgery HPV (first test, any time): HPV negative</w:t>
+              <w:t>Post-surgery HPV (first test, any time): HPV negative</w:t>
             </w:r>
           </w:p>
         </w:tc>
@@ -4265,7 +4265,7 @@
               <w:rPr>
                 <w:sz w:val="18"/>
               </w:rPr>
-              <w:t>113 (55.4%)</w:t>
+              <w:t>113 (55.7%)</w:t>
             </w:r>
           </w:p>
         </w:tc>
@@ -4279,7 +4279,7 @@
               <w:rPr>
                 <w:sz w:val="18"/>
               </w:rPr>
-              <w:t>360 (49.3%)</w:t>
+              <w:t>349 (49.2%)</w:t>
             </w:r>
           </w:p>
         </w:tc>
@@ -4293,7 +4293,7 @@
               <w:rPr>
                 <w:sz w:val="18"/>
               </w:rPr>
-              <w:t>0.133</w:t>
+              <w:t>0.112</w:t>
             </w:r>
           </w:p>
         </w:tc>
@@ -4307,7 +4307,7 @@
               <w:rPr>
                 <w:sz w:val="18"/>
               </w:rPr>
-              <w:t>0.122</w:t>
+              <w:t>0.129</w:t>
             </w:r>
           </w:p>
         </w:tc>
@@ -4323,7 +4323,7 @@
               <w:rPr>
                 <w:sz w:val="18"/>
               </w:rPr>
-              <w:t xml:space="preserve">  Post-surgery HPV (first test, any time): No test</w:t>
+              <w:t>Post-surgery HPV (first test, any time): No test</w:t>
             </w:r>
           </w:p>
         </w:tc>
@@ -4351,7 +4351,7 @@
               <w:rPr>
                 <w:sz w:val="18"/>
               </w:rPr>
-              <w:t>14 (1.9%)</w:t>
+              <w:t>13 (1.8%)</w:t>
             </w:r>
           </w:p>
         </w:tc>
@@ -4379,7 +4379,7 @@
               <w:rPr>
                 <w:sz w:val="18"/>
               </w:rPr>
-              <w:t>0.035</w:t>
+              <w:t>0.028</w:t>
             </w:r>
           </w:p>
         </w:tc>
@@ -4395,7 +4395,7 @@
               <w:rPr>
                 <w:sz w:val="18"/>
               </w:rPr>
-              <w:t xml:space="preserve">  Post-surgery HPV (first test, before vaccine/index): HR-HPV+</w:t>
+              <w:t>Post-surgery HPV (first test, before vaccine/index): HR-HPV+</w:t>
             </w:r>
           </w:p>
         </w:tc>
@@ -4409,7 +4409,7 @@
               <w:rPr>
                 <w:sz w:val="18"/>
               </w:rPr>
-              <w:t>26 (12.7%)</w:t>
+              <w:t>26 (12.8%)</w:t>
             </w:r>
           </w:p>
         </w:tc>
@@ -4423,7 +4423,7 @@
               <w:rPr>
                 <w:sz w:val="18"/>
               </w:rPr>
-              <w:t>87 (11.9%)</w:t>
+              <w:t>85 (12.0%)</w:t>
             </w:r>
           </w:p>
         </w:tc>
@@ -4437,7 +4437,7 @@
               <w:rPr>
                 <w:sz w:val="18"/>
               </w:rPr>
-              <w:t>0.717</w:t>
+              <w:t>0.808</w:t>
             </w:r>
           </w:p>
         </w:tc>
@@ -4467,7 +4467,7 @@
               <w:rPr>
                 <w:sz w:val="18"/>
               </w:rPr>
-              <w:t xml:space="preserve">  Post-surgery HPV (first test, before vaccine/index): non-HR HPV+</w:t>
+              <w:t>Post-surgery HPV (first test, before vaccine/index): non-HR HPV+</w:t>
             </w:r>
           </w:p>
         </w:tc>
@@ -4481,7 +4481,7 @@
               <w:rPr>
                 <w:sz w:val="18"/>
               </w:rPr>
-              <w:t>6 (2.9%)</w:t>
+              <w:t>5 (2.5%)</w:t>
             </w:r>
           </w:p>
         </w:tc>
@@ -4495,7 +4495,7 @@
               <w:rPr>
                 <w:sz w:val="18"/>
               </w:rPr>
-              <w:t>14 (1.9%)</w:t>
+              <w:t>14 (2.0%)</w:t>
             </w:r>
           </w:p>
         </w:tc>
@@ -4509,7 +4509,7 @@
               <w:rPr>
                 <w:sz w:val="18"/>
               </w:rPr>
-              <w:t>0.410</w:t>
+              <w:t>0.589</w:t>
             </w:r>
           </w:p>
         </w:tc>
@@ -4523,7 +4523,7 @@
               <w:rPr>
                 <w:sz w:val="18"/>
               </w:rPr>
-              <w:t>0.067</w:t>
+              <w:t>0.033</w:t>
             </w:r>
           </w:p>
         </w:tc>
@@ -4539,7 +4539,7 @@
               <w:rPr>
                 <w:sz w:val="18"/>
               </w:rPr>
-              <w:t xml:space="preserve">  Post-surgery HPV (first test, before vaccine/index): HPV negative</w:t>
+              <w:t>Post-surgery HPV (first test, before vaccine/index): HPV negative</w:t>
             </w:r>
           </w:p>
         </w:tc>
@@ -4553,7 +4553,7 @@
               <w:rPr>
                 <w:sz w:val="18"/>
               </w:rPr>
-              <w:t>55 (27.0%)</w:t>
+              <w:t>55 (27.1%)</w:t>
             </w:r>
           </w:p>
         </w:tc>
@@ -4567,7 +4567,7 @@
               <w:rPr>
                 <w:sz w:val="18"/>
               </w:rPr>
-              <w:t>145 (19.9%)</w:t>
+              <w:t>141 (19.9%)</w:t>
             </w:r>
           </w:p>
         </w:tc>
@@ -4581,7 +4581,7 @@
               <w:rPr>
                 <w:sz w:val="18"/>
               </w:rPr>
-              <w:t>0.034</w:t>
+              <w:t>0.033</w:t>
             </w:r>
           </w:p>
         </w:tc>
@@ -4595,7 +4595,7 @@
               <w:rPr>
                 <w:sz w:val="18"/>
               </w:rPr>
-              <w:t>0.168</w:t>
+              <w:t>0.171</w:t>
             </w:r>
           </w:p>
         </w:tc>
@@ -4611,7 +4611,7 @@
               <w:rPr>
                 <w:sz w:val="18"/>
               </w:rPr>
-              <w:t xml:space="preserve">  Post-surgery HPV (first test, before vaccine/index): No test</w:t>
+              <w:t>Post-surgery HPV (first test, before vaccine/index): No test</w:t>
             </w:r>
           </w:p>
         </w:tc>
@@ -4625,7 +4625,7 @@
               <w:rPr>
                 <w:sz w:val="18"/>
               </w:rPr>
-              <w:t>117 (57.4%)</w:t>
+              <w:t>117 (57.6%)</w:t>
             </w:r>
           </w:p>
         </w:tc>
@@ -4639,7 +4639,7 @@
               <w:rPr>
                 <w:sz w:val="18"/>
               </w:rPr>
-              <w:t>484 (66.3%)</w:t>
+              <w:t>469 (66.1%)</w:t>
             </w:r>
           </w:p>
         </w:tc>
@@ -4653,7 +4653,7 @@
               <w:rPr>
                 <w:sz w:val="18"/>
               </w:rPr>
-              <w:t>0.021</w:t>
+              <w:t>0.031</w:t>
             </w:r>
           </w:p>
         </w:tc>
@@ -4667,7 +4667,7 @@
               <w:rPr>
                 <w:sz w:val="18"/>
               </w:rPr>
-              <w:t>0.185</w:t>
+              <w:t>0.176</w:t>
             </w:r>
           </w:p>
         </w:tc>
@@ -4683,7 +4683,7 @@
               <w:rPr>
                 <w:sz w:val="18"/>
               </w:rPr>
-              <w:t xml:space="preserve">  — Surgical pathology severity —</w:t>
+              <w:t>— Surgical pathology severity —</w:t>
             </w:r>
           </w:p>
         </w:tc>
@@ -4751,7 +4751,7 @@
               <w:rPr>
                 <w:sz w:val="18"/>
               </w:rPr>
-              <w:t xml:space="preserve">  Surgical pathology: Invasive cancer</w:t>
+              <w:t>Surgical pathology: Invasive cancer</w:t>
             </w:r>
           </w:p>
         </w:tc>
@@ -4765,7 +4765,7 @@
               <w:rPr>
                 <w:sz w:val="18"/>
               </w:rPr>
-              <w:t>20 (9.8%)</w:t>
+              <w:t>20 (9.9%)</w:t>
             </w:r>
           </w:p>
         </w:tc>
@@ -4779,7 +4779,7 @@
               <w:rPr>
                 <w:sz w:val="18"/>
               </w:rPr>
-              <w:t>79 (10.8%)</w:t>
+              <w:t>74 (10.4%)</w:t>
             </w:r>
           </w:p>
         </w:tc>
@@ -4793,7 +4793,7 @@
               <w:rPr>
                 <w:sz w:val="18"/>
               </w:rPr>
-              <w:t>0.797</w:t>
+              <w:t>0.896</w:t>
             </w:r>
           </w:p>
         </w:tc>
@@ -4807,7 +4807,7 @@
               <w:rPr>
                 <w:sz w:val="18"/>
               </w:rPr>
-              <w:t>0.033</w:t>
+              <w:t>0.019</w:t>
             </w:r>
           </w:p>
         </w:tc>
@@ -4823,7 +4823,7 @@
               <w:rPr>
                 <w:sz w:val="18"/>
               </w:rPr>
-              <w:t xml:space="preserve">  Surgical pathology: HSIL/CIN3</w:t>
+              <w:t>Surgical pathology: HSIL/CIN3</w:t>
             </w:r>
           </w:p>
         </w:tc>
@@ -4837,7 +4837,7 @@
               <w:rPr>
                 <w:sz w:val="18"/>
               </w:rPr>
-              <w:t>95 (46.6%)</w:t>
+              <w:t>94 (46.3%)</w:t>
             </w:r>
           </w:p>
         </w:tc>
@@ -4851,7 +4851,7 @@
               <w:rPr>
                 <w:sz w:val="18"/>
               </w:rPr>
-              <w:t>317 (43.4%)</w:t>
+              <w:t>303 (42.7%)</w:t>
             </w:r>
           </w:p>
         </w:tc>
@@ -4865,7 +4865,7 @@
               <w:rPr>
                 <w:sz w:val="18"/>
               </w:rPr>
-              <w:t>0.426</w:t>
+              <w:t>0.378</w:t>
             </w:r>
           </w:p>
         </w:tc>
@@ -4879,7 +4879,7 @@
               <w:rPr>
                 <w:sz w:val="18"/>
               </w:rPr>
-              <w:t>0.063</w:t>
+              <w:t>0.072</w:t>
             </w:r>
           </w:p>
         </w:tc>
@@ -4895,7 +4895,7 @@
               <w:rPr>
                 <w:sz w:val="18"/>
               </w:rPr>
-              <w:t xml:space="preserve">  Surgical pathology: CIN2 / moderate dysplasia</w:t>
+              <w:t>Surgical pathology: CIN2 / moderate dysplasia</w:t>
             </w:r>
           </w:p>
         </w:tc>
@@ -4909,7 +4909,7 @@
               <w:rPr>
                 <w:sz w:val="18"/>
               </w:rPr>
-              <w:t>16 (7.8%)</w:t>
+              <w:t>16 (7.9%)</w:t>
             </w:r>
           </w:p>
         </w:tc>
@@ -4923,7 +4923,7 @@
               <w:rPr>
                 <w:sz w:val="18"/>
               </w:rPr>
-              <w:t>45 (6.2%)</w:t>
+              <w:t>45 (6.3%)</w:t>
             </w:r>
           </w:p>
         </w:tc>
@@ -4937,7 +4937,7 @@
               <w:rPr>
                 <w:sz w:val="18"/>
               </w:rPr>
-              <w:t>0.423</w:t>
+              <w:t>0.428</w:t>
             </w:r>
           </w:p>
         </w:tc>
@@ -4951,7 +4951,7 @@
               <w:rPr>
                 <w:sz w:val="18"/>
               </w:rPr>
-              <w:t>0.066</w:t>
+              <w:t>0.060</w:t>
             </w:r>
           </w:p>
         </w:tc>
@@ -4967,7 +4967,7 @@
               <w:rPr>
                 <w:sz w:val="18"/>
               </w:rPr>
-              <w:t xml:space="preserve">  Surgical pathology: CIN1 / LSIL / mild dysplasia</w:t>
+              <w:t>Surgical pathology: CIN1 / LSIL / mild dysplasia</w:t>
             </w:r>
           </w:p>
         </w:tc>
@@ -4981,7 +4981,7 @@
               <w:rPr>
                 <w:sz w:val="18"/>
               </w:rPr>
-              <w:t>20 (9.8%)</w:t>
+              <w:t>20 (9.9%)</w:t>
             </w:r>
           </w:p>
         </w:tc>
@@ -4995,7 +4995,7 @@
               <w:rPr>
                 <w:sz w:val="18"/>
               </w:rPr>
-              <w:t>83 (11.4%)</w:t>
+              <w:t>81 (11.4%)</w:t>
             </w:r>
           </w:p>
         </w:tc>
@@ -5009,7 +5009,7 @@
               <w:rPr>
                 <w:sz w:val="18"/>
               </w:rPr>
-              <w:t>0.613</w:t>
+              <w:t>0.612</w:t>
             </w:r>
           </w:p>
         </w:tc>
@@ -5039,7 +5039,7 @@
               <w:rPr>
                 <w:sz w:val="18"/>
               </w:rPr>
-              <w:t xml:space="preserve">  Surgical pathology: Benign / other</w:t>
+              <w:t>Surgical pathology: Benign / other</w:t>
             </w:r>
           </w:p>
         </w:tc>
@@ -5053,7 +5053,7 @@
               <w:rPr>
                 <w:sz w:val="18"/>
               </w:rPr>
-              <w:t>53 (26.0%)</w:t>
+              <w:t>53 (26.1%)</w:t>
             </w:r>
           </w:p>
         </w:tc>
@@ -5067,7 +5067,7 @@
               <w:rPr>
                 <w:sz w:val="18"/>
               </w:rPr>
-              <w:t>206 (28.2%)</w:t>
+              <w:t>206 (29.1%)</w:t>
             </w:r>
           </w:p>
         </w:tc>
@@ -5081,7 +5081,7 @@
               <w:rPr>
                 <w:sz w:val="18"/>
               </w:rPr>
-              <w:t>0.596</w:t>
+              <w:t>0.428</w:t>
             </w:r>
           </w:p>
         </w:tc>
@@ -5095,7 +5095,7 @@
               <w:rPr>
                 <w:sz w:val="18"/>
               </w:rPr>
-              <w:t>0.050</w:t>
+              <w:t>0.066</w:t>
             </w:r>
           </w:p>
         </w:tc>
@@ -5111,7 +5111,7 @@
               <w:rPr>
                 <w:sz w:val="18"/>
               </w:rPr>
-              <w:t xml:space="preserve">  Pre-vaccine hr-HPV+ (clearance subset eligibility)</w:t>
+              <w:t>Pre-vaccine hr-HPV+ (clearance subset eligibility)</w:t>
             </w:r>
           </w:p>
         </w:tc>
@@ -5125,7 +5125,7 @@
               <w:rPr>
                 <w:sz w:val="18"/>
               </w:rPr>
-              <w:t>95 (46.6%)</w:t>
+              <w:t>95 (46.8%)</w:t>
             </w:r>
           </w:p>
         </w:tc>
@@ -5139,7 +5139,7 @@
               <w:rPr>
                 <w:sz w:val="18"/>
               </w:rPr>
-              <w:t>323 (44.2%)</w:t>
+              <w:t>314 (44.3%)</w:t>
             </w:r>
           </w:p>
         </w:tc>
@@ -5153,7 +5153,7 @@
               <w:rPr>
                 <w:sz w:val="18"/>
               </w:rPr>
-              <w:t>0.578</w:t>
+              <w:t>0.575</w:t>
             </w:r>
           </w:p>
         </w:tc>
@@ -5167,7 +5167,693 @@
               <w:rPr>
                 <w:sz w:val="18"/>
               </w:rPr>
-              <w:t>0.047</w:t>
+              <w:t>0.050</w:t>
+            </w:r>
+          </w:p>
+        </w:tc>
+      </w:tr>
+    </w:tbl>
+    <w:p>
+      <w:r>
+        <w:br w:type="page"/>
+      </w:r>
+    </w:p>
+    <w:p>
+      <w:r>
+        <w:rPr>
+          <w:b/>
+        </w:rPr>
+        <w:t>Table 1C</w:t>
+      </w:r>
+      <w:r>
+        <w:t>. Baseline characteristics of the Cohort B clearance co-primary analytic subset (women with documented pre-vaccine hr-HPV positivity, after matched-set integrity and the 3-month landmark). N = 233 (92 vaccinated / 141 fine-matched controls). Absolute standardised mean differences (|SMD|) describe balance on the matching covariates within the clearance subset.</w:t>
+      </w:r>
+    </w:p>
+    <w:p/>
+    <w:tbl>
+      <w:tblPr>
+        <w:tblStyle w:val="LightGrid-Accent1"/>
+        <w:tblW w:type="auto" w:w="0"/>
+        <w:tblLayout w:type="fixed"/>
+        <w:tblLook w:firstColumn="1" w:firstRow="1" w:lastColumn="0" w:lastRow="0" w:noHBand="0" w:noVBand="1" w:val="04A0"/>
+      </w:tblPr>
+      <w:tblGrid>
+        <w:gridCol w:w="1994"/>
+        <w:gridCol w:w="1994"/>
+        <w:gridCol w:w="1994"/>
+        <w:gridCol w:w="1994"/>
+        <w:gridCol w:w="1994"/>
+      </w:tblGrid>
+      <w:tr>
+        <w:tc>
+          <w:tcPr>
+            <w:tcW w:type="dxa" w:w="3456"/>
+            <w:vAlign w:val="center"/>
+          </w:tcPr>
+          <w:p>
+            <w:r/>
+            <w:r>
+              <w:rPr>
+                <w:b/>
+                <w:sz w:val="18"/>
+              </w:rPr>
+              <w:t>Variable</w:t>
+            </w:r>
+          </w:p>
+        </w:tc>
+        <w:tc>
+          <w:tcPr>
+            <w:tcW w:type="dxa" w:w="1584"/>
+            <w:vAlign w:val="center"/>
+          </w:tcPr>
+          <w:p>
+            <w:r/>
+            <w:r>
+              <w:rPr>
+                <w:b/>
+                <w:sz w:val="18"/>
+              </w:rPr>
+              <w:t>Vaccinated</w:t>
+            </w:r>
+          </w:p>
+        </w:tc>
+        <w:tc>
+          <w:tcPr>
+            <w:tcW w:type="dxa" w:w="1728"/>
+            <w:vAlign w:val="center"/>
+          </w:tcPr>
+          <w:p>
+            <w:r/>
+            <w:r>
+              <w:rPr>
+                <w:b/>
+                <w:sz w:val="18"/>
+              </w:rPr>
+              <w:t>Non-vaccinated</w:t>
+            </w:r>
+          </w:p>
+        </w:tc>
+        <w:tc>
+          <w:tcPr>
+            <w:tcW w:type="dxa" w:w="864"/>
+            <w:vAlign w:val="center"/>
+          </w:tcPr>
+          <w:p>
+            <w:r/>
+            <w:r>
+              <w:rPr>
+                <w:b/>
+                <w:sz w:val="18"/>
+              </w:rPr>
+              <w:t>p value</w:t>
+            </w:r>
+          </w:p>
+        </w:tc>
+        <w:tc>
+          <w:tcPr>
+            <w:tcW w:type="dxa" w:w="864"/>
+            <w:vAlign w:val="center"/>
+          </w:tcPr>
+          <w:p>
+            <w:r/>
+            <w:r>
+              <w:rPr>
+                <w:b/>
+                <w:sz w:val="18"/>
+              </w:rPr>
+              <w:t>|SMD|</w:t>
+            </w:r>
+          </w:p>
+        </w:tc>
+      </w:tr>
+      <w:tr>
+        <w:tc>
+          <w:tcPr>
+            <w:tcW w:type="dxa" w:w="3456"/>
+          </w:tcPr>
+          <w:p>
+            <w:r/>
+            <w:r>
+              <w:rPr>
+                <w:sz w:val="18"/>
+              </w:rPr>
+              <w:t>— ≥2 DOSE + 3-MO LANDMARK + PRE-VACCINE hr-HPV+ CLEARANCE SUBSET (n=233: 92 vac / 141 non-vac) —</w:t>
+            </w:r>
+          </w:p>
+        </w:tc>
+        <w:tc>
+          <w:tcPr>
+            <w:tcW w:type="dxa" w:w="1584"/>
+          </w:tcPr>
+          <w:p>
+            <w:r/>
+            <w:r>
+              <w:rPr>
+                <w:sz w:val="18"/>
+              </w:rPr>
+            </w:r>
+          </w:p>
+        </w:tc>
+        <w:tc>
+          <w:tcPr>
+            <w:tcW w:type="dxa" w:w="1728"/>
+          </w:tcPr>
+          <w:p>
+            <w:r/>
+            <w:r>
+              <w:rPr>
+                <w:sz w:val="18"/>
+              </w:rPr>
+            </w:r>
+          </w:p>
+        </w:tc>
+        <w:tc>
+          <w:tcPr>
+            <w:tcW w:type="dxa" w:w="864"/>
+          </w:tcPr>
+          <w:p>
+            <w:r/>
+            <w:r>
+              <w:rPr>
+                <w:sz w:val="18"/>
+              </w:rPr>
+            </w:r>
+          </w:p>
+        </w:tc>
+        <w:tc>
+          <w:tcPr>
+            <w:tcW w:type="dxa" w:w="864"/>
+          </w:tcPr>
+          <w:p>
+            <w:r/>
+            <w:r>
+              <w:rPr>
+                <w:sz w:val="18"/>
+              </w:rPr>
+            </w:r>
+          </w:p>
+        </w:tc>
+      </w:tr>
+      <w:tr>
+        <w:tc>
+          <w:tcPr>
+            <w:tcW w:type="dxa" w:w="3456"/>
+          </w:tcPr>
+          <w:p>
+            <w:r/>
+            <w:r>
+              <w:rPr>
+                <w:sz w:val="18"/>
+              </w:rPr>
+              <w:t>Age at index, years</w:t>
+            </w:r>
+          </w:p>
+        </w:tc>
+        <w:tc>
+          <w:tcPr>
+            <w:tcW w:type="dxa" w:w="1584"/>
+          </w:tcPr>
+          <w:p>
+            <w:r/>
+            <w:r>
+              <w:rPr>
+                <w:sz w:val="18"/>
+              </w:rPr>
+              <w:t>35.62 ± 8.09</w:t>
+            </w:r>
+          </w:p>
+        </w:tc>
+        <w:tc>
+          <w:tcPr>
+            <w:tcW w:type="dxa" w:w="1728"/>
+          </w:tcPr>
+          <w:p>
+            <w:r/>
+            <w:r>
+              <w:rPr>
+                <w:sz w:val="18"/>
+              </w:rPr>
+              <w:t>35.65 ± 7.01</w:t>
+            </w:r>
+          </w:p>
+        </w:tc>
+        <w:tc>
+          <w:tcPr>
+            <w:tcW w:type="dxa" w:w="864"/>
+          </w:tcPr>
+          <w:p>
+            <w:r/>
+            <w:r>
+              <w:rPr>
+                <w:sz w:val="18"/>
+              </w:rPr>
+              <w:t>0.972</w:t>
+            </w:r>
+          </w:p>
+        </w:tc>
+        <w:tc>
+          <w:tcPr>
+            <w:tcW w:type="dxa" w:w="864"/>
+          </w:tcPr>
+          <w:p>
+            <w:r/>
+            <w:r>
+              <w:rPr>
+                <w:sz w:val="18"/>
+              </w:rPr>
+              <w:t>0.005</w:t>
+            </w:r>
+          </w:p>
+        </w:tc>
+      </w:tr>
+      <w:tr>
+        <w:tc>
+          <w:tcPr>
+            <w:tcW w:type="dxa" w:w="3456"/>
+          </w:tcPr>
+          <w:p>
+            <w:r/>
+            <w:r>
+              <w:rPr>
+                <w:sz w:val="18"/>
+              </w:rPr>
+              <w:t>BMI, kg/m²</w:t>
+            </w:r>
+          </w:p>
+        </w:tc>
+        <w:tc>
+          <w:tcPr>
+            <w:tcW w:type="dxa" w:w="1584"/>
+          </w:tcPr>
+          <w:p>
+            <w:r/>
+            <w:r>
+              <w:rPr>
+                <w:sz w:val="18"/>
+              </w:rPr>
+              <w:t>22.36 ± 3.34</w:t>
+            </w:r>
+          </w:p>
+        </w:tc>
+        <w:tc>
+          <w:tcPr>
+            <w:tcW w:type="dxa" w:w="1728"/>
+          </w:tcPr>
+          <w:p>
+            <w:r/>
+            <w:r>
+              <w:rPr>
+                <w:sz w:val="18"/>
+              </w:rPr>
+              <w:t>21.84 ± 3.09</w:t>
+            </w:r>
+          </w:p>
+        </w:tc>
+        <w:tc>
+          <w:tcPr>
+            <w:tcW w:type="dxa" w:w="864"/>
+          </w:tcPr>
+          <w:p>
+            <w:r/>
+            <w:r>
+              <w:rPr>
+                <w:sz w:val="18"/>
+              </w:rPr>
+              <w:t>0.264</w:t>
+            </w:r>
+          </w:p>
+        </w:tc>
+        <w:tc>
+          <w:tcPr>
+            <w:tcW w:type="dxa" w:w="864"/>
+          </w:tcPr>
+          <w:p>
+            <w:r/>
+            <w:r>
+              <w:rPr>
+                <w:sz w:val="18"/>
+              </w:rPr>
+              <w:t>0.162</w:t>
+            </w:r>
+          </w:p>
+        </w:tc>
+      </w:tr>
+      <w:tr>
+        <w:tc>
+          <w:tcPr>
+            <w:tcW w:type="dxa" w:w="3456"/>
+          </w:tcPr>
+          <w:p>
+            <w:r/>
+            <w:r>
+              <w:rPr>
+                <w:sz w:val="18"/>
+              </w:rPr>
+              <w:t>Seoul residence</w:t>
+            </w:r>
+          </w:p>
+        </w:tc>
+        <w:tc>
+          <w:tcPr>
+            <w:tcW w:type="dxa" w:w="1584"/>
+          </w:tcPr>
+          <w:p>
+            <w:r/>
+            <w:r>
+              <w:rPr>
+                <w:sz w:val="18"/>
+              </w:rPr>
+              <w:t>40 (43.5%)</w:t>
+            </w:r>
+          </w:p>
+        </w:tc>
+        <w:tc>
+          <w:tcPr>
+            <w:tcW w:type="dxa" w:w="1728"/>
+          </w:tcPr>
+          <w:p>
+            <w:r/>
+            <w:r>
+              <w:rPr>
+                <w:sz w:val="18"/>
+              </w:rPr>
+              <w:t>70 (49.6%)</w:t>
+            </w:r>
+          </w:p>
+        </w:tc>
+        <w:tc>
+          <w:tcPr>
+            <w:tcW w:type="dxa" w:w="864"/>
+          </w:tcPr>
+          <w:p>
+            <w:r/>
+            <w:r>
+              <w:rPr>
+                <w:sz w:val="18"/>
+              </w:rPr>
+              <w:t>0.421</w:t>
+            </w:r>
+          </w:p>
+        </w:tc>
+        <w:tc>
+          <w:tcPr>
+            <w:tcW w:type="dxa" w:w="864"/>
+          </w:tcPr>
+          <w:p>
+            <w:r/>
+            <w:r>
+              <w:rPr>
+                <w:sz w:val="18"/>
+              </w:rPr>
+              <w:t>0.124</w:t>
+            </w:r>
+          </w:p>
+        </w:tc>
+      </w:tr>
+      <w:tr>
+        <w:tc>
+          <w:tcPr>
+            <w:tcW w:type="dxa" w:w="3456"/>
+          </w:tcPr>
+          <w:p>
+            <w:r/>
+            <w:r>
+              <w:rPr>
+                <w:sz w:val="18"/>
+              </w:rPr>
+              <w:t>Follow-up, years (from index)</w:t>
+            </w:r>
+          </w:p>
+        </w:tc>
+        <w:tc>
+          <w:tcPr>
+            <w:tcW w:type="dxa" w:w="1584"/>
+          </w:tcPr>
+          <w:p>
+            <w:r/>
+            <w:r>
+              <w:rPr>
+                <w:sz w:val="18"/>
+              </w:rPr>
+              <w:t>6.29 ± 3.89</w:t>
+            </w:r>
+          </w:p>
+        </w:tc>
+        <w:tc>
+          <w:tcPr>
+            <w:tcW w:type="dxa" w:w="1728"/>
+          </w:tcPr>
+          <w:p>
+            <w:r/>
+            <w:r>
+              <w:rPr>
+                <w:sz w:val="18"/>
+              </w:rPr>
+              <w:t>5.72 ± 3.35</w:t>
+            </w:r>
+          </w:p>
+        </w:tc>
+        <w:tc>
+          <w:tcPr>
+            <w:tcW w:type="dxa" w:w="864"/>
+          </w:tcPr>
+          <w:p>
+            <w:r/>
+            <w:r>
+              <w:rPr>
+                <w:sz w:val="18"/>
+              </w:rPr>
+              <w:t>0.253</w:t>
+            </w:r>
+          </w:p>
+        </w:tc>
+        <w:tc>
+          <w:tcPr>
+            <w:tcW w:type="dxa" w:w="864"/>
+          </w:tcPr>
+          <w:p>
+            <w:r/>
+            <w:r>
+              <w:rPr>
+                <w:sz w:val="18"/>
+              </w:rPr>
+              <w:t>0.156</w:t>
+            </w:r>
+          </w:p>
+        </w:tc>
+      </w:tr>
+      <w:tr>
+        <w:tc>
+          <w:tcPr>
+            <w:tcW w:type="dxa" w:w="3456"/>
+          </w:tcPr>
+          <w:p>
+            <w:r/>
+            <w:r>
+              <w:rPr>
+                <w:sz w:val="18"/>
+              </w:rPr>
+              <w:t>Surgery year</w:t>
+            </w:r>
+          </w:p>
+        </w:tc>
+        <w:tc>
+          <w:tcPr>
+            <w:tcW w:type="dxa" w:w="1584"/>
+          </w:tcPr>
+          <w:p>
+            <w:r/>
+            <w:r>
+              <w:rPr>
+                <w:sz w:val="18"/>
+              </w:rPr>
+              <w:t>2016.12 ± 3.45</w:t>
+            </w:r>
+          </w:p>
+        </w:tc>
+        <w:tc>
+          <w:tcPr>
+            <w:tcW w:type="dxa" w:w="1728"/>
+          </w:tcPr>
+          <w:p>
+            <w:r/>
+            <w:r>
+              <w:rPr>
+                <w:sz w:val="18"/>
+              </w:rPr>
+              <w:t>2016.84 ± 3.00</w:t>
+            </w:r>
+          </w:p>
+        </w:tc>
+        <w:tc>
+          <w:tcPr>
+            <w:tcW w:type="dxa" w:w="864"/>
+          </w:tcPr>
+          <w:p>
+            <w:r/>
+            <w:r>
+              <w:rPr>
+                <w:sz w:val="18"/>
+              </w:rPr>
+              <w:t>0.105</w:t>
+            </w:r>
+          </w:p>
+        </w:tc>
+        <w:tc>
+          <w:tcPr>
+            <w:tcW w:type="dxa" w:w="864"/>
+          </w:tcPr>
+          <w:p>
+            <w:r/>
+            <w:r>
+              <w:rPr>
+                <w:sz w:val="18"/>
+              </w:rPr>
+              <w:t>0.222</w:t>
+            </w:r>
+          </w:p>
+        </w:tc>
+      </w:tr>
+      <w:tr>
+        <w:tc>
+          <w:tcPr>
+            <w:tcW w:type="dxa" w:w="3456"/>
+          </w:tcPr>
+          <w:p>
+            <w:r/>
+            <w:r>
+              <w:rPr>
+                <w:sz w:val="18"/>
+              </w:rPr>
+              <w:t>Surgery type: Conization</w:t>
+            </w:r>
+          </w:p>
+        </w:tc>
+        <w:tc>
+          <w:tcPr>
+            <w:tcW w:type="dxa" w:w="1584"/>
+          </w:tcPr>
+          <w:p>
+            <w:r/>
+            <w:r>
+              <w:rPr>
+                <w:sz w:val="18"/>
+              </w:rPr>
+              <w:t>92 (100.0%)</w:t>
+            </w:r>
+          </w:p>
+        </w:tc>
+        <w:tc>
+          <w:tcPr>
+            <w:tcW w:type="dxa" w:w="1728"/>
+          </w:tcPr>
+          <w:p>
+            <w:r/>
+            <w:r>
+              <w:rPr>
+                <w:sz w:val="18"/>
+              </w:rPr>
+              <w:t>140 (99.3%)</w:t>
+            </w:r>
+          </w:p>
+        </w:tc>
+        <w:tc>
+          <w:tcPr>
+            <w:tcW w:type="dxa" w:w="864"/>
+          </w:tcPr>
+          <w:p>
+            <w:r/>
+            <w:r>
+              <w:rPr>
+                <w:sz w:val="18"/>
+              </w:rPr>
+              <w:t>1.000</w:t>
+            </w:r>
+          </w:p>
+        </w:tc>
+        <w:tc>
+          <w:tcPr>
+            <w:tcW w:type="dxa" w:w="864"/>
+          </w:tcPr>
+          <w:p>
+            <w:r/>
+            <w:r>
+              <w:rPr>
+                <w:sz w:val="18"/>
+              </w:rPr>
+              <w:t>0.120</w:t>
+            </w:r>
+          </w:p>
+        </w:tc>
+      </w:tr>
+      <w:tr>
+        <w:tc>
+          <w:tcPr>
+            <w:tcW w:type="dxa" w:w="3456"/>
+          </w:tcPr>
+          <w:p>
+            <w:r/>
+            <w:r>
+              <w:rPr>
+                <w:sz w:val="18"/>
+              </w:rPr>
+              <w:t>Surgery type: Hysterectomy</w:t>
+            </w:r>
+          </w:p>
+        </w:tc>
+        <w:tc>
+          <w:tcPr>
+            <w:tcW w:type="dxa" w:w="1584"/>
+          </w:tcPr>
+          <w:p>
+            <w:r/>
+            <w:r>
+              <w:rPr>
+                <w:sz w:val="18"/>
+              </w:rPr>
+              <w:t>0 (0.0%)</w:t>
+            </w:r>
+          </w:p>
+        </w:tc>
+        <w:tc>
+          <w:tcPr>
+            <w:tcW w:type="dxa" w:w="1728"/>
+          </w:tcPr>
+          <w:p>
+            <w:r/>
+            <w:r>
+              <w:rPr>
+                <w:sz w:val="18"/>
+              </w:rPr>
+              <w:t>1 (0.7%)</w:t>
+            </w:r>
+          </w:p>
+        </w:tc>
+        <w:tc>
+          <w:tcPr>
+            <w:tcW w:type="dxa" w:w="864"/>
+          </w:tcPr>
+          <w:p>
+            <w:r/>
+            <w:r>
+              <w:rPr>
+                <w:sz w:val="18"/>
+              </w:rPr>
+              <w:t>1.000</w:t>
+            </w:r>
+          </w:p>
+        </w:tc>
+        <w:tc>
+          <w:tcPr>
+            <w:tcW w:type="dxa" w:w="864"/>
+          </w:tcPr>
+          <w:p>
+            <w:r/>
+            <w:r>
+              <w:rPr>
+                <w:sz w:val="18"/>
+              </w:rPr>
+              <w:t>0.120</w:t>
             </w:r>
           </w:p>
         </w:tc>
@@ -7152,7 +7838,7 @@
               <w:rPr>
                 <w:sz w:val="18"/>
               </w:rPr>
-              <w:t>7 / 167</w:t>
+              <w:t>8 / 193</w:t>
             </w:r>
           </w:p>
         </w:tc>
@@ -7166,7 +7852,7 @@
               <w:rPr>
                 <w:sz w:val="18"/>
               </w:rPr>
-              <w:t>935 (7.5)</w:t>
+              <w:t>1111 (7.2)</w:t>
             </w:r>
           </w:p>
         </w:tc>
@@ -7180,7 +7866,7 @@
               <w:rPr>
                 <w:sz w:val="18"/>
               </w:rPr>
-              <w:t>40 / 601</w:t>
+              <w:t>45 / 697</w:t>
             </w:r>
           </w:p>
         </w:tc>
@@ -7194,7 +7880,7 @@
               <w:rPr>
                 <w:sz w:val="18"/>
               </w:rPr>
-              <w:t>3206 (12.5)</w:t>
+              <w:t>4031 (11.2)</w:t>
             </w:r>
           </w:p>
         </w:tc>
@@ -7208,7 +7894,7 @@
               <w:rPr>
                 <w:sz w:val="18"/>
               </w:rPr>
-              <w:t>0.58 (0.27–1.26)</w:t>
+              <w:t>0.61 (0.30–1.24)</w:t>
             </w:r>
           </w:p>
         </w:tc>

--- a/docs/HPV_tables_figures_v2.docx
+++ b/docs/HPV_tables_figures_v2.docx
@@ -182,7 +182,7 @@
       <w:r>
         <w:drawing>
           <wp:inline xmlns:a="http://schemas.openxmlformats.org/drawingml/2006/main" xmlns:pic="http://schemas.openxmlformats.org/drawingml/2006/picture">
-            <wp:extent cx="6217920" cy="1732018"/>
+            <wp:extent cx="6217920" cy="1618264"/>
             <wp:docPr id="4" name="Picture 4"/>
             <wp:cNvGraphicFramePr>
               <a:graphicFrameLocks noChangeAspect="1"/>
@@ -203,7 +203,7 @@
                   <pic:spPr>
                     <a:xfrm>
                       <a:off x="0" y="0"/>
-                      <a:ext cx="6217920" cy="1732018"/>
+                      <a:ext cx="6217920" cy="1618264"/>
                     </a:xfrm>
                     <a:prstGeom prst="rect"/>
                   </pic:spPr>

--- a/docs/HPV_tables_figures_v2.docx
+++ b/docs/HPV_tables_figures_v2.docx
@@ -17,7 +17,7 @@
       <w:r>
         <w:drawing>
           <wp:inline xmlns:a="http://schemas.openxmlformats.org/drawingml/2006/main" xmlns:pic="http://schemas.openxmlformats.org/drawingml/2006/picture">
-            <wp:extent cx="5669280" cy="4108928"/>
+            <wp:extent cx="5669280" cy="4001845"/>
             <wp:docPr id="1" name="Picture 1"/>
             <wp:cNvGraphicFramePr>
               <a:graphicFrameLocks noChangeAspect="1"/>
@@ -38,7 +38,7 @@
                   <pic:spPr>
                     <a:xfrm>
                       <a:off x="0" y="0"/>
-                      <a:ext cx="5669280" cy="4108928"/>
+                      <a:ext cx="5669280" cy="4001845"/>
                     </a:xfrm>
                     <a:prstGeom prst="rect"/>
                   </pic:spPr>

--- a/docs/HPV_tables_figures_v2.docx
+++ b/docs/HPV_tables_figures_v2.docx
@@ -182,7 +182,7 @@
       <w:r>
         <w:drawing>
           <wp:inline xmlns:a="http://schemas.openxmlformats.org/drawingml/2006/main" xmlns:pic="http://schemas.openxmlformats.org/drawingml/2006/picture">
-            <wp:extent cx="6217920" cy="1618264"/>
+            <wp:extent cx="6217920" cy="1840366"/>
             <wp:docPr id="4" name="Picture 4"/>
             <wp:cNvGraphicFramePr>
               <a:graphicFrameLocks noChangeAspect="1"/>
@@ -203,7 +203,7 @@
                   <pic:spPr>
                     <a:xfrm>
                       <a:off x="0" y="0"/>
-                      <a:ext cx="6217920" cy="1618264"/>
+                      <a:ext cx="6217920" cy="1840366"/>
                     </a:xfrm>
                     <a:prstGeom prst="rect"/>
                   </pic:spPr>
@@ -222,7 +222,7 @@
         <w:t>Figure 4</w:t>
       </w:r>
       <w:r>
-        <w:t>. Cohort B subgroup analyses — combined table-with-forest plot for both co-primary outcomes. (a) lesion recurrence (HR &lt; 1 favours vaccination); (b) hr-HPV clearance (HR &gt; 1 favours vaccination). Strata: Overall, age at index (&lt;40 / 40–49 / ≥50), vaccine type (Gardasil 9 / Cervarix / quadrivalent Gardasil). Likelihood-ratio P values for age × vaccination and vaccine-type × vaccination interaction terms are reported beneath each subgroup section.</w:t>
+        <w:t>. Cohort B subgroup analyses — combined table-with-forest plot for both co-primary outcomes. (a) lesion recurrence (HR &lt; 1 favours vaccination); (b) hr-HPV clearance (HR &gt; 1 favours vaccination). Strata: Overall, age at index (&lt;40 / 40–49 / ≥50), vaccine type (Gardasil 9 / Cervarix / quadrivalent Gardasil). Likelihood-ratio P values for age × vaccination and vaccine-type × vaccination interaction terms are reported beneath each subgroup section. Subgroups with fewer than five events across the two arms are marked NE (not estimable) with the hazard ratio suppressed — applicable to the ≥50-year stratum for hr-HPV clearance (2/5 vaccinated, 1/6 controls).</w:t>
       </w:r>
     </w:p>
     <w:p>

--- a/docs/HPV_tables_figures_v2.docx
+++ b/docs/HPV_tables_figures_v2.docx
@@ -182,7 +182,7 @@
       <w:r>
         <w:drawing>
           <wp:inline xmlns:a="http://schemas.openxmlformats.org/drawingml/2006/main" xmlns:pic="http://schemas.openxmlformats.org/drawingml/2006/picture">
-            <wp:extent cx="6217920" cy="1840366"/>
+            <wp:extent cx="6217920" cy="1795783"/>
             <wp:docPr id="4" name="Picture 4"/>
             <wp:cNvGraphicFramePr>
               <a:graphicFrameLocks noChangeAspect="1"/>
@@ -203,7 +203,7 @@
                   <pic:spPr>
                     <a:xfrm>
                       <a:off x="0" y="0"/>
-                      <a:ext cx="6217920" cy="1840366"/>
+                      <a:ext cx="6217920" cy="1795783"/>
                     </a:xfrm>
                     <a:prstGeom prst="rect"/>
                   </pic:spPr>
